--- a/docs/user-manual/DetectKB-User-Manual.docx
+++ b/docs/user-manual/DetectKB-User-Manual.docx
@@ -10781,7 +10781,39 @@
           <w:rFonts w:ascii="Segoe UI" w:cs="Tahoma" w:eastAsia="Segoe UI" w:hAnsi="Segoe UI"/>
           <w:rtl/>
         </w:rPr>
-        <w:t xml:space="preserve"> انتخاب کنید. سامانه کوتاه‌ترین مسیرهای بینشان را نشان می‌دهد، مثلاً «این ابزار از طریق کدام قوانین به این تکنیک می‌رسد؟». تگ‌ها و دسته‌ها به‌عنوان گره میانی حساب نمی‌شوند. با کلیک روی هر گره مسیر، نمای Explore از آن گره شروع می‌شود. دکمه‌ی ⇄ مبدأ و مقصد را جابه‌جا می‌کند.</w:t>
+        <w:t xml:space="preserve"> انتخاب کنید. سامانه کوتاه‌ترین مسیرهای بینشان را نشان می‌دهد، مثلاً «این ابزار از طریق کدام قوانین به این تکنیک می‌رسد؟». روی هر قدم نوع رابطه نوشته شده است، مثل </w:t>
+      </w:r>
+      <w:r>
+        <w:rPr>
+          <w:rFonts w:ascii="Segoe UI" w:cs="Tahoma" w:eastAsia="Segoe UI" w:hAnsi="Segoe UI"/>
+          <w:b/>
+          <w:bCs/>
+          <w:rtl w:val="false"/>
+        </w:rPr>
+        <w:t xml:space="preserve">detects</w:t>
+      </w:r>
+      <w:r>
+        <w:rPr>
+          <w:rFonts w:ascii="Segoe UI" w:cs="Tahoma" w:eastAsia="Segoe UI" w:hAnsi="Segoe UI"/>
+          <w:rtl/>
+        </w:rPr>
+        <w:t xml:space="preserve"> (قانون، تکنیک را تشخیص می‌دهد) یا </w:t>
+      </w:r>
+      <w:r>
+        <w:rPr>
+          <w:rFonts w:ascii="Segoe UI" w:cs="Tahoma" w:eastAsia="Segoe UI" w:hAnsi="Segoe UI"/>
+          <w:b/>
+          <w:bCs/>
+          <w:rtl w:val="false"/>
+        </w:rPr>
+        <w:t xml:space="preserve">mentions</w:t>
+      </w:r>
+      <w:r>
+        <w:rPr>
+          <w:rFonts w:ascii="Segoe UI" w:cs="Tahoma" w:eastAsia="Segoe UI" w:hAnsi="Segoe UI"/>
+          <w:rtl/>
+        </w:rPr>
+        <w:t xml:space="preserve"> (قانون به ابزار اشاره می‌کند). با کلیک روی هر گره مسیر، نمای Explore از آن گره شروع می‌شود. دکمه‌ی ⇄ مبدأ و مقصد را جابه‌جا می‌کند.</w:t>
       </w:r>
     </w:p>
     <w:p>
@@ -10846,6 +10878,212 @@
           <w:rtl/>
         </w:rPr>
         <w:t xml:space="preserve">شکل ۲۷ — مسیرهای بین T1003.001 و rundll32.exe</w:t>
+      </w:r>
+    </w:p>
+    <w:p>
+      <w:pPr>
+        <w:bidi/>
+        <w:spacing w:after="120"/>
+        <w:jc w:val="both"/>
+      </w:pPr>
+      <w:r>
+        <w:rPr>
+          <w:rFonts w:ascii="Segoe UI" w:cs="Tahoma" w:eastAsia="Segoe UI" w:hAnsi="Segoe UI"/>
+          <w:rtl/>
+        </w:rPr>
+        <w:t xml:space="preserve">مسیرها فقط از روابط مدل تشخیص می‌گذرند:</w:t>
+      </w:r>
+    </w:p>
+    <w:p>
+      <w:pPr>
+        <w:pStyle w:val="ListParagraph"/>
+        <w:numPr>
+          <w:ilvl w:val="0"/>
+          <w:numId w:val="2"/>
+        </w:numPr>
+        <w:bidi/>
+        <w:spacing w:after="60"/>
+      </w:pPr>
+      <w:r>
+        <w:rPr>
+          <w:rFonts w:ascii="Segoe UI" w:cs="Tahoma" w:eastAsia="Segoe UI" w:hAnsi="Segoe UI"/>
+          <w:rtl/>
+        </w:rPr>
+        <w:t xml:space="preserve">ابزار — تکنیکی که برای آن به کار می‌رود (نگاشت LOLBAS و LOLDrivers)</w:t>
+      </w:r>
+    </w:p>
+    <w:p>
+      <w:pPr>
+        <w:pStyle w:val="ListParagraph"/>
+        <w:numPr>
+          <w:ilvl w:val="0"/>
+          <w:numId w:val="2"/>
+        </w:numPr>
+        <w:bidi/>
+        <w:spacing w:after="60"/>
+      </w:pPr>
+      <w:r>
+        <w:rPr>
+          <w:rFonts w:ascii="Segoe UI" w:cs="Tahoma" w:eastAsia="Segoe UI" w:hAnsi="Segoe UI"/>
+          <w:rtl/>
+        </w:rPr>
+        <w:t xml:space="preserve">قانون — تکنیکی که تشخیص می‌دهد، و ابزاری که در متنش آمده</w:t>
+      </w:r>
+    </w:p>
+    <w:p>
+      <w:pPr>
+        <w:pStyle w:val="ListParagraph"/>
+        <w:numPr>
+          <w:ilvl w:val="0"/>
+          <w:numId w:val="2"/>
+        </w:numPr>
+        <w:bidi/>
+        <w:spacing w:after="60"/>
+      </w:pPr>
+      <w:r>
+        <w:rPr>
+          <w:rFonts w:ascii="Segoe UI" w:cs="Tahoma" w:eastAsia="Segoe UI" w:hAnsi="Segoe UI"/>
+          <w:rtl/>
+        </w:rPr>
+        <w:t xml:space="preserve">قانون — رویداد Sysmon — منبع داده‌ای که آن رویداد را فراهم می‌کند</w:t>
+      </w:r>
+    </w:p>
+    <w:p>
+      <w:pPr>
+        <w:pStyle w:val="ListParagraph"/>
+        <w:numPr>
+          <w:ilvl w:val="0"/>
+          <w:numId w:val="2"/>
+        </w:numPr>
+        <w:bidi/>
+        <w:spacing w:after="60"/>
+      </w:pPr>
+      <w:r>
+        <w:rPr>
+          <w:rFonts w:ascii="Segoe UI" w:cs="Tahoma" w:eastAsia="Segoe UI" w:hAnsi="Segoe UI"/>
+          <w:rtl/>
+        </w:rPr>
+        <w:t xml:space="preserve">زیرتکنیک — تکنیک والد</w:t>
+      </w:r>
+    </w:p>
+    <w:p>
+      <w:pPr>
+        <w:bidi/>
+        <w:spacing w:after="120"/>
+        <w:jc w:val="both"/>
+      </w:pPr>
+      <w:r>
+        <w:rPr>
+          <w:rFonts w:ascii="Segoe UI" w:cs="Tahoma" w:eastAsia="Segoe UI" w:hAnsi="Segoe UI"/>
+          <w:rtl/>
+        </w:rPr>
+        <w:t xml:space="preserve">چند قاعده برای معتبر ماندن مسیرها:</w:t>
+      </w:r>
+    </w:p>
+    <w:p>
+      <w:pPr>
+        <w:pStyle w:val="ListParagraph"/>
+        <w:numPr>
+          <w:ilvl w:val="0"/>
+          <w:numId w:val="2"/>
+        </w:numPr>
+        <w:bidi/>
+        <w:spacing w:after="60"/>
+      </w:pPr>
+      <w:r>
+        <w:rPr>
+          <w:rFonts w:ascii="Segoe UI" w:cs="Tahoma" w:eastAsia="Segoe UI" w:hAnsi="Segoe UI"/>
+          <w:rtl/>
+        </w:rPr>
+        <w:t xml:space="preserve">تگ‌ها و دسته‌ها هیچ‌وقت گره میانی نیستند.</w:t>
+      </w:r>
+    </w:p>
+    <w:p>
+      <w:pPr>
+        <w:pStyle w:val="ListParagraph"/>
+        <w:numPr>
+          <w:ilvl w:val="0"/>
+          <w:numId w:val="2"/>
+        </w:numPr>
+        <w:bidi/>
+        <w:spacing w:after="60"/>
+      </w:pPr>
+      <w:r>
+        <w:rPr>
+          <w:rFonts w:ascii="Segoe UI" w:cs="Tahoma" w:eastAsia="Segoe UI" w:hAnsi="Segoe UI"/>
+          <w:rtl/>
+        </w:rPr>
+        <w:t xml:space="preserve">رویداد Sysmon فقط یک قانون را به یک منبع داده وصل می‌کند. دو قانونی که هر دو از یک رویداد استفاده می‌کنند، به این دلیل به هم مرتبط حساب نمی‌شوند.</w:t>
+      </w:r>
+    </w:p>
+    <w:p>
+      <w:pPr>
+        <w:pStyle w:val="ListParagraph"/>
+        <w:numPr>
+          <w:ilvl w:val="0"/>
+          <w:numId w:val="2"/>
+        </w:numPr>
+        <w:bidi/>
+        <w:spacing w:after="60"/>
+      </w:pPr>
+      <w:r>
+        <w:rPr>
+          <w:rFonts w:ascii="Segoe UI" w:cs="Tahoma" w:eastAsia="Segoe UI" w:hAnsi="Segoe UI"/>
+          <w:rtl/>
+        </w:rPr>
+        <w:t xml:space="preserve">قوانین deprecated به‌طور پیش‌فرض کنار گذاشته می‌شوند. با منوی وضعیت بالای صفحه می‌توانید فقط Production، Production + testing یا همه را انتخاب کنید.</w:t>
+      </w:r>
+    </w:p>
+    <w:p>
+      <w:pPr>
+        <w:pStyle w:val="ListParagraph"/>
+        <w:numPr>
+          <w:ilvl w:val="0"/>
+          <w:numId w:val="2"/>
+        </w:numPr>
+        <w:bidi/>
+        <w:spacing w:after="60"/>
+      </w:pPr>
+      <w:r>
+        <w:rPr>
+          <w:rFonts w:ascii="Segoe UI" w:cs="Tahoma" w:eastAsia="Segoe UI" w:hAnsi="Segoe UI"/>
+          <w:rtl/>
+        </w:rPr>
+        <w:t xml:space="preserve">لینک‌های ویکی و صفحات Concept و Note فقط با گزینه‌ی </w:t>
+      </w:r>
+      <w:r>
+        <w:rPr>
+          <w:rFonts w:ascii="Segoe UI" w:cs="Tahoma" w:eastAsia="Segoe UI" w:hAnsi="Segoe UI"/>
+          <w:b/>
+          <w:bCs/>
+          <w:rtl w:val="false"/>
+        </w:rPr>
+        <w:t xml:space="preserve">Use wiki links</w:t>
+      </w:r>
+      <w:r>
+        <w:rPr>
+          <w:rFonts w:ascii="Segoe UI" w:cs="Tahoma" w:eastAsia="Segoe UI" w:hAnsi="Segoe UI"/>
+          <w:rtl/>
+        </w:rPr>
+        <w:t xml:space="preserve"> در مسیر می‌آیند. خود گره‌هایی که انتخاب کرده‌اید همیشه می‌توانند از لینک‌هایشان استفاده کنند. اگر مسیری پیدا نشود ولی با لینک‌های ویکی پیدا شود، سامانه پیشنهادش را می‌دهد.</w:t>
+      </w:r>
+    </w:p>
+    <w:p>
+      <w:pPr>
+        <w:pStyle w:val="ListParagraph"/>
+        <w:numPr>
+          <w:ilvl w:val="0"/>
+          <w:numId w:val="2"/>
+        </w:numPr>
+        <w:bidi/>
+        <w:spacing w:after="60"/>
+      </w:pPr>
+      <w:r>
+        <w:rPr>
+          <w:rFonts w:ascii="Segoe UI" w:cs="Tahoma" w:eastAsia="Segoe UI" w:hAnsi="Segoe UI"/>
+          <w:rtl/>
+        </w:rPr>
+        <w:t xml:space="preserve">از بین کوتاه‌ترین مسیرها، مسیرهایی انتخاب می‌شوند که کمترین هم‌پوشانی را داشته باشند، تا حداکثر ۸ مسیر متفاوت ببینید.</w:t>
       </w:r>
     </w:p>
     <w:p>

--- a/docs/user-manual/DetectKB-User-Manual.docx
+++ b/docs/user-manual/DetectKB-User-Manual.docx
@@ -305,7 +305,7 @@
           <w:szCs w:val="23"/>
           <w:rtl/>
         </w:rPr>
-        <w:t xml:space="preserve">    ابزارهای مهاجم</w:t>
+        <w:t xml:space="preserve">    منابع لاگ</w:t>
       </w:r>
     </w:p>
     <w:p>
@@ -334,7 +334,7 @@
           <w:szCs w:val="23"/>
           <w:rtl/>
         </w:rPr>
-        <w:t xml:space="preserve">    گراف دانش</w:t>
+        <w:t xml:space="preserve">    ابزارهای مهاجم</w:t>
       </w:r>
     </w:p>
     <w:p>
@@ -363,7 +363,7 @@
           <w:szCs w:val="23"/>
           <w:rtl/>
         </w:rPr>
-        <w:t xml:space="preserve">    صفحات دانش</w:t>
+        <w:t xml:space="preserve">    گروه‌های تهدید و بدافزارها</w:t>
       </w:r>
     </w:p>
     <w:p>
@@ -392,7 +392,7 @@
           <w:szCs w:val="23"/>
           <w:rtl/>
         </w:rPr>
-        <w:t xml:space="preserve">    جست‌وجو و مستندسازی</w:t>
+        <w:t xml:space="preserve">    سناریوهای تحلیلی Splunk</w:t>
       </w:r>
     </w:p>
     <w:p>
@@ -421,7 +421,7 @@
           <w:szCs w:val="23"/>
           <w:rtl/>
         </w:rPr>
-        <w:t xml:space="preserve">    مدیریت سامانه</w:t>
+        <w:t xml:space="preserve">    گراف دانش</w:t>
       </w:r>
     </w:p>
     <w:p>
@@ -450,7 +450,7 @@
           <w:szCs w:val="23"/>
           <w:rtl/>
         </w:rPr>
-        <w:t xml:space="preserve">    میانبرهای صفحه‌کلید و ظاهر</w:t>
+        <w:t xml:space="preserve">    صفحات دانش</w:t>
       </w:r>
     </w:p>
     <w:p>
@@ -471,6 +471,93 @@
           <w:rtl/>
         </w:rPr>
         <w:t xml:space="preserve">فصل ۱۳</w:t>
+      </w:r>
+      <w:r>
+        <w:rPr>
+          <w:rFonts w:ascii="Segoe UI" w:cs="Tahoma" w:eastAsia="Segoe UI" w:hAnsi="Segoe UI"/>
+          <w:sz w:val="23"/>
+          <w:szCs w:val="23"/>
+          <w:rtl/>
+        </w:rPr>
+        <w:t xml:space="preserve">    جست‌وجو و مستندسازی</w:t>
+      </w:r>
+    </w:p>
+    <w:p>
+      <w:pPr>
+        <w:pBdr>
+          <w:bottom w:val="dotted" w:color="C9D2DC" w:sz="4" w:space="4"/>
+        </w:pBdr>
+        <w:bidi/>
+        <w:spacing w:after="90"/>
+      </w:pPr>
+      <w:r>
+        <w:rPr>
+          <w:rFonts w:ascii="Segoe UI" w:cs="Tahoma" w:eastAsia="Segoe UI" w:hAnsi="Segoe UI"/>
+          <w:b/>
+          <w:bCs/>
+          <w:sz w:val="23"/>
+          <w:szCs w:val="23"/>
+          <w:rtl/>
+        </w:rPr>
+        <w:t xml:space="preserve">فصل ۱۴</w:t>
+      </w:r>
+      <w:r>
+        <w:rPr>
+          <w:rFonts w:ascii="Segoe UI" w:cs="Tahoma" w:eastAsia="Segoe UI" w:hAnsi="Segoe UI"/>
+          <w:sz w:val="23"/>
+          <w:szCs w:val="23"/>
+          <w:rtl/>
+        </w:rPr>
+        <w:t xml:space="preserve">    مدیریت سامانه</w:t>
+      </w:r>
+    </w:p>
+    <w:p>
+      <w:pPr>
+        <w:pBdr>
+          <w:bottom w:val="dotted" w:color="C9D2DC" w:sz="4" w:space="4"/>
+        </w:pBdr>
+        <w:bidi/>
+        <w:spacing w:after="90"/>
+      </w:pPr>
+      <w:r>
+        <w:rPr>
+          <w:rFonts w:ascii="Segoe UI" w:cs="Tahoma" w:eastAsia="Segoe UI" w:hAnsi="Segoe UI"/>
+          <w:b/>
+          <w:bCs/>
+          <w:sz w:val="23"/>
+          <w:szCs w:val="23"/>
+          <w:rtl/>
+        </w:rPr>
+        <w:t xml:space="preserve">فصل ۱۵</w:t>
+      </w:r>
+      <w:r>
+        <w:rPr>
+          <w:rFonts w:ascii="Segoe UI" w:cs="Tahoma" w:eastAsia="Segoe UI" w:hAnsi="Segoe UI"/>
+          <w:sz w:val="23"/>
+          <w:szCs w:val="23"/>
+          <w:rtl/>
+        </w:rPr>
+        <w:t xml:space="preserve">    میانبرهای صفحه‌کلید و ظاهر</w:t>
+      </w:r>
+    </w:p>
+    <w:p>
+      <w:pPr>
+        <w:pBdr>
+          <w:bottom w:val="dotted" w:color="C9D2DC" w:sz="4" w:space="4"/>
+        </w:pBdr>
+        <w:bidi/>
+        <w:spacing w:after="90"/>
+      </w:pPr>
+      <w:r>
+        <w:rPr>
+          <w:rFonts w:ascii="Segoe UI" w:cs="Tahoma" w:eastAsia="Segoe UI" w:hAnsi="Segoe UI"/>
+          <w:b/>
+          <w:bCs/>
+          <w:sz w:val="23"/>
+          <w:szCs w:val="23"/>
+          <w:rtl/>
+        </w:rPr>
+        <w:t xml:space="preserve">فصل ۱۶</w:t>
       </w:r>
       <w:r>
         <w:rPr>
@@ -4149,7 +4236,7 @@
                 <w:rFonts w:ascii="Segoe UI" w:cs="Tahoma" w:eastAsia="Segoe UI" w:hAnsi="Segoe UI"/>
                 <w:rtl/>
               </w:rPr>
-              <w:t xml:space="preserve">حذف گروهی قابل بازگشت نیست. صفحه‌ی قانون، کوئری‌ها، لینک‌ها و تاریخچه‌اش حذف می‌شوند. اگر مطمئن نیستید، قبل از حذف پشتیبان بگیرید (فصل ۱۱).</w:t>
+              <w:t xml:space="preserve">حذف گروهی قابل بازگشت نیست. صفحه‌ی قانون، کوئری‌ها، لینک‌ها و تاریخچه‌اش حذف می‌شوند. اگر مطمئن نیستید، قبل از حذف پشتیبان بگیرید (فصل ۱۴).</w:t>
             </w:r>
           </w:p>
         </w:tc>
@@ -5613,7 +5700,7 @@
           <w:rFonts w:ascii="Segoe UI" w:cs="Tahoma" w:eastAsia="Segoe UI" w:hAnsi="Segoe UI"/>
           <w:rtl/>
         </w:rPr>
-        <w:t xml:space="preserve"> تایپ کنید (فصل ۹).</w:t>
+        <w:t xml:space="preserve"> تایپ کنید (فصل ۱۲).</w:t>
       </w:r>
     </w:p>
     <w:p>
@@ -8771,6 +8858,336 @@
         <w:t xml:space="preserve">شکل ۱۹ — جزئیات تکنیک T1003 و زیرتکنیک‌های آن</w:t>
       </w:r>
     </w:p>
+    <w:p>
+      <w:pPr>
+        <w:bidi/>
+        <w:spacing w:after="120"/>
+        <w:jc w:val="both"/>
+      </w:pPr>
+      <w:r>
+        <w:rPr>
+          <w:rFonts w:ascii="Segoe UI" w:cs="Tahoma" w:eastAsia="Segoe UI" w:hAnsi="Segoe UI"/>
+          <w:rtl/>
+        </w:rPr>
+        <w:t xml:space="preserve">زیر فهرست قوانین، اطلاعات دفاعی و تهدیدی همان تکنیک آمده است:</w:t>
+      </w:r>
+    </w:p>
+    <w:p>
+      <w:pPr>
+        <w:pStyle w:val="ListParagraph"/>
+        <w:numPr>
+          <w:ilvl w:val="0"/>
+          <w:numId w:val="2"/>
+        </w:numPr>
+        <w:bidi/>
+        <w:spacing w:after="60"/>
+      </w:pPr>
+      <w:r>
+        <w:rPr>
+          <w:rFonts w:ascii="Segoe UI" w:cs="Tahoma" w:eastAsia="Segoe UI" w:hAnsi="Segoe UI"/>
+          <w:b/>
+          <w:bCs/>
+          <w:rtl w:val="false"/>
+        </w:rPr>
+        <w:t xml:space="preserve">ATT&amp;CK mitigations:</w:t>
+      </w:r>
+      <w:r>
+        <w:rPr>
+          <w:rFonts w:ascii="Segoe UI" w:cs="Tahoma" w:eastAsia="Segoe UI" w:hAnsi="Segoe UI"/>
+          <w:rtl/>
+        </w:rPr>
+        <w:t xml:space="preserve"> کنترل‌های پیشگیرانه‌ای که MITRE برای این تکنیک پیشنهاد می‌کند، مثل Credential Access Protection. ماوس را روی هر مورد نگه دارید تا توضیحش را ببینید؛ با کلیک، صفحه‌ی آن در سایت MITRE باز می‌شود.</w:t>
+      </w:r>
+    </w:p>
+    <w:p>
+      <w:pPr>
+        <w:pStyle w:val="ListParagraph"/>
+        <w:numPr>
+          <w:ilvl w:val="0"/>
+          <w:numId w:val="2"/>
+        </w:numPr>
+        <w:bidi/>
+        <w:spacing w:after="60"/>
+      </w:pPr>
+      <w:r>
+        <w:rPr>
+          <w:rFonts w:ascii="Segoe UI" w:cs="Tahoma" w:eastAsia="Segoe UI" w:hAnsi="Segoe UI"/>
+          <w:b/>
+          <w:bCs/>
+          <w:rtl w:val="false"/>
+        </w:rPr>
+        <w:t xml:space="preserve">D3FEND countermeasures:</w:t>
+      </w:r>
+      <w:r>
+        <w:rPr>
+          <w:rFonts w:ascii="Segoe UI" w:cs="Tahoma" w:eastAsia="Segoe UI" w:hAnsi="Segoe UI"/>
+          <w:rtl/>
+        </w:rPr>
+        <w:t xml:space="preserve"> اقدامات دفاعی D3FEND، دسته‌بندی‌شده بر اساس تاکتیک دفاعی (Harden، Detect، Isolate و …). این بخش هنگام باز کردن تکنیک از d3fend.mitre.org خوانده و ذخیره می‌شود. اگر سرور به اینترنت دسترسی نداشته باشد، به‌جای فهرست، لینک صفحه‌ی D3FEND آن تکنیک نمایش داده می‌شود.</w:t>
+      </w:r>
+    </w:p>
+    <w:p>
+      <w:pPr>
+        <w:pStyle w:val="ListParagraph"/>
+        <w:numPr>
+          <w:ilvl w:val="0"/>
+          <w:numId w:val="2"/>
+        </w:numPr>
+        <w:bidi/>
+        <w:spacing w:after="60"/>
+      </w:pPr>
+      <w:r>
+        <w:rPr>
+          <w:rFonts w:ascii="Segoe UI" w:cs="Tahoma" w:eastAsia="Segoe UI" w:hAnsi="Segoe UI"/>
+          <w:b/>
+          <w:bCs/>
+          <w:rtl w:val="false"/>
+        </w:rPr>
+        <w:t xml:space="preserve">Threat groups using it</w:t>
+      </w:r>
+      <w:r>
+        <w:rPr>
+          <w:rFonts w:ascii="Segoe UI" w:cs="Tahoma" w:eastAsia="Segoe UI" w:hAnsi="Segoe UI"/>
+          <w:rtl/>
+        </w:rPr>
+        <w:t xml:space="preserve"> و </w:t>
+      </w:r>
+      <w:r>
+        <w:rPr>
+          <w:rFonts w:ascii="Segoe UI" w:cs="Tahoma" w:eastAsia="Segoe UI" w:hAnsi="Segoe UI"/>
+          <w:b/>
+          <w:bCs/>
+          <w:rtl w:val="false"/>
+        </w:rPr>
+        <w:t xml:space="preserve">Malware &amp; tools using it:</w:t>
+      </w:r>
+      <w:r>
+        <w:rPr>
+          <w:rFonts w:ascii="Segoe UI" w:cs="Tahoma" w:eastAsia="Segoe UI" w:hAnsi="Segoe UI"/>
+          <w:rtl/>
+        </w:rPr>
+        <w:t xml:space="preserve"> گروه‌های مهاجم و بدافزارها و ابزارهایی که طبق ATT&amp;CK از این تکنیک استفاده کرده‌اند. با کلیک روی هر کدام، صفحه‌ی پوشش آن باز می‌شود (فصل ۹).</w:t>
+      </w:r>
+    </w:p>
+    <w:p>
+      <w:pPr>
+        <w:keepNext/>
+        <w:spacing w:after="60" w:before="160" w:line="240" w:lineRule="auto"/>
+        <w:jc w:val="center"/>
+      </w:pPr>
+      <w:r>
+        <w:drawing>
+          <wp:inline distT="0" distB="0" distL="0" distR="0">
+            <wp:extent cx="5810250" cy="4086225"/>
+            <wp:effectExtent t="0" r="0" b="0" l="0"/>
+            <wp:docPr id="20" name="" descr="" title=""/>
+            <wp:cNvGraphicFramePr>
+              <a:graphicFrameLocks xmlns:a="http://schemas.openxmlformats.org/drawingml/2006/main" noChangeAspect="1"/>
+            </wp:cNvGraphicFramePr>
+            <a:graphic xmlns:a="http://schemas.openxmlformats.org/drawingml/2006/main">
+              <a:graphicData uri="http://schemas.openxmlformats.org/drawingml/2006/picture">
+                <pic:pic xmlns:pic="http://schemas.openxmlformats.org/drawingml/2006/picture">
+                  <pic:nvPicPr>
+                    <pic:cNvPr id="0" name="" descr=""/>
+                    <pic:cNvPicPr>
+                      <a:picLocks noChangeAspect="1" noChangeArrowheads="1"/>
+                    </pic:cNvPicPr>
+                  </pic:nvPicPr>
+                  <pic:blipFill>
+                    <a:blip r:embed="rId30" cstate="none"/>
+                    <a:srcRect/>
+                    <a:stretch>
+                      <a:fillRect/>
+                    </a:stretch>
+                  </pic:blipFill>
+                  <pic:spPr bwMode="auto">
+                    <a:xfrm>
+                      <a:off x="0" y="0"/>
+                      <a:ext cx="5810250" cy="4086225"/>
+                    </a:xfrm>
+                    <a:prstGeom prst="rect">
+                      <a:avLst/>
+                    </a:prstGeom>
+                  </pic:spPr>
+                </pic:pic>
+              </a:graphicData>
+            </a:graphic>
+          </wp:inline>
+        </w:drawing>
+      </w:r>
+    </w:p>
+    <w:p>
+      <w:pPr>
+        <w:bidi/>
+        <w:spacing w:after="220"/>
+        <w:jc w:val="center"/>
+      </w:pPr>
+      <w:r>
+        <w:rPr>
+          <w:rFonts w:ascii="Segoe UI" w:cs="Tahoma" w:eastAsia="Segoe UI" w:hAnsi="Segoe UI"/>
+          <w:color w:val="5B6878"/>
+          <w:sz w:val="18"/>
+          <w:szCs w:val="18"/>
+          <w:rtl/>
+        </w:rPr>
+        <w:t xml:space="preserve">شکل ۲۰ — کاهش‌دهنده‌ها، اقدامات D3FEND و گروه‌هایی که از T1003 استفاده می‌کنند</w:t>
+      </w:r>
+    </w:p>
+    <w:p>
+      <w:pPr>
+        <w:pStyle w:val="Heading2"/>
+        <w:bidi/>
+      </w:pPr>
+      <w:r>
+        <w:rPr>
+          <w:rFonts w:ascii="Segoe UI" w:cs="Tahoma" w:eastAsia="Segoe UI" w:hAnsi="Segoe UI"/>
+          <w:rtl/>
+        </w:rPr>
+        <w:t xml:space="preserve">نمایش تکنیک‌های یک گروه مهاجم روی ماتریس</w:t>
+      </w:r>
+    </w:p>
+    <w:p>
+      <w:pPr>
+        <w:bidi/>
+        <w:spacing w:after="120"/>
+        <w:jc w:val="both"/>
+      </w:pPr>
+      <w:r>
+        <w:rPr>
+          <w:rFonts w:ascii="Segoe UI" w:cs="Tahoma" w:eastAsia="Segoe UI" w:hAnsi="Segoe UI"/>
+          <w:rtl/>
+        </w:rPr>
+        <w:t xml:space="preserve">از منوی </w:t>
+      </w:r>
+      <w:r>
+        <w:rPr>
+          <w:rFonts w:ascii="Segoe UI" w:cs="Tahoma" w:eastAsia="Segoe UI" w:hAnsi="Segoe UI"/>
+          <w:b/>
+          <w:bCs/>
+          <w:rtl w:val="false"/>
+        </w:rPr>
+        <w:t xml:space="preserve">Highlight a threat group…</w:t>
+      </w:r>
+      <w:r>
+        <w:rPr>
+          <w:rFonts w:ascii="Segoe UI" w:cs="Tahoma" w:eastAsia="Segoe UI" w:hAnsi="Segoe UI"/>
+          <w:rtl/>
+        </w:rPr>
+        <w:t xml:space="preserve"> بالای صفحه یک گروه را انتخاب کنید (یا از صفحه‌ی گروه، </w:t>
+      </w:r>
+      <w:r>
+        <w:rPr>
+          <w:rFonts w:ascii="Segoe UI" w:cs="Tahoma" w:eastAsia="Segoe UI" w:hAnsi="Segoe UI"/>
+          <w:b/>
+          <w:bCs/>
+          <w:rtl w:val="false"/>
+        </w:rPr>
+        <w:t xml:space="preserve">In the ATT&amp;CK matrix</w:t>
+      </w:r>
+      <w:r>
+        <w:rPr>
+          <w:rFonts w:ascii="Segoe UI" w:cs="Tahoma" w:eastAsia="Segoe UI" w:hAnsi="Segoe UI"/>
+          <w:rtl/>
+        </w:rPr>
+        <w:t xml:space="preserve"> را بزنید). تکنیک‌هایی که آن گروه استفاده می‌کند روشن می‌مانند و بقیه کم‌رنگ می‌شوند. تکنیک‌های آن گروه که هیچ قانونی ندارند </w:t>
+      </w:r>
+      <w:r>
+        <w:rPr>
+          <w:rFonts w:ascii="Segoe UI" w:cs="Tahoma" w:eastAsia="Segoe UI" w:hAnsi="Segoe UI"/>
+          <w:b/>
+          <w:bCs/>
+          <w:rtl/>
+        </w:rPr>
+        <w:t xml:space="preserve">کادر قرمز</w:t>
+      </w:r>
+      <w:r>
+        <w:rPr>
+          <w:rFonts w:ascii="Segoe UI" w:cs="Tahoma" w:eastAsia="Segoe UI" w:hAnsi="Segoe UI"/>
+          <w:rtl/>
+        </w:rPr>
+        <w:t xml:space="preserve"> می‌گیرند؛ این‌ها شکاف‌های شما در برابر همان گروه‌اند. کادر بالای ماتریس درصد پوشش را نشان می‌دهد و </w:t>
+      </w:r>
+      <w:r>
+        <w:rPr>
+          <w:rFonts w:ascii="Segoe UI" w:cs="Tahoma" w:eastAsia="Segoe UI" w:hAnsi="Segoe UI"/>
+          <w:b/>
+          <w:bCs/>
+          <w:rtl w:val="false"/>
+        </w:rPr>
+        <w:t xml:space="preserve">Clear</w:t>
+      </w:r>
+      <w:r>
+        <w:rPr>
+          <w:rFonts w:ascii="Segoe UI" w:cs="Tahoma" w:eastAsia="Segoe UI" w:hAnsi="Segoe UI"/>
+          <w:rtl/>
+        </w:rPr>
+        <w:t xml:space="preserve"> حالت عادی را برمی‌گرداند.</w:t>
+      </w:r>
+    </w:p>
+    <w:p>
+      <w:pPr>
+        <w:keepNext/>
+        <w:spacing w:after="60" w:before="160" w:line="240" w:lineRule="auto"/>
+        <w:jc w:val="center"/>
+      </w:pPr>
+      <w:r>
+        <w:drawing>
+          <wp:inline distT="0" distB="0" distL="0" distR="0">
+            <wp:extent cx="5810250" cy="4086225"/>
+            <wp:effectExtent t="0" r="0" b="0" l="0"/>
+            <wp:docPr id="21" name="" descr="" title=""/>
+            <wp:cNvGraphicFramePr>
+              <a:graphicFrameLocks xmlns:a="http://schemas.openxmlformats.org/drawingml/2006/main" noChangeAspect="1"/>
+            </wp:cNvGraphicFramePr>
+            <a:graphic xmlns:a="http://schemas.openxmlformats.org/drawingml/2006/main">
+              <a:graphicData uri="http://schemas.openxmlformats.org/drawingml/2006/picture">
+                <pic:pic xmlns:pic="http://schemas.openxmlformats.org/drawingml/2006/picture">
+                  <pic:nvPicPr>
+                    <pic:cNvPr id="0" name="" descr=""/>
+                    <pic:cNvPicPr>
+                      <a:picLocks noChangeAspect="1" noChangeArrowheads="1"/>
+                    </pic:cNvPicPr>
+                  </pic:nvPicPr>
+                  <pic:blipFill>
+                    <a:blip r:embed="rId31" cstate="none"/>
+                    <a:srcRect/>
+                    <a:stretch>
+                      <a:fillRect/>
+                    </a:stretch>
+                  </pic:blipFill>
+                  <pic:spPr bwMode="auto">
+                    <a:xfrm>
+                      <a:off x="0" y="0"/>
+                      <a:ext cx="5810250" cy="4086225"/>
+                    </a:xfrm>
+                    <a:prstGeom prst="rect">
+                      <a:avLst/>
+                    </a:prstGeom>
+                  </pic:spPr>
+                </pic:pic>
+              </a:graphicData>
+            </a:graphic>
+          </wp:inline>
+        </w:drawing>
+      </w:r>
+    </w:p>
+    <w:p>
+      <w:pPr>
+        <w:bidi/>
+        <w:spacing w:after="220"/>
+        <w:jc w:val="center"/>
+      </w:pPr>
+      <w:r>
+        <w:rPr>
+          <w:rFonts w:ascii="Segoe UI" w:cs="Tahoma" w:eastAsia="Segoe UI" w:hAnsi="Segoe UI"/>
+          <w:color w:val="5B6878"/>
+          <w:sz w:val="18"/>
+          <w:szCs w:val="18"/>
+          <w:rtl/>
+        </w:rPr>
+        <w:t xml:space="preserve">شکل ۲۱ — تکنیک‌های گروه OilRig (APT34) روی ماتریس پوشش</w:t>
+      </w:r>
+    </w:p>
     <w:tbl>
       <w:tblPr>
         <w:bidiVisual/>
@@ -8901,398 +9318,6 @@
           <wp:inline distT="0" distB="0" distL="0" distR="0">
             <wp:extent cx="5810250" cy="4086225"/>
             <wp:effectExtent t="0" r="0" b="0" l="0"/>
-            <wp:docPr id="20" name="" descr="" title=""/>
-            <wp:cNvGraphicFramePr>
-              <a:graphicFrameLocks xmlns:a="http://schemas.openxmlformats.org/drawingml/2006/main" noChangeAspect="1"/>
-            </wp:cNvGraphicFramePr>
-            <a:graphic xmlns:a="http://schemas.openxmlformats.org/drawingml/2006/main">
-              <a:graphicData uri="http://schemas.openxmlformats.org/drawingml/2006/picture">
-                <pic:pic xmlns:pic="http://schemas.openxmlformats.org/drawingml/2006/picture">
-                  <pic:nvPicPr>
-                    <pic:cNvPr id="0" name="" descr=""/>
-                    <pic:cNvPicPr>
-                      <a:picLocks noChangeAspect="1" noChangeArrowheads="1"/>
-                    </pic:cNvPicPr>
-                  </pic:nvPicPr>
-                  <pic:blipFill>
-                    <a:blip r:embed="rId30" cstate="none"/>
-                    <a:srcRect/>
-                    <a:stretch>
-                      <a:fillRect/>
-                    </a:stretch>
-                  </pic:blipFill>
-                  <pic:spPr bwMode="auto">
-                    <a:xfrm>
-                      <a:off x="0" y="0"/>
-                      <a:ext cx="5810250" cy="4086225"/>
-                    </a:xfrm>
-                    <a:prstGeom prst="rect">
-                      <a:avLst/>
-                    </a:prstGeom>
-                  </pic:spPr>
-                </pic:pic>
-              </a:graphicData>
-            </a:graphic>
-          </wp:inline>
-        </w:drawing>
-      </w:r>
-    </w:p>
-    <w:p>
-      <w:pPr>
-        <w:bidi/>
-        <w:spacing w:after="220"/>
-        <w:jc w:val="center"/>
-      </w:pPr>
-      <w:r>
-        <w:rPr>
-          <w:rFonts w:ascii="Segoe UI" w:cs="Tahoma" w:eastAsia="Segoe UI" w:hAnsi="Segoe UI"/>
-          <w:color w:val="5B6878"/>
-          <w:sz w:val="18"/>
-          <w:szCs w:val="18"/>
-          <w:rtl/>
-        </w:rPr>
-        <w:t xml:space="preserve">شکل ۲۰ — فهرست رویدادهای Sysmon</w:t>
-      </w:r>
-    </w:p>
-    <w:p>
-      <w:pPr>
-        <w:pStyle w:val="ListParagraph"/>
-        <w:numPr>
-          <w:ilvl w:val="0"/>
-          <w:numId w:val="2"/>
-        </w:numPr>
-        <w:bidi/>
-        <w:spacing w:after="60"/>
-      </w:pPr>
-      <w:r>
-        <w:rPr>
-          <w:rFonts w:ascii="Segoe UI" w:cs="Tahoma" w:eastAsia="Segoe UI" w:hAnsi="Segoe UI"/>
-          <w:rtl/>
-        </w:rPr>
-        <w:t xml:space="preserve">هر کارت: شماره‌ی رویداد (EID)، نام، دسته، ارزش تشخیصی (high، medium، low) و تعداد قوانین و منابع داده‌ی وابسته.</w:t>
-      </w:r>
-    </w:p>
-    <w:p>
-      <w:pPr>
-        <w:pStyle w:val="ListParagraph"/>
-        <w:numPr>
-          <w:ilvl w:val="0"/>
-          <w:numId w:val="2"/>
-        </w:numPr>
-        <w:bidi/>
-        <w:spacing w:after="60"/>
-      </w:pPr>
-      <w:r>
-        <w:rPr>
-          <w:rFonts w:ascii="Segoe UI" w:cs="Tahoma" w:eastAsia="Segoe UI" w:hAnsi="Segoe UI"/>
-          <w:rtl/>
-        </w:rPr>
-        <w:t xml:space="preserve">جست‌وجو در نام، توضیح، تکنیک‌ها و نکته‌ها. فیلتر دسته‌ها (Process، Network، Registry و …).</w:t>
-      </w:r>
-    </w:p>
-    <w:p>
-      <w:pPr>
-        <w:pStyle w:val="ListParagraph"/>
-        <w:numPr>
-          <w:ilvl w:val="0"/>
-          <w:numId w:val="2"/>
-        </w:numPr>
-        <w:bidi/>
-        <w:spacing w:after="60"/>
-      </w:pPr>
-      <w:r>
-        <w:rPr>
-          <w:rFonts w:ascii="Segoe UI" w:cs="Tahoma" w:eastAsia="Segoe UI" w:hAnsi="Segoe UI"/>
-          <w:b/>
-          <w:bCs/>
-          <w:rtl w:val="false"/>
-        </w:rPr>
-        <w:t xml:space="preserve">With rules</w:t>
-      </w:r>
-      <w:r>
-        <w:rPr>
-          <w:rFonts w:ascii="Segoe UI" w:cs="Tahoma" w:eastAsia="Segoe UI" w:hAnsi="Segoe UI"/>
-          <w:rtl/>
-        </w:rPr>
-        <w:t xml:space="preserve"> و </w:t>
-      </w:r>
-      <w:r>
-        <w:rPr>
-          <w:rFonts w:ascii="Segoe UI" w:cs="Tahoma" w:eastAsia="Segoe UI" w:hAnsi="Segoe UI"/>
-          <w:b/>
-          <w:bCs/>
-          <w:rtl w:val="false"/>
-        </w:rPr>
-        <w:t xml:space="preserve">No rules:</w:t>
-      </w:r>
-      <w:r>
-        <w:rPr>
-          <w:rFonts w:ascii="Segoe UI" w:cs="Tahoma" w:eastAsia="Segoe UI" w:hAnsi="Segoe UI"/>
-          <w:rtl/>
-        </w:rPr>
-        <w:t xml:space="preserve"> رویدادهای دارای قانون و بدون قانون.</w:t>
-      </w:r>
-    </w:p>
-    <w:p>
-      <w:pPr>
-        <w:bidi/>
-        <w:spacing w:after="120"/>
-        <w:jc w:val="both"/>
-      </w:pPr>
-      <w:r>
-        <w:rPr>
-          <w:rFonts w:ascii="Segoe UI" w:cs="Tahoma" w:eastAsia="Segoe UI" w:hAnsi="Segoe UI"/>
-          <w:rtl/>
-        </w:rPr>
-        <w:t xml:space="preserve">با کلیک روی هر کارت، جزئیات آن باز می‌شود: فهرست قوانین وابسته (با وضعیت و شدت)، منابع داده، فیلدهای کلیدی، نکته‌های تشخیص و تکنیک‌های مرتبط. اگر قوانین زیاد باشند، اول ۵۰ قانون نمایش داده می‌شود و </w:t>
-      </w:r>
-      <w:r>
-        <w:rPr>
-          <w:rFonts w:ascii="Segoe UI" w:cs="Tahoma" w:eastAsia="Segoe UI" w:hAnsi="Segoe UI"/>
-          <w:b/>
-          <w:bCs/>
-          <w:rtl w:val="false"/>
-        </w:rPr>
-        <w:t xml:space="preserve">Show all</w:t>
-      </w:r>
-      <w:r>
-        <w:rPr>
-          <w:rFonts w:ascii="Segoe UI" w:cs="Tahoma" w:eastAsia="Segoe UI" w:hAnsi="Segoe UI"/>
-          <w:rtl/>
-        </w:rPr>
-        <w:t xml:space="preserve"> بقیه را نشان می‌دهد.</w:t>
-      </w:r>
-    </w:p>
-    <w:p>
-      <w:pPr>
-        <w:keepNext/>
-        <w:spacing w:after="60" w:before="160" w:line="240" w:lineRule="auto"/>
-        <w:jc w:val="center"/>
-      </w:pPr>
-      <w:r>
-        <w:drawing>
-          <wp:inline distT="0" distB="0" distL="0" distR="0">
-            <wp:extent cx="5810250" cy="4086225"/>
-            <wp:effectExtent t="0" r="0" b="0" l="0"/>
-            <wp:docPr id="21" name="" descr="" title=""/>
-            <wp:cNvGraphicFramePr>
-              <a:graphicFrameLocks xmlns:a="http://schemas.openxmlformats.org/drawingml/2006/main" noChangeAspect="1"/>
-            </wp:cNvGraphicFramePr>
-            <a:graphic xmlns:a="http://schemas.openxmlformats.org/drawingml/2006/main">
-              <a:graphicData uri="http://schemas.openxmlformats.org/drawingml/2006/picture">
-                <pic:pic xmlns:pic="http://schemas.openxmlformats.org/drawingml/2006/picture">
-                  <pic:nvPicPr>
-                    <pic:cNvPr id="0" name="" descr=""/>
-                    <pic:cNvPicPr>
-                      <a:picLocks noChangeAspect="1" noChangeArrowheads="1"/>
-                    </pic:cNvPicPr>
-                  </pic:nvPicPr>
-                  <pic:blipFill>
-                    <a:blip r:embed="rId31" cstate="none"/>
-                    <a:srcRect/>
-                    <a:stretch>
-                      <a:fillRect/>
-                    </a:stretch>
-                  </pic:blipFill>
-                  <pic:spPr bwMode="auto">
-                    <a:xfrm>
-                      <a:off x="0" y="0"/>
-                      <a:ext cx="5810250" cy="4086225"/>
-                    </a:xfrm>
-                    <a:prstGeom prst="rect">
-                      <a:avLst/>
-                    </a:prstGeom>
-                  </pic:spPr>
-                </pic:pic>
-              </a:graphicData>
-            </a:graphic>
-          </wp:inline>
-        </w:drawing>
-      </w:r>
-    </w:p>
-    <w:p>
-      <w:pPr>
-        <w:bidi/>
-        <w:spacing w:after="220"/>
-        <w:jc w:val="center"/>
-      </w:pPr>
-      <w:r>
-        <w:rPr>
-          <w:rFonts w:ascii="Segoe UI" w:cs="Tahoma" w:eastAsia="Segoe UI" w:hAnsi="Segoe UI"/>
-          <w:color w:val="5B6878"/>
-          <w:sz w:val="18"/>
-          <w:szCs w:val="18"/>
-          <w:rtl/>
-        </w:rPr>
-        <w:t xml:space="preserve">شکل ۲۱ — جزئیات رویداد 10 (Process Access) و قوانین وابسته</w:t>
-      </w:r>
-    </w:p>
-    <w:p>
-      <w:pPr>
-        <w:bidi/>
-        <w:spacing w:after="120"/>
-        <w:jc w:val="both"/>
-      </w:pPr>
-      <w:r>
-        <w:rPr>
-          <w:rFonts w:ascii="Segoe UI" w:cs="Tahoma" w:eastAsia="Segoe UI" w:hAnsi="Segoe UI"/>
-          <w:rtl/>
-        </w:rPr>
-        <w:t xml:space="preserve">برچسب </w:t>
-      </w:r>
-      <w:r>
-        <w:rPr>
-          <w:rFonts w:ascii="Segoe UI" w:cs="Tahoma" w:eastAsia="Segoe UI" w:hAnsi="Segoe UI"/>
-          <w:b/>
-          <w:bCs/>
-          <w:rtl w:val="false"/>
-        </w:rPr>
-        <w:t xml:space="preserve">auto</w:t>
-      </w:r>
-      <w:r>
-        <w:rPr>
-          <w:rFonts w:ascii="Segoe UI" w:cs="Tahoma" w:eastAsia="Segoe UI" w:hAnsi="Segoe UI"/>
-          <w:rtl/>
-        </w:rPr>
-        <w:t xml:space="preserve"> کنار یک قانون یعنی سامانه وابستگی را خودکار از کوئری تشخیص داده است. وابستگی دستی از فرم ویرایش قانون تعیین می‌شود (فصل ۳).</w:t>
-      </w:r>
-    </w:p>
-    <w:p>
-      <w:pPr>
-        <w:pStyle w:val="Heading1"/>
-        <w:pageBreakBefore/>
-        <w:bidi/>
-      </w:pPr>
-      <w:r>
-        <w:rPr>
-          <w:rFonts w:ascii="Segoe UI" w:cs="Tahoma" w:eastAsia="Segoe UI" w:hAnsi="Segoe UI"/>
-          <w:rtl/>
-        </w:rPr>
-        <w:t xml:space="preserve">فصل ۷ — ابزارهای مهاجم</w:t>
-      </w:r>
-    </w:p>
-    <w:p>
-      <w:pPr>
-        <w:bidi/>
-        <w:spacing w:after="120"/>
-        <w:jc w:val="both"/>
-      </w:pPr>
-      <w:r>
-        <w:rPr>
-          <w:rFonts w:ascii="Segoe UI" w:cs="Tahoma" w:eastAsia="Segoe UI" w:hAnsi="Segoe UI"/>
-          <w:rtl/>
-        </w:rPr>
-        <w:t xml:space="preserve">صفحه‌ی </w:t>
-      </w:r>
-      <w:r>
-        <w:rPr>
-          <w:rFonts w:ascii="Segoe UI" w:cs="Tahoma" w:eastAsia="Segoe UI" w:hAnsi="Segoe UI"/>
-          <w:b/>
-          <w:bCs/>
-          <w:rtl w:val="false"/>
-        </w:rPr>
-        <w:t xml:space="preserve">Attacker Tools</w:t>
-      </w:r>
-      <w:r>
-        <w:rPr>
-          <w:rFonts w:ascii="Segoe UI" w:cs="Tahoma" w:eastAsia="Segoe UI" w:hAnsi="Segoe UI"/>
-          <w:rtl/>
-        </w:rPr>
-        <w:t xml:space="preserve"> سه مرجع شناخته‌شده را نشان می‌دهد:</w:t>
-      </w:r>
-    </w:p>
-    <w:p>
-      <w:pPr>
-        <w:pStyle w:val="ListParagraph"/>
-        <w:numPr>
-          <w:ilvl w:val="0"/>
-          <w:numId w:val="2"/>
-        </w:numPr>
-        <w:bidi/>
-        <w:spacing w:after="60"/>
-      </w:pPr>
-      <w:r>
-        <w:rPr>
-          <w:rFonts w:ascii="Segoe UI" w:cs="Tahoma" w:eastAsia="Segoe UI" w:hAnsi="Segoe UI"/>
-          <w:b/>
-          <w:bCs/>
-          <w:rtl w:val="false"/>
-        </w:rPr>
-        <w:t xml:space="preserve">LOLBAS:</w:t>
-      </w:r>
-      <w:r>
-        <w:rPr>
-          <w:rFonts w:ascii="Segoe UI" w:cs="Tahoma" w:eastAsia="Segoe UI" w:hAnsi="Segoe UI"/>
-          <w:rtl/>
-        </w:rPr>
-        <w:t xml:space="preserve"> فایل‌ها، اسکریپت‌ها و کتابخانه‌های ویندوز که مهاجم از آن‌ها سوءاستفاده می‌کند.</w:t>
-      </w:r>
-    </w:p>
-    <w:p>
-      <w:pPr>
-        <w:pStyle w:val="ListParagraph"/>
-        <w:numPr>
-          <w:ilvl w:val="0"/>
-          <w:numId w:val="2"/>
-        </w:numPr>
-        <w:bidi/>
-        <w:spacing w:after="60"/>
-      </w:pPr>
-      <w:r>
-        <w:rPr>
-          <w:rFonts w:ascii="Segoe UI" w:cs="Tahoma" w:eastAsia="Segoe UI" w:hAnsi="Segoe UI"/>
-          <w:b/>
-          <w:bCs/>
-          <w:rtl w:val="false"/>
-        </w:rPr>
-        <w:t xml:space="preserve">GTFOBins:</w:t>
-      </w:r>
-      <w:r>
-        <w:rPr>
-          <w:rFonts w:ascii="Segoe UI" w:cs="Tahoma" w:eastAsia="Segoe UI" w:hAnsi="Segoe UI"/>
-          <w:rtl/>
-        </w:rPr>
-        <w:t xml:space="preserve"> فایل‌های یونیکس که برای دور زدن محدودیت‌ها استفاده می‌شوند.</w:t>
-      </w:r>
-    </w:p>
-    <w:p>
-      <w:pPr>
-        <w:pStyle w:val="ListParagraph"/>
-        <w:numPr>
-          <w:ilvl w:val="0"/>
-          <w:numId w:val="2"/>
-        </w:numPr>
-        <w:bidi/>
-        <w:spacing w:after="60"/>
-      </w:pPr>
-      <w:r>
-        <w:rPr>
-          <w:rFonts w:ascii="Segoe UI" w:cs="Tahoma" w:eastAsia="Segoe UI" w:hAnsi="Segoe UI"/>
-          <w:b/>
-          <w:bCs/>
-          <w:rtl w:val="false"/>
-        </w:rPr>
-        <w:t xml:space="preserve">LOLDrivers:</w:t>
-      </w:r>
-      <w:r>
-        <w:rPr>
-          <w:rFonts w:ascii="Segoe UI" w:cs="Tahoma" w:eastAsia="Segoe UI" w:hAnsi="Segoe UI"/>
-          <w:rtl/>
-        </w:rPr>
-        <w:t xml:space="preserve"> درایورهای آسیب‌پذیر یا مخرب ویندوز.</w:t>
-      </w:r>
-    </w:p>
-    <w:p>
-      <w:pPr>
-        <w:keepNext/>
-        <w:spacing w:after="60" w:before="160" w:line="240" w:lineRule="auto"/>
-        <w:jc w:val="center"/>
-      </w:pPr>
-      <w:r>
-        <w:drawing>
-          <wp:inline distT="0" distB="0" distL="0" distR="0">
-            <wp:extent cx="5810250" cy="4086225"/>
-            <wp:effectExtent t="0" r="0" b="0" l="0"/>
             <wp:docPr id="22" name="" descr="" title=""/>
             <wp:cNvGraphicFramePr>
               <a:graphicFrameLocks xmlns:a="http://schemas.openxmlformats.org/drawingml/2006/main" noChangeAspect="1"/>
@@ -9343,7 +9368,7 @@
           <w:szCs w:val="18"/>
           <w:rtl/>
         </w:rPr>
-        <w:t xml:space="preserve">شکل ۲۲ — فهرست ابزارهای LOLBAS</w:t>
+        <w:t xml:space="preserve">شکل ۲۲ — فهرست رویدادهای Sysmon</w:t>
       </w:r>
     </w:p>
     <w:p>
@@ -9359,18 +9384,9 @@
       <w:r>
         <w:rPr>
           <w:rFonts w:ascii="Segoe UI" w:cs="Tahoma" w:eastAsia="Segoe UI" w:hAnsi="Segoe UI"/>
-          <w:b/>
-          <w:bCs/>
-          <w:rtl/>
-        </w:rPr>
-        <w:t xml:space="preserve">کارت‌های بالا:</w:t>
-      </w:r>
-      <w:r>
-        <w:rPr>
-          <w:rFonts w:ascii="Segoe UI" w:cs="Tahoma" w:eastAsia="Segoe UI" w:hAnsi="Segoe UI"/>
-          <w:rtl/>
-        </w:rPr>
-        <w:t xml:space="preserve"> با کلیک روی هر کارت، مرجع مربوط انتخاب می‌شود. عدد کارت نشان می‌دهد چند ابزار دست‌کم یک قانون دارند.</w:t>
+          <w:rtl/>
+        </w:rPr>
+        <w:t xml:space="preserve">هر کارت: شماره‌ی رویداد (EID)، نام، دسته، ارزش تشخیصی (high، medium، low) و تعداد قوانین و منابع داده‌ی وابسته.</w:t>
       </w:r>
     </w:p>
     <w:p>
@@ -9386,18 +9402,9 @@
       <w:r>
         <w:rPr>
           <w:rFonts w:ascii="Segoe UI" w:cs="Tahoma" w:eastAsia="Segoe UI" w:hAnsi="Segoe UI"/>
-          <w:b/>
-          <w:bCs/>
-          <w:rtl/>
-        </w:rPr>
-        <w:t xml:space="preserve">جست‌وجو و فیلترها:</w:t>
-      </w:r>
-      <w:r>
-        <w:rPr>
-          <w:rFonts w:ascii="Segoe UI" w:cs="Tahoma" w:eastAsia="Segoe UI" w:hAnsi="Segoe UI"/>
-          <w:rtl/>
-        </w:rPr>
-        <w:t xml:space="preserve"> جست‌وجو در نام و توضیح، فیلتر دسته (مثل Execute یا Download) و فیلتر دارای قانون یا بدون قانون.</w:t>
+          <w:rtl/>
+        </w:rPr>
+        <w:t xml:space="preserve">جست‌وجو در نام، توضیح، تکنیک‌ها و نکته‌ها. فیلتر دسته‌ها (Process، Network، Registry و …).</w:t>
       </w:r>
     </w:p>
     <w:p>
@@ -9413,25 +9420,34 @@
       <w:r>
         <w:rPr>
           <w:rFonts w:ascii="Segoe UI" w:cs="Tahoma" w:eastAsia="Segoe UI" w:hAnsi="Segoe UI"/>
-          <w:rtl/>
-        </w:rPr>
-        <w:t xml:space="preserve">کنار هر ابزار تعداد قوانینی که به آن اشاره کرده‌اند نمایش داده می‌شود. </w:t>
-      </w:r>
-      <w:r>
-        <w:rPr>
-          <w:rFonts w:ascii="Segoe UI" w:cs="Tahoma" w:eastAsia="Segoe UI" w:hAnsi="Segoe UI"/>
-          <w:b/>
-          <w:bCs/>
-          <w:rtl w:val="false"/>
-        </w:rPr>
-        <w:t xml:space="preserve">no rules</w:t>
-      </w:r>
-      <w:r>
-        <w:rPr>
-          <w:rFonts w:ascii="Segoe UI" w:cs="Tahoma" w:eastAsia="Segoe UI" w:hAnsi="Segoe UI"/>
-          <w:rtl/>
-        </w:rPr>
-        <w:t xml:space="preserve"> یعنی هیچ قانونی آن را پوشش نمی‌دهد.</w:t>
+          <w:b/>
+          <w:bCs/>
+          <w:rtl w:val="false"/>
+        </w:rPr>
+        <w:t xml:space="preserve">With rules</w:t>
+      </w:r>
+      <w:r>
+        <w:rPr>
+          <w:rFonts w:ascii="Segoe UI" w:cs="Tahoma" w:eastAsia="Segoe UI" w:hAnsi="Segoe UI"/>
+          <w:rtl/>
+        </w:rPr>
+        <w:t xml:space="preserve"> و </w:t>
+      </w:r>
+      <w:r>
+        <w:rPr>
+          <w:rFonts w:ascii="Segoe UI" w:cs="Tahoma" w:eastAsia="Segoe UI" w:hAnsi="Segoe UI"/>
+          <w:b/>
+          <w:bCs/>
+          <w:rtl w:val="false"/>
+        </w:rPr>
+        <w:t xml:space="preserve">No rules:</w:t>
+      </w:r>
+      <w:r>
+        <w:rPr>
+          <w:rFonts w:ascii="Segoe UI" w:cs="Tahoma" w:eastAsia="Segoe UI" w:hAnsi="Segoe UI"/>
+          <w:rtl/>
+        </w:rPr>
+        <w:t xml:space="preserve"> رویدادهای دارای قانون و بدون قانون.</w:t>
       </w:r>
     </w:p>
     <w:p>
@@ -9445,7 +9461,23 @@
           <w:rFonts w:ascii="Segoe UI" w:cs="Tahoma" w:eastAsia="Segoe UI" w:hAnsi="Segoe UI"/>
           <w:rtl/>
         </w:rPr>
-        <w:t xml:space="preserve">با کلیک روی هر ابزار، جزئیات آن باز می‌شود: کاربردهای سوءاستفاده، دستور نمونه، تکنیک‌های ATT&amp;CK، منابع و فهرست قوانینی که به آن اشاره دارند.</w:t>
+        <w:t xml:space="preserve">با کلیک روی هر کارت، جزئیات آن باز می‌شود: فهرست قوانین وابسته (با وضعیت و شدت)، منابع داده، فیلدهای کلیدی، نکته‌های تشخیص و تکنیک‌های مرتبط. اگر قوانین زیاد باشند، اول ۵۰ قانون نمایش داده می‌شود و </w:t>
+      </w:r>
+      <w:r>
+        <w:rPr>
+          <w:rFonts w:ascii="Segoe UI" w:cs="Tahoma" w:eastAsia="Segoe UI" w:hAnsi="Segoe UI"/>
+          <w:b/>
+          <w:bCs/>
+          <w:rtl w:val="false"/>
+        </w:rPr>
+        <w:t xml:space="preserve">Show all</w:t>
+      </w:r>
+      <w:r>
+        <w:rPr>
+          <w:rFonts w:ascii="Segoe UI" w:cs="Tahoma" w:eastAsia="Segoe UI" w:hAnsi="Segoe UI"/>
+          <w:rtl/>
+        </w:rPr>
+        <w:t xml:space="preserve"> بقیه را نشان می‌دهد.</w:t>
       </w:r>
     </w:p>
     <w:p>
@@ -9509,20 +9541,145 @@
           <w:szCs w:val="18"/>
           <w:rtl/>
         </w:rPr>
-        <w:t xml:space="preserve">شکل ۲۳ — جزئیات certutil.exe و قوانینی که به آن اشاره دارند</w:t>
-      </w:r>
-    </w:p>
-    <w:p>
-      <w:pPr>
-        <w:pStyle w:val="Heading2"/>
-        <w:bidi/>
-      </w:pPr>
-      <w:r>
-        <w:rPr>
-          <w:rFonts w:ascii="Segoe UI" w:cs="Tahoma" w:eastAsia="Segoe UI" w:hAnsi="Segoe UI"/>
-          <w:rtl/>
-        </w:rPr>
-        <w:t xml:space="preserve">به‌روزرسانی داده‌ها (مدیر)</w:t>
+        <w:t xml:space="preserve">شکل ۲۳ — جزئیات رویداد 10 (Process Access) و قوانین وابسته</w:t>
+      </w:r>
+    </w:p>
+    <w:p>
+      <w:pPr>
+        <w:bidi/>
+        <w:spacing w:after="120"/>
+        <w:jc w:val="both"/>
+      </w:pPr>
+      <w:r>
+        <w:rPr>
+          <w:rFonts w:ascii="Segoe UI" w:cs="Tahoma" w:eastAsia="Segoe UI" w:hAnsi="Segoe UI"/>
+          <w:rtl/>
+        </w:rPr>
+        <w:t xml:space="preserve">برچسب </w:t>
+      </w:r>
+      <w:r>
+        <w:rPr>
+          <w:rFonts w:ascii="Segoe UI" w:cs="Tahoma" w:eastAsia="Segoe UI" w:hAnsi="Segoe UI"/>
+          <w:b/>
+          <w:bCs/>
+          <w:rtl w:val="false"/>
+        </w:rPr>
+        <w:t xml:space="preserve">auto</w:t>
+      </w:r>
+      <w:r>
+        <w:rPr>
+          <w:rFonts w:ascii="Segoe UI" w:cs="Tahoma" w:eastAsia="Segoe UI" w:hAnsi="Segoe UI"/>
+          <w:rtl/>
+        </w:rPr>
+        <w:t xml:space="preserve"> کنار یک قانون یعنی سامانه وابستگی را خودکار از کوئری تشخیص داده است. وابستگی دستی از فرم ویرایش قانون تعیین می‌شود (فصل ۳).</w:t>
+      </w:r>
+    </w:p>
+    <w:p>
+      <w:pPr>
+        <w:pStyle w:val="Heading1"/>
+        <w:pageBreakBefore/>
+        <w:bidi/>
+      </w:pPr>
+      <w:r>
+        <w:rPr>
+          <w:rFonts w:ascii="Segoe UI" w:cs="Tahoma" w:eastAsia="Segoe UI" w:hAnsi="Segoe UI"/>
+          <w:rtl/>
+        </w:rPr>
+        <w:t xml:space="preserve">فصل ۷ — منابع لاگ</w:t>
+      </w:r>
+    </w:p>
+    <w:p>
+      <w:pPr>
+        <w:bidi/>
+        <w:spacing w:after="120"/>
+        <w:jc w:val="both"/>
+      </w:pPr>
+      <w:r>
+        <w:rPr>
+          <w:rFonts w:ascii="Segoe UI" w:cs="Tahoma" w:eastAsia="Segoe UI" w:hAnsi="Segoe UI"/>
+          <w:rtl/>
+        </w:rPr>
+        <w:t xml:space="preserve">بسیاری از قوانین به داده‌ای غیر از Sysmon تکیه دارند: لاگ Security ویندوز، PowerShell، Sysmon for Linux، auditd، رویدادهای EDR (CrowdStrike، Microsoft Defender XDR، Elastic Defend، SentinelOne) و لاگ‌های ابری. صفحه‌ی </w:t>
+      </w:r>
+      <w:r>
+        <w:rPr>
+          <w:rFonts w:ascii="Segoe UI" w:cs="Tahoma" w:eastAsia="Segoe UI" w:hAnsi="Segoe UI"/>
+          <w:b/>
+          <w:bCs/>
+          <w:rtl w:val="false"/>
+        </w:rPr>
+        <w:t xml:space="preserve">Log Sources</w:t>
+      </w:r>
+      <w:r>
+        <w:rPr>
+          <w:rFonts w:ascii="Segoe UI" w:cs="Tahoma" w:eastAsia="Segoe UI" w:hAnsi="Segoe UI"/>
+          <w:rtl/>
+        </w:rPr>
+        <w:t xml:space="preserve"> همه‌ی این منابع و رویدادهایشان را نشان می‌دهد و مشخص می‌کند هر قانون کدام را می‌خواند.</w:t>
+      </w:r>
+    </w:p>
+    <w:p>
+      <w:pPr>
+        <w:keepNext/>
+        <w:spacing w:after="60" w:before="160" w:line="240" w:lineRule="auto"/>
+        <w:jc w:val="center"/>
+      </w:pPr>
+      <w:r>
+        <w:drawing>
+          <wp:inline distT="0" distB="0" distL="0" distR="0">
+            <wp:extent cx="5810250" cy="4086225"/>
+            <wp:effectExtent t="0" r="0" b="0" l="0"/>
+            <wp:docPr id="24" name="" descr="" title=""/>
+            <wp:cNvGraphicFramePr>
+              <a:graphicFrameLocks xmlns:a="http://schemas.openxmlformats.org/drawingml/2006/main" noChangeAspect="1"/>
+            </wp:cNvGraphicFramePr>
+            <a:graphic xmlns:a="http://schemas.openxmlformats.org/drawingml/2006/main">
+              <a:graphicData uri="http://schemas.openxmlformats.org/drawingml/2006/picture">
+                <pic:pic xmlns:pic="http://schemas.openxmlformats.org/drawingml/2006/picture">
+                  <pic:nvPicPr>
+                    <pic:cNvPr id="0" name="" descr=""/>
+                    <pic:cNvPicPr>
+                      <a:picLocks noChangeAspect="1" noChangeArrowheads="1"/>
+                    </pic:cNvPicPr>
+                  </pic:nvPicPr>
+                  <pic:blipFill>
+                    <a:blip r:embed="rId34" cstate="none"/>
+                    <a:srcRect/>
+                    <a:stretch>
+                      <a:fillRect/>
+                    </a:stretch>
+                  </pic:blipFill>
+                  <pic:spPr bwMode="auto">
+                    <a:xfrm>
+                      <a:off x="0" y="0"/>
+                      <a:ext cx="5810250" cy="4086225"/>
+                    </a:xfrm>
+                    <a:prstGeom prst="rect">
+                      <a:avLst/>
+                    </a:prstGeom>
+                  </pic:spPr>
+                </pic:pic>
+              </a:graphicData>
+            </a:graphic>
+          </wp:inline>
+        </w:drawing>
+      </w:r>
+    </w:p>
+    <w:p>
+      <w:pPr>
+        <w:bidi/>
+        <w:spacing w:after="220"/>
+        <w:jc w:val="center"/>
+      </w:pPr>
+      <w:r>
+        <w:rPr>
+          <w:rFonts w:ascii="Segoe UI" w:cs="Tahoma" w:eastAsia="Segoe UI" w:hAnsi="Segoe UI"/>
+          <w:color w:val="5B6878"/>
+          <w:sz w:val="18"/>
+          <w:szCs w:val="18"/>
+          <w:rtl/>
+        </w:rPr>
+        <w:t xml:space="preserve">شکل ۲۴ — منبع Windows Security و قوانینی که رویداد 4688 را می‌خوانند</w:t>
       </w:r>
     </w:p>
     <w:p>
@@ -9540,16 +9697,16 @@
           <w:rFonts w:ascii="Segoe UI" w:cs="Tahoma" w:eastAsia="Segoe UI" w:hAnsi="Segoe UI"/>
           <w:b/>
           <w:bCs/>
-          <w:rtl w:val="false"/>
-        </w:rPr>
-        <w:t xml:space="preserve">Update from source:</w:t>
-      </w:r>
-      <w:r>
-        <w:rPr>
-          <w:rFonts w:ascii="Segoe UI" w:cs="Tahoma" w:eastAsia="Segoe UI" w:hAnsi="Segoe UI"/>
-          <w:rtl/>
-        </w:rPr>
-        <w:t xml:space="preserve"> دانلود آخرین نسخه از سایت رسمی هر مرجع. سرور باید به اینترنت دسترسی داشته باشد.</w:t>
+          <w:rtl/>
+        </w:rPr>
+        <w:t xml:space="preserve">ستون چپ:</w:t>
+      </w:r>
+      <w:r>
+        <w:rPr>
+          <w:rFonts w:ascii="Segoe UI" w:cs="Tahoma" w:eastAsia="Segoe UI" w:hAnsi="Segoe UI"/>
+          <w:rtl/>
+        </w:rPr>
+        <w:t xml:space="preserve"> منابع لاگ، دسته‌بندی‌شده بر اساس سکو (Windows، Linux، EDR، Identity، Cloud و …). عدد کنار هر منبع تعداد قوانینی است که از آن استفاده می‌کنند.</w:t>
       </w:r>
     </w:p>
     <w:p>
@@ -9567,16 +9724,167 @@
           <w:rFonts w:ascii="Segoe UI" w:cs="Tahoma" w:eastAsia="Segoe UI" w:hAnsi="Segoe UI"/>
           <w:b/>
           <w:bCs/>
-          <w:rtl w:val="false"/>
-        </w:rPr>
-        <w:t xml:space="preserve">Upload file:</w:t>
-      </w:r>
-      <w:r>
-        <w:rPr>
-          <w:rFonts w:ascii="Segoe UI" w:cs="Tahoma" w:eastAsia="Segoe UI" w:hAnsi="Segoe UI"/>
-          <w:rtl/>
-        </w:rPr>
-        <w:t xml:space="preserve"> برای سرورهای بدون اینترنت. فایل JSON رسمی مرجع را روی سیستم دیگری دانلود و این‌جا بارگذاری کنید.</w:t>
+          <w:rtl/>
+        </w:rPr>
+        <w:t xml:space="preserve">جدول رویدادها:</w:t>
+      </w:r>
+      <w:r>
+        <w:rPr>
+          <w:rFonts w:ascii="Segoe UI" w:cs="Tahoma" w:eastAsia="Segoe UI" w:hAnsi="Segoe UI"/>
+          <w:rtl/>
+        </w:rPr>
+        <w:t xml:space="preserve"> رویدادهای منبع انتخاب‌شده با تعداد قوانین و صفحه‌های منبع داده. ردیف </w:t>
+      </w:r>
+      <w:r>
+        <w:rPr>
+          <w:rFonts w:ascii="Segoe UI" w:cs="Tahoma" w:eastAsia="Segoe UI" w:hAnsi="Segoe UI"/>
+          <w:b/>
+          <w:bCs/>
+          <w:rtl w:val="false"/>
+        </w:rPr>
+        <w:t xml:space="preserve">Any event (product-level)</w:t>
+      </w:r>
+      <w:r>
+        <w:rPr>
+          <w:rFonts w:ascii="Segoe UI" w:cs="Tahoma" w:eastAsia="Segoe UI" w:hAnsi="Segoe UI"/>
+          <w:rtl/>
+        </w:rPr>
+        <w:t xml:space="preserve"> قوانینی است که فقط نام محصول را آورده‌اند، نه رویداد مشخص؛ مثلاً قوانین Elastic که می‌گویند «Elastic Defend».</w:t>
+      </w:r>
+    </w:p>
+    <w:p>
+      <w:pPr>
+        <w:pStyle w:val="ListParagraph"/>
+        <w:numPr>
+          <w:ilvl w:val="0"/>
+          <w:numId w:val="2"/>
+        </w:numPr>
+        <w:bidi/>
+        <w:spacing w:after="60"/>
+      </w:pPr>
+      <w:r>
+        <w:rPr>
+          <w:rFonts w:ascii="Segoe UI" w:cs="Tahoma" w:eastAsia="Segoe UI" w:hAnsi="Segoe UI"/>
+          <w:rtl/>
+        </w:rPr>
+        <w:t xml:space="preserve">با کلیک روی یک رویداد، قوانینی که آن را می‌خوانند زیر جدول نمایش داده می‌شوند.</w:t>
+      </w:r>
+    </w:p>
+    <w:p>
+      <w:pPr>
+        <w:pStyle w:val="ListParagraph"/>
+        <w:numPr>
+          <w:ilvl w:val="0"/>
+          <w:numId w:val="2"/>
+        </w:numPr>
+        <w:bidi/>
+        <w:spacing w:after="60"/>
+      </w:pPr>
+      <w:r>
+        <w:rPr>
+          <w:rFonts w:ascii="Segoe UI" w:cs="Tahoma" w:eastAsia="Segoe UI" w:hAnsi="Segoe UI"/>
+          <w:b/>
+          <w:bCs/>
+          <w:rtl w:val="false"/>
+        </w:rPr>
+        <w:t xml:space="preserve">Rules</w:t>
+      </w:r>
+      <w:r>
+        <w:rPr>
+          <w:rFonts w:ascii="Segoe UI" w:cs="Tahoma" w:eastAsia="Segoe UI" w:hAnsi="Segoe UI"/>
+          <w:rtl/>
+        </w:rPr>
+        <w:t xml:space="preserve"> یا </w:t>
+      </w:r>
+      <w:r>
+        <w:rPr>
+          <w:rFonts w:ascii="Segoe UI" w:cs="Tahoma" w:eastAsia="Segoe UI" w:hAnsi="Segoe UI"/>
+          <w:b/>
+          <w:bCs/>
+          <w:rtl w:val="false"/>
+        </w:rPr>
+        <w:t xml:space="preserve">In the rule list:</w:t>
+      </w:r>
+      <w:r>
+        <w:rPr>
+          <w:rFonts w:ascii="Segoe UI" w:cs="Tahoma" w:eastAsia="Segoe UI" w:hAnsi="Segoe UI"/>
+          <w:rtl/>
+        </w:rPr>
+        <w:t xml:space="preserve"> فهرست قوانین را با همین منبع یا رویداد فیلتر می‌کند.</w:t>
+      </w:r>
+    </w:p>
+    <w:p>
+      <w:pPr>
+        <w:pStyle w:val="ListParagraph"/>
+        <w:numPr>
+          <w:ilvl w:val="0"/>
+          <w:numId w:val="2"/>
+        </w:numPr>
+        <w:bidi/>
+        <w:spacing w:after="60"/>
+      </w:pPr>
+      <w:r>
+        <w:rPr>
+          <w:rFonts w:ascii="Segoe UI" w:cs="Tahoma" w:eastAsia="Segoe UI" w:hAnsi="Segoe UI"/>
+          <w:b/>
+          <w:bCs/>
+          <w:rtl w:val="false"/>
+        </w:rPr>
+        <w:t xml:space="preserve">What if we lose it?:</w:t>
+      </w:r>
+      <w:r>
+        <w:rPr>
+          <w:rFonts w:ascii="Segoe UI" w:cs="Tahoma" w:eastAsia="Segoe UI" w:hAnsi="Segoe UI"/>
+          <w:rtl/>
+        </w:rPr>
+        <w:t xml:space="preserve"> تحلیل اثر قطع همین منبع یا رویداد را در گراف باز می‌کند (فصل ۱۱).</w:t>
+      </w:r>
+    </w:p>
+    <w:p>
+      <w:pPr>
+        <w:pStyle w:val="ListParagraph"/>
+        <w:numPr>
+          <w:ilvl w:val="0"/>
+          <w:numId w:val="2"/>
+        </w:numPr>
+        <w:bidi/>
+        <w:spacing w:after="60"/>
+      </w:pPr>
+      <w:r>
+        <w:rPr>
+          <w:rFonts w:ascii="Segoe UI" w:cs="Tahoma" w:eastAsia="Segoe UI" w:hAnsi="Segoe UI"/>
+          <w:rtl/>
+        </w:rPr>
+        <w:t xml:space="preserve">منبع </w:t>
+      </w:r>
+      <w:r>
+        <w:rPr>
+          <w:rFonts w:ascii="Segoe UI" w:cs="Tahoma" w:eastAsia="Segoe UI" w:hAnsi="Segoe UI"/>
+          <w:b/>
+          <w:bCs/>
+          <w:rtl w:val="false"/>
+        </w:rPr>
+        <w:t xml:space="preserve">Sysmon</w:t>
+      </w:r>
+      <w:r>
+        <w:rPr>
+          <w:rFonts w:ascii="Segoe UI" w:cs="Tahoma" w:eastAsia="Segoe UI" w:hAnsi="Segoe UI"/>
+          <w:rtl/>
+        </w:rPr>
+        <w:t xml:space="preserve"> صفحه‌ی مرجع جداگانه‌ی خودش را دارد (فصل ۶).</w:t>
+      </w:r>
+    </w:p>
+    <w:p>
+      <w:pPr>
+        <w:pStyle w:val="Heading2"/>
+        <w:bidi/>
+      </w:pPr>
+      <w:r>
+        <w:rPr>
+          <w:rFonts w:ascii="Segoe UI" w:cs="Tahoma" w:eastAsia="Segoe UI" w:hAnsi="Segoe UI"/>
+          <w:rtl/>
+        </w:rPr>
+        <w:t xml:space="preserve">منبع لاگ هر قانون از کجا می‌آید؟</w:t>
       </w:r>
     </w:p>
     <w:p>
@@ -9590,7 +9898,648 @@
           <w:rFonts w:ascii="Segoe UI" w:cs="Tahoma" w:eastAsia="Segoe UI" w:hAnsi="Segoe UI"/>
           <w:rtl/>
         </w:rPr>
-        <w:t xml:space="preserve">سامانه با مقایسه‌ی کوئری و منبع Sigma هر قانون با نام ابزارها، خودکار پیدا می‌کند کدام قانون به کدام ابزار اشاره دارد. این اطلاعات بعد از هر تغییر خودکار به‌روز می‌شود.</w:t>
+        <w:t xml:space="preserve">سامانه منبع لاگ را از خود قوانین استخراج می‌کند و بعد از ذخیره یا ورود هر قانون به‌روز می‌کند:</w:t>
+      </w:r>
+    </w:p>
+    <w:tbl>
+      <w:tblPr>
+        <w:bidiVisual/>
+        <w:tblW w:type="dxa" w:w="9638"/>
+        <w:tblBorders>
+          <w:top w:val="single" w:color="auto" w:sz="4"/>
+          <w:left w:val="single" w:color="auto" w:sz="4"/>
+          <w:bottom w:val="single" w:color="auto" w:sz="4"/>
+          <w:right w:val="single" w:color="auto" w:sz="4"/>
+          <w:insideH w:val="single" w:color="auto" w:sz="4"/>
+          <w:insideV w:val="single" w:color="auto" w:sz="4"/>
+        </w:tblBorders>
+      </w:tblPr>
+      <w:tblGrid>
+        <w:gridCol w:w="2754"/>
+        <w:gridCol w:w="6884"/>
+      </w:tblGrid>
+      <w:tr>
+        <w:trPr>
+          <w:tblHeader/>
+        </w:trPr>
+        <w:tc>
+          <w:tcPr>
+            <w:tcW w:type="dxa" w:w="2754"/>
+            <w:tcBorders>
+              <w:top w:val="single" w:color="D5DCE4" w:sz="4"/>
+              <w:left w:val="single" w:color="D5DCE4" w:sz="4"/>
+              <w:bottom w:val="single" w:color="D5DCE4" w:sz="4"/>
+              <w:right w:val="single" w:color="D5DCE4" w:sz="4"/>
+            </w:tcBorders>
+            <w:shd w:fill="EEF2F6" w:color="auto" w:val="clear"/>
+            <w:tcMar>
+              <w:top w:type="dxa" w:w="70"/>
+              <w:left w:type="dxa" w:w="120"/>
+              <w:bottom w:type="dxa" w:w="70"/>
+              <w:right w:type="dxa" w:w="120"/>
+            </w:tcMar>
+          </w:tcPr>
+          <w:p>
+            <w:pPr>
+              <w:bidi/>
+            </w:pPr>
+            <w:r>
+              <w:rPr>
+                <w:rFonts w:ascii="Segoe UI" w:cs="Tahoma" w:eastAsia="Segoe UI" w:hAnsi="Segoe UI"/>
+                <w:b/>
+                <w:bCs/>
+                <w:sz w:val="19"/>
+                <w:szCs w:val="19"/>
+                <w:rtl/>
+              </w:rPr>
+              <w:t xml:space="preserve">منبع قانون</w:t>
+            </w:r>
+          </w:p>
+        </w:tc>
+        <w:tc>
+          <w:tcPr>
+            <w:tcW w:type="dxa" w:w="6884"/>
+            <w:tcBorders>
+              <w:top w:val="single" w:color="D5DCE4" w:sz="4"/>
+              <w:left w:val="single" w:color="D5DCE4" w:sz="4"/>
+              <w:bottom w:val="single" w:color="D5DCE4" w:sz="4"/>
+              <w:right w:val="single" w:color="D5DCE4" w:sz="4"/>
+            </w:tcBorders>
+            <w:shd w:fill="EEF2F6" w:color="auto" w:val="clear"/>
+            <w:tcMar>
+              <w:top w:type="dxa" w:w="70"/>
+              <w:left w:type="dxa" w:w="120"/>
+              <w:bottom w:type="dxa" w:w="70"/>
+              <w:right w:type="dxa" w:w="120"/>
+            </w:tcMar>
+          </w:tcPr>
+          <w:p>
+            <w:pPr>
+              <w:bidi/>
+            </w:pPr>
+            <w:r>
+              <w:rPr>
+                <w:rFonts w:ascii="Segoe UI" w:cs="Tahoma" w:eastAsia="Segoe UI" w:hAnsi="Segoe UI"/>
+                <w:b/>
+                <w:bCs/>
+                <w:sz w:val="19"/>
+                <w:szCs w:val="19"/>
+                <w:rtl/>
+              </w:rPr>
+              <w:t xml:space="preserve">از کجا خوانده می‌شود</w:t>
+            </w:r>
+          </w:p>
+        </w:tc>
+      </w:tr>
+      <w:tr>
+        <w:tc>
+          <w:tcPr>
+            <w:tcW w:type="dxa" w:w="2754"/>
+            <w:tcBorders>
+              <w:top w:val="single" w:color="D5DCE4" w:sz="4"/>
+              <w:left w:val="single" w:color="D5DCE4" w:sz="4"/>
+              <w:bottom w:val="single" w:color="D5DCE4" w:sz="4"/>
+              <w:right w:val="single" w:color="D5DCE4" w:sz="4"/>
+            </w:tcBorders>
+            <w:tcMar>
+              <w:top w:type="dxa" w:w="70"/>
+              <w:left w:type="dxa" w:w="120"/>
+              <w:bottom w:type="dxa" w:w="70"/>
+              <w:right w:type="dxa" w:w="120"/>
+            </w:tcMar>
+          </w:tcPr>
+          <w:p>
+            <w:pPr>
+              <w:bidi/>
+            </w:pPr>
+            <w:r>
+              <w:rPr>
+                <w:rFonts w:ascii="Segoe UI" w:cs="Tahoma" w:eastAsia="Segoe UI" w:hAnsi="Segoe UI"/>
+                <w:b/>
+                <w:bCs/>
+                <w:sz w:val="19"/>
+                <w:szCs w:val="19"/>
+                <w:rtl w:val="false"/>
+              </w:rPr>
+              <w:t xml:space="preserve">Splunk ESCU</w:t>
+            </w:r>
+          </w:p>
+        </w:tc>
+        <w:tc>
+          <w:tcPr>
+            <w:tcW w:type="dxa" w:w="6884"/>
+            <w:tcBorders>
+              <w:top w:val="single" w:color="D5DCE4" w:sz="4"/>
+              <w:left w:val="single" w:color="D5DCE4" w:sz="4"/>
+              <w:bottom w:val="single" w:color="D5DCE4" w:sz="4"/>
+              <w:right w:val="single" w:color="D5DCE4" w:sz="4"/>
+            </w:tcBorders>
+            <w:tcMar>
+              <w:top w:type="dxa" w:w="70"/>
+              <w:left w:type="dxa" w:w="120"/>
+              <w:bottom w:type="dxa" w:w="70"/>
+              <w:right w:type="dxa" w:w="120"/>
+            </w:tcMar>
+          </w:tcPr>
+          <w:p>
+            <w:pPr>
+              <w:bidi/>
+            </w:pPr>
+            <w:r>
+              <w:rPr>
+                <w:rFonts w:ascii="Segoe UI" w:cs="Tahoma" w:eastAsia="Segoe UI" w:hAnsi="Segoe UI"/>
+                <w:sz w:val="19"/>
+                <w:szCs w:val="19"/>
+                <w:rtl/>
+              </w:rPr>
+              <w:t xml:space="preserve">فهرست </w:t>
+            </w:r>
+            <w:r>
+              <w:rPr>
+                <w:rFonts w:ascii="Consolas" w:cs="Consolas" w:hAnsi="Consolas"/>
+                <w:color w:val="0B6E79"/>
+                <w:sz w:val="19"/>
+                <w:szCs w:val="19"/>
+                <w:rtl w:val="false"/>
+              </w:rPr>
+              <w:t xml:space="preserve">‎data_source‎</w:t>
+            </w:r>
+            <w:r>
+              <w:rPr>
+                <w:rFonts w:ascii="Segoe UI" w:cs="Tahoma" w:eastAsia="Segoe UI" w:hAnsi="Segoe UI"/>
+                <w:sz w:val="19"/>
+                <w:szCs w:val="19"/>
+                <w:rtl/>
+              </w:rPr>
+              <w:t xml:space="preserve"> فایل اصلی، مثل «Windows Event Log Security 4688» یا «CrowdStrike ProcessRollup2».</w:t>
+            </w:r>
+          </w:p>
+        </w:tc>
+      </w:tr>
+      <w:tr>
+        <w:tc>
+          <w:tcPr>
+            <w:tcW w:type="dxa" w:w="2754"/>
+            <w:tcBorders>
+              <w:top w:val="single" w:color="D5DCE4" w:sz="4"/>
+              <w:left w:val="single" w:color="D5DCE4" w:sz="4"/>
+              <w:bottom w:val="single" w:color="D5DCE4" w:sz="4"/>
+              <w:right w:val="single" w:color="D5DCE4" w:sz="4"/>
+            </w:tcBorders>
+            <w:tcMar>
+              <w:top w:type="dxa" w:w="70"/>
+              <w:left w:type="dxa" w:w="120"/>
+              <w:bottom w:type="dxa" w:w="70"/>
+              <w:right w:type="dxa" w:w="120"/>
+            </w:tcMar>
+          </w:tcPr>
+          <w:p>
+            <w:pPr>
+              <w:bidi/>
+            </w:pPr>
+            <w:r>
+              <w:rPr>
+                <w:rFonts w:ascii="Segoe UI" w:cs="Tahoma" w:eastAsia="Segoe UI" w:hAnsi="Segoe UI"/>
+                <w:b/>
+                <w:bCs/>
+                <w:sz w:val="19"/>
+                <w:szCs w:val="19"/>
+                <w:rtl w:val="false"/>
+              </w:rPr>
+              <w:t xml:space="preserve">Elastic</w:t>
+            </w:r>
+          </w:p>
+        </w:tc>
+        <w:tc>
+          <w:tcPr>
+            <w:tcW w:type="dxa" w:w="6884"/>
+            <w:tcBorders>
+              <w:top w:val="single" w:color="D5DCE4" w:sz="4"/>
+              <w:left w:val="single" w:color="D5DCE4" w:sz="4"/>
+              <w:bottom w:val="single" w:color="D5DCE4" w:sz="4"/>
+              <w:right w:val="single" w:color="D5DCE4" w:sz="4"/>
+            </w:tcBorders>
+            <w:tcMar>
+              <w:top w:type="dxa" w:w="70"/>
+              <w:left w:type="dxa" w:w="120"/>
+              <w:bottom w:type="dxa" w:w="70"/>
+              <w:right w:type="dxa" w:w="120"/>
+            </w:tcMar>
+          </w:tcPr>
+          <w:p>
+            <w:pPr>
+              <w:bidi/>
+            </w:pPr>
+            <w:r>
+              <w:rPr>
+                <w:rFonts w:ascii="Segoe UI" w:cs="Tahoma" w:eastAsia="Segoe UI" w:hAnsi="Segoe UI"/>
+                <w:sz w:val="19"/>
+                <w:szCs w:val="19"/>
+                <w:rtl/>
+              </w:rPr>
+              <w:t xml:space="preserve">تگ‌های «Data Source:» مثل Elastic Defend؛ اگر کوئری روی </w:t>
+            </w:r>
+            <w:r>
+              <w:rPr>
+                <w:rFonts w:ascii="Consolas" w:cs="Consolas" w:hAnsi="Consolas"/>
+                <w:color w:val="0B6E79"/>
+                <w:sz w:val="19"/>
+                <w:szCs w:val="19"/>
+                <w:rtl w:val="false"/>
+              </w:rPr>
+              <w:t xml:space="preserve">‎event.code‎</w:t>
+            </w:r>
+            <w:r>
+              <w:rPr>
+                <w:rFonts w:ascii="Segoe UI" w:cs="Tahoma" w:eastAsia="Segoe UI" w:hAnsi="Segoe UI"/>
+                <w:sz w:val="19"/>
+                <w:szCs w:val="19"/>
+                <w:rtl/>
+              </w:rPr>
+              <w:t xml:space="preserve"> لاگ Security فیلتر کند، همان رویدادها.</w:t>
+            </w:r>
+          </w:p>
+        </w:tc>
+      </w:tr>
+      <w:tr>
+        <w:tc>
+          <w:tcPr>
+            <w:tcW w:type="dxa" w:w="2754"/>
+            <w:tcBorders>
+              <w:top w:val="single" w:color="D5DCE4" w:sz="4"/>
+              <w:left w:val="single" w:color="D5DCE4" w:sz="4"/>
+              <w:bottom w:val="single" w:color="D5DCE4" w:sz="4"/>
+              <w:right w:val="single" w:color="D5DCE4" w:sz="4"/>
+            </w:tcBorders>
+            <w:tcMar>
+              <w:top w:type="dxa" w:w="70"/>
+              <w:left w:type="dxa" w:w="120"/>
+              <w:bottom w:type="dxa" w:w="70"/>
+              <w:right w:type="dxa" w:w="120"/>
+            </w:tcMar>
+          </w:tcPr>
+          <w:p>
+            <w:pPr>
+              <w:bidi/>
+            </w:pPr>
+            <w:r>
+              <w:rPr>
+                <w:rFonts w:ascii="Segoe UI" w:cs="Tahoma" w:eastAsia="Segoe UI" w:hAnsi="Segoe UI"/>
+                <w:b/>
+                <w:bCs/>
+                <w:sz w:val="19"/>
+                <w:szCs w:val="19"/>
+                <w:rtl w:val="false"/>
+              </w:rPr>
+              <w:t xml:space="preserve">Microsoft Sentinel</w:t>
+            </w:r>
+          </w:p>
+        </w:tc>
+        <w:tc>
+          <w:tcPr>
+            <w:tcW w:type="dxa" w:w="6884"/>
+            <w:tcBorders>
+              <w:top w:val="single" w:color="D5DCE4" w:sz="4"/>
+              <w:left w:val="single" w:color="D5DCE4" w:sz="4"/>
+              <w:bottom w:val="single" w:color="D5DCE4" w:sz="4"/>
+              <w:right w:val="single" w:color="D5DCE4" w:sz="4"/>
+            </w:tcBorders>
+            <w:tcMar>
+              <w:top w:type="dxa" w:w="70"/>
+              <w:left w:type="dxa" w:w="120"/>
+              <w:bottom w:type="dxa" w:w="70"/>
+              <w:right w:type="dxa" w:w="120"/>
+            </w:tcMar>
+          </w:tcPr>
+          <w:p>
+            <w:pPr>
+              <w:bidi/>
+            </w:pPr>
+            <w:r>
+              <w:rPr>
+                <w:rFonts w:ascii="Segoe UI" w:cs="Tahoma" w:eastAsia="Segoe UI" w:hAnsi="Segoe UI"/>
+                <w:sz w:val="19"/>
+                <w:szCs w:val="19"/>
+                <w:rtl/>
+              </w:rPr>
+              <w:t xml:space="preserve">جدول‌هایی که قانون می‌خواند (مثل DeviceProcessEvents) و شماره‌ی </w:t>
+            </w:r>
+            <w:r>
+              <w:rPr>
+                <w:rFonts w:ascii="Consolas" w:cs="Consolas" w:hAnsi="Consolas"/>
+                <w:color w:val="0B6E79"/>
+                <w:sz w:val="19"/>
+                <w:szCs w:val="19"/>
+                <w:rtl w:val="false"/>
+              </w:rPr>
+              <w:t xml:space="preserve">‎EventID‎</w:t>
+            </w:r>
+            <w:r>
+              <w:rPr>
+                <w:rFonts w:ascii="Segoe UI" w:cs="Tahoma" w:eastAsia="Segoe UI" w:hAnsi="Segoe UI"/>
+                <w:sz w:val="19"/>
+                <w:szCs w:val="19"/>
+                <w:rtl/>
+              </w:rPr>
+              <w:t xml:space="preserve"> در کوئری SecurityEvent.</w:t>
+            </w:r>
+          </w:p>
+        </w:tc>
+      </w:tr>
+      <w:tr>
+        <w:tc>
+          <w:tcPr>
+            <w:tcW w:type="dxa" w:w="2754"/>
+            <w:tcBorders>
+              <w:top w:val="single" w:color="D5DCE4" w:sz="4"/>
+              <w:left w:val="single" w:color="D5DCE4" w:sz="4"/>
+              <w:bottom w:val="single" w:color="D5DCE4" w:sz="4"/>
+              <w:right w:val="single" w:color="D5DCE4" w:sz="4"/>
+            </w:tcBorders>
+            <w:tcMar>
+              <w:top w:type="dxa" w:w="70"/>
+              <w:left w:type="dxa" w:w="120"/>
+              <w:bottom w:type="dxa" w:w="70"/>
+              <w:right w:type="dxa" w:w="120"/>
+            </w:tcMar>
+          </w:tcPr>
+          <w:p>
+            <w:pPr>
+              <w:bidi/>
+            </w:pPr>
+            <w:r>
+              <w:rPr>
+                <w:rFonts w:ascii="Segoe UI" w:cs="Tahoma" w:eastAsia="Segoe UI" w:hAnsi="Segoe UI"/>
+                <w:b/>
+                <w:bCs/>
+                <w:sz w:val="19"/>
+                <w:szCs w:val="19"/>
+                <w:rtl w:val="false"/>
+              </w:rPr>
+              <w:t xml:space="preserve">Sigma</w:t>
+            </w:r>
+          </w:p>
+        </w:tc>
+        <w:tc>
+          <w:tcPr>
+            <w:tcW w:type="dxa" w:w="6884"/>
+            <w:tcBorders>
+              <w:top w:val="single" w:color="D5DCE4" w:sz="4"/>
+              <w:left w:val="single" w:color="D5DCE4" w:sz="4"/>
+              <w:bottom w:val="single" w:color="D5DCE4" w:sz="4"/>
+              <w:right w:val="single" w:color="D5DCE4" w:sz="4"/>
+            </w:tcBorders>
+            <w:tcMar>
+              <w:top w:type="dxa" w:w="70"/>
+              <w:left w:type="dxa" w:w="120"/>
+              <w:bottom w:type="dxa" w:w="70"/>
+              <w:right w:type="dxa" w:w="120"/>
+            </w:tcMar>
+          </w:tcPr>
+          <w:p>
+            <w:pPr>
+              <w:bidi/>
+            </w:pPr>
+            <w:r>
+              <w:rPr>
+                <w:rFonts w:ascii="Segoe UI" w:cs="Tahoma" w:eastAsia="Segoe UI" w:hAnsi="Segoe UI"/>
+                <w:sz w:val="19"/>
+                <w:szCs w:val="19"/>
+                <w:rtl/>
+              </w:rPr>
+              <w:t xml:space="preserve">بخش logsource؛ مثلاً process_creation ویندوز علاوه بر Sysmon 1، رویداد Security 4688 را هم دارد.</w:t>
+            </w:r>
+          </w:p>
+        </w:tc>
+      </w:tr>
+      <w:tr>
+        <w:tc>
+          <w:tcPr>
+            <w:tcW w:type="dxa" w:w="2754"/>
+            <w:tcBorders>
+              <w:top w:val="single" w:color="D5DCE4" w:sz="4"/>
+              <w:left w:val="single" w:color="D5DCE4" w:sz="4"/>
+              <w:bottom w:val="single" w:color="D5DCE4" w:sz="4"/>
+              <w:right w:val="single" w:color="D5DCE4" w:sz="4"/>
+            </w:tcBorders>
+            <w:tcMar>
+              <w:top w:type="dxa" w:w="70"/>
+              <w:left w:type="dxa" w:w="120"/>
+              <w:bottom w:type="dxa" w:w="70"/>
+              <w:right w:type="dxa" w:w="120"/>
+            </w:tcMar>
+          </w:tcPr>
+          <w:p>
+            <w:pPr>
+              <w:bidi/>
+            </w:pPr>
+            <w:r>
+              <w:rPr>
+                <w:rFonts w:ascii="Segoe UI" w:cs="Tahoma" w:eastAsia="Segoe UI" w:hAnsi="Segoe UI"/>
+                <w:b/>
+                <w:bCs/>
+                <w:sz w:val="19"/>
+                <w:szCs w:val="19"/>
+                <w:rtl/>
+              </w:rPr>
+              <w:t xml:space="preserve">قوانین دستی</w:t>
+            </w:r>
+          </w:p>
+        </w:tc>
+        <w:tc>
+          <w:tcPr>
+            <w:tcW w:type="dxa" w:w="6884"/>
+            <w:tcBorders>
+              <w:top w:val="single" w:color="D5DCE4" w:sz="4"/>
+              <w:left w:val="single" w:color="D5DCE4" w:sz="4"/>
+              <w:bottom w:val="single" w:color="D5DCE4" w:sz="4"/>
+              <w:right w:val="single" w:color="D5DCE4" w:sz="4"/>
+            </w:tcBorders>
+            <w:tcMar>
+              <w:top w:type="dxa" w:w="70"/>
+              <w:left w:type="dxa" w:w="120"/>
+              <w:bottom w:type="dxa" w:w="70"/>
+              <w:right w:type="dxa" w:w="120"/>
+            </w:tcMar>
+          </w:tcPr>
+          <w:p>
+            <w:pPr>
+              <w:bidi/>
+            </w:pPr>
+            <w:r>
+              <w:rPr>
+                <w:rFonts w:ascii="Segoe UI" w:cs="Tahoma" w:eastAsia="Segoe UI" w:hAnsi="Segoe UI"/>
+                <w:sz w:val="19"/>
+                <w:szCs w:val="19"/>
+                <w:rtl/>
+              </w:rPr>
+              <w:t xml:space="preserve">فیلد </w:t>
+            </w:r>
+            <w:r>
+              <w:rPr>
+                <w:rFonts w:ascii="Segoe UI" w:cs="Tahoma" w:eastAsia="Segoe UI" w:hAnsi="Segoe UI"/>
+                <w:b/>
+                <w:bCs/>
+                <w:sz w:val="19"/>
+                <w:szCs w:val="19"/>
+                <w:rtl w:val="false"/>
+              </w:rPr>
+              <w:t xml:space="preserve">Data source</w:t>
+            </w:r>
+            <w:r>
+              <w:rPr>
+                <w:rFonts w:ascii="Segoe UI" w:cs="Tahoma" w:eastAsia="Segoe UI" w:hAnsi="Segoe UI"/>
+                <w:sz w:val="19"/>
+                <w:szCs w:val="19"/>
+                <w:rtl/>
+              </w:rPr>
+              <w:t xml:space="preserve"> قانون و شماره‌ی رویدادهای Security در کوئری.</w:t>
+            </w:r>
+          </w:p>
+        </w:tc>
+      </w:tr>
+    </w:tbl>
+    <w:p>
+      <w:pPr>
+        <w:spacing w:after="160"/>
+      </w:pPr>
+    </w:p>
+    <w:tbl>
+      <w:tblPr>
+        <w:bidiVisual/>
+        <w:tblW w:type="dxa" w:w="9638"/>
+        <w:tblBorders>
+          <w:top w:val="single" w:color="auto" w:sz="4"/>
+          <w:left w:val="single" w:color="auto" w:sz="4"/>
+          <w:bottom w:val="single" w:color="auto" w:sz="4"/>
+          <w:right w:val="single" w:color="auto" w:sz="4"/>
+          <w:insideH w:val="single" w:color="auto" w:sz="4"/>
+          <w:insideV w:val="single" w:color="auto" w:sz="4"/>
+        </w:tblBorders>
+      </w:tblPr>
+      <w:tblGrid>
+        <w:gridCol w:w="9638"/>
+      </w:tblGrid>
+      <w:tr>
+        <w:trPr>
+          <w:cantSplit/>
+        </w:trPr>
+        <w:tc>
+          <w:tcPr>
+            <w:tcW w:type="dxa" w:w="9638"/>
+            <w:tcBorders>
+              <w:top w:val="none" w:color="FFFFFF" w:sz="0"/>
+              <w:left w:val="none" w:color="FFFFFF" w:sz="0"/>
+              <w:bottom w:val="none" w:color="FFFFFF" w:sz="0"/>
+              <w:right w:val="single" w:color="0B6E79" w:sz="24"/>
+            </w:tcBorders>
+            <w:shd w:fill="E6F2F3" w:color="auto" w:val="clear"/>
+            <w:tcMar>
+              <w:top w:type="dxa" w:w="120"/>
+              <w:left w:type="dxa" w:w="200"/>
+              <w:bottom w:type="dxa" w:w="80"/>
+              <w:right w:type="dxa" w:w="200"/>
+            </w:tcMar>
+          </w:tcPr>
+          <w:p>
+            <w:pPr>
+              <w:bidi/>
+              <w:spacing w:after="60"/>
+            </w:pPr>
+            <w:r>
+              <w:rPr>
+                <w:rFonts w:ascii="Segoe UI" w:cs="Tahoma" w:eastAsia="Segoe UI" w:hAnsi="Segoe UI"/>
+                <w:b/>
+                <w:bCs/>
+                <w:color w:val="0B6E79"/>
+                <w:rtl/>
+              </w:rPr>
+              <w:t xml:space="preserve">نکته</w:t>
+            </w:r>
+          </w:p>
+          <w:p>
+            <w:pPr>
+              <w:bidi/>
+              <w:spacing w:after="60"/>
+              <w:jc w:val="both"/>
+            </w:pPr>
+            <w:r>
+              <w:rPr>
+                <w:rFonts w:ascii="Segoe UI" w:cs="Tahoma" w:eastAsia="Segoe UI" w:hAnsi="Segoe UI"/>
+                <w:rtl/>
+              </w:rPr>
+              <w:t xml:space="preserve">برای اینکه قانونی که خودتان نوشته‌اید به منبع درست وصل شود، نام آن را در فیلد </w:t>
+            </w:r>
+            <w:r>
+              <w:rPr>
+                <w:rFonts w:ascii="Segoe UI" w:cs="Tahoma" w:eastAsia="Segoe UI" w:hAnsi="Segoe UI"/>
+                <w:b/>
+                <w:bCs/>
+                <w:rtl w:val="false"/>
+              </w:rPr>
+              <w:t xml:space="preserve">Data source</w:t>
+            </w:r>
+            <w:r>
+              <w:rPr>
+                <w:rFonts w:ascii="Segoe UI" w:cs="Tahoma" w:eastAsia="Segoe UI" w:hAnsi="Segoe UI"/>
+                <w:rtl/>
+              </w:rPr>
+              <w:t xml:space="preserve"> قانون به همان شکل ESCU بنویسید؛ مثلاً </w:t>
+            </w:r>
+            <w:r>
+              <w:rPr>
+                <w:rFonts w:ascii="Consolas" w:cs="Consolas" w:hAnsi="Consolas"/>
+                <w:color w:val="0B6E79"/>
+                <w:sz w:val="19"/>
+                <w:szCs w:val="19"/>
+                <w:rtl w:val="false"/>
+              </w:rPr>
+              <w:t xml:space="preserve">‎Windows Event Log Security 4624, Powershell Script Block Logging 4104‎</w:t>
+            </w:r>
+            <w:r>
+              <w:rPr>
+                <w:rFonts w:ascii="Segoe UI" w:cs="Tahoma" w:eastAsia="Segoe UI" w:hAnsi="Segoe UI"/>
+                <w:rtl/>
+              </w:rPr>
+              <w:t xml:space="preserve">.</w:t>
+            </w:r>
+          </w:p>
+        </w:tc>
+      </w:tr>
+    </w:tbl>
+    <w:p>
+      <w:pPr>
+        <w:spacing w:after="120"/>
+      </w:pPr>
+    </w:p>
+    <w:p>
+      <w:pPr>
+        <w:bidi/>
+        <w:spacing w:after="120"/>
+        <w:jc w:val="both"/>
+      </w:pPr>
+      <w:r>
+        <w:rPr>
+          <w:rFonts w:ascii="Segoe UI" w:cs="Tahoma" w:eastAsia="Segoe UI" w:hAnsi="Segoe UI"/>
+          <w:rtl/>
+        </w:rPr>
+        <w:t xml:space="preserve">روی صفحه‌ی هر قانون، زیر رویدادهای Sysmon، نوار </w:t>
+      </w:r>
+      <w:r>
+        <w:rPr>
+          <w:rFonts w:ascii="Segoe UI" w:cs="Tahoma" w:eastAsia="Segoe UI" w:hAnsi="Segoe UI"/>
+          <w:b/>
+          <w:bCs/>
+          <w:rtl w:val="false"/>
+        </w:rPr>
+        <w:t xml:space="preserve">Log events</w:t>
+      </w:r>
+      <w:r>
+        <w:rPr>
+          <w:rFonts w:ascii="Segoe UI" w:cs="Tahoma" w:eastAsia="Segoe UI" w:hAnsi="Segoe UI"/>
+          <w:rtl/>
+        </w:rPr>
+        <w:t xml:space="preserve"> منابع لاگ آن قانون را نشان می‌دهد.</w:t>
       </w:r>
     </w:p>
     <w:p>
@@ -9604,7 +10553,7 @@
           <w:rFonts w:ascii="Segoe UI" w:cs="Tahoma" w:eastAsia="Segoe UI" w:hAnsi="Segoe UI"/>
           <w:rtl/>
         </w:rPr>
-        <w:t xml:space="preserve">فصل ۸ — گراف دانش</w:t>
+        <w:t xml:space="preserve">فصل ۸ — ابزارهای مهاجم</w:t>
       </w:r>
     </w:p>
     <w:p>
@@ -9627,6 +10576,1405 @@
           <w:bCs/>
           <w:rtl w:val="false"/>
         </w:rPr>
+        <w:t xml:space="preserve">Attacker Tools</w:t>
+      </w:r>
+      <w:r>
+        <w:rPr>
+          <w:rFonts w:ascii="Segoe UI" w:cs="Tahoma" w:eastAsia="Segoe UI" w:hAnsi="Segoe UI"/>
+          <w:rtl/>
+        </w:rPr>
+        <w:t xml:space="preserve"> سه مرجع شناخته‌شده را نشان می‌دهد:</w:t>
+      </w:r>
+    </w:p>
+    <w:p>
+      <w:pPr>
+        <w:pStyle w:val="ListParagraph"/>
+        <w:numPr>
+          <w:ilvl w:val="0"/>
+          <w:numId w:val="2"/>
+        </w:numPr>
+        <w:bidi/>
+        <w:spacing w:after="60"/>
+      </w:pPr>
+      <w:r>
+        <w:rPr>
+          <w:rFonts w:ascii="Segoe UI" w:cs="Tahoma" w:eastAsia="Segoe UI" w:hAnsi="Segoe UI"/>
+          <w:b/>
+          <w:bCs/>
+          <w:rtl w:val="false"/>
+        </w:rPr>
+        <w:t xml:space="preserve">LOLBAS:</w:t>
+      </w:r>
+      <w:r>
+        <w:rPr>
+          <w:rFonts w:ascii="Segoe UI" w:cs="Tahoma" w:eastAsia="Segoe UI" w:hAnsi="Segoe UI"/>
+          <w:rtl/>
+        </w:rPr>
+        <w:t xml:space="preserve"> فایل‌ها، اسکریپت‌ها و کتابخانه‌های ویندوز که مهاجم از آن‌ها سوءاستفاده می‌کند.</w:t>
+      </w:r>
+    </w:p>
+    <w:p>
+      <w:pPr>
+        <w:pStyle w:val="ListParagraph"/>
+        <w:numPr>
+          <w:ilvl w:val="0"/>
+          <w:numId w:val="2"/>
+        </w:numPr>
+        <w:bidi/>
+        <w:spacing w:after="60"/>
+      </w:pPr>
+      <w:r>
+        <w:rPr>
+          <w:rFonts w:ascii="Segoe UI" w:cs="Tahoma" w:eastAsia="Segoe UI" w:hAnsi="Segoe UI"/>
+          <w:b/>
+          <w:bCs/>
+          <w:rtl w:val="false"/>
+        </w:rPr>
+        <w:t xml:space="preserve">GTFOBins:</w:t>
+      </w:r>
+      <w:r>
+        <w:rPr>
+          <w:rFonts w:ascii="Segoe UI" w:cs="Tahoma" w:eastAsia="Segoe UI" w:hAnsi="Segoe UI"/>
+          <w:rtl/>
+        </w:rPr>
+        <w:t xml:space="preserve"> فایل‌های یونیکس که برای دور زدن محدودیت‌ها استفاده می‌شوند.</w:t>
+      </w:r>
+    </w:p>
+    <w:p>
+      <w:pPr>
+        <w:pStyle w:val="ListParagraph"/>
+        <w:numPr>
+          <w:ilvl w:val="0"/>
+          <w:numId w:val="2"/>
+        </w:numPr>
+        <w:bidi/>
+        <w:spacing w:after="60"/>
+      </w:pPr>
+      <w:r>
+        <w:rPr>
+          <w:rFonts w:ascii="Segoe UI" w:cs="Tahoma" w:eastAsia="Segoe UI" w:hAnsi="Segoe UI"/>
+          <w:b/>
+          <w:bCs/>
+          <w:rtl w:val="false"/>
+        </w:rPr>
+        <w:t xml:space="preserve">LOLDrivers:</w:t>
+      </w:r>
+      <w:r>
+        <w:rPr>
+          <w:rFonts w:ascii="Segoe UI" w:cs="Tahoma" w:eastAsia="Segoe UI" w:hAnsi="Segoe UI"/>
+          <w:rtl/>
+        </w:rPr>
+        <w:t xml:space="preserve"> درایورهای آسیب‌پذیر یا مخرب ویندوز.</w:t>
+      </w:r>
+    </w:p>
+    <w:p>
+      <w:pPr>
+        <w:keepNext/>
+        <w:spacing w:after="60" w:before="160" w:line="240" w:lineRule="auto"/>
+        <w:jc w:val="center"/>
+      </w:pPr>
+      <w:r>
+        <w:drawing>
+          <wp:inline distT="0" distB="0" distL="0" distR="0">
+            <wp:extent cx="5810250" cy="4086225"/>
+            <wp:effectExtent t="0" r="0" b="0" l="0"/>
+            <wp:docPr id="25" name="" descr="" title=""/>
+            <wp:cNvGraphicFramePr>
+              <a:graphicFrameLocks xmlns:a="http://schemas.openxmlformats.org/drawingml/2006/main" noChangeAspect="1"/>
+            </wp:cNvGraphicFramePr>
+            <a:graphic xmlns:a="http://schemas.openxmlformats.org/drawingml/2006/main">
+              <a:graphicData uri="http://schemas.openxmlformats.org/drawingml/2006/picture">
+                <pic:pic xmlns:pic="http://schemas.openxmlformats.org/drawingml/2006/picture">
+                  <pic:nvPicPr>
+                    <pic:cNvPr id="0" name="" descr=""/>
+                    <pic:cNvPicPr>
+                      <a:picLocks noChangeAspect="1" noChangeArrowheads="1"/>
+                    </pic:cNvPicPr>
+                  </pic:nvPicPr>
+                  <pic:blipFill>
+                    <a:blip r:embed="rId35" cstate="none"/>
+                    <a:srcRect/>
+                    <a:stretch>
+                      <a:fillRect/>
+                    </a:stretch>
+                  </pic:blipFill>
+                  <pic:spPr bwMode="auto">
+                    <a:xfrm>
+                      <a:off x="0" y="0"/>
+                      <a:ext cx="5810250" cy="4086225"/>
+                    </a:xfrm>
+                    <a:prstGeom prst="rect">
+                      <a:avLst/>
+                    </a:prstGeom>
+                  </pic:spPr>
+                </pic:pic>
+              </a:graphicData>
+            </a:graphic>
+          </wp:inline>
+        </w:drawing>
+      </w:r>
+    </w:p>
+    <w:p>
+      <w:pPr>
+        <w:bidi/>
+        <w:spacing w:after="220"/>
+        <w:jc w:val="center"/>
+      </w:pPr>
+      <w:r>
+        <w:rPr>
+          <w:rFonts w:ascii="Segoe UI" w:cs="Tahoma" w:eastAsia="Segoe UI" w:hAnsi="Segoe UI"/>
+          <w:color w:val="5B6878"/>
+          <w:sz w:val="18"/>
+          <w:szCs w:val="18"/>
+          <w:rtl/>
+        </w:rPr>
+        <w:t xml:space="preserve">شکل ۲۵ — فهرست ابزارهای LOLBAS</w:t>
+      </w:r>
+    </w:p>
+    <w:p>
+      <w:pPr>
+        <w:pStyle w:val="ListParagraph"/>
+        <w:numPr>
+          <w:ilvl w:val="0"/>
+          <w:numId w:val="2"/>
+        </w:numPr>
+        <w:bidi/>
+        <w:spacing w:after="60"/>
+      </w:pPr>
+      <w:r>
+        <w:rPr>
+          <w:rFonts w:ascii="Segoe UI" w:cs="Tahoma" w:eastAsia="Segoe UI" w:hAnsi="Segoe UI"/>
+          <w:b/>
+          <w:bCs/>
+          <w:rtl/>
+        </w:rPr>
+        <w:t xml:space="preserve">کارت‌های بالا:</w:t>
+      </w:r>
+      <w:r>
+        <w:rPr>
+          <w:rFonts w:ascii="Segoe UI" w:cs="Tahoma" w:eastAsia="Segoe UI" w:hAnsi="Segoe UI"/>
+          <w:rtl/>
+        </w:rPr>
+        <w:t xml:space="preserve"> با کلیک روی هر کارت، مرجع مربوط انتخاب می‌شود. عدد کارت نشان می‌دهد چند ابزار دست‌کم یک قانون دارند.</w:t>
+      </w:r>
+    </w:p>
+    <w:p>
+      <w:pPr>
+        <w:pStyle w:val="ListParagraph"/>
+        <w:numPr>
+          <w:ilvl w:val="0"/>
+          <w:numId w:val="2"/>
+        </w:numPr>
+        <w:bidi/>
+        <w:spacing w:after="60"/>
+      </w:pPr>
+      <w:r>
+        <w:rPr>
+          <w:rFonts w:ascii="Segoe UI" w:cs="Tahoma" w:eastAsia="Segoe UI" w:hAnsi="Segoe UI"/>
+          <w:b/>
+          <w:bCs/>
+          <w:rtl/>
+        </w:rPr>
+        <w:t xml:space="preserve">جست‌وجو و فیلترها:</w:t>
+      </w:r>
+      <w:r>
+        <w:rPr>
+          <w:rFonts w:ascii="Segoe UI" w:cs="Tahoma" w:eastAsia="Segoe UI" w:hAnsi="Segoe UI"/>
+          <w:rtl/>
+        </w:rPr>
+        <w:t xml:space="preserve"> جست‌وجو در نام و توضیح، فیلتر دسته (مثل Execute یا Download) و فیلتر دارای قانون یا بدون قانون.</w:t>
+      </w:r>
+    </w:p>
+    <w:p>
+      <w:pPr>
+        <w:pStyle w:val="ListParagraph"/>
+        <w:numPr>
+          <w:ilvl w:val="0"/>
+          <w:numId w:val="2"/>
+        </w:numPr>
+        <w:bidi/>
+        <w:spacing w:after="60"/>
+      </w:pPr>
+      <w:r>
+        <w:rPr>
+          <w:rFonts w:ascii="Segoe UI" w:cs="Tahoma" w:eastAsia="Segoe UI" w:hAnsi="Segoe UI"/>
+          <w:rtl/>
+        </w:rPr>
+        <w:t xml:space="preserve">کنار هر ابزار تعداد قوانینی که به آن اشاره کرده‌اند نمایش داده می‌شود. </w:t>
+      </w:r>
+      <w:r>
+        <w:rPr>
+          <w:rFonts w:ascii="Segoe UI" w:cs="Tahoma" w:eastAsia="Segoe UI" w:hAnsi="Segoe UI"/>
+          <w:b/>
+          <w:bCs/>
+          <w:rtl w:val="false"/>
+        </w:rPr>
+        <w:t xml:space="preserve">no rules</w:t>
+      </w:r>
+      <w:r>
+        <w:rPr>
+          <w:rFonts w:ascii="Segoe UI" w:cs="Tahoma" w:eastAsia="Segoe UI" w:hAnsi="Segoe UI"/>
+          <w:rtl/>
+        </w:rPr>
+        <w:t xml:space="preserve"> یعنی هیچ قانونی آن را پوشش نمی‌دهد.</w:t>
+      </w:r>
+    </w:p>
+    <w:p>
+      <w:pPr>
+        <w:bidi/>
+        <w:spacing w:after="120"/>
+        <w:jc w:val="both"/>
+      </w:pPr>
+      <w:r>
+        <w:rPr>
+          <w:rFonts w:ascii="Segoe UI" w:cs="Tahoma" w:eastAsia="Segoe UI" w:hAnsi="Segoe UI"/>
+          <w:rtl/>
+        </w:rPr>
+        <w:t xml:space="preserve">با کلیک روی هر ابزار، جزئیات آن باز می‌شود: کاربردهای سوءاستفاده، دستور نمونه، تکنیک‌های ATT&amp;CK، منابع و فهرست قوانینی که به آن اشاره دارند.</w:t>
+      </w:r>
+    </w:p>
+    <w:p>
+      <w:pPr>
+        <w:keepNext/>
+        <w:spacing w:after="60" w:before="160" w:line="240" w:lineRule="auto"/>
+        <w:jc w:val="center"/>
+      </w:pPr>
+      <w:r>
+        <w:drawing>
+          <wp:inline distT="0" distB="0" distL="0" distR="0">
+            <wp:extent cx="5810250" cy="4086225"/>
+            <wp:effectExtent t="0" r="0" b="0" l="0"/>
+            <wp:docPr id="26" name="" descr="" title=""/>
+            <wp:cNvGraphicFramePr>
+              <a:graphicFrameLocks xmlns:a="http://schemas.openxmlformats.org/drawingml/2006/main" noChangeAspect="1"/>
+            </wp:cNvGraphicFramePr>
+            <a:graphic xmlns:a="http://schemas.openxmlformats.org/drawingml/2006/main">
+              <a:graphicData uri="http://schemas.openxmlformats.org/drawingml/2006/picture">
+                <pic:pic xmlns:pic="http://schemas.openxmlformats.org/drawingml/2006/picture">
+                  <pic:nvPicPr>
+                    <pic:cNvPr id="0" name="" descr=""/>
+                    <pic:cNvPicPr>
+                      <a:picLocks noChangeAspect="1" noChangeArrowheads="1"/>
+                    </pic:cNvPicPr>
+                  </pic:nvPicPr>
+                  <pic:blipFill>
+                    <a:blip r:embed="rId36" cstate="none"/>
+                    <a:srcRect/>
+                    <a:stretch>
+                      <a:fillRect/>
+                    </a:stretch>
+                  </pic:blipFill>
+                  <pic:spPr bwMode="auto">
+                    <a:xfrm>
+                      <a:off x="0" y="0"/>
+                      <a:ext cx="5810250" cy="4086225"/>
+                    </a:xfrm>
+                    <a:prstGeom prst="rect">
+                      <a:avLst/>
+                    </a:prstGeom>
+                  </pic:spPr>
+                </pic:pic>
+              </a:graphicData>
+            </a:graphic>
+          </wp:inline>
+        </w:drawing>
+      </w:r>
+    </w:p>
+    <w:p>
+      <w:pPr>
+        <w:bidi/>
+        <w:spacing w:after="220"/>
+        <w:jc w:val="center"/>
+      </w:pPr>
+      <w:r>
+        <w:rPr>
+          <w:rFonts w:ascii="Segoe UI" w:cs="Tahoma" w:eastAsia="Segoe UI" w:hAnsi="Segoe UI"/>
+          <w:color w:val="5B6878"/>
+          <w:sz w:val="18"/>
+          <w:szCs w:val="18"/>
+          <w:rtl/>
+        </w:rPr>
+        <w:t xml:space="preserve">شکل ۲۶ — جزئیات certutil.exe و قوانینی که به آن اشاره دارند</w:t>
+      </w:r>
+    </w:p>
+    <w:p>
+      <w:pPr>
+        <w:pStyle w:val="Heading2"/>
+        <w:bidi/>
+      </w:pPr>
+      <w:r>
+        <w:rPr>
+          <w:rFonts w:ascii="Segoe UI" w:cs="Tahoma" w:eastAsia="Segoe UI" w:hAnsi="Segoe UI"/>
+          <w:rtl/>
+        </w:rPr>
+        <w:t xml:space="preserve">به‌روزرسانی داده‌ها (مدیر)</w:t>
+      </w:r>
+    </w:p>
+    <w:p>
+      <w:pPr>
+        <w:pStyle w:val="ListParagraph"/>
+        <w:numPr>
+          <w:ilvl w:val="0"/>
+          <w:numId w:val="2"/>
+        </w:numPr>
+        <w:bidi/>
+        <w:spacing w:after="60"/>
+      </w:pPr>
+      <w:r>
+        <w:rPr>
+          <w:rFonts w:ascii="Segoe UI" w:cs="Tahoma" w:eastAsia="Segoe UI" w:hAnsi="Segoe UI"/>
+          <w:b/>
+          <w:bCs/>
+          <w:rtl w:val="false"/>
+        </w:rPr>
+        <w:t xml:space="preserve">Update from source:</w:t>
+      </w:r>
+      <w:r>
+        <w:rPr>
+          <w:rFonts w:ascii="Segoe UI" w:cs="Tahoma" w:eastAsia="Segoe UI" w:hAnsi="Segoe UI"/>
+          <w:rtl/>
+        </w:rPr>
+        <w:t xml:space="preserve"> دانلود آخرین نسخه از سایت رسمی هر مرجع. سرور باید به اینترنت دسترسی داشته باشد.</w:t>
+      </w:r>
+    </w:p>
+    <w:p>
+      <w:pPr>
+        <w:pStyle w:val="ListParagraph"/>
+        <w:numPr>
+          <w:ilvl w:val="0"/>
+          <w:numId w:val="2"/>
+        </w:numPr>
+        <w:bidi/>
+        <w:spacing w:after="60"/>
+      </w:pPr>
+      <w:r>
+        <w:rPr>
+          <w:rFonts w:ascii="Segoe UI" w:cs="Tahoma" w:eastAsia="Segoe UI" w:hAnsi="Segoe UI"/>
+          <w:b/>
+          <w:bCs/>
+          <w:rtl w:val="false"/>
+        </w:rPr>
+        <w:t xml:space="preserve">Upload file:</w:t>
+      </w:r>
+      <w:r>
+        <w:rPr>
+          <w:rFonts w:ascii="Segoe UI" w:cs="Tahoma" w:eastAsia="Segoe UI" w:hAnsi="Segoe UI"/>
+          <w:rtl/>
+        </w:rPr>
+        <w:t xml:space="preserve"> برای سرورهای بدون اینترنت. فایل JSON رسمی مرجع را روی سیستم دیگری دانلود و این‌جا بارگذاری کنید.</w:t>
+      </w:r>
+    </w:p>
+    <w:p>
+      <w:pPr>
+        <w:bidi/>
+        <w:spacing w:after="120"/>
+        <w:jc w:val="both"/>
+      </w:pPr>
+      <w:r>
+        <w:rPr>
+          <w:rFonts w:ascii="Segoe UI" w:cs="Tahoma" w:eastAsia="Segoe UI" w:hAnsi="Segoe UI"/>
+          <w:rtl/>
+        </w:rPr>
+        <w:t xml:space="preserve">سامانه با مقایسه‌ی کوئری و منبع Sigma هر قانون با نام ابزارها، خودکار پیدا می‌کند کدام قانون به کدام ابزار اشاره دارد. این اطلاعات بعد از هر تغییر خودکار به‌روز می‌شود.</w:t>
+      </w:r>
+    </w:p>
+    <w:p>
+      <w:pPr>
+        <w:pStyle w:val="Heading1"/>
+        <w:pageBreakBefore/>
+        <w:bidi/>
+      </w:pPr>
+      <w:r>
+        <w:rPr>
+          <w:rFonts w:ascii="Segoe UI" w:cs="Tahoma" w:eastAsia="Segoe UI" w:hAnsi="Segoe UI"/>
+          <w:rtl/>
+        </w:rPr>
+        <w:t xml:space="preserve">فصل ۹ — گروه‌های تهدید و بدافزارها</w:t>
+      </w:r>
+    </w:p>
+    <w:p>
+      <w:pPr>
+        <w:bidi/>
+        <w:spacing w:after="120"/>
+        <w:jc w:val="both"/>
+      </w:pPr>
+      <w:r>
+        <w:rPr>
+          <w:rFonts w:ascii="Segoe UI" w:cs="Tahoma" w:eastAsia="Segoe UI" w:hAnsi="Segoe UI"/>
+          <w:rtl/>
+        </w:rPr>
+        <w:t xml:space="preserve">صفحه‌ی </w:t>
+      </w:r>
+      <w:r>
+        <w:rPr>
+          <w:rFonts w:ascii="Segoe UI" w:cs="Tahoma" w:eastAsia="Segoe UI" w:hAnsi="Segoe UI"/>
+          <w:b/>
+          <w:bCs/>
+          <w:rtl w:val="false"/>
+        </w:rPr>
+        <w:t xml:space="preserve">Threat Groups</w:t>
+      </w:r>
+      <w:r>
+        <w:rPr>
+          <w:rFonts w:ascii="Segoe UI" w:cs="Tahoma" w:eastAsia="Segoe UI" w:hAnsi="Segoe UI"/>
+          <w:rtl/>
+        </w:rPr>
+        <w:t xml:space="preserve"> گروه‌های مهاجم شناخته‌شده (مثل APT34/OilRig یا APT29)، بدافزارها و ابزارهای مهاجم را از پایگاه MITRE ATT&amp;CK نشان می‌دهد و برای هر کدام مشخص می‌کند قوانین شما چه سهمی از تکنیک‌هایش را تشخیص می‌دهند. این همان سؤال همیشگی است: «در برابر فلان گروه چقدر آماده‌ایم؟»</w:t>
+      </w:r>
+    </w:p>
+    <w:p>
+      <w:pPr>
+        <w:keepNext/>
+        <w:spacing w:after="60" w:before="160" w:line="240" w:lineRule="auto"/>
+        <w:jc w:val="center"/>
+      </w:pPr>
+      <w:r>
+        <w:drawing>
+          <wp:inline distT="0" distB="0" distL="0" distR="0">
+            <wp:extent cx="5810250" cy="4086225"/>
+            <wp:effectExtent t="0" r="0" b="0" l="0"/>
+            <wp:docPr id="27" name="" descr="" title=""/>
+            <wp:cNvGraphicFramePr>
+              <a:graphicFrameLocks xmlns:a="http://schemas.openxmlformats.org/drawingml/2006/main" noChangeAspect="1"/>
+            </wp:cNvGraphicFramePr>
+            <a:graphic xmlns:a="http://schemas.openxmlformats.org/drawingml/2006/main">
+              <a:graphicData uri="http://schemas.openxmlformats.org/drawingml/2006/picture">
+                <pic:pic xmlns:pic="http://schemas.openxmlformats.org/drawingml/2006/picture">
+                  <pic:nvPicPr>
+                    <pic:cNvPr id="0" name="" descr=""/>
+                    <pic:cNvPicPr>
+                      <a:picLocks noChangeAspect="1" noChangeArrowheads="1"/>
+                    </pic:cNvPicPr>
+                  </pic:nvPicPr>
+                  <pic:blipFill>
+                    <a:blip r:embed="rId37" cstate="none"/>
+                    <a:srcRect/>
+                    <a:stretch>
+                      <a:fillRect/>
+                    </a:stretch>
+                  </pic:blipFill>
+                  <pic:spPr bwMode="auto">
+                    <a:xfrm>
+                      <a:off x="0" y="0"/>
+                      <a:ext cx="5810250" cy="4086225"/>
+                    </a:xfrm>
+                    <a:prstGeom prst="rect">
+                      <a:avLst/>
+                    </a:prstGeom>
+                  </pic:spPr>
+                </pic:pic>
+              </a:graphicData>
+            </a:graphic>
+          </wp:inline>
+        </w:drawing>
+      </w:r>
+    </w:p>
+    <w:p>
+      <w:pPr>
+        <w:bidi/>
+        <w:spacing w:after="220"/>
+        <w:jc w:val="center"/>
+      </w:pPr>
+      <w:r>
+        <w:rPr>
+          <w:rFonts w:ascii="Segoe UI" w:cs="Tahoma" w:eastAsia="Segoe UI" w:hAnsi="Segoe UI"/>
+          <w:color w:val="5B6878"/>
+          <w:sz w:val="18"/>
+          <w:szCs w:val="18"/>
+          <w:rtl/>
+        </w:rPr>
+        <w:t xml:space="preserve">شکل ۲۷ — پوشش تکنیک‌های گروه OilRig</w:t>
+      </w:r>
+    </w:p>
+    <w:p>
+      <w:pPr>
+        <w:pStyle w:val="ListParagraph"/>
+        <w:numPr>
+          <w:ilvl w:val="0"/>
+          <w:numId w:val="2"/>
+        </w:numPr>
+        <w:bidi/>
+        <w:spacing w:after="60"/>
+      </w:pPr>
+      <w:r>
+        <w:rPr>
+          <w:rFonts w:ascii="Segoe UI" w:cs="Tahoma" w:eastAsia="Segoe UI" w:hAnsi="Segoe UI"/>
+          <w:b/>
+          <w:bCs/>
+          <w:rtl/>
+        </w:rPr>
+        <w:t xml:space="preserve">تب‌ها:</w:t>
+      </w:r>
+      <w:r>
+        <w:rPr>
+          <w:rFonts w:ascii="Segoe UI" w:cs="Tahoma" w:eastAsia="Segoe UI" w:hAnsi="Segoe UI"/>
+          <w:rtl/>
+        </w:rPr>
+        <w:t xml:space="preserve"> </w:t>
+      </w:r>
+      <w:r>
+        <w:rPr>
+          <w:rFonts w:ascii="Segoe UI" w:cs="Tahoma" w:eastAsia="Segoe UI" w:hAnsi="Segoe UI"/>
+          <w:b/>
+          <w:bCs/>
+          <w:rtl w:val="false"/>
+        </w:rPr>
+        <w:t xml:space="preserve">Groups</w:t>
+      </w:r>
+      <w:r>
+        <w:rPr>
+          <w:rFonts w:ascii="Segoe UI" w:cs="Tahoma" w:eastAsia="Segoe UI" w:hAnsi="Segoe UI"/>
+          <w:rtl/>
+        </w:rPr>
+        <w:t xml:space="preserve"> برای گروه‌های مهاجم و </w:t>
+      </w:r>
+      <w:r>
+        <w:rPr>
+          <w:rFonts w:ascii="Segoe UI" w:cs="Tahoma" w:eastAsia="Segoe UI" w:hAnsi="Segoe UI"/>
+          <w:b/>
+          <w:bCs/>
+          <w:rtl w:val="false"/>
+        </w:rPr>
+        <w:t xml:space="preserve">Malware &amp; tools</w:t>
+      </w:r>
+      <w:r>
+        <w:rPr>
+          <w:rFonts w:ascii="Segoe UI" w:cs="Tahoma" w:eastAsia="Segoe UI" w:hAnsi="Segoe UI"/>
+          <w:rtl/>
+        </w:rPr>
+        <w:t xml:space="preserve"> برای بدافزارها و ابزارها.</w:t>
+      </w:r>
+    </w:p>
+    <w:p>
+      <w:pPr>
+        <w:pStyle w:val="ListParagraph"/>
+        <w:numPr>
+          <w:ilvl w:val="0"/>
+          <w:numId w:val="2"/>
+        </w:numPr>
+        <w:bidi/>
+        <w:spacing w:after="60"/>
+      </w:pPr>
+      <w:r>
+        <w:rPr>
+          <w:rFonts w:ascii="Segoe UI" w:cs="Tahoma" w:eastAsia="Segoe UI" w:hAnsi="Segoe UI"/>
+          <w:b/>
+          <w:bCs/>
+          <w:rtl/>
+        </w:rPr>
+        <w:t xml:space="preserve">فهرست سمت چپ:</w:t>
+      </w:r>
+      <w:r>
+        <w:rPr>
+          <w:rFonts w:ascii="Segoe UI" w:cs="Tahoma" w:eastAsia="Segoe UI" w:hAnsi="Segoe UI"/>
+          <w:rtl/>
+        </w:rPr>
+        <w:t xml:space="preserve"> جست‌وجو در نام و نام‌های دیگر (مثلاً APT34 گروه OilRig را پیدا می‌کند). مرتب‌سازی بر اساس بیشترین تکنیک، بیشترین شکاف، بهترین پوشش یا نام. عدد کنار هر مورد یعنی «تکنیک‌های پوشش‌داده‌شده / کل تکنیک‌ها».</w:t>
+      </w:r>
+    </w:p>
+    <w:p>
+      <w:pPr>
+        <w:pStyle w:val="ListParagraph"/>
+        <w:numPr>
+          <w:ilvl w:val="0"/>
+          <w:numId w:val="2"/>
+        </w:numPr>
+        <w:bidi/>
+        <w:spacing w:after="60"/>
+      </w:pPr>
+      <w:r>
+        <w:rPr>
+          <w:rFonts w:ascii="Segoe UI" w:cs="Tahoma" w:eastAsia="Segoe UI" w:hAnsi="Segoe UI"/>
+          <w:b/>
+          <w:bCs/>
+          <w:rtl/>
+        </w:rPr>
+        <w:t xml:space="preserve">نوار رنگی:</w:t>
+      </w:r>
+      <w:r>
+        <w:rPr>
+          <w:rFonts w:ascii="Segoe UI" w:cs="Tahoma" w:eastAsia="Segoe UI" w:hAnsi="Segoe UI"/>
+          <w:rtl/>
+        </w:rPr>
+        <w:t xml:space="preserve"> سبز یعنی پوشش‌داده‌شده، زرد یعنی فقط قانون روی تکنیک والد وجود دارد، قرمز یعنی شکاف.</w:t>
+      </w:r>
+    </w:p>
+    <w:p>
+      <w:pPr>
+        <w:pStyle w:val="ListParagraph"/>
+        <w:numPr>
+          <w:ilvl w:val="0"/>
+          <w:numId w:val="2"/>
+        </w:numPr>
+        <w:bidi/>
+        <w:spacing w:after="60"/>
+      </w:pPr>
+      <w:r>
+        <w:rPr>
+          <w:rFonts w:ascii="Segoe UI" w:cs="Tahoma" w:eastAsia="Segoe UI" w:hAnsi="Segoe UI"/>
+          <w:b/>
+          <w:bCs/>
+          <w:rtl/>
+        </w:rPr>
+        <w:t xml:space="preserve">فیلتر وضعیت:</w:t>
+      </w:r>
+      <w:r>
+        <w:rPr>
+          <w:rFonts w:ascii="Segoe UI" w:cs="Tahoma" w:eastAsia="Segoe UI" w:hAnsi="Segoe UI"/>
+          <w:rtl/>
+        </w:rPr>
+        <w:t xml:space="preserve"> پوشش با قوانین فعال، فقط Production، یا Production + testing حساب شود.</w:t>
+      </w:r>
+    </w:p>
+    <w:p>
+      <w:pPr>
+        <w:pStyle w:val="Heading2"/>
+        <w:bidi/>
+      </w:pPr>
+      <w:r>
+        <w:rPr>
+          <w:rFonts w:ascii="Segoe UI" w:cs="Tahoma" w:eastAsia="Segoe UI" w:hAnsi="Segoe UI"/>
+          <w:rtl/>
+        </w:rPr>
+        <w:t xml:space="preserve">جزئیات یک گروه</w:t>
+      </w:r>
+    </w:p>
+    <w:p>
+      <w:pPr>
+        <w:pStyle w:val="ListParagraph"/>
+        <w:numPr>
+          <w:ilvl w:val="0"/>
+          <w:numId w:val="2"/>
+        </w:numPr>
+        <w:bidi/>
+        <w:spacing w:after="60"/>
+      </w:pPr>
+      <w:r>
+        <w:rPr>
+          <w:rFonts w:ascii="Segoe UI" w:cs="Tahoma" w:eastAsia="Segoe UI" w:hAnsi="Segoe UI"/>
+          <w:b/>
+          <w:bCs/>
+          <w:rtl/>
+        </w:rPr>
+        <w:t xml:space="preserve">کارت‌ها:</w:t>
+      </w:r>
+      <w:r>
+        <w:rPr>
+          <w:rFonts w:ascii="Segoe UI" w:cs="Tahoma" w:eastAsia="Segoe UI" w:hAnsi="Segoe UI"/>
+          <w:rtl/>
+        </w:rPr>
+        <w:t xml:space="preserve"> تعداد تکنیک‌های گروه، تعداد و درصد پوشش‌داده‌شده، تعداد </w:t>
+      </w:r>
+      <w:r>
+        <w:rPr>
+          <w:rFonts w:ascii="Segoe UI" w:cs="Tahoma" w:eastAsia="Segoe UI" w:hAnsi="Segoe UI"/>
+          <w:b/>
+          <w:bCs/>
+          <w:rtl w:val="false"/>
+        </w:rPr>
+        <w:t xml:space="preserve">Parent only</w:t>
+      </w:r>
+      <w:r>
+        <w:rPr>
+          <w:rFonts w:ascii="Segoe UI" w:cs="Tahoma" w:eastAsia="Segoe UI" w:hAnsi="Segoe UI"/>
+          <w:rtl/>
+        </w:rPr>
+        <w:t xml:space="preserve"> و تعداد شکاف‌ها.</w:t>
+      </w:r>
+    </w:p>
+    <w:p>
+      <w:pPr>
+        <w:pStyle w:val="ListParagraph"/>
+        <w:numPr>
+          <w:ilvl w:val="0"/>
+          <w:numId w:val="2"/>
+        </w:numPr>
+        <w:bidi/>
+        <w:spacing w:after="60"/>
+      </w:pPr>
+      <w:r>
+        <w:rPr>
+          <w:rFonts w:ascii="Segoe UI" w:cs="Tahoma" w:eastAsia="Segoe UI" w:hAnsi="Segoe UI"/>
+          <w:b/>
+          <w:bCs/>
+          <w:rtl w:val="false"/>
+        </w:rPr>
+        <w:t xml:space="preserve">Techniques by tactic:</w:t>
+      </w:r>
+      <w:r>
+        <w:rPr>
+          <w:rFonts w:ascii="Segoe UI" w:cs="Tahoma" w:eastAsia="Segoe UI" w:hAnsi="Segoe UI"/>
+          <w:rtl/>
+        </w:rPr>
+        <w:t xml:space="preserve"> تکنیک‌های گروه، دسته‌بندی‌شده بر اساس تاکتیک، با همان رنگ‌بندی. با کلیک روی هر تکنیک، زنجیره‌ی تشخیص آن باز می‌شود. گزینه‌ی </w:t>
+      </w:r>
+      <w:r>
+        <w:rPr>
+          <w:rFonts w:ascii="Segoe UI" w:cs="Tahoma" w:eastAsia="Segoe UI" w:hAnsi="Segoe UI"/>
+          <w:b/>
+          <w:bCs/>
+          <w:rtl w:val="false"/>
+        </w:rPr>
+        <w:t xml:space="preserve">Only gaps and parent-only</w:t>
+      </w:r>
+      <w:r>
+        <w:rPr>
+          <w:rFonts w:ascii="Segoe UI" w:cs="Tahoma" w:eastAsia="Segoe UI" w:hAnsi="Segoe UI"/>
+          <w:rtl/>
+        </w:rPr>
+        <w:t xml:space="preserve"> فقط کمبودها را نشان می‌دهد.</w:t>
+      </w:r>
+    </w:p>
+    <w:p>
+      <w:pPr>
+        <w:pStyle w:val="ListParagraph"/>
+        <w:numPr>
+          <w:ilvl w:val="0"/>
+          <w:numId w:val="2"/>
+        </w:numPr>
+        <w:bidi/>
+        <w:spacing w:after="60"/>
+      </w:pPr>
+      <w:r>
+        <w:rPr>
+          <w:rFonts w:ascii="Segoe UI" w:cs="Tahoma" w:eastAsia="Segoe UI" w:hAnsi="Segoe UI"/>
+          <w:b/>
+          <w:bCs/>
+          <w:rtl w:val="false"/>
+        </w:rPr>
+        <w:t xml:space="preserve">Malware and tools it uses:</w:t>
+      </w:r>
+      <w:r>
+        <w:rPr>
+          <w:rFonts w:ascii="Segoe UI" w:cs="Tahoma" w:eastAsia="Segoe UI" w:hAnsi="Segoe UI"/>
+          <w:rtl/>
+        </w:rPr>
+        <w:t xml:space="preserve"> بدافزارها و ابزارهای گروه با پوشش هر کدام.</w:t>
+      </w:r>
+    </w:p>
+    <w:p>
+      <w:pPr>
+        <w:pStyle w:val="ListParagraph"/>
+        <w:numPr>
+          <w:ilvl w:val="0"/>
+          <w:numId w:val="2"/>
+        </w:numPr>
+        <w:bidi/>
+        <w:spacing w:after="60"/>
+      </w:pPr>
+      <w:r>
+        <w:rPr>
+          <w:rFonts w:ascii="Segoe UI" w:cs="Tahoma" w:eastAsia="Segoe UI" w:hAnsi="Segoe UI"/>
+          <w:b/>
+          <w:bCs/>
+          <w:rtl w:val="false"/>
+        </w:rPr>
+        <w:t xml:space="preserve">In the ATT&amp;CK matrix:</w:t>
+      </w:r>
+      <w:r>
+        <w:rPr>
+          <w:rFonts w:ascii="Segoe UI" w:cs="Tahoma" w:eastAsia="Segoe UI" w:hAnsi="Segoe UI"/>
+          <w:rtl/>
+        </w:rPr>
+        <w:t xml:space="preserve"> تکنیک‌های گروه را روی ماتریس پوشش نشان می‌دهد (فصل ۵). </w:t>
+      </w:r>
+      <w:r>
+        <w:rPr>
+          <w:rFonts w:ascii="Segoe UI" w:cs="Tahoma" w:eastAsia="Segoe UI" w:hAnsi="Segoe UI"/>
+          <w:b/>
+          <w:bCs/>
+          <w:rtl w:val="false"/>
+        </w:rPr>
+        <w:t xml:space="preserve">Explore</w:t>
+      </w:r>
+      <w:r>
+        <w:rPr>
+          <w:rFonts w:ascii="Segoe UI" w:cs="Tahoma" w:eastAsia="Segoe UI" w:hAnsi="Segoe UI"/>
+          <w:rtl/>
+        </w:rPr>
+        <w:t xml:space="preserve"> گروه را در گراف دانش باز می‌کند.</w:t>
+      </w:r>
+    </w:p>
+    <w:tbl>
+      <w:tblPr>
+        <w:bidiVisual/>
+        <w:tblW w:type="dxa" w:w="9638"/>
+        <w:tblBorders>
+          <w:top w:val="single" w:color="auto" w:sz="4"/>
+          <w:left w:val="single" w:color="auto" w:sz="4"/>
+          <w:bottom w:val="single" w:color="auto" w:sz="4"/>
+          <w:right w:val="single" w:color="auto" w:sz="4"/>
+          <w:insideH w:val="single" w:color="auto" w:sz="4"/>
+          <w:insideV w:val="single" w:color="auto" w:sz="4"/>
+        </w:tblBorders>
+      </w:tblPr>
+      <w:tblGrid>
+        <w:gridCol w:w="9638"/>
+      </w:tblGrid>
+      <w:tr>
+        <w:trPr>
+          <w:cantSplit/>
+        </w:trPr>
+        <w:tc>
+          <w:tcPr>
+            <w:tcW w:type="dxa" w:w="9638"/>
+            <w:tcBorders>
+              <w:top w:val="none" w:color="FFFFFF" w:sz="0"/>
+              <w:left w:val="none" w:color="FFFFFF" w:sz="0"/>
+              <w:bottom w:val="none" w:color="FFFFFF" w:sz="0"/>
+              <w:right w:val="single" w:color="0B6E79" w:sz="24"/>
+            </w:tcBorders>
+            <w:shd w:fill="E6F2F3" w:color="auto" w:val="clear"/>
+            <w:tcMar>
+              <w:top w:type="dxa" w:w="120"/>
+              <w:left w:type="dxa" w:w="200"/>
+              <w:bottom w:type="dxa" w:w="80"/>
+              <w:right w:type="dxa" w:w="200"/>
+            </w:tcMar>
+          </w:tcPr>
+          <w:p>
+            <w:pPr>
+              <w:bidi/>
+              <w:spacing w:after="60"/>
+            </w:pPr>
+            <w:r>
+              <w:rPr>
+                <w:rFonts w:ascii="Segoe UI" w:cs="Tahoma" w:eastAsia="Segoe UI" w:hAnsi="Segoe UI"/>
+                <w:b/>
+                <w:bCs/>
+                <w:color w:val="0B6E79"/>
+                <w:rtl/>
+              </w:rPr>
+              <w:t xml:space="preserve">نکته</w:t>
+            </w:r>
+          </w:p>
+          <w:p>
+            <w:pPr>
+              <w:bidi/>
+              <w:spacing w:after="60"/>
+              <w:jc w:val="both"/>
+            </w:pPr>
+            <w:r>
+              <w:rPr>
+                <w:rFonts w:ascii="Segoe UI" w:cs="Tahoma" w:eastAsia="Segoe UI" w:hAnsi="Segoe UI"/>
+                <w:b/>
+                <w:bCs/>
+                <w:rtl w:val="false"/>
+              </w:rPr>
+              <w:t xml:space="preserve">Parent only</w:t>
+            </w:r>
+            <w:r>
+              <w:rPr>
+                <w:rFonts w:ascii="Segoe UI" w:cs="Tahoma" w:eastAsia="Segoe UI" w:hAnsi="Segoe UI"/>
+                <w:rtl/>
+              </w:rPr>
+              <w:t xml:space="preserve"> یعنی گروه از یک زیرتکنیک استفاده می‌کند (مثلاً T1003.001) ولی قوانین شما فقط به تکنیک والد (T1003) نگاشت شده‌اند. چنین قانونی ممکن است آن زیرتکنیک را تشخیص بدهد یا ندهد؛ بررسی کنید.</w:t>
+            </w:r>
+          </w:p>
+        </w:tc>
+      </w:tr>
+    </w:tbl>
+    <w:p>
+      <w:pPr>
+        <w:spacing w:after="120"/>
+      </w:pPr>
+    </w:p>
+    <w:p>
+      <w:pPr>
+        <w:pStyle w:val="Heading2"/>
+        <w:bidi/>
+      </w:pPr>
+      <w:r>
+        <w:rPr>
+          <w:rFonts w:ascii="Segoe UI" w:cs="Tahoma" w:eastAsia="Segoe UI" w:hAnsi="Segoe UI"/>
+          <w:rtl/>
+        </w:rPr>
+        <w:t xml:space="preserve">بدافزارها و ابزارها</w:t>
+      </w:r>
+    </w:p>
+    <w:p>
+      <w:pPr>
+        <w:bidi/>
+        <w:spacing w:after="120"/>
+        <w:jc w:val="both"/>
+      </w:pPr>
+      <w:r>
+        <w:rPr>
+          <w:rFonts w:ascii="Segoe UI" w:cs="Tahoma" w:eastAsia="Segoe UI" w:hAnsi="Segoe UI"/>
+          <w:rtl/>
+        </w:rPr>
+        <w:t xml:space="preserve">در تب </w:t>
+      </w:r>
+      <w:r>
+        <w:rPr>
+          <w:rFonts w:ascii="Segoe UI" w:cs="Tahoma" w:eastAsia="Segoe UI" w:hAnsi="Segoe UI"/>
+          <w:b/>
+          <w:bCs/>
+          <w:rtl w:val="false"/>
+        </w:rPr>
+        <w:t xml:space="preserve">Malware &amp; tools</w:t>
+      </w:r>
+      <w:r>
+        <w:rPr>
+          <w:rFonts w:ascii="Segoe UI" w:cs="Tahoma" w:eastAsia="Segoe UI" w:hAnsi="Segoe UI"/>
+          <w:rtl/>
+        </w:rPr>
+        <w:t xml:space="preserve"> همین اطلاعات برای هر بدافزار یا ابزار نمایش داده می‌شود، به‌علاوه‌ی نوع، سکوها و گروه‌هایی که از آن استفاده کرده‌اند. فیلتر نوع، بدافزارها را از ابزارها جدا می‌کند.</w:t>
+      </w:r>
+    </w:p>
+    <w:p>
+      <w:pPr>
+        <w:keepNext/>
+        <w:spacing w:after="60" w:before="160" w:line="240" w:lineRule="auto"/>
+        <w:jc w:val="center"/>
+      </w:pPr>
+      <w:r>
+        <w:drawing>
+          <wp:inline distT="0" distB="0" distL="0" distR="0">
+            <wp:extent cx="5810250" cy="4086225"/>
+            <wp:effectExtent t="0" r="0" b="0" l="0"/>
+            <wp:docPr id="28" name="" descr="" title=""/>
+            <wp:cNvGraphicFramePr>
+              <a:graphicFrameLocks xmlns:a="http://schemas.openxmlformats.org/drawingml/2006/main" noChangeAspect="1"/>
+            </wp:cNvGraphicFramePr>
+            <a:graphic xmlns:a="http://schemas.openxmlformats.org/drawingml/2006/main">
+              <a:graphicData uri="http://schemas.openxmlformats.org/drawingml/2006/picture">
+                <pic:pic xmlns:pic="http://schemas.openxmlformats.org/drawingml/2006/picture">
+                  <pic:nvPicPr>
+                    <pic:cNvPr id="0" name="" descr=""/>
+                    <pic:cNvPicPr>
+                      <a:picLocks noChangeAspect="1" noChangeArrowheads="1"/>
+                    </pic:cNvPicPr>
+                  </pic:nvPicPr>
+                  <pic:blipFill>
+                    <a:blip r:embed="rId38" cstate="none"/>
+                    <a:srcRect/>
+                    <a:stretch>
+                      <a:fillRect/>
+                    </a:stretch>
+                  </pic:blipFill>
+                  <pic:spPr bwMode="auto">
+                    <a:xfrm>
+                      <a:off x="0" y="0"/>
+                      <a:ext cx="5810250" cy="4086225"/>
+                    </a:xfrm>
+                    <a:prstGeom prst="rect">
+                      <a:avLst/>
+                    </a:prstGeom>
+                  </pic:spPr>
+                </pic:pic>
+              </a:graphicData>
+            </a:graphic>
+          </wp:inline>
+        </w:drawing>
+      </w:r>
+    </w:p>
+    <w:p>
+      <w:pPr>
+        <w:bidi/>
+        <w:spacing w:after="220"/>
+        <w:jc w:val="center"/>
+      </w:pPr>
+      <w:r>
+        <w:rPr>
+          <w:rFonts w:ascii="Segoe UI" w:cs="Tahoma" w:eastAsia="Segoe UI" w:hAnsi="Segoe UI"/>
+          <w:color w:val="5B6878"/>
+          <w:sz w:val="18"/>
+          <w:szCs w:val="18"/>
+          <w:rtl/>
+        </w:rPr>
+        <w:t xml:space="preserve">شکل ۲۸ — پوشش تکنیک‌های Mimikatz</w:t>
+      </w:r>
+    </w:p>
+    <w:p>
+      <w:pPr>
+        <w:bidi/>
+        <w:spacing w:after="120"/>
+        <w:jc w:val="both"/>
+        <w:rPr>
+          <w:color w:val="5B6878"/>
+        </w:rPr>
+      </w:pPr>
+      <w:r>
+        <w:rPr>
+          <w:rFonts w:ascii="Segoe UI" w:cs="Tahoma" w:eastAsia="Segoe UI" w:hAnsi="Segoe UI"/>
+          <w:color w:val="5B6878"/>
+          <w:rtl/>
+        </w:rPr>
+        <w:t xml:space="preserve">این داده‌ها همراه سامانه نصب می‌شوند و به اینترنت نیاز ندارند. با به‌روزرسانی داده‌ی ATT&amp;CK، گروه‌ها و بدافزارها هم به‌روز می‌شوند.</w:t>
+      </w:r>
+    </w:p>
+    <w:p>
+      <w:pPr>
+        <w:pStyle w:val="Heading1"/>
+        <w:pageBreakBefore/>
+        <w:bidi/>
+      </w:pPr>
+      <w:r>
+        <w:rPr>
+          <w:rFonts w:ascii="Segoe UI" w:cs="Tahoma" w:eastAsia="Segoe UI" w:hAnsi="Segoe UI"/>
+          <w:rtl/>
+        </w:rPr>
+        <w:t xml:space="preserve">فصل ۱۰ — سناریوهای تحلیلی Splunk</w:t>
+      </w:r>
+    </w:p>
+    <w:p>
+      <w:pPr>
+        <w:bidi/>
+        <w:spacing w:after="120"/>
+        <w:jc w:val="both"/>
+      </w:pPr>
+      <w:r>
+        <w:rPr>
+          <w:rFonts w:ascii="Segoe UI" w:cs="Tahoma" w:eastAsia="Segoe UI" w:hAnsi="Segoe UI"/>
+          <w:rtl/>
+        </w:rPr>
+        <w:t xml:space="preserve">Splunk قوانین ESCU را در قالب </w:t>
+      </w:r>
+      <w:r>
+        <w:rPr>
+          <w:rFonts w:ascii="Segoe UI" w:cs="Tahoma" w:eastAsia="Segoe UI" w:hAnsi="Segoe UI"/>
+          <w:b/>
+          <w:bCs/>
+          <w:rtl w:val="false"/>
+        </w:rPr>
+        <w:t xml:space="preserve">Analytic Story</w:t>
+      </w:r>
+      <w:r>
+        <w:rPr>
+          <w:rFonts w:ascii="Segoe UI" w:cs="Tahoma" w:eastAsia="Segoe UI" w:hAnsi="Segoe UI"/>
+          <w:rtl/>
+        </w:rPr>
+        <w:t xml:space="preserve"> دسته‌بندی می‌کند؛ هر سناریو یک حمله یا تهدید مشخص است، مثل Volt Typhoon یا Ransomware، و قوانینی که آن را تشخیص می‌دهند. صفحه‌ی </w:t>
+      </w:r>
+      <w:r>
+        <w:rPr>
+          <w:rFonts w:ascii="Segoe UI" w:cs="Tahoma" w:eastAsia="Segoe UI" w:hAnsi="Segoe UI"/>
+          <w:b/>
+          <w:bCs/>
+          <w:rtl w:val="false"/>
+        </w:rPr>
+        <w:t xml:space="preserve">Analytic Stories</w:t>
+      </w:r>
+      <w:r>
+        <w:rPr>
+          <w:rFonts w:ascii="Segoe UI" w:cs="Tahoma" w:eastAsia="Segoe UI" w:hAnsi="Segoe UI"/>
+          <w:rtl/>
+        </w:rPr>
+        <w:t xml:space="preserve"> این سناریوها را نشان می‌دهد.</w:t>
+      </w:r>
+    </w:p>
+    <w:p>
+      <w:pPr>
+        <w:keepNext/>
+        <w:spacing w:after="60" w:before="160" w:line="240" w:lineRule="auto"/>
+        <w:jc w:val="center"/>
+      </w:pPr>
+      <w:r>
+        <w:drawing>
+          <wp:inline distT="0" distB="0" distL="0" distR="0">
+            <wp:extent cx="5810250" cy="4086225"/>
+            <wp:effectExtent t="0" r="0" b="0" l="0"/>
+            <wp:docPr id="29" name="" descr="" title=""/>
+            <wp:cNvGraphicFramePr>
+              <a:graphicFrameLocks xmlns:a="http://schemas.openxmlformats.org/drawingml/2006/main" noChangeAspect="1"/>
+            </wp:cNvGraphicFramePr>
+            <a:graphic xmlns:a="http://schemas.openxmlformats.org/drawingml/2006/main">
+              <a:graphicData uri="http://schemas.openxmlformats.org/drawingml/2006/picture">
+                <pic:pic xmlns:pic="http://schemas.openxmlformats.org/drawingml/2006/picture">
+                  <pic:nvPicPr>
+                    <pic:cNvPr id="0" name="" descr=""/>
+                    <pic:cNvPicPr>
+                      <a:picLocks noChangeAspect="1" noChangeArrowheads="1"/>
+                    </pic:cNvPicPr>
+                  </pic:nvPicPr>
+                  <pic:blipFill>
+                    <a:blip r:embed="rId39" cstate="none"/>
+                    <a:srcRect/>
+                    <a:stretch>
+                      <a:fillRect/>
+                    </a:stretch>
+                  </pic:blipFill>
+                  <pic:spPr bwMode="auto">
+                    <a:xfrm>
+                      <a:off x="0" y="0"/>
+                      <a:ext cx="5810250" cy="4086225"/>
+                    </a:xfrm>
+                    <a:prstGeom prst="rect">
+                      <a:avLst/>
+                    </a:prstGeom>
+                  </pic:spPr>
+                </pic:pic>
+              </a:graphicData>
+            </a:graphic>
+          </wp:inline>
+        </w:drawing>
+      </w:r>
+    </w:p>
+    <w:p>
+      <w:pPr>
+        <w:bidi/>
+        <w:spacing w:after="220"/>
+        <w:jc w:val="center"/>
+      </w:pPr>
+      <w:r>
+        <w:rPr>
+          <w:rFonts w:ascii="Segoe UI" w:cs="Tahoma" w:eastAsia="Segoe UI" w:hAnsi="Segoe UI"/>
+          <w:color w:val="5B6878"/>
+          <w:sz w:val="18"/>
+          <w:szCs w:val="18"/>
+          <w:rtl/>
+        </w:rPr>
+        <w:t xml:space="preserve">شکل ۲۹ — سناریوی Volt Typhoon با قوانین و تکنیک‌هایش</w:t>
+      </w:r>
+    </w:p>
+    <w:p>
+      <w:pPr>
+        <w:pStyle w:val="ListParagraph"/>
+        <w:numPr>
+          <w:ilvl w:val="0"/>
+          <w:numId w:val="2"/>
+        </w:numPr>
+        <w:bidi/>
+        <w:spacing w:after="60"/>
+      </w:pPr>
+      <w:r>
+        <w:rPr>
+          <w:rFonts w:ascii="Segoe UI" w:cs="Tahoma" w:eastAsia="Segoe UI" w:hAnsi="Segoe UI"/>
+          <w:b/>
+          <w:bCs/>
+          <w:rtl/>
+        </w:rPr>
+        <w:t xml:space="preserve">فهرست سمت چپ:</w:t>
+      </w:r>
+      <w:r>
+        <w:rPr>
+          <w:rFonts w:ascii="Segoe UI" w:cs="Tahoma" w:eastAsia="Segoe UI" w:hAnsi="Segoe UI"/>
+          <w:rtl/>
+        </w:rPr>
+        <w:t xml:space="preserve"> جست‌وجو و مرتب‌سازی بر اساس تعداد قوانین، تعداد قوانین Production یا نام. عدد کنار هر سناریو یعنی «قوانین Production / همه‌ی قوانین».</w:t>
+      </w:r>
+    </w:p>
+    <w:p>
+      <w:pPr>
+        <w:pStyle w:val="ListParagraph"/>
+        <w:numPr>
+          <w:ilvl w:val="0"/>
+          <w:numId w:val="2"/>
+        </w:numPr>
+        <w:bidi/>
+        <w:spacing w:after="60"/>
+      </w:pPr>
+      <w:r>
+        <w:rPr>
+          <w:rFonts w:ascii="Segoe UI" w:cs="Tahoma" w:eastAsia="Segoe UI" w:hAnsi="Segoe UI"/>
+          <w:b/>
+          <w:bCs/>
+          <w:rtl/>
+        </w:rPr>
+        <w:t xml:space="preserve">جزئیات:</w:t>
+      </w:r>
+      <w:r>
+        <w:rPr>
+          <w:rFonts w:ascii="Segoe UI" w:cs="Tahoma" w:eastAsia="Segoe UI" w:hAnsi="Segoe UI"/>
+          <w:rtl/>
+        </w:rPr>
+        <w:t xml:space="preserve"> توضیح سناریو و روایت کامل آن (</w:t>
+      </w:r>
+      <w:r>
+        <w:rPr>
+          <w:rFonts w:ascii="Segoe UI" w:cs="Tahoma" w:eastAsia="Segoe UI" w:hAnsi="Segoe UI"/>
+          <w:b/>
+          <w:bCs/>
+          <w:rtl w:val="false"/>
+        </w:rPr>
+        <w:t xml:space="preserve">Show the narrative</w:t>
+      </w:r>
+      <w:r>
+        <w:rPr>
+          <w:rFonts w:ascii="Segoe UI" w:cs="Tahoma" w:eastAsia="Segoe UI" w:hAnsi="Segoe UI"/>
+          <w:rtl/>
+        </w:rPr>
+        <w:t xml:space="preserve">)، نوار وضعیت قوانین، تکنیک‌های ATT&amp;CK که قوانینش تشخیص می‌دهند و فهرست قوانین.</w:t>
+      </w:r>
+    </w:p>
+    <w:p>
+      <w:pPr>
+        <w:pStyle w:val="ListParagraph"/>
+        <w:numPr>
+          <w:ilvl w:val="0"/>
+          <w:numId w:val="2"/>
+        </w:numPr>
+        <w:bidi/>
+        <w:spacing w:after="60"/>
+      </w:pPr>
+      <w:r>
+        <w:rPr>
+          <w:rFonts w:ascii="Segoe UI" w:cs="Tahoma" w:eastAsia="Segoe UI" w:hAnsi="Segoe UI"/>
+          <w:rtl/>
+        </w:rPr>
+        <w:t xml:space="preserve">تکنیکی که کادر خط‌چین قرمز دارد، فقط قوانین deprecated دارد.</w:t>
+      </w:r>
+    </w:p>
+    <w:p>
+      <w:pPr>
+        <w:pStyle w:val="ListParagraph"/>
+        <w:numPr>
+          <w:ilvl w:val="0"/>
+          <w:numId w:val="2"/>
+        </w:numPr>
+        <w:bidi/>
+        <w:spacing w:after="60"/>
+      </w:pPr>
+      <w:r>
+        <w:rPr>
+          <w:rFonts w:ascii="Segoe UI" w:cs="Tahoma" w:eastAsia="Segoe UI" w:hAnsi="Segoe UI"/>
+          <w:b/>
+          <w:bCs/>
+          <w:rtl w:val="false"/>
+        </w:rPr>
+        <w:t xml:space="preserve">In the rule list:</w:t>
+      </w:r>
+      <w:r>
+        <w:rPr>
+          <w:rFonts w:ascii="Segoe UI" w:cs="Tahoma" w:eastAsia="Segoe UI" w:hAnsi="Segoe UI"/>
+          <w:rtl/>
+        </w:rPr>
+        <w:t xml:space="preserve"> فهرست قوانین را با همین سناریو فیلتر می‌کند؛ مثلاً برای تغییر وضعیت گروهی قوانین یک سناریو.</w:t>
+      </w:r>
+    </w:p>
+    <w:p>
+      <w:pPr>
+        <w:bidi/>
+        <w:spacing w:after="120"/>
+        <w:jc w:val="both"/>
+      </w:pPr>
+      <w:r>
+        <w:rPr>
+          <w:rFonts w:ascii="Segoe UI" w:cs="Tahoma" w:eastAsia="Segoe UI" w:hAnsi="Segoe UI"/>
+          <w:rtl/>
+        </w:rPr>
+        <w:t xml:space="preserve">سناریوها با ورود قوانین ESCU خودکار ساخته می‌شوند، چون هر قانون نام سناریوهایش را دارد. توضیح و روایت سناریوها از پوشه‌ی stories مخزن رسمی splunk/security_content می‌آید:</w:t>
+      </w:r>
+    </w:p>
+    <w:p>
+      <w:pPr>
+        <w:pStyle w:val="ListParagraph"/>
+        <w:numPr>
+          <w:ilvl w:val="0"/>
+          <w:numId w:val="2"/>
+        </w:numPr>
+        <w:bidi/>
+        <w:spacing w:after="60"/>
+      </w:pPr>
+      <w:r>
+        <w:rPr>
+          <w:rFonts w:ascii="Segoe UI" w:cs="Tahoma" w:eastAsia="Segoe UI" w:hAnsi="Segoe UI"/>
+          <w:b/>
+          <w:bCs/>
+          <w:rtl w:val="false"/>
+        </w:rPr>
+        <w:t xml:space="preserve">Download missing descriptions:</w:t>
+      </w:r>
+      <w:r>
+        <w:rPr>
+          <w:rFonts w:ascii="Segoe UI" w:cs="Tahoma" w:eastAsia="Segoe UI" w:hAnsi="Segoe UI"/>
+          <w:rtl/>
+        </w:rPr>
+        <w:t xml:space="preserve"> دانلود توضیح سناریوهایی که هنوز توضیح ندارند. سرور در اولین اجرا این کار را خودکار انجام می‌دهد.</w:t>
+      </w:r>
+    </w:p>
+    <w:p>
+      <w:pPr>
+        <w:pStyle w:val="ListParagraph"/>
+        <w:numPr>
+          <w:ilvl w:val="0"/>
+          <w:numId w:val="2"/>
+        </w:numPr>
+        <w:bidi/>
+        <w:spacing w:after="60"/>
+      </w:pPr>
+      <w:r>
+        <w:rPr>
+          <w:rFonts w:ascii="Segoe UI" w:cs="Tahoma" w:eastAsia="Segoe UI" w:hAnsi="Segoe UI"/>
+          <w:b/>
+          <w:bCs/>
+          <w:rtl w:val="false"/>
+        </w:rPr>
+        <w:t xml:space="preserve">Upload story files:</w:t>
+      </w:r>
+      <w:r>
+        <w:rPr>
+          <w:rFonts w:ascii="Segoe UI" w:cs="Tahoma" w:eastAsia="Segoe UI" w:hAnsi="Segoe UI"/>
+          <w:rtl/>
+        </w:rPr>
+        <w:t xml:space="preserve"> برای سرورهای بدون اینترنت. فایل‌های YAML پوشه‌ی stories را روی سیستم دیگری دریافت و این‌جا بارگذاری کنید.</w:t>
+      </w:r>
+    </w:p>
+    <w:p>
+      <w:pPr>
+        <w:bidi/>
+        <w:spacing w:after="120"/>
+        <w:jc w:val="both"/>
+      </w:pPr>
+      <w:r>
+        <w:rPr>
+          <w:rFonts w:ascii="Segoe UI" w:cs="Tahoma" w:eastAsia="Segoe UI" w:hAnsi="Segoe UI"/>
+          <w:rtl/>
+        </w:rPr>
+        <w:t xml:space="preserve">روی صفحه‌ی هر قانون ESCU، نوار </w:t>
+      </w:r>
+      <w:r>
+        <w:rPr>
+          <w:rFonts w:ascii="Segoe UI" w:cs="Tahoma" w:eastAsia="Segoe UI" w:hAnsi="Segoe UI"/>
+          <w:b/>
+          <w:bCs/>
+          <w:rtl w:val="false"/>
+        </w:rPr>
+        <w:t xml:space="preserve">Analytic stories</w:t>
+      </w:r>
+      <w:r>
+        <w:rPr>
+          <w:rFonts w:ascii="Segoe UI" w:cs="Tahoma" w:eastAsia="Segoe UI" w:hAnsi="Segoe UI"/>
+          <w:rtl/>
+        </w:rPr>
+        <w:t xml:space="preserve"> سناریوهای آن قانون را نشان می‌دهد.</w:t>
+      </w:r>
+    </w:p>
+    <w:p>
+      <w:pPr>
+        <w:pStyle w:val="Heading1"/>
+        <w:pageBreakBefore/>
+        <w:bidi/>
+      </w:pPr>
+      <w:r>
+        <w:rPr>
+          <w:rFonts w:ascii="Segoe UI" w:cs="Tahoma" w:eastAsia="Segoe UI" w:hAnsi="Segoe UI"/>
+          <w:rtl/>
+        </w:rPr>
+        <w:t xml:space="preserve">فصل ۱۱ — گراف دانش</w:t>
+      </w:r>
+    </w:p>
+    <w:p>
+      <w:pPr>
+        <w:bidi/>
+        <w:spacing w:after="120"/>
+        <w:jc w:val="both"/>
+      </w:pPr>
+      <w:r>
+        <w:rPr>
+          <w:rFonts w:ascii="Segoe UI" w:cs="Tahoma" w:eastAsia="Segoe UI" w:hAnsi="Segoe UI"/>
+          <w:rtl/>
+        </w:rPr>
+        <w:t xml:space="preserve">صفحه‌ی </w:t>
+      </w:r>
+      <w:r>
+        <w:rPr>
+          <w:rFonts w:ascii="Segoe UI" w:cs="Tahoma" w:eastAsia="Segoe UI" w:hAnsi="Segoe UI"/>
+          <w:b/>
+          <w:bCs/>
+          <w:rtl w:val="false"/>
+        </w:rPr>
         <w:t xml:space="preserve">Knowledge Graph</w:t>
       </w:r>
       <w:r>
@@ -9634,7 +11982,7 @@
           <w:rFonts w:ascii="Segoe UI" w:cs="Tahoma" w:eastAsia="Segoe UI" w:hAnsi="Segoe UI"/>
           <w:rtl/>
         </w:rPr>
-        <w:t xml:space="preserve"> همه‌ی ارتباط‌ها را یک‌جا نشان می‌دهد: صفحه‌ها و لینک‌هایشان، قوانین، تکنیک‌ها، رویدادهای Sysmon، ابزارهای مهاجم، تگ‌ها و دسته‌ها. گراف هفت نما دارد که با تب‌های بالای صفحه انتخاب می‌شوند:</w:t>
+        <w:t xml:space="preserve"> همه‌ی ارتباط‌ها را یک‌جا نشان می‌دهد: صفحه‌ها و لینک‌هایشان، قوانین، تکنیک‌ها، رویدادهای Sysmon و منابع لاگ دیگر، ابزارهای مهاجم، گروه‌های تهدید، بدافزارها، کاهش‌دهنده‌ها، سناریوهای تحلیلی، تگ‌ها و دسته‌ها. گراف هفت نما دارد که با تب‌های بالای صفحه انتخاب می‌شوند:</w:t>
       </w:r>
     </w:p>
     <w:tbl>
@@ -9920,7 +12268,7 @@
                 <w:szCs w:val="19"/>
                 <w:rtl/>
               </w:rPr>
-              <w:t xml:space="preserve">زنجیره‌ی یک تکنیک: تاکتیک ← تکنیک ← قوانین ← رویدادها ← منابع داده.</w:t>
+              <w:t xml:space="preserve">زنجیره‌ی یک تکنیک: تاکتیک ← تکنیک ← قوانین ← رویدادهای لاگ ← منابع داده.</w:t>
             </w:r>
           </w:p>
         </w:tc>
@@ -10052,7 +12400,7 @@
                 <w:szCs w:val="19"/>
                 <w:rtl/>
               </w:rPr>
-              <w:t xml:space="preserve">اگر یک منبع داده یا رویداد قطع شود، چه چیزی از کار می‌افتد.</w:t>
+              <w:t xml:space="preserve">اگر یک منبع لاگ، رویداد یا منبع داده قطع شود، چه چیزی از کار می‌افتد.</w:t>
             </w:r>
           </w:p>
         </w:tc>
@@ -10118,7 +12466,7 @@
                 <w:szCs w:val="19"/>
                 <w:rtl/>
               </w:rPr>
-              <w:t xml:space="preserve">جریان تشخیص‌ها از رویدادهای Sysmon به تاکتیک‌های ATT&amp;CK.</w:t>
+              <w:t xml:space="preserve">جریان تشخیص‌ها از منابع لاگ به تاکتیک‌های ATT&amp;CK.</w:t>
             </w:r>
           </w:p>
         </w:tc>
@@ -10249,7 +12597,7 @@
           <w:rFonts w:ascii="Segoe UI" w:cs="Tahoma" w:eastAsia="Segoe UI" w:hAnsi="Segoe UI"/>
           <w:rtl/>
         </w:rPr>
-        <w:t xml:space="preserve">صفحه‌های دانش و لینک‌های ویکی بینشان نمایش داده می‌شوند. هر رنگ یک نوع صفحه است. با چرخ ماوس بزرگ‌نمایی کنید و با کشیدن، گراف را جابه‌جا کنید. با کلیک روی هر گره، پنل جزئیات آن باز می‌شود. با دکمه‌های لایه‌ها می‌توانید قوانین، تکنیک‌ها، رویدادها، ابزارها، تگ‌ها و دسته‌ها را هم به گراف اضافه کنید.</w:t>
+        <w:t xml:space="preserve">صفحه‌های دانش و لینک‌های ویکی بینشان نمایش داده می‌شوند. هر رنگ یک نوع صفحه است. با چرخ ماوس بزرگ‌نمایی کنید و با کشیدن، گراف را جابه‌جا کنید. با کلیک روی هر گره، پنل جزئیات آن باز می‌شود. با دکمه‌های لایه‌ها می‌توانید قوانین، تکنیک‌ها، رویدادهای Sysmon و لاگ، ابزارها، سناریوهای تحلیلی، گروه‌های تهدید، بدافزارها، کاهش‌دهنده‌ها، تگ‌ها و دسته‌ها را هم به گراف اضافه کنید. لایه‌های بزرگ مثل بدافزارها گراف را شلوغ می‌کنند؛ برای آن‌ها نمای Explore مناسب‌تر است.</w:t>
       </w:r>
     </w:p>
     <w:p>
@@ -10263,7 +12611,7 @@
           <wp:inline distT="0" distB="0" distL="0" distR="0">
             <wp:extent cx="5810250" cy="4086225"/>
             <wp:effectExtent t="0" r="0" b="0" l="0"/>
-            <wp:docPr id="24" name="" descr="" title=""/>
+            <wp:docPr id="30" name="" descr="" title=""/>
             <wp:cNvGraphicFramePr>
               <a:graphicFrameLocks xmlns:a="http://schemas.openxmlformats.org/drawingml/2006/main" noChangeAspect="1"/>
             </wp:cNvGraphicFramePr>
@@ -10277,7 +12625,7 @@
                     </pic:cNvPicPr>
                   </pic:nvPicPr>
                   <pic:blipFill>
-                    <a:blip r:embed="rId34" cstate="none"/>
+                    <a:blip r:embed="rId40" cstate="none"/>
                     <a:srcRect/>
                     <a:stretch>
                       <a:fillRect/>
@@ -10313,7 +12661,7 @@
           <w:szCs w:val="18"/>
           <w:rtl/>
         </w:rPr>
-        <w:t xml:space="preserve">شکل ۲۴ — نمای Wiki</w:t>
+        <w:t xml:space="preserve">شکل ۳۰ — نمای Wiki</w:t>
       </w:r>
     </w:p>
     <w:p>
@@ -10581,7 +12929,7 @@
           <wp:inline distT="0" distB="0" distL="0" distR="0">
             <wp:extent cx="5810250" cy="4086225"/>
             <wp:effectExtent t="0" r="0" b="0" l="0"/>
-            <wp:docPr id="25" name="" descr="" title=""/>
+            <wp:docPr id="31" name="" descr="" title=""/>
             <wp:cNvGraphicFramePr>
               <a:graphicFrameLocks xmlns:a="http://schemas.openxmlformats.org/drawingml/2006/main" noChangeAspect="1"/>
             </wp:cNvGraphicFramePr>
@@ -10595,7 +12943,7 @@
                     </pic:cNvPicPr>
                   </pic:nvPicPr>
                   <pic:blipFill>
-                    <a:blip r:embed="rId35" cstate="none"/>
+                    <a:blip r:embed="rId41" cstate="none"/>
                     <a:srcRect/>
                     <a:stretch>
                       <a:fillRect/>
@@ -10631,7 +12979,7 @@
           <w:szCs w:val="18"/>
           <w:rtl/>
         </w:rPr>
-        <w:t xml:space="preserve">شکل ۲۵ — نمای Explore حول تکنیک T1003</w:t>
+        <w:t xml:space="preserve">شکل ۳۱ — نمای Explore حول تکنیک T1003</w:t>
       </w:r>
     </w:p>
     <w:p>
@@ -10658,7 +13006,23 @@
           <w:rFonts w:ascii="Segoe UI" w:cs="Tahoma" w:eastAsia="Segoe UI" w:hAnsi="Segoe UI"/>
           <w:rtl/>
         </w:rPr>
-        <w:t xml:space="preserve">یک تکنیک را انتخاب کنید تا زنجیره‌ی کامل تشخیص آن در ستون‌ها نمایش داده شود: تاکتیک‌ها، تکنیک و زیرتکنیک‌ها، قوانین، رویدادهای Sysmon و منابع داده. ابزارهای مهاجمی که قوانین به آن‌ها اشاره دارند هم نشان داده می‌شوند. ماوس را روی هر مورد ببرید تا مسیر آن پررنگ شود؛ با کلیک، مسیر ثابت می‌ماند. فیلتر وضعیت و جست‌وجو در قوانین هم بالای صفحه است.</w:t>
+        <w:t xml:space="preserve">یک تکنیک را انتخاب کنید تا زنجیره‌ی کامل تشخیص آن در ستون‌ها نمایش داده شود: تاکتیک‌ها، تکنیک و زیرتکنیک‌ها، قوانین، رویدادهای لاگ (ستون </w:t>
+      </w:r>
+      <w:r>
+        <w:rPr>
+          <w:rFonts w:ascii="Segoe UI" w:cs="Tahoma" w:eastAsia="Segoe UI" w:hAnsi="Segoe UI"/>
+          <w:b/>
+          <w:bCs/>
+          <w:rtl w:val="false"/>
+        </w:rPr>
+        <w:t xml:space="preserve">Telemetry</w:t>
+      </w:r>
+      <w:r>
+        <w:rPr>
+          <w:rFonts w:ascii="Segoe UI" w:cs="Tahoma" w:eastAsia="Segoe UI" w:hAnsi="Segoe UI"/>
+          <w:rtl/>
+        </w:rPr>
+        <w:t xml:space="preserve">: Sysmon، Windows Security، EDR و …) و منابع داده. ابزارهای مهاجمی که قوانین به آن‌ها اشاره دارند هم نشان داده می‌شوند. ماوس را روی هر مورد ببرید تا مسیر آن پررنگ شود؛ با کلیک، مسیر ثابت می‌ماند. فیلتر وضعیت و جست‌وجو در قوانین هم بالای صفحه است.</w:t>
       </w:r>
     </w:p>
     <w:p>
@@ -10672,7 +13036,7 @@
           <wp:inline distT="0" distB="0" distL="0" distR="0">
             <wp:extent cx="5810250" cy="4086225"/>
             <wp:effectExtent t="0" r="0" b="0" l="0"/>
-            <wp:docPr id="26" name="" descr="" title=""/>
+            <wp:docPr id="32" name="" descr="" title=""/>
             <wp:cNvGraphicFramePr>
               <a:graphicFrameLocks xmlns:a="http://schemas.openxmlformats.org/drawingml/2006/main" noChangeAspect="1"/>
             </wp:cNvGraphicFramePr>
@@ -10686,7 +13050,7 @@
                     </pic:cNvPicPr>
                   </pic:nvPicPr>
                   <pic:blipFill>
-                    <a:blip r:embed="rId36" cstate="none"/>
+                    <a:blip r:embed="rId42" cstate="none"/>
                     <a:srcRect/>
                     <a:stretch>
                       <a:fillRect/>
@@ -10722,7 +13086,7 @@
           <w:szCs w:val="18"/>
           <w:rtl/>
         </w:rPr>
-        <w:t xml:space="preserve">شکل ۲۶ — زنجیره‌ی تشخیص T1003</w:t>
+        <w:t xml:space="preserve">شکل ۳۲ — زنجیره‌ی تشخیص T1003</w:t>
       </w:r>
     </w:p>
     <w:p>
@@ -10827,7 +13191,7 @@
           <wp:inline distT="0" distB="0" distL="0" distR="0">
             <wp:extent cx="5810250" cy="2438400"/>
             <wp:effectExtent t="0" r="0" b="0" l="0"/>
-            <wp:docPr id="27" name="" descr="" title=""/>
+            <wp:docPr id="33" name="" descr="" title=""/>
             <wp:cNvGraphicFramePr>
               <a:graphicFrameLocks xmlns:a="http://schemas.openxmlformats.org/drawingml/2006/main" noChangeAspect="1"/>
             </wp:cNvGraphicFramePr>
@@ -10841,7 +13205,7 @@
                     </pic:cNvPicPr>
                   </pic:nvPicPr>
                   <pic:blipFill>
-                    <a:blip r:embed="rId37" cstate="none"/>
+                    <a:blip r:embed="rId43" cstate="none"/>
                     <a:srcRect/>
                     <a:stretch>
                       <a:fillRect/>
@@ -10877,7 +13241,7 @@
           <w:szCs w:val="18"/>
           <w:rtl/>
         </w:rPr>
-        <w:t xml:space="preserve">شکل ۲۷ — مسیرهای بین T1003.001 و rundll32.exe</w:t>
+        <w:t xml:space="preserve">شکل ۳۳ — مسیرهای بین T1003.001 و rundll32.exe</w:t>
       </w:r>
     </w:p>
     <w:p>
@@ -10945,7 +13309,7 @@
           <w:rFonts w:ascii="Segoe UI" w:cs="Tahoma" w:eastAsia="Segoe UI" w:hAnsi="Segoe UI"/>
           <w:rtl/>
         </w:rPr>
-        <w:t xml:space="preserve">قانون — رویداد Sysmon — منبع داده‌ای که آن رویداد را فراهم می‌کند</w:t>
+        <w:t xml:space="preserve">قانون — رویداد Sysmon یا رویداد لاگ دیگر — منبع داده‌ای که آن رویداد را فراهم می‌کند</w:t>
       </w:r>
     </w:p>
     <w:p>
@@ -10968,20 +13332,6 @@
     </w:p>
     <w:p>
       <w:pPr>
-        <w:bidi/>
-        <w:spacing w:after="120"/>
-        <w:jc w:val="both"/>
-      </w:pPr>
-      <w:r>
-        <w:rPr>
-          <w:rFonts w:ascii="Segoe UI" w:cs="Tahoma" w:eastAsia="Segoe UI" w:hAnsi="Segoe UI"/>
-          <w:rtl/>
-        </w:rPr>
-        <w:t xml:space="preserve">چند قاعده برای معتبر ماندن مسیرها:</w:t>
-      </w:r>
-    </w:p>
-    <w:p>
-      <w:pPr>
         <w:pStyle w:val="ListParagraph"/>
         <w:numPr>
           <w:ilvl w:val="0"/>
@@ -10995,7 +13345,35 @@
           <w:rFonts w:ascii="Segoe UI" w:cs="Tahoma" w:eastAsia="Segoe UI" w:hAnsi="Segoe UI"/>
           <w:rtl/>
         </w:rPr>
-        <w:t xml:space="preserve">تگ‌ها و دسته‌ها هیچ‌وقت گره میانی نیستند.</w:t>
+        <w:t xml:space="preserve">گروه تهدید، بدافزار یا کاهش‌دهنده — تکنیک‌هایش؛ و سناریوی تحلیلی — قوانینش (این‌ها فقط ابتدا یا انتهای مسیرند)</w:t>
+      </w:r>
+    </w:p>
+    <w:p>
+      <w:pPr>
+        <w:bidi/>
+        <w:spacing w:after="120"/>
+        <w:jc w:val="both"/>
+      </w:pPr>
+      <w:r>
+        <w:rPr>
+          <w:rFonts w:ascii="Segoe UI" w:cs="Tahoma" w:eastAsia="Segoe UI" w:hAnsi="Segoe UI"/>
+          <w:rtl/>
+        </w:rPr>
+        <w:t xml:space="preserve">مثلاً مسیر از گروه APT29 تا رویداد Windows Security 4688 نشان می‌دهد کدام تکنیک‌های این گروه با قوانینی که این رویداد را می‌خوانند تشخیص داده می‌شوند.</w:t>
+      </w:r>
+    </w:p>
+    <w:p>
+      <w:pPr>
+        <w:bidi/>
+        <w:spacing w:after="120"/>
+        <w:jc w:val="both"/>
+      </w:pPr>
+      <w:r>
+        <w:rPr>
+          <w:rFonts w:ascii="Segoe UI" w:cs="Tahoma" w:eastAsia="Segoe UI" w:hAnsi="Segoe UI"/>
+          <w:rtl/>
+        </w:rPr>
+        <w:t xml:space="preserve">چند قاعده برای معتبر ماندن مسیرها:</w:t>
       </w:r>
     </w:p>
     <w:p>
@@ -11013,7 +13391,7 @@
           <w:rFonts w:ascii="Segoe UI" w:cs="Tahoma" w:eastAsia="Segoe UI" w:hAnsi="Segoe UI"/>
           <w:rtl/>
         </w:rPr>
-        <w:t xml:space="preserve">رویداد Sysmon فقط یک قانون را به یک منبع داده وصل می‌کند. دو قانونی که هر دو از یک رویداد استفاده می‌کنند، به این دلیل به هم مرتبط حساب نمی‌شوند.</w:t>
+        <w:t xml:space="preserve">تگ‌ها و دسته‌ها هیچ‌وقت گره میانی نیستند.</w:t>
       </w:r>
     </w:p>
     <w:p>
@@ -11031,7 +13409,7 @@
           <w:rFonts w:ascii="Segoe UI" w:cs="Tahoma" w:eastAsia="Segoe UI" w:hAnsi="Segoe UI"/>
           <w:rtl/>
         </w:rPr>
-        <w:t xml:space="preserve">قوانین deprecated به‌طور پیش‌فرض کنار گذاشته می‌شوند. با منوی وضعیت بالای صفحه می‌توانید فقط Production، Production + testing یا همه را انتخاب کنید.</w:t>
+        <w:t xml:space="preserve">رویداد Sysmon یا لاگ فقط یک قانون را به یک منبع داده وصل می‌کند. دو قانونی که هر دو از یک رویداد استفاده می‌کنند، به این دلیل به هم مرتبط حساب نمی‌شوند.</w:t>
       </w:r>
     </w:p>
     <w:p>
@@ -11049,23 +13427,7 @@
           <w:rFonts w:ascii="Segoe UI" w:cs="Tahoma" w:eastAsia="Segoe UI" w:hAnsi="Segoe UI"/>
           <w:rtl/>
         </w:rPr>
-        <w:t xml:space="preserve">لینک‌های ویکی و صفحات Concept و Note فقط با گزینه‌ی </w:t>
-      </w:r>
-      <w:r>
-        <w:rPr>
-          <w:rFonts w:ascii="Segoe UI" w:cs="Tahoma" w:eastAsia="Segoe UI" w:hAnsi="Segoe UI"/>
-          <w:b/>
-          <w:bCs/>
-          <w:rtl w:val="false"/>
-        </w:rPr>
-        <w:t xml:space="preserve">Use wiki links</w:t>
-      </w:r>
-      <w:r>
-        <w:rPr>
-          <w:rFonts w:ascii="Segoe UI" w:cs="Tahoma" w:eastAsia="Segoe UI" w:hAnsi="Segoe UI"/>
-          <w:rtl/>
-        </w:rPr>
-        <w:t xml:space="preserve"> در مسیر می‌آیند. خود گره‌هایی که انتخاب کرده‌اید همیشه می‌توانند از لینک‌هایشان استفاده کنند. اگر مسیری پیدا نشود ولی با لینک‌های ویکی پیدا شود، سامانه پیشنهادش را می‌دهد.</w:t>
+        <w:t xml:space="preserve">قوانین deprecated به‌طور پیش‌فرض کنار گذاشته می‌شوند. با منوی وضعیت بالای صفحه می‌توانید فقط Production، Production + testing یا همه را انتخاب کنید.</w:t>
       </w:r>
     </w:p>
     <w:p>
@@ -11083,6 +13445,40 @@
           <w:rFonts w:ascii="Segoe UI" w:cs="Tahoma" w:eastAsia="Segoe UI" w:hAnsi="Segoe UI"/>
           <w:rtl/>
         </w:rPr>
+        <w:t xml:space="preserve">لینک‌های ویکی و صفحات Concept و Note فقط با گزینه‌ی </w:t>
+      </w:r>
+      <w:r>
+        <w:rPr>
+          <w:rFonts w:ascii="Segoe UI" w:cs="Tahoma" w:eastAsia="Segoe UI" w:hAnsi="Segoe UI"/>
+          <w:b/>
+          <w:bCs/>
+          <w:rtl w:val="false"/>
+        </w:rPr>
+        <w:t xml:space="preserve">Use wiki links</w:t>
+      </w:r>
+      <w:r>
+        <w:rPr>
+          <w:rFonts w:ascii="Segoe UI" w:cs="Tahoma" w:eastAsia="Segoe UI" w:hAnsi="Segoe UI"/>
+          <w:rtl/>
+        </w:rPr>
+        <w:t xml:space="preserve"> در مسیر می‌آیند. خود گره‌هایی که انتخاب کرده‌اید همیشه می‌توانند از لینک‌هایشان استفاده کنند. اگر مسیری پیدا نشود ولی با لینک‌های ویکی پیدا شود، سامانه پیشنهادش را می‌دهد.</w:t>
+      </w:r>
+    </w:p>
+    <w:p>
+      <w:pPr>
+        <w:pStyle w:val="ListParagraph"/>
+        <w:numPr>
+          <w:ilvl w:val="0"/>
+          <w:numId w:val="2"/>
+        </w:numPr>
+        <w:bidi/>
+        <w:spacing w:after="60"/>
+      </w:pPr>
+      <w:r>
+        <w:rPr>
+          <w:rFonts w:ascii="Segoe UI" w:cs="Tahoma" w:eastAsia="Segoe UI" w:hAnsi="Segoe UI"/>
+          <w:rtl/>
+        </w:rPr>
         <w:t xml:space="preserve">از بین کوتاه‌ترین مسیرها، مسیرهایی انتخاب می‌شوند که کمترین هم‌پوشانی را داشته باشند، تا حداکثر ۸ مسیر متفاوت ببینید.</w:t>
       </w:r>
     </w:p>
@@ -11128,23 +13524,7 @@
           <w:rFonts w:ascii="Segoe UI" w:cs="Tahoma" w:eastAsia="Segoe UI" w:hAnsi="Segoe UI"/>
           <w:rtl/>
         </w:rPr>
-        <w:t xml:space="preserve">از منوی </w:t>
-      </w:r>
-      <w:r>
-        <w:rPr>
-          <w:rFonts w:ascii="Segoe UI" w:cs="Tahoma" w:eastAsia="Segoe UI" w:hAnsi="Segoe UI"/>
-          <w:b/>
-          <w:bCs/>
-          <w:rtl w:val="false"/>
-        </w:rPr>
-        <w:t xml:space="preserve">If we stop collecting…</w:t>
-      </w:r>
-      <w:r>
-        <w:rPr>
-          <w:rFonts w:ascii="Segoe UI" w:cs="Tahoma" w:eastAsia="Segoe UI" w:hAnsi="Segoe UI"/>
-          <w:rtl/>
-        </w:rPr>
-        <w:t xml:space="preserve"> یک منبع داده انتخاب کنید (همه‌ی رویدادهای Sysmon آن حساب می‌شوند)، یا روی رویدادهای مورد نظر کلیک کنید.</w:t>
+        <w:t xml:space="preserve">آنچه قطع می‌شود را انتخاب کنید؛ ترکیب هم ممکن است:</w:t>
       </w:r>
     </w:p>
     <w:p>
@@ -11160,9 +13540,113 @@
       <w:r>
         <w:rPr>
           <w:rFonts w:ascii="Segoe UI" w:cs="Tahoma" w:eastAsia="Segoe UI" w:hAnsi="Segoe UI"/>
-          <w:rtl/>
-        </w:rPr>
-        <w:t xml:space="preserve">نتیجه فوراً نمایش داده می‌شود.</w:t>
+          <w:b/>
+          <w:bCs/>
+          <w:rtl w:val="false"/>
+        </w:rPr>
+        <w:t xml:space="preserve">…whole log sources:</w:t>
+      </w:r>
+      <w:r>
+        <w:rPr>
+          <w:rFonts w:ascii="Segoe UI" w:cs="Tahoma" w:eastAsia="Segoe UI" w:hAnsi="Segoe UI"/>
+          <w:rtl/>
+        </w:rPr>
+        <w:t xml:space="preserve"> یک منبع لاگ کامل، مثل Sysmon یا Windows Security. عدد هر دکمه تعداد قوانینی است که از آن منبع استفاده می‌کنند.</w:t>
+      </w:r>
+    </w:p>
+    <w:p>
+      <w:pPr>
+        <w:pStyle w:val="ListParagraph"/>
+        <w:numPr>
+          <w:ilvl w:val="0"/>
+          <w:numId w:val="6"/>
+        </w:numPr>
+        <w:bidi/>
+        <w:spacing w:after="80"/>
+      </w:pPr>
+      <w:r>
+        <w:rPr>
+          <w:rFonts w:ascii="Segoe UI" w:cs="Tahoma" w:eastAsia="Segoe UI" w:hAnsi="Segoe UI"/>
+          <w:b/>
+          <w:bCs/>
+          <w:rtl w:val="false"/>
+        </w:rPr>
+        <w:t xml:space="preserve">…or single events of:</w:t>
+      </w:r>
+      <w:r>
+        <w:rPr>
+          <w:rFonts w:ascii="Segoe UI" w:cs="Tahoma" w:eastAsia="Segoe UI" w:hAnsi="Segoe UI"/>
+          <w:rtl/>
+        </w:rPr>
+        <w:t xml:space="preserve"> یک منبع را از منو انتخاب کنید و روی رویدادهای مشخص آن کلیک کنید، مثلاً Windows Security 4688.</w:t>
+      </w:r>
+    </w:p>
+    <w:p>
+      <w:pPr>
+        <w:pStyle w:val="ListParagraph"/>
+        <w:numPr>
+          <w:ilvl w:val="0"/>
+          <w:numId w:val="6"/>
+        </w:numPr>
+        <w:bidi/>
+        <w:spacing w:after="80"/>
+      </w:pPr>
+      <w:r>
+        <w:rPr>
+          <w:rFonts w:ascii="Segoe UI" w:cs="Tahoma" w:eastAsia="Segoe UI" w:hAnsi="Segoe UI"/>
+          <w:rtl/>
+        </w:rPr>
+        <w:t xml:space="preserve">یا از منوی </w:t>
+      </w:r>
+      <w:r>
+        <w:rPr>
+          <w:rFonts w:ascii="Segoe UI" w:cs="Tahoma" w:eastAsia="Segoe UI" w:hAnsi="Segoe UI"/>
+          <w:b/>
+          <w:bCs/>
+          <w:rtl w:val="false"/>
+        </w:rPr>
+        <w:t xml:space="preserve">If we stop collecting…</w:t>
+      </w:r>
+      <w:r>
+        <w:rPr>
+          <w:rFonts w:ascii="Segoe UI" w:cs="Tahoma" w:eastAsia="Segoe UI" w:hAnsi="Segoe UI"/>
+          <w:rtl/>
+        </w:rPr>
+        <w:t xml:space="preserve"> یک صفحه‌ی منبع داده انتخاب کنید تا همه‌ی رویدادهای آن حساب شوند.</w:t>
+      </w:r>
+    </w:p>
+    <w:p>
+      <w:pPr>
+        <w:pStyle w:val="ListParagraph"/>
+        <w:numPr>
+          <w:ilvl w:val="0"/>
+          <w:numId w:val="6"/>
+        </w:numPr>
+        <w:bidi/>
+        <w:spacing w:after="80"/>
+      </w:pPr>
+      <w:r>
+        <w:rPr>
+          <w:rFonts w:ascii="Segoe UI" w:cs="Tahoma" w:eastAsia="Segoe UI" w:hAnsi="Segoe UI"/>
+          <w:rtl/>
+        </w:rPr>
+        <w:t xml:space="preserve">انتخاب‌ها در ردیف </w:t>
+      </w:r>
+      <w:r>
+        <w:rPr>
+          <w:rFonts w:ascii="Segoe UI" w:cs="Tahoma" w:eastAsia="Segoe UI" w:hAnsi="Segoe UI"/>
+          <w:b/>
+          <w:bCs/>
+          <w:rtl w:val="false"/>
+        </w:rPr>
+        <w:t xml:space="preserve">Selected</w:t>
+      </w:r>
+      <w:r>
+        <w:rPr>
+          <w:rFonts w:ascii="Segoe UI" w:cs="Tahoma" w:eastAsia="Segoe UI" w:hAnsi="Segoe UI"/>
+          <w:rtl/>
+        </w:rPr>
+        <w:t xml:space="preserve"> دیده می‌شوند و با ضربدر حذف می‌شوند. نتیجه فوراً نمایش داده می‌شود.</w:t>
       </w:r>
     </w:p>
     <w:p>
@@ -11176,7 +13660,7 @@
           <wp:inline distT="0" distB="0" distL="0" distR="0">
             <wp:extent cx="5810250" cy="4086225"/>
             <wp:effectExtent t="0" r="0" b="0" l="0"/>
-            <wp:docPr id="28" name="" descr="" title=""/>
+            <wp:docPr id="34" name="" descr="" title=""/>
             <wp:cNvGraphicFramePr>
               <a:graphicFrameLocks xmlns:a="http://schemas.openxmlformats.org/drawingml/2006/main" noChangeAspect="1"/>
             </wp:cNvGraphicFramePr>
@@ -11190,7 +13674,7 @@
                     </pic:cNvPicPr>
                   </pic:nvPicPr>
                   <pic:blipFill>
-                    <a:blip r:embed="rId38" cstate="none"/>
+                    <a:blip r:embed="rId44" cstate="none"/>
                     <a:srcRect/>
                     <a:stretch>
                       <a:fillRect/>
@@ -11226,7 +13710,21 @@
           <w:szCs w:val="18"/>
           <w:rtl/>
         </w:rPr>
-        <w:t xml:space="preserve">شکل ۲۸ — تحلیل اثر قطع رویداد 10</w:t>
+        <w:t xml:space="preserve">شکل ۳۴ — تحلیل اثر قطع کامل Sysmon</w:t>
+      </w:r>
+    </w:p>
+    <w:p>
+      <w:pPr>
+        <w:bidi/>
+        <w:spacing w:after="120"/>
+        <w:jc w:val="both"/>
+      </w:pPr>
+      <w:r>
+        <w:rPr>
+          <w:rFonts w:ascii="Segoe UI" w:cs="Tahoma" w:eastAsia="Segoe UI" w:hAnsi="Segoe UI"/>
+          <w:rtl/>
+        </w:rPr>
+        <w:t xml:space="preserve">سامانه منابع لاگ هر قانون را جایگزین هم در نظر می‌گیرد: قانونی که هم Sysmon 1 و هم Windows Security 4688 را می‌خواند، با قطع Sysmon از دست نمی‌رود و فقط تضعیف می‌شود.</w:t>
       </w:r>
     </w:p>
     <w:tbl>
@@ -11380,7 +13878,7 @@
                 <w:szCs w:val="19"/>
                 <w:rtl/>
               </w:rPr>
-              <w:t xml:space="preserve">همه‌ی رویدادهای Sysmon قانون قطع شده و منبع دیگری هم برایش ثبت نشده است.</w:t>
+              <w:t xml:space="preserve">همه‌ی منابع لاگ قانون قطع شده و منبع دیگری هم برایش ثبت نشده است.</w:t>
             </w:r>
           </w:p>
         </w:tc>
@@ -11446,7 +13944,7 @@
                 <w:szCs w:val="19"/>
                 <w:rtl/>
               </w:rPr>
-              <w:t xml:space="preserve">همه‌ی رویدادهای Sysmon قانون قطع شده، ولی منبع دیگری هم در قانون ذکر شده که شاید هنوز کار کند.</w:t>
+              <w:t xml:space="preserve">همه‌ی منابع لاگ شناخته‌شده‌ی قانون قطع شده، ولی قانون منبع دیگری هم نام برده که سامانه نمی‌شناسد و شاید هنوز کار کند.</w:t>
             </w:r>
           </w:p>
         </w:tc>
@@ -11512,7 +14010,7 @@
                 <w:szCs w:val="19"/>
                 <w:rtl/>
               </w:rPr>
-              <w:t xml:space="preserve">بخشی از رویدادهای قانون قطع شده است.</w:t>
+              <w:t xml:space="preserve">بخشی از منابع لاگ قانون قطع شده و بقیه هنوز کار می‌کنند.</w:t>
             </w:r>
           </w:p>
         </w:tc>
@@ -11719,7 +14217,23 @@
                 <w:rFonts w:ascii="Segoe UI" w:cs="Tahoma" w:eastAsia="Segoe UI" w:hAnsi="Segoe UI"/>
                 <w:rtl/>
               </w:rPr>
-              <w:t xml:space="preserve">تحلیل اثر فقط وابستگی قوانین به رویدادهای Sysmon را می‌شناسد. قوانینی که به هیچ رویداد Sysmon وصل نیستند، مثل قوانین متکی به Security Log یا EDR، در این محاسبه نیستند.</w:t>
+              <w:t xml:space="preserve">قوانینی که هیچ منبع لاگی برایشان شناخته نشده (معمولاً چون فیلد Data source ندارند) در این محاسبه نیستند. صفحه‌ی </w:t>
+            </w:r>
+            <w:r>
+              <w:rPr>
+                <w:rFonts w:ascii="Segoe UI" w:cs="Tahoma" w:eastAsia="Segoe UI" w:hAnsi="Segoe UI"/>
+                <w:b/>
+                <w:bCs/>
+                <w:rtl w:val="false"/>
+              </w:rPr>
+              <w:t xml:space="preserve">Log Sources</w:t>
+            </w:r>
+            <w:r>
+              <w:rPr>
+                <w:rFonts w:ascii="Segoe UI" w:cs="Tahoma" w:eastAsia="Segoe UI" w:hAnsi="Segoe UI"/>
+                <w:rtl/>
+              </w:rPr>
+              <w:t xml:space="preserve"> نشان می‌دهد هر قانون به کدام منبع وصل شده است (فصل ۷).</w:t>
             </w:r>
           </w:p>
         </w:tc>
@@ -11754,1416 +14268,7 @@
           <w:rFonts w:ascii="Segoe UI" w:cs="Tahoma" w:eastAsia="Segoe UI" w:hAnsi="Segoe UI"/>
           <w:rtl/>
         </w:rPr>
-        <w:t xml:space="preserve">هر نوار نشان می‌دهد چند قانون از یک رویداد Sysmon (سمت چپ) برای یک تاکتیک ATT&amp;CK (سمت راست) استفاده می‌کنند. پهنای نوار متناسب با تعداد قوانین است. با این نمودار معلوم می‌شود تشخیص هر تاکتیک به کدام داده متکی است.</w:t>
-      </w:r>
-    </w:p>
-    <w:p>
-      <w:pPr>
-        <w:keepNext/>
-        <w:spacing w:after="60" w:before="160" w:line="240" w:lineRule="auto"/>
-        <w:jc w:val="center"/>
-      </w:pPr>
-      <w:r>
-        <w:drawing>
-          <wp:inline distT="0" distB="0" distL="0" distR="0">
-            <wp:extent cx="5810250" cy="4086225"/>
-            <wp:effectExtent t="0" r="0" b="0" l="0"/>
-            <wp:docPr id="29" name="" descr="" title=""/>
-            <wp:cNvGraphicFramePr>
-              <a:graphicFrameLocks xmlns:a="http://schemas.openxmlformats.org/drawingml/2006/main" noChangeAspect="1"/>
-            </wp:cNvGraphicFramePr>
-            <a:graphic xmlns:a="http://schemas.openxmlformats.org/drawingml/2006/main">
-              <a:graphicData uri="http://schemas.openxmlformats.org/drawingml/2006/picture">
-                <pic:pic xmlns:pic="http://schemas.openxmlformats.org/drawingml/2006/picture">
-                  <pic:nvPicPr>
-                    <pic:cNvPr id="0" name="" descr=""/>
-                    <pic:cNvPicPr>
-                      <a:picLocks noChangeAspect="1" noChangeArrowheads="1"/>
-                    </pic:cNvPicPr>
-                  </pic:nvPicPr>
-                  <pic:blipFill>
-                    <a:blip r:embed="rId39" cstate="none"/>
-                    <a:srcRect/>
-                    <a:stretch>
-                      <a:fillRect/>
-                    </a:stretch>
-                  </pic:blipFill>
-                  <pic:spPr bwMode="auto">
-                    <a:xfrm>
-                      <a:off x="0" y="0"/>
-                      <a:ext cx="5810250" cy="4086225"/>
-                    </a:xfrm>
-                    <a:prstGeom prst="rect">
-                      <a:avLst/>
-                    </a:prstGeom>
-                  </pic:spPr>
-                </pic:pic>
-              </a:graphicData>
-            </a:graphic>
-          </wp:inline>
-        </w:drawing>
-      </w:r>
-    </w:p>
-    <w:p>
-      <w:pPr>
-        <w:bidi/>
-        <w:spacing w:after="220"/>
-        <w:jc w:val="center"/>
-      </w:pPr>
-      <w:r>
-        <w:rPr>
-          <w:rFonts w:ascii="Segoe UI" w:cs="Tahoma" w:eastAsia="Segoe UI" w:hAnsi="Segoe UI"/>
-          <w:color w:val="5B6878"/>
-          <w:sz w:val="18"/>
-          <w:szCs w:val="18"/>
-          <w:rtl/>
-        </w:rPr>
-        <w:t xml:space="preserve">شکل ۲۹ — نمودار جریان از رویدادهای Sysmon به تاکتیک‌ها</w:t>
-      </w:r>
-    </w:p>
-    <w:p>
-      <w:pPr>
-        <w:pStyle w:val="ListParagraph"/>
-        <w:numPr>
-          <w:ilvl w:val="0"/>
-          <w:numId w:val="2"/>
-        </w:numPr>
-        <w:bidi/>
-        <w:spacing w:after="60"/>
-      </w:pPr>
-      <w:r>
-        <w:rPr>
-          <w:rFonts w:ascii="Segoe UI" w:cs="Tahoma" w:eastAsia="Segoe UI" w:hAnsi="Segoe UI"/>
-          <w:rtl/>
-        </w:rPr>
-        <w:t xml:space="preserve">ماوس را روی یک رویداد یا تاکتیک ببرید تا جریان‌های آن پررنگ شود.</w:t>
-      </w:r>
-    </w:p>
-    <w:p>
-      <w:pPr>
-        <w:pStyle w:val="ListParagraph"/>
-        <w:numPr>
-          <w:ilvl w:val="0"/>
-          <w:numId w:val="2"/>
-        </w:numPr>
-        <w:bidi/>
-        <w:spacing w:after="60"/>
-      </w:pPr>
-      <w:r>
-        <w:rPr>
-          <w:rFonts w:ascii="Segoe UI" w:cs="Tahoma" w:eastAsia="Segoe UI" w:hAnsi="Segoe UI"/>
-          <w:rtl/>
-        </w:rPr>
-        <w:t xml:space="preserve">با کلیک روی یک تاکتیک، نمودار به تکنیک‌های همان تاکتیک می‌رسد. با کلیک روی یک تکنیک، زنجیره‌ی تشخیص آن باز می‌شود.</w:t>
-      </w:r>
-    </w:p>
-    <w:p>
-      <w:pPr>
-        <w:pStyle w:val="ListParagraph"/>
-        <w:numPr>
-          <w:ilvl w:val="0"/>
-          <w:numId w:val="2"/>
-        </w:numPr>
-        <w:bidi/>
-        <w:spacing w:after="60"/>
-      </w:pPr>
-      <w:r>
-        <w:rPr>
-          <w:rFonts w:ascii="Segoe UI" w:cs="Tahoma" w:eastAsia="Segoe UI" w:hAnsi="Segoe UI"/>
-          <w:rtl/>
-        </w:rPr>
-        <w:t xml:space="preserve">با کلیک روی یک رویداد، </w:t>
-      </w:r>
-      <w:r>
-        <w:rPr>
-          <w:rFonts w:ascii="Segoe UI" w:cs="Tahoma" w:eastAsia="Segoe UI" w:hAnsi="Segoe UI"/>
-          <w:b/>
-          <w:bCs/>
-          <w:rtl w:val="false"/>
-        </w:rPr>
-        <w:t xml:space="preserve">What if we lose it?</w:t>
-      </w:r>
-      <w:r>
-        <w:rPr>
-          <w:rFonts w:ascii="Segoe UI" w:cs="Tahoma" w:eastAsia="Segoe UI" w:hAnsi="Segoe UI"/>
-          <w:rtl/>
-        </w:rPr>
-        <w:t xml:space="preserve"> تحلیل اثر همان رویداد را باز می‌کند.</w:t>
-      </w:r>
-    </w:p>
-    <w:p>
-      <w:pPr>
-        <w:pStyle w:val="ListParagraph"/>
-        <w:numPr>
-          <w:ilvl w:val="0"/>
-          <w:numId w:val="2"/>
-        </w:numPr>
-        <w:bidi/>
-        <w:spacing w:after="60"/>
-      </w:pPr>
-      <w:r>
-        <w:rPr>
-          <w:rFonts w:ascii="Segoe UI" w:cs="Tahoma" w:eastAsia="Segoe UI" w:hAnsi="Segoe UI"/>
-          <w:rtl/>
-        </w:rPr>
-        <w:t xml:space="preserve">فیلترهای بالا: وضعیت قوانین، منبع قوانین، و </w:t>
-      </w:r>
-      <w:r>
-        <w:rPr>
-          <w:rFonts w:ascii="Segoe UI" w:cs="Tahoma" w:eastAsia="Segoe UI" w:hAnsi="Segoe UI"/>
-          <w:b/>
-          <w:bCs/>
-          <w:rtl w:val="false"/>
-        </w:rPr>
-        <w:t xml:space="preserve">Include rules without a Sysmon event</w:t>
-      </w:r>
-      <w:r>
-        <w:rPr>
-          <w:rFonts w:ascii="Segoe UI" w:cs="Tahoma" w:eastAsia="Segoe UI" w:hAnsi="Segoe UI"/>
-          <w:rtl/>
-        </w:rPr>
-        <w:t xml:space="preserve"> برای افزودن قوانینی که رویداد Sysmon ندارند.</w:t>
-      </w:r>
-    </w:p>
-    <w:p>
-      <w:pPr>
-        <w:pStyle w:val="Heading2"/>
-        <w:bidi/>
-      </w:pPr>
-      <w:r>
-        <w:rPr>
-          <w:rFonts w:ascii="Segoe UI" w:cs="Tahoma" w:eastAsia="Segoe UI" w:hAnsi="Segoe UI"/>
-          <w:rtl/>
-        </w:rPr>
-        <w:t xml:space="preserve">Tool gaps — شکاف ابزارها</w:t>
-      </w:r>
-    </w:p>
-    <w:p>
-      <w:pPr>
-        <w:bidi/>
-        <w:spacing w:after="120"/>
-        <w:jc w:val="both"/>
-      </w:pPr>
-      <w:r>
-        <w:rPr>
-          <w:rFonts w:ascii="Segoe UI" w:cs="Tahoma" w:eastAsia="Segoe UI" w:hAnsi="Segoe UI"/>
-          <w:rtl/>
-        </w:rPr>
-        <w:t xml:space="preserve">این نما تکنیک‌هایی را فهرست می‌کند که ابزارهای شناخته‌شده‌ی مهاجم دارند، همراه با ابزارهایی که هیچ قانونی به آن‌ها اشاره نمی‌کند. تکنیک‌هایی که اصلاً قانون ندارند با آیکون هشدار و کادر قرمز، بالای فهرست قرار می‌گیرند.</w:t>
-      </w:r>
-    </w:p>
-    <w:p>
-      <w:pPr>
-        <w:keepNext/>
-        <w:spacing w:after="60" w:before="160" w:line="240" w:lineRule="auto"/>
-        <w:jc w:val="center"/>
-      </w:pPr>
-      <w:r>
-        <w:drawing>
-          <wp:inline distT="0" distB="0" distL="0" distR="0">
-            <wp:extent cx="5810250" cy="4086225"/>
-            <wp:effectExtent t="0" r="0" b="0" l="0"/>
-            <wp:docPr id="30" name="" descr="" title=""/>
-            <wp:cNvGraphicFramePr>
-              <a:graphicFrameLocks xmlns:a="http://schemas.openxmlformats.org/drawingml/2006/main" noChangeAspect="1"/>
-            </wp:cNvGraphicFramePr>
-            <a:graphic xmlns:a="http://schemas.openxmlformats.org/drawingml/2006/main">
-              <a:graphicData uri="http://schemas.openxmlformats.org/drawingml/2006/picture">
-                <pic:pic xmlns:pic="http://schemas.openxmlformats.org/drawingml/2006/picture">
-                  <pic:nvPicPr>
-                    <pic:cNvPr id="0" name="" descr=""/>
-                    <pic:cNvPicPr>
-                      <a:picLocks noChangeAspect="1" noChangeArrowheads="1"/>
-                    </pic:cNvPicPr>
-                  </pic:nvPicPr>
-                  <pic:blipFill>
-                    <a:blip r:embed="rId40" cstate="none"/>
-                    <a:srcRect/>
-                    <a:stretch>
-                      <a:fillRect/>
-                    </a:stretch>
-                  </pic:blipFill>
-                  <pic:spPr bwMode="auto">
-                    <a:xfrm>
-                      <a:off x="0" y="0"/>
-                      <a:ext cx="5810250" cy="4086225"/>
-                    </a:xfrm>
-                    <a:prstGeom prst="rect">
-                      <a:avLst/>
-                    </a:prstGeom>
-                  </pic:spPr>
-                </pic:pic>
-              </a:graphicData>
-            </a:graphic>
-          </wp:inline>
-        </w:drawing>
-      </w:r>
-    </w:p>
-    <w:p>
-      <w:pPr>
-        <w:bidi/>
-        <w:spacing w:after="220"/>
-        <w:jc w:val="center"/>
-      </w:pPr>
-      <w:r>
-        <w:rPr>
-          <w:rFonts w:ascii="Segoe UI" w:cs="Tahoma" w:eastAsia="Segoe UI" w:hAnsi="Segoe UI"/>
-          <w:color w:val="5B6878"/>
-          <w:sz w:val="18"/>
-          <w:szCs w:val="18"/>
-          <w:rtl/>
-        </w:rPr>
-        <w:t xml:space="preserve">شکل ۳۰ — نمای Tool gaps</w:t>
-      </w:r>
-    </w:p>
-    <w:p>
-      <w:pPr>
-        <w:pStyle w:val="ListParagraph"/>
-        <w:numPr>
-          <w:ilvl w:val="0"/>
-          <w:numId w:val="2"/>
-        </w:numPr>
-        <w:bidi/>
-        <w:spacing w:after="60"/>
-      </w:pPr>
-      <w:r>
-        <w:rPr>
-          <w:rFonts w:ascii="Segoe UI" w:cs="Tahoma" w:eastAsia="Segoe UI" w:hAnsi="Segoe UI"/>
-          <w:rtl/>
-        </w:rPr>
-        <w:t xml:space="preserve">ابزارهای </w:t>
-      </w:r>
-      <w:r>
-        <w:rPr>
-          <w:rFonts w:ascii="Segoe UI" w:cs="Tahoma" w:eastAsia="Segoe UI" w:hAnsi="Segoe UI"/>
-          <w:b/>
-          <w:bCs/>
-          <w:rtl/>
-        </w:rPr>
-        <w:t xml:space="preserve">خط‌چین قرمز</w:t>
-      </w:r>
-      <w:r>
-        <w:rPr>
-          <w:rFonts w:ascii="Segoe UI" w:cs="Tahoma" w:eastAsia="Segoe UI" w:hAnsi="Segoe UI"/>
-          <w:rtl/>
-        </w:rPr>
-        <w:t xml:space="preserve"> در هیچ قانونی نیامده‌اند و ابزارهای سبز قانون دارند (با تعداد).</w:t>
-      </w:r>
-    </w:p>
-    <w:p>
-      <w:pPr>
-        <w:pStyle w:val="ListParagraph"/>
-        <w:numPr>
-          <w:ilvl w:val="0"/>
-          <w:numId w:val="2"/>
-        </w:numPr>
-        <w:bidi/>
-        <w:spacing w:after="60"/>
-      </w:pPr>
-      <w:r>
-        <w:rPr>
-          <w:rFonts w:ascii="Segoe UI" w:cs="Tahoma" w:eastAsia="Segoe UI" w:hAnsi="Segoe UI"/>
-          <w:rtl/>
-        </w:rPr>
-        <w:t xml:space="preserve">فیلتر مرجع: </w:t>
-      </w:r>
-      <w:r>
-        <w:rPr>
-          <w:rFonts w:ascii="Segoe UI" w:cs="Tahoma" w:eastAsia="Segoe UI" w:hAnsi="Segoe UI"/>
-          <w:b/>
-          <w:bCs/>
-          <w:rtl w:val="false"/>
-        </w:rPr>
-        <w:t xml:space="preserve">All tools</w:t>
-      </w:r>
-      <w:r>
-        <w:rPr>
-          <w:rFonts w:ascii="Segoe UI" w:cs="Tahoma" w:eastAsia="Segoe UI" w:hAnsi="Segoe UI"/>
-          <w:rtl/>
-        </w:rPr>
-        <w:t xml:space="preserve">، </w:t>
-      </w:r>
-      <w:r>
-        <w:rPr>
-          <w:rFonts w:ascii="Segoe UI" w:cs="Tahoma" w:eastAsia="Segoe UI" w:hAnsi="Segoe UI"/>
-          <w:b/>
-          <w:bCs/>
-          <w:rtl w:val="false"/>
-        </w:rPr>
-        <w:t xml:space="preserve">LOLBAS</w:t>
-      </w:r>
-      <w:r>
-        <w:rPr>
-          <w:rFonts w:ascii="Segoe UI" w:cs="Tahoma" w:eastAsia="Segoe UI" w:hAnsi="Segoe UI"/>
-          <w:rtl/>
-        </w:rPr>
-        <w:t xml:space="preserve">، </w:t>
-      </w:r>
-      <w:r>
-        <w:rPr>
-          <w:rFonts w:ascii="Segoe UI" w:cs="Tahoma" w:eastAsia="Segoe UI" w:hAnsi="Segoe UI"/>
-          <w:b/>
-          <w:bCs/>
-          <w:rtl w:val="false"/>
-        </w:rPr>
-        <w:t xml:space="preserve">GTFOBins</w:t>
-      </w:r>
-      <w:r>
-        <w:rPr>
-          <w:rFonts w:ascii="Segoe UI" w:cs="Tahoma" w:eastAsia="Segoe UI" w:hAnsi="Segoe UI"/>
-          <w:rtl/>
-        </w:rPr>
-        <w:t xml:space="preserve">، </w:t>
-      </w:r>
-      <w:r>
-        <w:rPr>
-          <w:rFonts w:ascii="Segoe UI" w:cs="Tahoma" w:eastAsia="Segoe UI" w:hAnsi="Segoe UI"/>
-          <w:b/>
-          <w:bCs/>
-          <w:rtl w:val="false"/>
-        </w:rPr>
-        <w:t xml:space="preserve">LOLDrivers</w:t>
-      </w:r>
-      <w:r>
-        <w:rPr>
-          <w:rFonts w:ascii="Segoe UI" w:cs="Tahoma" w:eastAsia="Segoe UI" w:hAnsi="Segoe UI"/>
-          <w:rtl/>
-        </w:rPr>
-        <w:t xml:space="preserve">. گزینه‌ی </w:t>
-      </w:r>
-      <w:r>
-        <w:rPr>
-          <w:rFonts w:ascii="Segoe UI" w:cs="Tahoma" w:eastAsia="Segoe UI" w:hAnsi="Segoe UI"/>
-          <w:b/>
-          <w:bCs/>
-          <w:rtl w:val="false"/>
-        </w:rPr>
-        <w:t xml:space="preserve">Only techniques with no rule</w:t>
-      </w:r>
-      <w:r>
-        <w:rPr>
-          <w:rFonts w:ascii="Segoe UI" w:cs="Tahoma" w:eastAsia="Segoe UI" w:hAnsi="Segoe UI"/>
-          <w:rtl/>
-        </w:rPr>
-        <w:t xml:space="preserve"> فقط تکنیک‌های بدون قانون را نشان می‌دهد.</w:t>
-      </w:r>
-    </w:p>
-    <w:p>
-      <w:pPr>
-        <w:pStyle w:val="ListParagraph"/>
-        <w:numPr>
-          <w:ilvl w:val="0"/>
-          <w:numId w:val="2"/>
-        </w:numPr>
-        <w:bidi/>
-        <w:spacing w:after="60"/>
-      </w:pPr>
-      <w:r>
-        <w:rPr>
-          <w:rFonts w:ascii="Segoe UI" w:cs="Tahoma" w:eastAsia="Segoe UI" w:hAnsi="Segoe UI"/>
-          <w:rtl/>
-        </w:rPr>
-        <w:t xml:space="preserve">با کلیک روی تکنیک، نمای Explore از آن شروع می‌شود و با کلیک روی ابزار، صفحه‌ی ابزار باز می‌شود.</w:t>
-      </w:r>
-    </w:p>
-    <w:p>
-      <w:pPr>
-        <w:pStyle w:val="Heading2"/>
-        <w:bidi/>
-      </w:pPr>
-      <w:r>
-        <w:rPr>
-          <w:rFonts w:ascii="Segoe UI" w:cs="Tahoma" w:eastAsia="Segoe UI" w:hAnsi="Segoe UI"/>
-          <w:rtl/>
-        </w:rPr>
-        <w:t xml:space="preserve">خروجی تصویر</w:t>
-      </w:r>
-    </w:p>
-    <w:p>
-      <w:pPr>
-        <w:bidi/>
-        <w:spacing w:after="120"/>
-        <w:jc w:val="both"/>
-      </w:pPr>
-      <w:r>
-        <w:rPr>
-          <w:rFonts w:ascii="Segoe UI" w:cs="Tahoma" w:eastAsia="Segoe UI" w:hAnsi="Segoe UI"/>
-          <w:rtl/>
-        </w:rPr>
-        <w:t xml:space="preserve">دکمه‌ی </w:t>
-      </w:r>
-      <w:r>
-        <w:rPr>
-          <w:rFonts w:ascii="Segoe UI" w:cs="Tahoma" w:eastAsia="Segoe UI" w:hAnsi="Segoe UI"/>
-          <w:b/>
-          <w:bCs/>
-          <w:rtl w:val="false"/>
-        </w:rPr>
-        <w:t xml:space="preserve">Export</w:t>
-      </w:r>
-      <w:r>
-        <w:rPr>
-          <w:rFonts w:ascii="Segoe UI" w:cs="Tahoma" w:eastAsia="Segoe UI" w:hAnsi="Segoe UI"/>
-          <w:rtl/>
-        </w:rPr>
-        <w:t xml:space="preserve"> بالای گراف، نمای فعلی را ذخیره می‌کند:</w:t>
-      </w:r>
-    </w:p>
-    <w:p>
-      <w:pPr>
-        <w:keepNext/>
-        <w:spacing w:after="60" w:before="160" w:line="240" w:lineRule="auto"/>
-        <w:jc w:val="center"/>
-      </w:pPr>
-      <w:r>
-        <w:drawing>
-          <wp:inline distT="0" distB="0" distL="0" distR="0">
-            <wp:extent cx="3619500" cy="2009775"/>
-            <wp:effectExtent t="0" r="0" b="0" l="0"/>
-            <wp:docPr id="31" name="" descr="" title=""/>
-            <wp:cNvGraphicFramePr>
-              <a:graphicFrameLocks xmlns:a="http://schemas.openxmlformats.org/drawingml/2006/main" noChangeAspect="1"/>
-            </wp:cNvGraphicFramePr>
-            <a:graphic xmlns:a="http://schemas.openxmlformats.org/drawingml/2006/main">
-              <a:graphicData uri="http://schemas.openxmlformats.org/drawingml/2006/picture">
-                <pic:pic xmlns:pic="http://schemas.openxmlformats.org/drawingml/2006/picture">
-                  <pic:nvPicPr>
-                    <pic:cNvPr id="0" name="" descr=""/>
-                    <pic:cNvPicPr>
-                      <a:picLocks noChangeAspect="1" noChangeArrowheads="1"/>
-                    </pic:cNvPicPr>
-                  </pic:nvPicPr>
-                  <pic:blipFill>
-                    <a:blip r:embed="rId41" cstate="none"/>
-                    <a:srcRect/>
-                    <a:stretch>
-                      <a:fillRect/>
-                    </a:stretch>
-                  </pic:blipFill>
-                  <pic:spPr bwMode="auto">
-                    <a:xfrm>
-                      <a:off x="0" y="0"/>
-                      <a:ext cx="3619500" cy="2009775"/>
-                    </a:xfrm>
-                    <a:prstGeom prst="rect">
-                      <a:avLst/>
-                    </a:prstGeom>
-                  </pic:spPr>
-                </pic:pic>
-              </a:graphicData>
-            </a:graphic>
-          </wp:inline>
-        </w:drawing>
-      </w:r>
-    </w:p>
-    <w:p>
-      <w:pPr>
-        <w:bidi/>
-        <w:spacing w:after="220"/>
-        <w:jc w:val="center"/>
-      </w:pPr>
-      <w:r>
-        <w:rPr>
-          <w:rFonts w:ascii="Segoe UI" w:cs="Tahoma" w:eastAsia="Segoe UI" w:hAnsi="Segoe UI"/>
-          <w:color w:val="5B6878"/>
-          <w:sz w:val="18"/>
-          <w:szCs w:val="18"/>
-          <w:rtl/>
-        </w:rPr>
-        <w:t xml:space="preserve">شکل ۳۱ — منوی خروجی گراف</w:t>
-      </w:r>
-    </w:p>
-    <w:p>
-      <w:pPr>
-        <w:pStyle w:val="ListParagraph"/>
-        <w:numPr>
-          <w:ilvl w:val="0"/>
-          <w:numId w:val="2"/>
-        </w:numPr>
-        <w:bidi/>
-        <w:spacing w:after="60"/>
-      </w:pPr>
-      <w:r>
-        <w:rPr>
-          <w:rFonts w:ascii="Segoe UI" w:cs="Tahoma" w:eastAsia="Segoe UI" w:hAnsi="Segoe UI"/>
-          <w:b/>
-          <w:bCs/>
-          <w:rtl w:val="false"/>
-        </w:rPr>
-        <w:t xml:space="preserve">PNG image:</w:t>
-      </w:r>
-      <w:r>
-        <w:rPr>
-          <w:rFonts w:ascii="Segoe UI" w:cs="Tahoma" w:eastAsia="Segoe UI" w:hAnsi="Segoe UI"/>
-          <w:rtl/>
-        </w:rPr>
-        <w:t xml:space="preserve"> تصویر با وضوح دوبرابر از کل نما، حتی بخش‌هایی که دیده نمی‌شوند. برای همه‌ی نماها.</w:t>
-      </w:r>
-    </w:p>
-    <w:p>
-      <w:pPr>
-        <w:pStyle w:val="ListParagraph"/>
-        <w:numPr>
-          <w:ilvl w:val="0"/>
-          <w:numId w:val="2"/>
-        </w:numPr>
-        <w:bidi/>
-        <w:spacing w:after="60"/>
-      </w:pPr>
-      <w:r>
-        <w:rPr>
-          <w:rFonts w:ascii="Segoe UI" w:cs="Tahoma" w:eastAsia="Segoe UI" w:hAnsi="Segoe UI"/>
-          <w:b/>
-          <w:bCs/>
-          <w:rtl w:val="false"/>
-        </w:rPr>
-        <w:t xml:space="preserve">SVG (vector):</w:t>
-      </w:r>
-      <w:r>
-        <w:rPr>
-          <w:rFonts w:ascii="Segoe UI" w:cs="Tahoma" w:eastAsia="Segoe UI" w:hAnsi="Segoe UI"/>
-          <w:rtl/>
-        </w:rPr>
-        <w:t xml:space="preserve"> تصویر برداری که بدون افت کیفیت بزرگ می‌شود. فقط برای نمای Flows.</w:t>
-      </w:r>
-    </w:p>
-    <w:p>
-      <w:pPr>
-        <w:pStyle w:val="Heading1"/>
-        <w:pageBreakBefore/>
-        <w:bidi/>
-      </w:pPr>
-      <w:r>
-        <w:rPr>
-          <w:rFonts w:ascii="Segoe UI" w:cs="Tahoma" w:eastAsia="Segoe UI" w:hAnsi="Segoe UI"/>
-          <w:rtl/>
-        </w:rPr>
-        <w:t xml:space="preserve">فصل ۹ — صفحات دانش</w:t>
-      </w:r>
-    </w:p>
-    <w:p>
-      <w:pPr>
-        <w:bidi/>
-        <w:spacing w:after="120"/>
-        <w:jc w:val="both"/>
-      </w:pPr>
-      <w:r>
-        <w:rPr>
-          <w:rFonts w:ascii="Segoe UI" w:cs="Tahoma" w:eastAsia="Segoe UI" w:hAnsi="Segoe UI"/>
-          <w:rtl/>
-        </w:rPr>
-        <w:t xml:space="preserve">غیر از قوانین، سامانه صفحه‌های دانش هم دارد: مفاهیم (</w:t>
-      </w:r>
-      <w:r>
-        <w:rPr>
-          <w:rFonts w:ascii="Segoe UI" w:cs="Tahoma" w:eastAsia="Segoe UI" w:hAnsi="Segoe UI"/>
-          <w:b/>
-          <w:bCs/>
-          <w:rtl w:val="false"/>
-        </w:rPr>
-        <w:t xml:space="preserve">Concept</w:t>
-      </w:r>
-      <w:r>
-        <w:rPr>
-          <w:rFonts w:ascii="Segoe UI" w:cs="Tahoma" w:eastAsia="Segoe UI" w:hAnsi="Segoe UI"/>
-          <w:rtl/>
-        </w:rPr>
-        <w:t xml:space="preserve">)، منابع داده (</w:t>
-      </w:r>
-      <w:r>
-        <w:rPr>
-          <w:rFonts w:ascii="Segoe UI" w:cs="Tahoma" w:eastAsia="Segoe UI" w:hAnsi="Segoe UI"/>
-          <w:b/>
-          <w:bCs/>
-          <w:rtl w:val="false"/>
-        </w:rPr>
-        <w:t xml:space="preserve">Data Source</w:t>
-      </w:r>
-      <w:r>
-        <w:rPr>
-          <w:rFonts w:ascii="Segoe UI" w:cs="Tahoma" w:eastAsia="Segoe UI" w:hAnsi="Segoe UI"/>
-          <w:rtl/>
-        </w:rPr>
-        <w:t xml:space="preserve">)، یادداشت‌ها (</w:t>
-      </w:r>
-      <w:r>
-        <w:rPr>
-          <w:rFonts w:ascii="Segoe UI" w:cs="Tahoma" w:eastAsia="Segoe UI" w:hAnsi="Segoe UI"/>
-          <w:b/>
-          <w:bCs/>
-          <w:rtl w:val="false"/>
-        </w:rPr>
-        <w:t xml:space="preserve">Note</w:t>
-      </w:r>
-      <w:r>
-        <w:rPr>
-          <w:rFonts w:ascii="Segoe UI" w:cs="Tahoma" w:eastAsia="Segoe UI" w:hAnsi="Segoe UI"/>
-          <w:rtl/>
-        </w:rPr>
-        <w:t xml:space="preserve">) و دستورهای SPL. همه با Markdown نوشته می‌شوند و با لینک ویکی به هم وصل‌اند.</w:t>
-      </w:r>
-    </w:p>
-    <w:p>
-      <w:pPr>
-        <w:pStyle w:val="Heading2"/>
-        <w:bidi/>
-      </w:pPr>
-      <w:r>
-        <w:rPr>
-          <w:rFonts w:ascii="Segoe UI" w:cs="Tahoma" w:eastAsia="Segoe UI" w:hAnsi="Segoe UI"/>
-          <w:rtl/>
-        </w:rPr>
-        <w:t xml:space="preserve">فهرست همه‌ی صفحه‌ها</w:t>
-      </w:r>
-    </w:p>
-    <w:p>
-      <w:pPr>
-        <w:bidi/>
-        <w:spacing w:after="120"/>
-        <w:jc w:val="both"/>
-      </w:pPr>
-      <w:r>
-        <w:rPr>
-          <w:rFonts w:ascii="Segoe UI" w:cs="Tahoma" w:eastAsia="Segoe UI" w:hAnsi="Segoe UI"/>
-          <w:rtl/>
-        </w:rPr>
-        <w:t xml:space="preserve">صفحه‌ی </w:t>
-      </w:r>
-      <w:r>
-        <w:rPr>
-          <w:rFonts w:ascii="Segoe UI" w:cs="Tahoma" w:eastAsia="Segoe UI" w:hAnsi="Segoe UI"/>
-          <w:b/>
-          <w:bCs/>
-          <w:rtl w:val="false"/>
-        </w:rPr>
-        <w:t xml:space="preserve">All Pages</w:t>
-      </w:r>
-      <w:r>
-        <w:rPr>
-          <w:rFonts w:ascii="Segoe UI" w:cs="Tahoma" w:eastAsia="Segoe UI" w:hAnsi="Segoe UI"/>
-          <w:rtl/>
-        </w:rPr>
-        <w:t xml:space="preserve"> همه‌ی صفحه‌ها، از جمله قوانین، را نشان می‌دهد.</w:t>
-      </w:r>
-    </w:p>
-    <w:p>
-      <w:pPr>
-        <w:keepNext/>
-        <w:spacing w:after="60" w:before="160" w:line="240" w:lineRule="auto"/>
-        <w:jc w:val="center"/>
-      </w:pPr>
-      <w:r>
-        <w:drawing>
-          <wp:inline distT="0" distB="0" distL="0" distR="0">
-            <wp:extent cx="5810250" cy="4086225"/>
-            <wp:effectExtent t="0" r="0" b="0" l="0"/>
-            <wp:docPr id="32" name="" descr="" title=""/>
-            <wp:cNvGraphicFramePr>
-              <a:graphicFrameLocks xmlns:a="http://schemas.openxmlformats.org/drawingml/2006/main" noChangeAspect="1"/>
-            </wp:cNvGraphicFramePr>
-            <a:graphic xmlns:a="http://schemas.openxmlformats.org/drawingml/2006/main">
-              <a:graphicData uri="http://schemas.openxmlformats.org/drawingml/2006/picture">
-                <pic:pic xmlns:pic="http://schemas.openxmlformats.org/drawingml/2006/picture">
-                  <pic:nvPicPr>
-                    <pic:cNvPr id="0" name="" descr=""/>
-                    <pic:cNvPicPr>
-                      <a:picLocks noChangeAspect="1" noChangeArrowheads="1"/>
-                    </pic:cNvPicPr>
-                  </pic:nvPicPr>
-                  <pic:blipFill>
-                    <a:blip r:embed="rId42" cstate="none"/>
-                    <a:srcRect/>
-                    <a:stretch>
-                      <a:fillRect/>
-                    </a:stretch>
-                  </pic:blipFill>
-                  <pic:spPr bwMode="auto">
-                    <a:xfrm>
-                      <a:off x="0" y="0"/>
-                      <a:ext cx="5810250" cy="4086225"/>
-                    </a:xfrm>
-                    <a:prstGeom prst="rect">
-                      <a:avLst/>
-                    </a:prstGeom>
-                  </pic:spPr>
-                </pic:pic>
-              </a:graphicData>
-            </a:graphic>
-          </wp:inline>
-        </w:drawing>
-      </w:r>
-    </w:p>
-    <w:p>
-      <w:pPr>
-        <w:bidi/>
-        <w:spacing w:after="220"/>
-        <w:jc w:val="center"/>
-      </w:pPr>
-      <w:r>
-        <w:rPr>
-          <w:rFonts w:ascii="Segoe UI" w:cs="Tahoma" w:eastAsia="Segoe UI" w:hAnsi="Segoe UI"/>
-          <w:color w:val="5B6878"/>
-          <w:sz w:val="18"/>
-          <w:szCs w:val="18"/>
-          <w:rtl/>
-        </w:rPr>
-        <w:t xml:space="preserve">شکل ۳۲ — فهرست همه‌ی صفحه‌ها</w:t>
-      </w:r>
-    </w:p>
-    <w:p>
-      <w:pPr>
-        <w:pStyle w:val="ListParagraph"/>
-        <w:numPr>
-          <w:ilvl w:val="0"/>
-          <w:numId w:val="2"/>
-        </w:numPr>
-        <w:bidi/>
-        <w:spacing w:after="60"/>
-      </w:pPr>
-      <w:r>
-        <w:rPr>
-          <w:rFonts w:ascii="Segoe UI" w:cs="Tahoma" w:eastAsia="Segoe UI" w:hAnsi="Segoe UI"/>
-          <w:b/>
-          <w:bCs/>
-          <w:rtl/>
-        </w:rPr>
-        <w:t xml:space="preserve">دکمه‌های نوع:</w:t>
-      </w:r>
-      <w:r>
-        <w:rPr>
-          <w:rFonts w:ascii="Segoe UI" w:cs="Tahoma" w:eastAsia="Segoe UI" w:hAnsi="Segoe UI"/>
-          <w:rtl/>
-        </w:rPr>
-        <w:t xml:space="preserve"> فیلتر بر اساس نوع صفحه. عدد کنار هر نوع، تعداد صفحه‌های آن است.</w:t>
-      </w:r>
-    </w:p>
-    <w:p>
-      <w:pPr>
-        <w:pStyle w:val="ListParagraph"/>
-        <w:numPr>
-          <w:ilvl w:val="0"/>
-          <w:numId w:val="2"/>
-        </w:numPr>
-        <w:bidi/>
-        <w:spacing w:after="60"/>
-      </w:pPr>
-      <w:r>
-        <w:rPr>
-          <w:rFonts w:ascii="Segoe UI" w:cs="Tahoma" w:eastAsia="Segoe UI" w:hAnsi="Segoe UI"/>
-          <w:b/>
-          <w:bCs/>
-          <w:rtl/>
-        </w:rPr>
-        <w:t xml:space="preserve">تگ‌ها:</w:t>
-      </w:r>
-      <w:r>
-        <w:rPr>
-          <w:rFonts w:ascii="Segoe UI" w:cs="Tahoma" w:eastAsia="Segoe UI" w:hAnsi="Segoe UI"/>
-          <w:rtl/>
-        </w:rPr>
-        <w:t xml:space="preserve"> فیلتر بر اساس تگ. پرکاربردترین تگ‌ها اول می‌آیند و بقیه پشت </w:t>
-      </w:r>
-      <w:r>
-        <w:rPr>
-          <w:rFonts w:ascii="Segoe UI" w:cs="Tahoma" w:eastAsia="Segoe UI" w:hAnsi="Segoe UI"/>
-          <w:b/>
-          <w:bCs/>
-          <w:rtl w:val="false"/>
-        </w:rPr>
-        <w:t xml:space="preserve">more</w:t>
-      </w:r>
-      <w:r>
-        <w:rPr>
-          <w:rFonts w:ascii="Segoe UI" w:cs="Tahoma" w:eastAsia="Segoe UI" w:hAnsi="Segoe UI"/>
-          <w:rtl/>
-        </w:rPr>
-        <w:t xml:space="preserve">.</w:t>
-      </w:r>
-    </w:p>
-    <w:p>
-      <w:pPr>
-        <w:pStyle w:val="ListParagraph"/>
-        <w:numPr>
-          <w:ilvl w:val="0"/>
-          <w:numId w:val="2"/>
-        </w:numPr>
-        <w:bidi/>
-        <w:spacing w:after="60"/>
-      </w:pPr>
-      <w:r>
-        <w:rPr>
-          <w:rFonts w:ascii="Segoe UI" w:cs="Tahoma" w:eastAsia="Segoe UI" w:hAnsi="Segoe UI"/>
-          <w:b/>
-          <w:bCs/>
-          <w:rtl/>
-        </w:rPr>
-        <w:t xml:space="preserve">جست‌وجو:</w:t>
-      </w:r>
-      <w:r>
-        <w:rPr>
-          <w:rFonts w:ascii="Segoe UI" w:cs="Tahoma" w:eastAsia="Segoe UI" w:hAnsi="Segoe UI"/>
-          <w:rtl/>
-        </w:rPr>
-        <w:t xml:space="preserve"> در عنوان و متن صفحه‌ها.</w:t>
-      </w:r>
-    </w:p>
-    <w:p>
-      <w:pPr>
-        <w:pStyle w:val="ListParagraph"/>
-        <w:numPr>
-          <w:ilvl w:val="0"/>
-          <w:numId w:val="2"/>
-        </w:numPr>
-        <w:bidi/>
-        <w:spacing w:after="60"/>
-      </w:pPr>
-      <w:r>
-        <w:rPr>
-          <w:rFonts w:ascii="Segoe UI" w:cs="Tahoma" w:eastAsia="Segoe UI" w:hAnsi="Segoe UI"/>
-          <w:rtl/>
-        </w:rPr>
-        <w:t xml:space="preserve">مرتب‌سازی با کلیک روی سر ستون‌ها (عنوان، نوع، تاریخ)، و صفحه‌بندی پایین جدول.</w:t>
-      </w:r>
-    </w:p>
-    <w:p>
-      <w:pPr>
-        <w:pStyle w:val="ListParagraph"/>
-        <w:numPr>
-          <w:ilvl w:val="0"/>
-          <w:numId w:val="2"/>
-        </w:numPr>
-        <w:bidi/>
-        <w:spacing w:after="60"/>
-      </w:pPr>
-      <w:r>
-        <w:rPr>
-          <w:rFonts w:ascii="Segoe UI" w:cs="Tahoma" w:eastAsia="Segoe UI" w:hAnsi="Segoe UI"/>
-          <w:rtl/>
-        </w:rPr>
-        <w:t xml:space="preserve">دکمه‌های هر ردیف: مشاهده، ویرایش و حذف.</w:t>
-      </w:r>
-    </w:p>
-    <w:p>
-      <w:pPr>
-        <w:bidi/>
-        <w:spacing w:after="120"/>
-        <w:jc w:val="both"/>
-      </w:pPr>
-      <w:r>
-        <w:rPr>
-          <w:rFonts w:ascii="Segoe UI" w:cs="Tahoma" w:eastAsia="Segoe UI" w:hAnsi="Segoe UI"/>
-          <w:rtl/>
-        </w:rPr>
-        <w:t xml:space="preserve">صفحه‌های </w:t>
-      </w:r>
-      <w:r>
-        <w:rPr>
-          <w:rFonts w:ascii="Segoe UI" w:cs="Tahoma" w:eastAsia="Segoe UI" w:hAnsi="Segoe UI"/>
-          <w:b/>
-          <w:bCs/>
-          <w:rtl w:val="false"/>
-        </w:rPr>
-        <w:t xml:space="preserve">Concepts</w:t>
-      </w:r>
-      <w:r>
-        <w:rPr>
-          <w:rFonts w:ascii="Segoe UI" w:cs="Tahoma" w:eastAsia="Segoe UI" w:hAnsi="Segoe UI"/>
-          <w:rtl/>
-        </w:rPr>
-        <w:t xml:space="preserve"> و </w:t>
-      </w:r>
-      <w:r>
-        <w:rPr>
-          <w:rFonts w:ascii="Segoe UI" w:cs="Tahoma" w:eastAsia="Segoe UI" w:hAnsi="Segoe UI"/>
-          <w:b/>
-          <w:bCs/>
-          <w:rtl w:val="false"/>
-        </w:rPr>
-        <w:t xml:space="preserve">Data Sources</w:t>
-      </w:r>
-      <w:r>
-        <w:rPr>
-          <w:rFonts w:ascii="Segoe UI" w:cs="Tahoma" w:eastAsia="Segoe UI" w:hAnsi="Segoe UI"/>
-          <w:rtl/>
-        </w:rPr>
-        <w:t xml:space="preserve"> در نوار کناری همین فهرست‌اند، ولی فقط برای یک نوع صفحه.</w:t>
-      </w:r>
-    </w:p>
-    <w:p>
-      <w:pPr>
-        <w:keepNext/>
-        <w:spacing w:after="60" w:before="160" w:line="240" w:lineRule="auto"/>
-        <w:jc w:val="center"/>
-      </w:pPr>
-      <w:r>
-        <w:drawing>
-          <wp:inline distT="0" distB="0" distL="0" distR="0">
-            <wp:extent cx="5810250" cy="2438400"/>
-            <wp:effectExtent t="0" r="0" b="0" l="0"/>
-            <wp:docPr id="33" name="" descr="" title=""/>
-            <wp:cNvGraphicFramePr>
-              <a:graphicFrameLocks xmlns:a="http://schemas.openxmlformats.org/drawingml/2006/main" noChangeAspect="1"/>
-            </wp:cNvGraphicFramePr>
-            <a:graphic xmlns:a="http://schemas.openxmlformats.org/drawingml/2006/main">
-              <a:graphicData uri="http://schemas.openxmlformats.org/drawingml/2006/picture">
-                <pic:pic xmlns:pic="http://schemas.openxmlformats.org/drawingml/2006/picture">
-                  <pic:nvPicPr>
-                    <pic:cNvPr id="0" name="" descr=""/>
-                    <pic:cNvPicPr>
-                      <a:picLocks noChangeAspect="1" noChangeArrowheads="1"/>
-                    </pic:cNvPicPr>
-                  </pic:nvPicPr>
-                  <pic:blipFill>
-                    <a:blip r:embed="rId43" cstate="none"/>
-                    <a:srcRect/>
-                    <a:stretch>
-                      <a:fillRect/>
-                    </a:stretch>
-                  </pic:blipFill>
-                  <pic:spPr bwMode="auto">
-                    <a:xfrm>
-                      <a:off x="0" y="0"/>
-                      <a:ext cx="5810250" cy="2438400"/>
-                    </a:xfrm>
-                    <a:prstGeom prst="rect">
-                      <a:avLst/>
-                    </a:prstGeom>
-                  </pic:spPr>
-                </pic:pic>
-              </a:graphicData>
-            </a:graphic>
-          </wp:inline>
-        </w:drawing>
-      </w:r>
-    </w:p>
-    <w:p>
-      <w:pPr>
-        <w:bidi/>
-        <w:spacing w:after="220"/>
-        <w:jc w:val="center"/>
-      </w:pPr>
-      <w:r>
-        <w:rPr>
-          <w:rFonts w:ascii="Segoe UI" w:cs="Tahoma" w:eastAsia="Segoe UI" w:hAnsi="Segoe UI"/>
-          <w:color w:val="5B6878"/>
-          <w:sz w:val="18"/>
-          <w:szCs w:val="18"/>
-          <w:rtl/>
-        </w:rPr>
-        <w:t xml:space="preserve">شکل ۳۳ — فهرست مفاهیم</w:t>
-      </w:r>
-    </w:p>
-    <w:p>
-      <w:pPr>
-        <w:pStyle w:val="Heading2"/>
-        <w:bidi/>
-      </w:pPr>
-      <w:r>
-        <w:rPr>
-          <w:rFonts w:ascii="Segoe UI" w:cs="Tahoma" w:eastAsia="Segoe UI" w:hAnsi="Segoe UI"/>
-          <w:rtl/>
-        </w:rPr>
-        <w:t xml:space="preserve">مشاهده‌ی صفحه</w:t>
-      </w:r>
-    </w:p>
-    <w:p>
-      <w:pPr>
-        <w:keepNext/>
-        <w:spacing w:after="60" w:before="160" w:line="240" w:lineRule="auto"/>
-        <w:jc w:val="center"/>
-      </w:pPr>
-      <w:r>
-        <w:drawing>
-          <wp:inline distT="0" distB="0" distL="0" distR="0">
-            <wp:extent cx="5810250" cy="2247900"/>
-            <wp:effectExtent t="0" r="0" b="0" l="0"/>
-            <wp:docPr id="34" name="" descr="" title=""/>
-            <wp:cNvGraphicFramePr>
-              <a:graphicFrameLocks xmlns:a="http://schemas.openxmlformats.org/drawingml/2006/main" noChangeAspect="1"/>
-            </wp:cNvGraphicFramePr>
-            <a:graphic xmlns:a="http://schemas.openxmlformats.org/drawingml/2006/main">
-              <a:graphicData uri="http://schemas.openxmlformats.org/drawingml/2006/picture">
-                <pic:pic xmlns:pic="http://schemas.openxmlformats.org/drawingml/2006/picture">
-                  <pic:nvPicPr>
-                    <pic:cNvPr id="0" name="" descr=""/>
-                    <pic:cNvPicPr>
-                      <a:picLocks noChangeAspect="1" noChangeArrowheads="1"/>
-                    </pic:cNvPicPr>
-                  </pic:nvPicPr>
-                  <pic:blipFill>
-                    <a:blip r:embed="rId44" cstate="none"/>
-                    <a:srcRect/>
-                    <a:stretch>
-                      <a:fillRect/>
-                    </a:stretch>
-                  </pic:blipFill>
-                  <pic:spPr bwMode="auto">
-                    <a:xfrm>
-                      <a:off x="0" y="0"/>
-                      <a:ext cx="5810250" cy="2247900"/>
-                    </a:xfrm>
-                    <a:prstGeom prst="rect">
-                      <a:avLst/>
-                    </a:prstGeom>
-                  </pic:spPr>
-                </pic:pic>
-              </a:graphicData>
-            </a:graphic>
-          </wp:inline>
-        </w:drawing>
-      </w:r>
-    </w:p>
-    <w:p>
-      <w:pPr>
-        <w:bidi/>
-        <w:spacing w:after="220"/>
-        <w:jc w:val="center"/>
-      </w:pPr>
-      <w:r>
-        <w:rPr>
-          <w:rFonts w:ascii="Segoe UI" w:cs="Tahoma" w:eastAsia="Segoe UI" w:hAnsi="Segoe UI"/>
-          <w:color w:val="5B6878"/>
-          <w:sz w:val="18"/>
-          <w:szCs w:val="18"/>
-          <w:rtl/>
-        </w:rPr>
-        <w:t xml:space="preserve">شکل ۳۴ — صفحه‌ی یک مفهوم با لینک ویکی و فهرست Backlinks</w:t>
-      </w:r>
-    </w:p>
-    <w:p>
-      <w:pPr>
-        <w:pStyle w:val="ListParagraph"/>
-        <w:numPr>
-          <w:ilvl w:val="0"/>
-          <w:numId w:val="2"/>
-        </w:numPr>
-        <w:bidi/>
-        <w:spacing w:after="60"/>
-      </w:pPr>
-      <w:r>
-        <w:rPr>
-          <w:rFonts w:ascii="Segoe UI" w:cs="Tahoma" w:eastAsia="Segoe UI" w:hAnsi="Segoe UI"/>
-          <w:rtl/>
-        </w:rPr>
-        <w:t xml:space="preserve">لینک‌های ویکی با رنگ آبی نمایش داده می‌شوند و صفحه‌ی مقصد را باز می‌کنند. لینکی که صفحه‌اش وجود ندارد با رنگ دیگری نمایش داده می‌شود و با کلیک، ساخت آن صفحه شروع می‌شود.</w:t>
-      </w:r>
-    </w:p>
-    <w:p>
-      <w:pPr>
-        <w:pStyle w:val="ListParagraph"/>
-        <w:numPr>
-          <w:ilvl w:val="0"/>
-          <w:numId w:val="2"/>
-        </w:numPr>
-        <w:bidi/>
-        <w:spacing w:after="60"/>
-      </w:pPr>
-      <w:r>
-        <w:rPr>
-          <w:rFonts w:ascii="Segoe UI" w:cs="Tahoma" w:eastAsia="Segoe UI" w:hAnsi="Segoe UI"/>
-          <w:b/>
-          <w:bCs/>
-          <w:rtl w:val="false"/>
-        </w:rPr>
-        <w:t xml:space="preserve">Backlinks:</w:t>
-      </w:r>
-      <w:r>
-        <w:rPr>
-          <w:rFonts w:ascii="Segoe UI" w:cs="Tahoma" w:eastAsia="Segoe UI" w:hAnsi="Segoe UI"/>
-          <w:rtl/>
-        </w:rPr>
-        <w:t xml:space="preserve"> صفحه‌هایی که به این صفحه لینک داده‌اند.</w:t>
-      </w:r>
-    </w:p>
-    <w:p>
-      <w:pPr>
-        <w:pStyle w:val="ListParagraph"/>
-        <w:numPr>
-          <w:ilvl w:val="0"/>
-          <w:numId w:val="2"/>
-        </w:numPr>
-        <w:bidi/>
-        <w:spacing w:after="60"/>
-      </w:pPr>
-      <w:r>
-        <w:rPr>
-          <w:rFonts w:ascii="Segoe UI" w:cs="Tahoma" w:eastAsia="Segoe UI" w:hAnsi="Segoe UI"/>
-          <w:rtl/>
-        </w:rPr>
-        <w:t xml:space="preserve">دکمه‌های بالا مثل صفحه‌ی قانون است: </w:t>
-      </w:r>
-      <w:r>
-        <w:rPr>
-          <w:rFonts w:ascii="Segoe UI" w:cs="Tahoma" w:eastAsia="Segoe UI" w:hAnsi="Segoe UI"/>
-          <w:b/>
-          <w:bCs/>
-          <w:rtl w:val="false"/>
-        </w:rPr>
-        <w:t xml:space="preserve">PDF</w:t>
-      </w:r>
-      <w:r>
-        <w:rPr>
-          <w:rFonts w:ascii="Segoe UI" w:cs="Tahoma" w:eastAsia="Segoe UI" w:hAnsi="Segoe UI"/>
-          <w:rtl/>
-        </w:rPr>
-        <w:t xml:space="preserve">، </w:t>
-      </w:r>
-      <w:r>
-        <w:rPr>
-          <w:rFonts w:ascii="Segoe UI" w:cs="Tahoma" w:eastAsia="Segoe UI" w:hAnsi="Segoe UI"/>
-          <w:b/>
-          <w:bCs/>
-          <w:rtl w:val="false"/>
-        </w:rPr>
-        <w:t xml:space="preserve">Graph</w:t>
-      </w:r>
-      <w:r>
-        <w:rPr>
-          <w:rFonts w:ascii="Segoe UI" w:cs="Tahoma" w:eastAsia="Segoe UI" w:hAnsi="Segoe UI"/>
-          <w:rtl/>
-        </w:rPr>
-        <w:t xml:space="preserve">، </w:t>
-      </w:r>
-      <w:r>
-        <w:rPr>
-          <w:rFonts w:ascii="Segoe UI" w:cs="Tahoma" w:eastAsia="Segoe UI" w:hAnsi="Segoe UI"/>
-          <w:b/>
-          <w:bCs/>
-          <w:rtl w:val="false"/>
-        </w:rPr>
-        <w:t xml:space="preserve">Edit</w:t>
-      </w:r>
-      <w:r>
-        <w:rPr>
-          <w:rFonts w:ascii="Segoe UI" w:cs="Tahoma" w:eastAsia="Segoe UI" w:hAnsi="Segoe UI"/>
-          <w:rtl/>
-        </w:rPr>
-        <w:t xml:space="preserve">، </w:t>
-      </w:r>
-      <w:r>
-        <w:rPr>
-          <w:rFonts w:ascii="Segoe UI" w:cs="Tahoma" w:eastAsia="Segoe UI" w:hAnsi="Segoe UI"/>
-          <w:b/>
-          <w:bCs/>
-          <w:rtl w:val="false"/>
-        </w:rPr>
-        <w:t xml:space="preserve">Pin</w:t>
-      </w:r>
-      <w:r>
-        <w:rPr>
-          <w:rFonts w:ascii="Segoe UI" w:cs="Tahoma" w:eastAsia="Segoe UI" w:hAnsi="Segoe UI"/>
-          <w:rtl/>
-        </w:rPr>
-        <w:t xml:space="preserve"> و </w:t>
-      </w:r>
-      <w:r>
-        <w:rPr>
-          <w:rFonts w:ascii="Segoe UI" w:cs="Tahoma" w:eastAsia="Segoe UI" w:hAnsi="Segoe UI"/>
-          <w:b/>
-          <w:bCs/>
-          <w:rtl w:val="false"/>
-        </w:rPr>
-        <w:t xml:space="preserve">Delete</w:t>
-      </w:r>
-      <w:r>
-        <w:rPr>
-          <w:rFonts w:ascii="Segoe UI" w:cs="Tahoma" w:eastAsia="Segoe UI" w:hAnsi="Segoe UI"/>
-          <w:rtl/>
-        </w:rPr>
-        <w:t xml:space="preserve">.</w:t>
-      </w:r>
-    </w:p>
-    <w:p>
-      <w:pPr>
-        <w:pStyle w:val="Heading2"/>
-        <w:bidi/>
-      </w:pPr>
-      <w:r>
-        <w:rPr>
-          <w:rFonts w:ascii="Segoe UI" w:cs="Tahoma" w:eastAsia="Segoe UI" w:hAnsi="Segoe UI"/>
-          <w:rtl/>
-        </w:rPr>
-        <w:t xml:space="preserve">ساخت و ویرایش صفحه</w:t>
-      </w:r>
-    </w:p>
-    <w:p>
-      <w:pPr>
-        <w:pStyle w:val="ListParagraph"/>
-        <w:numPr>
-          <w:ilvl w:val="0"/>
-          <w:numId w:val="7"/>
-        </w:numPr>
-        <w:bidi/>
-        <w:spacing w:after="80"/>
-      </w:pPr>
-      <w:r>
-        <w:rPr>
-          <w:rFonts w:ascii="Segoe UI" w:cs="Tahoma" w:eastAsia="Segoe UI" w:hAnsi="Segoe UI"/>
-          <w:b/>
-          <w:bCs/>
-          <w:rtl w:val="false"/>
-        </w:rPr>
-        <w:t xml:space="preserve">New Page</w:t>
-      </w:r>
-      <w:r>
-        <w:rPr>
-          <w:rFonts w:ascii="Segoe UI" w:cs="Tahoma" w:eastAsia="Segoe UI" w:hAnsi="Segoe UI"/>
-          <w:rtl/>
-        </w:rPr>
-        <w:t xml:space="preserve"> را در نوار بالا بزنید، یا در فهرست Concepts و Data Sources دکمه‌ی ساخت همان نوع را.</w:t>
-      </w:r>
-    </w:p>
-    <w:p>
-      <w:pPr>
-        <w:pStyle w:val="ListParagraph"/>
-        <w:numPr>
-          <w:ilvl w:val="0"/>
-          <w:numId w:val="7"/>
-        </w:numPr>
-        <w:bidi/>
-        <w:spacing w:after="80"/>
-      </w:pPr>
-      <w:r>
-        <w:rPr>
-          <w:rFonts w:ascii="Segoe UI" w:cs="Tahoma" w:eastAsia="Segoe UI" w:hAnsi="Segoe UI"/>
-          <w:rtl/>
-        </w:rPr>
-        <w:t xml:space="preserve">عنوان، نوع، دسته و تگ‌ها را وارد کنید.</w:t>
-      </w:r>
-    </w:p>
-    <w:p>
-      <w:pPr>
-        <w:pStyle w:val="ListParagraph"/>
-        <w:numPr>
-          <w:ilvl w:val="0"/>
-          <w:numId w:val="7"/>
-        </w:numPr>
-        <w:bidi/>
-        <w:spacing w:after="80"/>
-      </w:pPr>
-      <w:r>
-        <w:rPr>
-          <w:rFonts w:ascii="Segoe UI" w:cs="Tahoma" w:eastAsia="Segoe UI" w:hAnsi="Segoe UI"/>
-          <w:rtl/>
-        </w:rPr>
-        <w:t xml:space="preserve">متن را در کادر </w:t>
-      </w:r>
-      <w:r>
-        <w:rPr>
-          <w:rFonts w:ascii="Segoe UI" w:cs="Tahoma" w:eastAsia="Segoe UI" w:hAnsi="Segoe UI"/>
-          <w:b/>
-          <w:bCs/>
-          <w:rtl w:val="false"/>
-        </w:rPr>
-        <w:t xml:space="preserve">Content</w:t>
-      </w:r>
-      <w:r>
-        <w:rPr>
-          <w:rFonts w:ascii="Segoe UI" w:cs="Tahoma" w:eastAsia="Segoe UI" w:hAnsi="Segoe UI"/>
-          <w:rtl/>
-        </w:rPr>
-        <w:t xml:space="preserve"> با Markdown بنویسید.</w:t>
-      </w:r>
-    </w:p>
-    <w:p>
-      <w:pPr>
-        <w:pStyle w:val="ListParagraph"/>
-        <w:numPr>
-          <w:ilvl w:val="0"/>
-          <w:numId w:val="7"/>
-        </w:numPr>
-        <w:bidi/>
-        <w:spacing w:after="80"/>
-      </w:pPr>
-      <w:r>
-        <w:rPr>
-          <w:rFonts w:ascii="Segoe UI" w:cs="Tahoma" w:eastAsia="Segoe UI" w:hAnsi="Segoe UI"/>
-          <w:b/>
-          <w:bCs/>
-          <w:rtl w:val="false"/>
-        </w:rPr>
-        <w:t xml:space="preserve">Save</w:t>
-      </w:r>
-      <w:r>
-        <w:rPr>
-          <w:rFonts w:ascii="Segoe UI" w:cs="Tahoma" w:eastAsia="Segoe UI" w:hAnsi="Segoe UI"/>
-          <w:rtl/>
-        </w:rPr>
-        <w:t xml:space="preserve"> را بزنید.</w:t>
-      </w:r>
-    </w:p>
-    <w:p>
-      <w:pPr>
-        <w:bidi/>
-        <w:spacing w:after="120"/>
-        <w:jc w:val="both"/>
-      </w:pPr>
-      <w:r>
-        <w:rPr>
-          <w:rFonts w:ascii="Segoe UI" w:cs="Tahoma" w:eastAsia="Segoe UI" w:hAnsi="Segoe UI"/>
-          <w:b/>
-          <w:bCs/>
-          <w:rtl/>
-        </w:rPr>
-        <w:t xml:space="preserve">لینک ویکی:</w:t>
-      </w:r>
-      <w:r>
-        <w:rPr>
-          <w:rFonts w:ascii="Segoe UI" w:cs="Tahoma" w:eastAsia="Segoe UI" w:hAnsi="Segoe UI"/>
-          <w:rtl/>
-        </w:rPr>
-        <w:t xml:space="preserve"> برای لینک به صفحه‌ی دیگر، </w:t>
-      </w:r>
-      <w:r>
-        <w:rPr>
-          <w:rFonts w:ascii="Consolas" w:cs="Consolas" w:hAnsi="Consolas"/>
-          <w:color w:val="0B6E79"/>
-          <w:sz w:val="19"/>
-          <w:szCs w:val="19"/>
-          <w:rtl w:val="false"/>
-        </w:rPr>
-        <w:t xml:space="preserve">‎[[‎</w:t>
-      </w:r>
-      <w:r>
-        <w:rPr>
-          <w:rFonts w:ascii="Segoe UI" w:cs="Tahoma" w:eastAsia="Segoe UI" w:hAnsi="Segoe UI"/>
-          <w:rtl/>
-        </w:rPr>
-        <w:t xml:space="preserve"> تایپ کنید و چند حرف از عنوان صفحه را بنویسید. فهرست پیشنهادها باز می‌شود؛ با کلیدهای جهت‌دار انتخاب و با </w:t>
-      </w:r>
-      <w:r>
-        <w:rPr>
-          <w:rFonts w:ascii="Consolas" w:cs="Consolas" w:hAnsi="Consolas"/>
-          <w:color w:val="0B6E79"/>
-          <w:sz w:val="19"/>
-          <w:szCs w:val="19"/>
-          <w:rtl w:val="false"/>
-        </w:rPr>
-        <w:t xml:space="preserve">‎Enter‎</w:t>
-      </w:r>
-      <w:r>
-        <w:rPr>
-          <w:rFonts w:ascii="Segoe UI" w:cs="Tahoma" w:eastAsia="Segoe UI" w:hAnsi="Segoe UI"/>
-          <w:rtl/>
-        </w:rPr>
-        <w:t xml:space="preserve"> درج کنید. نتیجه به شکل </w:t>
-      </w:r>
-      <w:r>
-        <w:rPr>
-          <w:rFonts w:ascii="Consolas" w:cs="Consolas" w:hAnsi="Consolas"/>
-          <w:color w:val="0B6E79"/>
-          <w:sz w:val="19"/>
-          <w:szCs w:val="19"/>
-          <w:rtl w:val="false"/>
-        </w:rPr>
-        <w:t xml:space="preserve">‎[[عنوان صفحه]]‎</w:t>
-      </w:r>
-      <w:r>
-        <w:rPr>
-          <w:rFonts w:ascii="Segoe UI" w:cs="Tahoma" w:eastAsia="Segoe UI" w:hAnsi="Segoe UI"/>
-          <w:rtl/>
-        </w:rPr>
-        <w:t xml:space="preserve"> در متن قرار می‌گیرد.</w:t>
+        <w:t xml:space="preserve">هر نوار نشان می‌دهد چند قانون از یک منبع لاگ (سمت چپ) برای یک تاکتیک ATT&amp;CK (سمت راست) استفاده می‌کنند. پهنای نوار متناسب با تعداد قوانین است. با این نمودار معلوم می‌شود تشخیص هر تاکتیک به کدام داده متکی است.</w:t>
       </w:r>
     </w:p>
     <w:p>
@@ -13227,110 +14332,170 @@
           <w:szCs w:val="18"/>
           <w:rtl/>
         </w:rPr>
-        <w:t xml:space="preserve">شکل ۳۵ — پیشنهاد صفحه هنگام نوشتن لینک ویکی</w:t>
-      </w:r>
-    </w:p>
-    <w:p>
-      <w:pPr>
-        <w:pStyle w:val="Heading2"/>
-        <w:bidi/>
-      </w:pPr>
-      <w:r>
-        <w:rPr>
-          <w:rFonts w:ascii="Segoe UI" w:cs="Tahoma" w:eastAsia="Segoe UI" w:hAnsi="Segoe UI"/>
-          <w:rtl/>
-        </w:rPr>
-        <w:t xml:space="preserve">دسته‌بندی‌ها</w:t>
-      </w:r>
-    </w:p>
-    <w:p>
-      <w:pPr>
-        <w:bidi/>
-        <w:spacing w:after="120"/>
-        <w:jc w:val="both"/>
-      </w:pPr>
-      <w:r>
-        <w:rPr>
-          <w:rFonts w:ascii="Segoe UI" w:cs="Tahoma" w:eastAsia="Segoe UI" w:hAnsi="Segoe UI"/>
-          <w:rtl/>
-        </w:rPr>
-        <w:t xml:space="preserve">در نوار کناری، کنار </w:t>
-      </w:r>
-      <w:r>
-        <w:rPr>
-          <w:rFonts w:ascii="Segoe UI" w:cs="Tahoma" w:eastAsia="Segoe UI" w:hAnsi="Segoe UI"/>
-          <w:b/>
-          <w:bCs/>
-          <w:rtl w:val="false"/>
-        </w:rPr>
-        <w:t xml:space="preserve">Categories</w:t>
-      </w:r>
-      <w:r>
-        <w:rPr>
-          <w:rFonts w:ascii="Segoe UI" w:cs="Tahoma" w:eastAsia="Segoe UI" w:hAnsi="Segoe UI"/>
-          <w:rtl/>
-        </w:rPr>
-        <w:t xml:space="preserve">، دکمه‌ی </w:t>
-      </w:r>
-      <w:r>
-        <w:rPr>
-          <w:rFonts w:ascii="Consolas" w:cs="Consolas" w:hAnsi="Consolas"/>
-          <w:color w:val="0B6E79"/>
-          <w:sz w:val="19"/>
-          <w:szCs w:val="19"/>
-          <w:rtl w:val="false"/>
-        </w:rPr>
-        <w:t xml:space="preserve">‎+‎</w:t>
-      </w:r>
-      <w:r>
-        <w:rPr>
-          <w:rFonts w:ascii="Segoe UI" w:cs="Tahoma" w:eastAsia="Segoe UI" w:hAnsi="Segoe UI"/>
-          <w:rtl/>
-        </w:rPr>
-        <w:t xml:space="preserve"> را بزنید، نام و رنگ دسته را انتخاب کنید و ذخیره کنید. با کلیک روی نام دسته، صفحه‌های آن نمایش داده می‌شوند. دسته‌ی هر صفحه در فرم ویرایش آن تعیین می‌شود. با حذف یک دسته، صفحه‌هایش حذف نمی‌شوند و فقط بدون دسته می‌مانند.</w:t>
-      </w:r>
-    </w:p>
-    <w:p>
-      <w:pPr>
-        <w:pStyle w:val="Heading2"/>
-        <w:bidi/>
-      </w:pPr>
-      <w:r>
-        <w:rPr>
-          <w:rFonts w:ascii="Segoe UI" w:cs="Tahoma" w:eastAsia="Segoe UI" w:hAnsi="Segoe UI"/>
-          <w:rtl/>
-        </w:rPr>
-        <w:t xml:space="preserve">لینک‌های شکسته</w:t>
-      </w:r>
-    </w:p>
-    <w:p>
-      <w:pPr>
-        <w:bidi/>
-        <w:spacing w:after="120"/>
-        <w:jc w:val="both"/>
-      </w:pPr>
-      <w:r>
-        <w:rPr>
-          <w:rFonts w:ascii="Segoe UI" w:cs="Tahoma" w:eastAsia="Segoe UI" w:hAnsi="Segoe UI"/>
-          <w:rtl/>
-        </w:rPr>
-        <w:t xml:space="preserve">صفحه‌ی </w:t>
-      </w:r>
-      <w:r>
-        <w:rPr>
-          <w:rFonts w:ascii="Segoe UI" w:cs="Tahoma" w:eastAsia="Segoe UI" w:hAnsi="Segoe UI"/>
-          <w:b/>
-          <w:bCs/>
-          <w:rtl w:val="false"/>
-        </w:rPr>
-        <w:t xml:space="preserve">Broken Links</w:t>
-      </w:r>
-      <w:r>
-        <w:rPr>
-          <w:rFonts w:ascii="Segoe UI" w:cs="Tahoma" w:eastAsia="Segoe UI" w:hAnsi="Segoe UI"/>
-          <w:rtl/>
-        </w:rPr>
-        <w:t xml:space="preserve"> همه‌ی لینک‌های ویکی را که به صفحه‌ی ناموجود اشاره می‌کنند فهرست می‌کند، همراه با صفحه‌ای که لینک در آن است. آن‌ها را اصلاح کنید یا صفحه‌ی مقصد را بسازید.</w:t>
+        <w:t xml:space="preserve">شکل ۳۵ — نمودار جریان از منابع لاگ به تاکتیک‌ها</w:t>
+      </w:r>
+    </w:p>
+    <w:p>
+      <w:pPr>
+        <w:pStyle w:val="ListParagraph"/>
+        <w:numPr>
+          <w:ilvl w:val="0"/>
+          <w:numId w:val="2"/>
+        </w:numPr>
+        <w:bidi/>
+        <w:spacing w:after="60"/>
+      </w:pPr>
+      <w:r>
+        <w:rPr>
+          <w:rFonts w:ascii="Segoe UI" w:cs="Tahoma" w:eastAsia="Segoe UI" w:hAnsi="Segoe UI"/>
+          <w:b/>
+          <w:bCs/>
+          <w:rtl w:val="false"/>
+        </w:rPr>
+        <w:t xml:space="preserve">By log source / By event:</w:t>
+      </w:r>
+      <w:r>
+        <w:rPr>
+          <w:rFonts w:ascii="Segoe UI" w:cs="Tahoma" w:eastAsia="Segoe UI" w:hAnsi="Segoe UI"/>
+          <w:rtl/>
+        </w:rPr>
+        <w:t xml:space="preserve"> سمت چپ یا منابع لاگ کامل است (Sysmon، Windows Security، CrowdStrike و …) یا رویدادهای تکی. در حالت رویداد، رویدادهای کوچک (کمتر از ۳ قانون) هر منبع در یک گره «other events» جمع می‌شوند.</w:t>
+      </w:r>
+    </w:p>
+    <w:p>
+      <w:pPr>
+        <w:pStyle w:val="ListParagraph"/>
+        <w:numPr>
+          <w:ilvl w:val="0"/>
+          <w:numId w:val="2"/>
+        </w:numPr>
+        <w:bidi/>
+        <w:spacing w:after="60"/>
+      </w:pPr>
+      <w:r>
+        <w:rPr>
+          <w:rFonts w:ascii="Segoe UI" w:cs="Tahoma" w:eastAsia="Segoe UI" w:hAnsi="Segoe UI"/>
+          <w:rtl/>
+        </w:rPr>
+        <w:t xml:space="preserve">ماوس را روی یک منبع یا تاکتیک ببرید تا جریان‌های آن پررنگ شود.</w:t>
+      </w:r>
+    </w:p>
+    <w:p>
+      <w:pPr>
+        <w:pStyle w:val="ListParagraph"/>
+        <w:numPr>
+          <w:ilvl w:val="0"/>
+          <w:numId w:val="2"/>
+        </w:numPr>
+        <w:bidi/>
+        <w:spacing w:after="60"/>
+      </w:pPr>
+      <w:r>
+        <w:rPr>
+          <w:rFonts w:ascii="Segoe UI" w:cs="Tahoma" w:eastAsia="Segoe UI" w:hAnsi="Segoe UI"/>
+          <w:rtl/>
+        </w:rPr>
+        <w:t xml:space="preserve">با کلیک روی یک تاکتیک، نمودار به تکنیک‌های همان تاکتیک می‌رسد. با کلیک روی یک تکنیک، زنجیره‌ی تشخیص آن باز می‌شود.</w:t>
+      </w:r>
+    </w:p>
+    <w:p>
+      <w:pPr>
+        <w:pStyle w:val="ListParagraph"/>
+        <w:numPr>
+          <w:ilvl w:val="0"/>
+          <w:numId w:val="2"/>
+        </w:numPr>
+        <w:bidi/>
+        <w:spacing w:after="60"/>
+      </w:pPr>
+      <w:r>
+        <w:rPr>
+          <w:rFonts w:ascii="Segoe UI" w:cs="Tahoma" w:eastAsia="Segoe UI" w:hAnsi="Segoe UI"/>
+          <w:rtl/>
+        </w:rPr>
+        <w:t xml:space="preserve">با کلیک روی یک منبع یا رویداد، پنلی باز می‌شود: </w:t>
+      </w:r>
+      <w:r>
+        <w:rPr>
+          <w:rFonts w:ascii="Segoe UI" w:cs="Tahoma" w:eastAsia="Segoe UI" w:hAnsi="Segoe UI"/>
+          <w:b/>
+          <w:bCs/>
+          <w:rtl w:val="false"/>
+        </w:rPr>
+        <w:t xml:space="preserve">What if we lose it?</w:t>
+      </w:r>
+      <w:r>
+        <w:rPr>
+          <w:rFonts w:ascii="Segoe UI" w:cs="Tahoma" w:eastAsia="Segoe UI" w:hAnsi="Segoe UI"/>
+          <w:rtl/>
+        </w:rPr>
+        <w:t xml:space="preserve"> تحلیل اثر همان منبع، </w:t>
+      </w:r>
+      <w:r>
+        <w:rPr>
+          <w:rFonts w:ascii="Segoe UI" w:cs="Tahoma" w:eastAsia="Segoe UI" w:hAnsi="Segoe UI"/>
+          <w:b/>
+          <w:bCs/>
+          <w:rtl w:val="false"/>
+        </w:rPr>
+        <w:t xml:space="preserve">Rules</w:t>
+      </w:r>
+      <w:r>
+        <w:rPr>
+          <w:rFonts w:ascii="Segoe UI" w:cs="Tahoma" w:eastAsia="Segoe UI" w:hAnsi="Segoe UI"/>
+          <w:rtl/>
+        </w:rPr>
+        <w:t xml:space="preserve"> فهرست قوانینش و </w:t>
+      </w:r>
+      <w:r>
+        <w:rPr>
+          <w:rFonts w:ascii="Segoe UI" w:cs="Tahoma" w:eastAsia="Segoe UI" w:hAnsi="Segoe UI"/>
+          <w:b/>
+          <w:bCs/>
+          <w:rtl w:val="false"/>
+        </w:rPr>
+        <w:t xml:space="preserve">Reference</w:t>
+      </w:r>
+      <w:r>
+        <w:rPr>
+          <w:rFonts w:ascii="Segoe UI" w:cs="Tahoma" w:eastAsia="Segoe UI" w:hAnsi="Segoe UI"/>
+          <w:rtl/>
+        </w:rPr>
+        <w:t xml:space="preserve"> صفحه‌ی مرجعش.</w:t>
+      </w:r>
+    </w:p>
+    <w:p>
+      <w:pPr>
+        <w:pStyle w:val="ListParagraph"/>
+        <w:numPr>
+          <w:ilvl w:val="0"/>
+          <w:numId w:val="2"/>
+        </w:numPr>
+        <w:bidi/>
+        <w:spacing w:after="60"/>
+      </w:pPr>
+      <w:r>
+        <w:rPr>
+          <w:rFonts w:ascii="Segoe UI" w:cs="Tahoma" w:eastAsia="Segoe UI" w:hAnsi="Segoe UI"/>
+          <w:rtl/>
+        </w:rPr>
+        <w:t xml:space="preserve">فیلترهای بالا: وضعیت قوانین، منبع قوانین، و </w:t>
+      </w:r>
+      <w:r>
+        <w:rPr>
+          <w:rFonts w:ascii="Segoe UI" w:cs="Tahoma" w:eastAsia="Segoe UI" w:hAnsi="Segoe UI"/>
+          <w:b/>
+          <w:bCs/>
+          <w:rtl w:val="false"/>
+        </w:rPr>
+        <w:t xml:space="preserve">Include rules without telemetry</w:t>
+      </w:r>
+      <w:r>
+        <w:rPr>
+          <w:rFonts w:ascii="Segoe UI" w:cs="Tahoma" w:eastAsia="Segoe UI" w:hAnsi="Segoe UI"/>
+          <w:rtl/>
+        </w:rPr>
+        <w:t xml:space="preserve"> برای افزودن قوانینی که هیچ منبع لاگی ندارند.</w:t>
       </w:r>
     </w:p>
     <w:p>
@@ -13342,7 +14507,7 @@
       <w:r>
         <w:drawing>
           <wp:inline distT="0" distB="0" distL="0" distR="0">
-            <wp:extent cx="5810250" cy="1181100"/>
+            <wp:extent cx="5810250" cy="4086225"/>
             <wp:effectExtent t="0" r="0" b="0" l="0"/>
             <wp:docPr id="36" name="" descr="" title=""/>
             <wp:cNvGraphicFramePr>
@@ -13367,7 +14532,7 @@
                   <pic:spPr bwMode="auto">
                     <a:xfrm>
                       <a:off x="0" y="0"/>
-                      <a:ext cx="5810250" cy="1181100"/>
+                      <a:ext cx="5810250" cy="4086225"/>
                     </a:xfrm>
                     <a:prstGeom prst="rect">
                       <a:avLst/>
@@ -13394,7 +14559,7 @@
           <w:szCs w:val="18"/>
           <w:rtl/>
         </w:rPr>
-        <w:t xml:space="preserve">شکل ۳۶ — صفحه‌ی لینک‌های شکسته (در این نمونه لینک شکسته‌ای وجود ندارد)</w:t>
+        <w:t xml:space="preserve">شکل ۳۶ — نمودار جریان در حالت رویداد</w:t>
       </w:r>
     </w:p>
     <w:p>
@@ -13407,7 +14572,7 @@
           <w:rFonts w:ascii="Segoe UI" w:cs="Tahoma" w:eastAsia="Segoe UI" w:hAnsi="Segoe UI"/>
           <w:rtl/>
         </w:rPr>
-        <w:t xml:space="preserve">کتابخانه‌ی SPL</w:t>
+        <w:t xml:space="preserve">Tool gaps — شکاف ابزارها</w:t>
       </w:r>
     </w:p>
     <w:p>
@@ -13421,55 +14586,7 @@
           <w:rFonts w:ascii="Segoe UI" w:cs="Tahoma" w:eastAsia="Segoe UI" w:hAnsi="Segoe UI"/>
           <w:rtl/>
         </w:rPr>
-        <w:t xml:space="preserve">صفحه‌ی </w:t>
-      </w:r>
-      <w:r>
-        <w:rPr>
-          <w:rFonts w:ascii="Segoe UI" w:cs="Tahoma" w:eastAsia="Segoe UI" w:hAnsi="Segoe UI"/>
-          <w:b/>
-          <w:bCs/>
-          <w:rtl w:val="false"/>
-        </w:rPr>
-        <w:t xml:space="preserve">SPL Library</w:t>
-      </w:r>
-      <w:r>
-        <w:rPr>
-          <w:rFonts w:ascii="Segoe UI" w:cs="Tahoma" w:eastAsia="Segoe UI" w:hAnsi="Segoe UI"/>
-          <w:rtl/>
-        </w:rPr>
-        <w:t xml:space="preserve"> مجموعه‌ای از دستورهای پرکاربرد Splunk با نحو، توضیح، مثال و نکته‌هاست. با </w:t>
-      </w:r>
-      <w:r>
-        <w:rPr>
-          <w:rFonts w:ascii="Segoe UI" w:cs="Tahoma" w:eastAsia="Segoe UI" w:hAnsi="Segoe UI"/>
-          <w:b/>
-          <w:bCs/>
-          <w:rtl w:val="false"/>
-        </w:rPr>
-        <w:t xml:space="preserve">Add Command</w:t>
-      </w:r>
-      <w:r>
-        <w:rPr>
-          <w:rFonts w:ascii="Segoe UI" w:cs="Tahoma" w:eastAsia="Segoe UI" w:hAnsi="Segoe UI"/>
-          <w:rtl/>
-        </w:rPr>
-        <w:t xml:space="preserve"> دستور جدید اضافه می‌شود. </w:t>
-      </w:r>
-      <w:r>
-        <w:rPr>
-          <w:rFonts w:ascii="Segoe UI" w:cs="Tahoma" w:eastAsia="Segoe UI" w:hAnsi="Segoe UI"/>
-          <w:b/>
-          <w:bCs/>
-          <w:rtl w:val="false"/>
-        </w:rPr>
-        <w:t xml:space="preserve">Seed Library</w:t>
-      </w:r>
-      <w:r>
-        <w:rPr>
-          <w:rFonts w:ascii="Segoe UI" w:cs="Tahoma" w:eastAsia="Segoe UI" w:hAnsi="Segoe UI"/>
-          <w:rtl/>
-        </w:rPr>
-        <w:t xml:space="preserve"> مجموعه‌ی آغازینی از ۱۵ دستور رایج را اضافه می‌کند. فیلتر گروه‌ها (Search، Reporting، Eval functions و …)، علامت‌گذاری علاقه‌مندی‌ها و دو حالت نمایش هم هست.</w:t>
+        <w:t xml:space="preserve">این نما تکنیک‌هایی را فهرست می‌کند که ابزارهای شناخته‌شده‌ی مهاجم دارند، همراه با ابزارهایی که هیچ قانونی به آن‌ها اشاره نمی‌کند. تکنیک‌هایی که اصلاً قانون ندارند با آیکون هشدار و کادر قرمز، بالای فهرست قرار می‌گیرند.</w:t>
       </w:r>
     </w:p>
     <w:p>
@@ -13481,7 +14598,7 @@
       <w:r>
         <w:drawing>
           <wp:inline distT="0" distB="0" distL="0" distR="0">
-            <wp:extent cx="5810250" cy="2247900"/>
+            <wp:extent cx="5810250" cy="4086225"/>
             <wp:effectExtent t="0" r="0" b="0" l="0"/>
             <wp:docPr id="37" name="" descr="" title=""/>
             <wp:cNvGraphicFramePr>
@@ -13506,7 +14623,7 @@
                   <pic:spPr bwMode="auto">
                     <a:xfrm>
                       <a:off x="0" y="0"/>
-                      <a:ext cx="5810250" cy="2247900"/>
+                      <a:ext cx="5810250" cy="4086225"/>
                     </a:xfrm>
                     <a:prstGeom prst="rect">
                       <a:avLst/>
@@ -13533,21 +14650,157 @@
           <w:szCs w:val="18"/>
           <w:rtl/>
         </w:rPr>
-        <w:t xml:space="preserve">شکل ۳۷ — کتابخانه‌ی SPL</w:t>
-      </w:r>
-    </w:p>
-    <w:p>
-      <w:pPr>
-        <w:pStyle w:val="Heading1"/>
-        <w:pageBreakBefore/>
-        <w:bidi/>
-      </w:pPr>
-      <w:r>
-        <w:rPr>
-          <w:rFonts w:ascii="Segoe UI" w:cs="Tahoma" w:eastAsia="Segoe UI" w:hAnsi="Segoe UI"/>
-          <w:rtl/>
-        </w:rPr>
-        <w:t xml:space="preserve">فصل ۱۰ — جست‌وجو و مستندسازی</w:t>
+        <w:t xml:space="preserve">شکل ۳۷ — نمای Tool gaps</w:t>
+      </w:r>
+    </w:p>
+    <w:p>
+      <w:pPr>
+        <w:pStyle w:val="ListParagraph"/>
+        <w:numPr>
+          <w:ilvl w:val="0"/>
+          <w:numId w:val="2"/>
+        </w:numPr>
+        <w:bidi/>
+        <w:spacing w:after="60"/>
+      </w:pPr>
+      <w:r>
+        <w:rPr>
+          <w:rFonts w:ascii="Segoe UI" w:cs="Tahoma" w:eastAsia="Segoe UI" w:hAnsi="Segoe UI"/>
+          <w:rtl/>
+        </w:rPr>
+        <w:t xml:space="preserve">ابزارهای </w:t>
+      </w:r>
+      <w:r>
+        <w:rPr>
+          <w:rFonts w:ascii="Segoe UI" w:cs="Tahoma" w:eastAsia="Segoe UI" w:hAnsi="Segoe UI"/>
+          <w:b/>
+          <w:bCs/>
+          <w:rtl/>
+        </w:rPr>
+        <w:t xml:space="preserve">خط‌چین قرمز</w:t>
+      </w:r>
+      <w:r>
+        <w:rPr>
+          <w:rFonts w:ascii="Segoe UI" w:cs="Tahoma" w:eastAsia="Segoe UI" w:hAnsi="Segoe UI"/>
+          <w:rtl/>
+        </w:rPr>
+        <w:t xml:space="preserve"> در هیچ قانونی نیامده‌اند و ابزارهای سبز قانون دارند (با تعداد).</w:t>
+      </w:r>
+    </w:p>
+    <w:p>
+      <w:pPr>
+        <w:pStyle w:val="ListParagraph"/>
+        <w:numPr>
+          <w:ilvl w:val="0"/>
+          <w:numId w:val="2"/>
+        </w:numPr>
+        <w:bidi/>
+        <w:spacing w:after="60"/>
+      </w:pPr>
+      <w:r>
+        <w:rPr>
+          <w:rFonts w:ascii="Segoe UI" w:cs="Tahoma" w:eastAsia="Segoe UI" w:hAnsi="Segoe UI"/>
+          <w:rtl/>
+        </w:rPr>
+        <w:t xml:space="preserve">فیلتر مرجع: </w:t>
+      </w:r>
+      <w:r>
+        <w:rPr>
+          <w:rFonts w:ascii="Segoe UI" w:cs="Tahoma" w:eastAsia="Segoe UI" w:hAnsi="Segoe UI"/>
+          <w:b/>
+          <w:bCs/>
+          <w:rtl w:val="false"/>
+        </w:rPr>
+        <w:t xml:space="preserve">All tools</w:t>
+      </w:r>
+      <w:r>
+        <w:rPr>
+          <w:rFonts w:ascii="Segoe UI" w:cs="Tahoma" w:eastAsia="Segoe UI" w:hAnsi="Segoe UI"/>
+          <w:rtl/>
+        </w:rPr>
+        <w:t xml:space="preserve">، </w:t>
+      </w:r>
+      <w:r>
+        <w:rPr>
+          <w:rFonts w:ascii="Segoe UI" w:cs="Tahoma" w:eastAsia="Segoe UI" w:hAnsi="Segoe UI"/>
+          <w:b/>
+          <w:bCs/>
+          <w:rtl w:val="false"/>
+        </w:rPr>
+        <w:t xml:space="preserve">LOLBAS</w:t>
+      </w:r>
+      <w:r>
+        <w:rPr>
+          <w:rFonts w:ascii="Segoe UI" w:cs="Tahoma" w:eastAsia="Segoe UI" w:hAnsi="Segoe UI"/>
+          <w:rtl/>
+        </w:rPr>
+        <w:t xml:space="preserve">، </w:t>
+      </w:r>
+      <w:r>
+        <w:rPr>
+          <w:rFonts w:ascii="Segoe UI" w:cs="Tahoma" w:eastAsia="Segoe UI" w:hAnsi="Segoe UI"/>
+          <w:b/>
+          <w:bCs/>
+          <w:rtl w:val="false"/>
+        </w:rPr>
+        <w:t xml:space="preserve">GTFOBins</w:t>
+      </w:r>
+      <w:r>
+        <w:rPr>
+          <w:rFonts w:ascii="Segoe UI" w:cs="Tahoma" w:eastAsia="Segoe UI" w:hAnsi="Segoe UI"/>
+          <w:rtl/>
+        </w:rPr>
+        <w:t xml:space="preserve">، </w:t>
+      </w:r>
+      <w:r>
+        <w:rPr>
+          <w:rFonts w:ascii="Segoe UI" w:cs="Tahoma" w:eastAsia="Segoe UI" w:hAnsi="Segoe UI"/>
+          <w:b/>
+          <w:bCs/>
+          <w:rtl w:val="false"/>
+        </w:rPr>
+        <w:t xml:space="preserve">LOLDrivers</w:t>
+      </w:r>
+      <w:r>
+        <w:rPr>
+          <w:rFonts w:ascii="Segoe UI" w:cs="Tahoma" w:eastAsia="Segoe UI" w:hAnsi="Segoe UI"/>
+          <w:rtl/>
+        </w:rPr>
+        <w:t xml:space="preserve">. گزینه‌ی </w:t>
+      </w:r>
+      <w:r>
+        <w:rPr>
+          <w:rFonts w:ascii="Segoe UI" w:cs="Tahoma" w:eastAsia="Segoe UI" w:hAnsi="Segoe UI"/>
+          <w:b/>
+          <w:bCs/>
+          <w:rtl w:val="false"/>
+        </w:rPr>
+        <w:t xml:space="preserve">Only techniques with no rule</w:t>
+      </w:r>
+      <w:r>
+        <w:rPr>
+          <w:rFonts w:ascii="Segoe UI" w:cs="Tahoma" w:eastAsia="Segoe UI" w:hAnsi="Segoe UI"/>
+          <w:rtl/>
+        </w:rPr>
+        <w:t xml:space="preserve"> فقط تکنیک‌های بدون قانون را نشان می‌دهد.</w:t>
+      </w:r>
+    </w:p>
+    <w:p>
+      <w:pPr>
+        <w:pStyle w:val="ListParagraph"/>
+        <w:numPr>
+          <w:ilvl w:val="0"/>
+          <w:numId w:val="2"/>
+        </w:numPr>
+        <w:bidi/>
+        <w:spacing w:after="60"/>
+      </w:pPr>
+      <w:r>
+        <w:rPr>
+          <w:rFonts w:ascii="Segoe UI" w:cs="Tahoma" w:eastAsia="Segoe UI" w:hAnsi="Segoe UI"/>
+          <w:rtl/>
+        </w:rPr>
+        <w:t xml:space="preserve">با کلیک روی تکنیک، نمای Explore از آن شروع می‌شود و با کلیک روی ابزار، صفحه‌ی ابزار باز می‌شود.</w:t>
       </w:r>
     </w:p>
     <w:p>
@@ -13560,7 +14813,7 @@
           <w:rFonts w:ascii="Segoe UI" w:cs="Tahoma" w:eastAsia="Segoe UI" w:hAnsi="Segoe UI"/>
           <w:rtl/>
         </w:rPr>
-        <w:t xml:space="preserve">جست‌وجو</w:t>
+        <w:t xml:space="preserve">خروجی تصویر</w:t>
       </w:r>
     </w:p>
     <w:p>
@@ -13574,40 +14827,23 @@
           <w:rFonts w:ascii="Segoe UI" w:cs="Tahoma" w:eastAsia="Segoe UI" w:hAnsi="Segoe UI"/>
           <w:rtl/>
         </w:rPr>
-        <w:t xml:space="preserve">صفحه‌ی </w:t>
-      </w:r>
-      <w:r>
-        <w:rPr>
-          <w:rFonts w:ascii="Segoe UI" w:cs="Tahoma" w:eastAsia="Segoe UI" w:hAnsi="Segoe UI"/>
-          <w:b/>
-          <w:bCs/>
-          <w:rtl w:val="false"/>
-        </w:rPr>
-        <w:t xml:space="preserve">Search</w:t>
-      </w:r>
-      <w:r>
-        <w:rPr>
-          <w:rFonts w:ascii="Segoe UI" w:cs="Tahoma" w:eastAsia="Segoe UI" w:hAnsi="Segoe UI"/>
-          <w:rtl/>
-        </w:rPr>
-        <w:t xml:space="preserve"> در عنوان و متن همه‌ی صفحه‌ها و قوانین جست‌وجو می‌کند. کلمه‌ی جست‌وجوشده در نتیجه‌ها پررنگ می‌شود و نوع هر نتیجه کنار عنوانش نمایش داده می‌شود. برای جست‌وجوی سریع در هر صفحه، </w:t>
-      </w:r>
-      <w:r>
-        <w:rPr>
-          <w:rFonts w:ascii="Consolas" w:cs="Consolas" w:hAnsi="Consolas"/>
-          <w:color w:val="0B6E79"/>
-          <w:sz w:val="19"/>
-          <w:szCs w:val="19"/>
-          <w:rtl w:val="false"/>
-        </w:rPr>
-        <w:t xml:space="preserve">‎Ctrl+K‎</w:t>
-      </w:r>
-      <w:r>
-        <w:rPr>
-          <w:rFonts w:ascii="Segoe UI" w:cs="Tahoma" w:eastAsia="Segoe UI" w:hAnsi="Segoe UI"/>
-          <w:rtl/>
-        </w:rPr>
-        <w:t xml:space="preserve"> را بزنید (فصل ۲).</w:t>
+        <w:t xml:space="preserve">دکمه‌ی </w:t>
+      </w:r>
+      <w:r>
+        <w:rPr>
+          <w:rFonts w:ascii="Segoe UI" w:cs="Tahoma" w:eastAsia="Segoe UI" w:hAnsi="Segoe UI"/>
+          <w:b/>
+          <w:bCs/>
+          <w:rtl w:val="false"/>
+        </w:rPr>
+        <w:t xml:space="preserve">Export</w:t>
+      </w:r>
+      <w:r>
+        <w:rPr>
+          <w:rFonts w:ascii="Segoe UI" w:cs="Tahoma" w:eastAsia="Segoe UI" w:hAnsi="Segoe UI"/>
+          <w:rtl/>
+        </w:rPr>
+        <w:t xml:space="preserve"> بالای گراف، نمای فعلی را ذخیره می‌کند:</w:t>
       </w:r>
     </w:p>
     <w:p>
@@ -13619,7 +14855,7 @@
       <w:r>
         <w:drawing>
           <wp:inline distT="0" distB="0" distL="0" distR="0">
-            <wp:extent cx="5810250" cy="4086225"/>
+            <wp:extent cx="3619500" cy="2009775"/>
             <wp:effectExtent t="0" r="0" b="0" l="0"/>
             <wp:docPr id="38" name="" descr="" title=""/>
             <wp:cNvGraphicFramePr>
@@ -13644,7 +14880,7 @@
                   <pic:spPr bwMode="auto">
                     <a:xfrm>
                       <a:off x="0" y="0"/>
-                      <a:ext cx="5810250" cy="4086225"/>
+                      <a:ext cx="3619500" cy="2009775"/>
                     </a:xfrm>
                     <a:prstGeom prst="rect">
                       <a:avLst/>
@@ -13671,20 +14907,75 @@
           <w:szCs w:val="18"/>
           <w:rtl/>
         </w:rPr>
-        <w:t xml:space="preserve">شکل ۳۸ — نتیجه‌ی جست‌وجوی mimikatz</w:t>
-      </w:r>
-    </w:p>
-    <w:p>
-      <w:pPr>
-        <w:pStyle w:val="Heading2"/>
-        <w:bidi/>
-      </w:pPr>
-      <w:r>
-        <w:rPr>
-          <w:rFonts w:ascii="Segoe UI" w:cs="Tahoma" w:eastAsia="Segoe UI" w:hAnsi="Segoe UI"/>
-          <w:rtl/>
-        </w:rPr>
-        <w:t xml:space="preserve">ساخت گزارش</w:t>
+        <w:t xml:space="preserve">شکل ۳۸ — منوی خروجی گراف</w:t>
+      </w:r>
+    </w:p>
+    <w:p>
+      <w:pPr>
+        <w:pStyle w:val="ListParagraph"/>
+        <w:numPr>
+          <w:ilvl w:val="0"/>
+          <w:numId w:val="2"/>
+        </w:numPr>
+        <w:bidi/>
+        <w:spacing w:after="60"/>
+      </w:pPr>
+      <w:r>
+        <w:rPr>
+          <w:rFonts w:ascii="Segoe UI" w:cs="Tahoma" w:eastAsia="Segoe UI" w:hAnsi="Segoe UI"/>
+          <w:b/>
+          <w:bCs/>
+          <w:rtl w:val="false"/>
+        </w:rPr>
+        <w:t xml:space="preserve">PNG image:</w:t>
+      </w:r>
+      <w:r>
+        <w:rPr>
+          <w:rFonts w:ascii="Segoe UI" w:cs="Tahoma" w:eastAsia="Segoe UI" w:hAnsi="Segoe UI"/>
+          <w:rtl/>
+        </w:rPr>
+        <w:t xml:space="preserve"> تصویر با وضوح دوبرابر از کل نما، حتی بخش‌هایی که دیده نمی‌شوند. برای همه‌ی نماها.</w:t>
+      </w:r>
+    </w:p>
+    <w:p>
+      <w:pPr>
+        <w:pStyle w:val="ListParagraph"/>
+        <w:numPr>
+          <w:ilvl w:val="0"/>
+          <w:numId w:val="2"/>
+        </w:numPr>
+        <w:bidi/>
+        <w:spacing w:after="60"/>
+      </w:pPr>
+      <w:r>
+        <w:rPr>
+          <w:rFonts w:ascii="Segoe UI" w:cs="Tahoma" w:eastAsia="Segoe UI" w:hAnsi="Segoe UI"/>
+          <w:b/>
+          <w:bCs/>
+          <w:rtl w:val="false"/>
+        </w:rPr>
+        <w:t xml:space="preserve">SVG (vector):</w:t>
+      </w:r>
+      <w:r>
+        <w:rPr>
+          <w:rFonts w:ascii="Segoe UI" w:cs="Tahoma" w:eastAsia="Segoe UI" w:hAnsi="Segoe UI"/>
+          <w:rtl/>
+        </w:rPr>
+        <w:t xml:space="preserve"> تصویر برداری که بدون افت کیفیت بزرگ می‌شود. فقط برای نمای Flows.</w:t>
+      </w:r>
+    </w:p>
+    <w:p>
+      <w:pPr>
+        <w:pStyle w:val="Heading1"/>
+        <w:pageBreakBefore/>
+        <w:bidi/>
+      </w:pPr>
+      <w:r>
+        <w:rPr>
+          <w:rFonts w:ascii="Segoe UI" w:cs="Tahoma" w:eastAsia="Segoe UI" w:hAnsi="Segoe UI"/>
+          <w:rtl/>
+        </w:rPr>
+        <w:t xml:space="preserve">فصل ۱۲ — صفحات دانش</w:t>
       </w:r>
     </w:p>
     <w:p>
@@ -13698,6 +14989,81 @@
           <w:rFonts w:ascii="Segoe UI" w:cs="Tahoma" w:eastAsia="Segoe UI" w:hAnsi="Segoe UI"/>
           <w:rtl/>
         </w:rPr>
+        <w:t xml:space="preserve">غیر از قوانین، سامانه صفحه‌های دانش هم دارد: مفاهیم (</w:t>
+      </w:r>
+      <w:r>
+        <w:rPr>
+          <w:rFonts w:ascii="Segoe UI" w:cs="Tahoma" w:eastAsia="Segoe UI" w:hAnsi="Segoe UI"/>
+          <w:b/>
+          <w:bCs/>
+          <w:rtl w:val="false"/>
+        </w:rPr>
+        <w:t xml:space="preserve">Concept</w:t>
+      </w:r>
+      <w:r>
+        <w:rPr>
+          <w:rFonts w:ascii="Segoe UI" w:cs="Tahoma" w:eastAsia="Segoe UI" w:hAnsi="Segoe UI"/>
+          <w:rtl/>
+        </w:rPr>
+        <w:t xml:space="preserve">)، منابع داده (</w:t>
+      </w:r>
+      <w:r>
+        <w:rPr>
+          <w:rFonts w:ascii="Segoe UI" w:cs="Tahoma" w:eastAsia="Segoe UI" w:hAnsi="Segoe UI"/>
+          <w:b/>
+          <w:bCs/>
+          <w:rtl w:val="false"/>
+        </w:rPr>
+        <w:t xml:space="preserve">Data Source</w:t>
+      </w:r>
+      <w:r>
+        <w:rPr>
+          <w:rFonts w:ascii="Segoe UI" w:cs="Tahoma" w:eastAsia="Segoe UI" w:hAnsi="Segoe UI"/>
+          <w:rtl/>
+        </w:rPr>
+        <w:t xml:space="preserve">)، یادداشت‌ها (</w:t>
+      </w:r>
+      <w:r>
+        <w:rPr>
+          <w:rFonts w:ascii="Segoe UI" w:cs="Tahoma" w:eastAsia="Segoe UI" w:hAnsi="Segoe UI"/>
+          <w:b/>
+          <w:bCs/>
+          <w:rtl w:val="false"/>
+        </w:rPr>
+        <w:t xml:space="preserve">Note</w:t>
+      </w:r>
+      <w:r>
+        <w:rPr>
+          <w:rFonts w:ascii="Segoe UI" w:cs="Tahoma" w:eastAsia="Segoe UI" w:hAnsi="Segoe UI"/>
+          <w:rtl/>
+        </w:rPr>
+        <w:t xml:space="preserve">) و دستورهای SPL. همه با Markdown نوشته می‌شوند و با لینک ویکی به هم وصل‌اند.</w:t>
+      </w:r>
+    </w:p>
+    <w:p>
+      <w:pPr>
+        <w:pStyle w:val="Heading2"/>
+        <w:bidi/>
+      </w:pPr>
+      <w:r>
+        <w:rPr>
+          <w:rFonts w:ascii="Segoe UI" w:cs="Tahoma" w:eastAsia="Segoe UI" w:hAnsi="Segoe UI"/>
+          <w:rtl/>
+        </w:rPr>
+        <w:t xml:space="preserve">فهرست همه‌ی صفحه‌ها</w:t>
+      </w:r>
+    </w:p>
+    <w:p>
+      <w:pPr>
+        <w:bidi/>
+        <w:spacing w:after="120"/>
+        <w:jc w:val="both"/>
+      </w:pPr>
+      <w:r>
+        <w:rPr>
+          <w:rFonts w:ascii="Segoe UI" w:cs="Tahoma" w:eastAsia="Segoe UI" w:hAnsi="Segoe UI"/>
+          <w:rtl/>
+        </w:rPr>
         <w:t xml:space="preserve">صفحه‌ی </w:t>
       </w:r>
       <w:r>
@@ -13707,14 +15073,14 @@
           <w:bCs/>
           <w:rtl w:val="false"/>
         </w:rPr>
-        <w:t xml:space="preserve">Documentation</w:t>
-      </w:r>
-      <w:r>
-        <w:rPr>
-          <w:rFonts w:ascii="Segoe UI" w:cs="Tahoma" w:eastAsia="Segoe UI" w:hAnsi="Segoe UI"/>
-          <w:rtl/>
-        </w:rPr>
-        <w:t xml:space="preserve"> از صفحه‌ها و قوانین انتخاب‌شده گزارش می‌سازد.</w:t>
+        <w:t xml:space="preserve">All Pages</w:t>
+      </w:r>
+      <w:r>
+        <w:rPr>
+          <w:rFonts w:ascii="Segoe UI" w:cs="Tahoma" w:eastAsia="Segoe UI" w:hAnsi="Segoe UI"/>
+          <w:rtl/>
+        </w:rPr>
+        <w:t xml:space="preserve"> همه‌ی صفحه‌ها، از جمله قوانین، را نشان می‌دهد.</w:t>
       </w:r>
     </w:p>
     <w:p>
@@ -13778,7 +15144,7 @@
           <w:szCs w:val="18"/>
           <w:rtl/>
         </w:rPr>
-        <w:t xml:space="preserve">شکل ۳۹ — صفحه‌ی ساخت گزارش</w:t>
+        <w:t xml:space="preserve">شکل ۳۹ — فهرست همه‌ی صفحه‌ها</w:t>
       </w:r>
     </w:p>
     <w:p>
@@ -13786,65 +15152,26 @@
         <w:pStyle w:val="ListParagraph"/>
         <w:numPr>
           <w:ilvl w:val="0"/>
-          <w:numId w:val="8"/>
+          <w:numId w:val="2"/>
         </w:numPr>
         <w:bidi/>
-        <w:spacing w:after="80"/>
-      </w:pPr>
-      <w:r>
-        <w:rPr>
-          <w:rFonts w:ascii="Segoe UI" w:cs="Tahoma" w:eastAsia="Segoe UI" w:hAnsi="Segoe UI"/>
-          <w:rtl/>
-        </w:rPr>
-        <w:t xml:space="preserve">نوع گزارش را انتخاب کنید: </w:t>
-      </w:r>
-      <w:r>
-        <w:rPr>
-          <w:rFonts w:ascii="Segoe UI" w:cs="Tahoma" w:eastAsia="Segoe UI" w:hAnsi="Segoe UI"/>
-          <w:b/>
-          <w:bCs/>
-          <w:rtl w:val="false"/>
-        </w:rPr>
-        <w:t xml:space="preserve">PDF</w:t>
-      </w:r>
-      <w:r>
-        <w:rPr>
-          <w:rFonts w:ascii="Segoe UI" w:cs="Tahoma" w:eastAsia="Segoe UI" w:hAnsi="Segoe UI"/>
-          <w:rtl/>
-        </w:rPr>
-        <w:t xml:space="preserve">، </w:t>
-      </w:r>
-      <w:r>
-        <w:rPr>
-          <w:rFonts w:ascii="Segoe UI" w:cs="Tahoma" w:eastAsia="Segoe UI" w:hAnsi="Segoe UI"/>
-          <w:b/>
-          <w:bCs/>
-          <w:rtl w:val="false"/>
-        </w:rPr>
-        <w:t xml:space="preserve">HTML</w:t>
-      </w:r>
-      <w:r>
-        <w:rPr>
-          <w:rFonts w:ascii="Segoe UI" w:cs="Tahoma" w:eastAsia="Segoe UI" w:hAnsi="Segoe UI"/>
-          <w:rtl/>
-        </w:rPr>
-        <w:t xml:space="preserve"> (با فهرست مطالب اختیاری) یا </w:t>
-      </w:r>
-      <w:r>
-        <w:rPr>
-          <w:rFonts w:ascii="Segoe UI" w:cs="Tahoma" w:eastAsia="Segoe UI" w:hAnsi="Segoe UI"/>
-          <w:b/>
-          <w:bCs/>
-          <w:rtl w:val="false"/>
-        </w:rPr>
-        <w:t xml:space="preserve">Matrix</w:t>
-      </w:r>
-      <w:r>
-        <w:rPr>
-          <w:rFonts w:ascii="Segoe UI" w:cs="Tahoma" w:eastAsia="Segoe UI" w:hAnsi="Segoe UI"/>
-          <w:rtl/>
-        </w:rPr>
-        <w:t xml:space="preserve"> (ماتریس تشخیص بر اساس تکنیک و شدت، با فیلتر تگ اختیاری).</w:t>
+        <w:spacing w:after="60"/>
+      </w:pPr>
+      <w:r>
+        <w:rPr>
+          <w:rFonts w:ascii="Segoe UI" w:cs="Tahoma" w:eastAsia="Segoe UI" w:hAnsi="Segoe UI"/>
+          <w:b/>
+          <w:bCs/>
+          <w:rtl/>
+        </w:rPr>
+        <w:t xml:space="preserve">دکمه‌های نوع:</w:t>
+      </w:r>
+      <w:r>
+        <w:rPr>
+          <w:rFonts w:ascii="Segoe UI" w:cs="Tahoma" w:eastAsia="Segoe UI" w:hAnsi="Segoe UI"/>
+          <w:rtl/>
+        </w:rPr>
+        <w:t xml:space="preserve"> فیلتر بر اساس نوع صفحه. عدد کنار هر نوع، تعداد صفحه‌های آن است.</w:t>
       </w:r>
     </w:p>
     <w:p>
@@ -13852,17 +15179,42 @@
         <w:pStyle w:val="ListParagraph"/>
         <w:numPr>
           <w:ilvl w:val="0"/>
-          <w:numId w:val="8"/>
+          <w:numId w:val="2"/>
         </w:numPr>
         <w:bidi/>
-        <w:spacing w:after="80"/>
-      </w:pPr>
-      <w:r>
-        <w:rPr>
-          <w:rFonts w:ascii="Segoe UI" w:cs="Tahoma" w:eastAsia="Segoe UI" w:hAnsi="Segoe UI"/>
-          <w:rtl/>
-        </w:rPr>
-        <w:t xml:space="preserve">عنوان گزارش را بنویسید.</w:t>
+        <w:spacing w:after="60"/>
+      </w:pPr>
+      <w:r>
+        <w:rPr>
+          <w:rFonts w:ascii="Segoe UI" w:cs="Tahoma" w:eastAsia="Segoe UI" w:hAnsi="Segoe UI"/>
+          <w:b/>
+          <w:bCs/>
+          <w:rtl/>
+        </w:rPr>
+        <w:t xml:space="preserve">تگ‌ها:</w:t>
+      </w:r>
+      <w:r>
+        <w:rPr>
+          <w:rFonts w:ascii="Segoe UI" w:cs="Tahoma" w:eastAsia="Segoe UI" w:hAnsi="Segoe UI"/>
+          <w:rtl/>
+        </w:rPr>
+        <w:t xml:space="preserve"> فیلتر بر اساس تگ. پرکاربردترین تگ‌ها اول می‌آیند و بقیه پشت </w:t>
+      </w:r>
+      <w:r>
+        <w:rPr>
+          <w:rFonts w:ascii="Segoe UI" w:cs="Tahoma" w:eastAsia="Segoe UI" w:hAnsi="Segoe UI"/>
+          <w:b/>
+          <w:bCs/>
+          <w:rtl w:val="false"/>
+        </w:rPr>
+        <w:t xml:space="preserve">more</w:t>
+      </w:r>
+      <w:r>
+        <w:rPr>
+          <w:rFonts w:ascii="Segoe UI" w:cs="Tahoma" w:eastAsia="Segoe UI" w:hAnsi="Segoe UI"/>
+          <w:rtl/>
+        </w:rPr>
+        <w:t xml:space="preserve">.</w:t>
       </w:r>
     </w:p>
     <w:p>
@@ -13870,81 +15222,26 @@
         <w:pStyle w:val="ListParagraph"/>
         <w:numPr>
           <w:ilvl w:val="0"/>
-          <w:numId w:val="8"/>
+          <w:numId w:val="2"/>
         </w:numPr>
         <w:bidi/>
-        <w:spacing w:after="80"/>
-      </w:pPr>
-      <w:r>
-        <w:rPr>
-          <w:rFonts w:ascii="Segoe UI" w:cs="Tahoma" w:eastAsia="Segoe UI" w:hAnsi="Segoe UI"/>
-          <w:rtl/>
-        </w:rPr>
-        <w:t xml:space="preserve">در </w:t>
-      </w:r>
-      <w:r>
-        <w:rPr>
-          <w:rFonts w:ascii="Segoe UI" w:cs="Tahoma" w:eastAsia="Segoe UI" w:hAnsi="Segoe UI"/>
-          <w:b/>
-          <w:bCs/>
-          <w:rtl w:val="false"/>
-        </w:rPr>
-        <w:t xml:space="preserve">Knowledge pages</w:t>
-      </w:r>
-      <w:r>
-        <w:rPr>
-          <w:rFonts w:ascii="Segoe UI" w:cs="Tahoma" w:eastAsia="Segoe UI" w:hAnsi="Segoe UI"/>
-          <w:rtl/>
-        </w:rPr>
-        <w:t xml:space="preserve"> و </w:t>
-      </w:r>
-      <w:r>
-        <w:rPr>
-          <w:rFonts w:ascii="Segoe UI" w:cs="Tahoma" w:eastAsia="Segoe UI" w:hAnsi="Segoe UI"/>
-          <w:b/>
-          <w:bCs/>
-          <w:rtl w:val="false"/>
-        </w:rPr>
-        <w:t xml:space="preserve">Detection rules</w:t>
-      </w:r>
-      <w:r>
-        <w:rPr>
-          <w:rFonts w:ascii="Segoe UI" w:cs="Tahoma" w:eastAsia="Segoe UI" w:hAnsi="Segoe UI"/>
-          <w:rtl/>
-        </w:rPr>
-        <w:t xml:space="preserve"> موارد مورد نظر را انتخاب کنید. هر دو فهرست جست‌وجو و فیلتر دارند (قوانین با وضعیت، شدت و منبع). </w:t>
-      </w:r>
-      <w:r>
-        <w:rPr>
-          <w:rFonts w:ascii="Segoe UI" w:cs="Tahoma" w:eastAsia="Segoe UI" w:hAnsi="Segoe UI"/>
-          <w:b/>
-          <w:bCs/>
-          <w:rtl w:val="false"/>
-        </w:rPr>
-        <w:t xml:space="preserve">Select all N matching</w:t>
-      </w:r>
-      <w:r>
-        <w:rPr>
-          <w:rFonts w:ascii="Segoe UI" w:cs="Tahoma" w:eastAsia="Segoe UI" w:hAnsi="Segoe UI"/>
-          <w:rtl/>
-        </w:rPr>
-        <w:t xml:space="preserve"> همه‌ی موارد منطبق با فیلتر را یکجا انتخاب می‌کند و </w:t>
-      </w:r>
-      <w:r>
-        <w:rPr>
-          <w:rFonts w:ascii="Segoe UI" w:cs="Tahoma" w:eastAsia="Segoe UI" w:hAnsi="Segoe UI"/>
-          <w:b/>
-          <w:bCs/>
-          <w:rtl w:val="false"/>
-        </w:rPr>
-        <w:t xml:space="preserve">Show more</w:t>
-      </w:r>
-      <w:r>
-        <w:rPr>
-          <w:rFonts w:ascii="Segoe UI" w:cs="Tahoma" w:eastAsia="Segoe UI" w:hAnsi="Segoe UI"/>
-          <w:rtl/>
-        </w:rPr>
-        <w:t xml:space="preserve"> موارد بیشتری نشان می‌دهد.</w:t>
+        <w:spacing w:after="60"/>
+      </w:pPr>
+      <w:r>
+        <w:rPr>
+          <w:rFonts w:ascii="Segoe UI" w:cs="Tahoma" w:eastAsia="Segoe UI" w:hAnsi="Segoe UI"/>
+          <w:b/>
+          <w:bCs/>
+          <w:rtl/>
+        </w:rPr>
+        <w:t xml:space="preserve">جست‌وجو:</w:t>
+      </w:r>
+      <w:r>
+        <w:rPr>
+          <w:rFonts w:ascii="Segoe UI" w:cs="Tahoma" w:eastAsia="Segoe UI" w:hAnsi="Segoe UI"/>
+          <w:rtl/>
+        </w:rPr>
+        <w:t xml:space="preserve"> در عنوان و متن صفحه‌ها.</w:t>
       </w:r>
     </w:p>
     <w:p>
@@ -13952,26 +15249,35 @@
         <w:pStyle w:val="ListParagraph"/>
         <w:numPr>
           <w:ilvl w:val="0"/>
-          <w:numId w:val="8"/>
+          <w:numId w:val="2"/>
         </w:numPr>
         <w:bidi/>
-        <w:spacing w:after="80"/>
-      </w:pPr>
-      <w:r>
-        <w:rPr>
-          <w:rFonts w:ascii="Segoe UI" w:cs="Tahoma" w:eastAsia="Segoe UI" w:hAnsi="Segoe UI"/>
-          <w:b/>
-          <w:bCs/>
-          <w:rtl w:val="false"/>
-        </w:rPr>
-        <w:t xml:space="preserve">Generate &amp; Download</w:t>
-      </w:r>
-      <w:r>
-        <w:rPr>
-          <w:rFonts w:ascii="Segoe UI" w:cs="Tahoma" w:eastAsia="Segoe UI" w:hAnsi="Segoe UI"/>
-          <w:rtl/>
-        </w:rPr>
-        <w:t xml:space="preserve"> را بزنید. گزارش ساخته و دانلود می‌شود.</w:t>
+        <w:spacing w:after="60"/>
+      </w:pPr>
+      <w:r>
+        <w:rPr>
+          <w:rFonts w:ascii="Segoe UI" w:cs="Tahoma" w:eastAsia="Segoe UI" w:hAnsi="Segoe UI"/>
+          <w:rtl/>
+        </w:rPr>
+        <w:t xml:space="preserve">مرتب‌سازی با کلیک روی سر ستون‌ها (عنوان، نوع، تاریخ)، و صفحه‌بندی پایین جدول.</w:t>
+      </w:r>
+    </w:p>
+    <w:p>
+      <w:pPr>
+        <w:pStyle w:val="ListParagraph"/>
+        <w:numPr>
+          <w:ilvl w:val="0"/>
+          <w:numId w:val="2"/>
+        </w:numPr>
+        <w:bidi/>
+        <w:spacing w:after="60"/>
+      </w:pPr>
+      <w:r>
+        <w:rPr>
+          <w:rFonts w:ascii="Segoe UI" w:cs="Tahoma" w:eastAsia="Segoe UI" w:hAnsi="Segoe UI"/>
+          <w:rtl/>
+        </w:rPr>
+        <w:t xml:space="preserve">دکمه‌های هر ردیف: مشاهده، ویرایش و حذف.</w:t>
       </w:r>
     </w:p>
     <w:p>
@@ -13985,112 +15291,39 @@
           <w:rFonts w:ascii="Segoe UI" w:cs="Tahoma" w:eastAsia="Segoe UI" w:hAnsi="Segoe UI"/>
           <w:rtl/>
         </w:rPr>
-        <w:t xml:space="preserve">گزارش‌های ساخته‌شده در جدول </w:t>
-      </w:r>
-      <w:r>
-        <w:rPr>
-          <w:rFonts w:ascii="Segoe UI" w:cs="Tahoma" w:eastAsia="Segoe UI" w:hAnsi="Segoe UI"/>
-          <w:b/>
-          <w:bCs/>
-          <w:rtl w:val="false"/>
-        </w:rPr>
-        <w:t xml:space="preserve">Generated Documents</w:t>
-      </w:r>
-      <w:r>
-        <w:rPr>
-          <w:rFonts w:ascii="Segoe UI" w:cs="Tahoma" w:eastAsia="Segoe UI" w:hAnsi="Segoe UI"/>
-          <w:rtl/>
-        </w:rPr>
-        <w:t xml:space="preserve"> پایین صفحه می‌مانند و از آن‌جا دوباره دانلود یا حذف می‌شوند.</w:t>
-      </w:r>
-    </w:p>
-    <w:p>
-      <w:pPr>
-        <w:pStyle w:val="Heading1"/>
-        <w:pageBreakBefore/>
-        <w:bidi/>
-      </w:pPr>
-      <w:r>
-        <w:rPr>
-          <w:rFonts w:ascii="Segoe UI" w:cs="Tahoma" w:eastAsia="Segoe UI" w:hAnsi="Segoe UI"/>
-          <w:rtl/>
-        </w:rPr>
-        <w:t xml:space="preserve">فصل ۱۱ — مدیریت سامانه</w:t>
-      </w:r>
-    </w:p>
-    <w:p>
-      <w:pPr>
-        <w:pStyle w:val="Heading2"/>
-        <w:bidi/>
-      </w:pPr>
-      <w:r>
-        <w:rPr>
-          <w:rFonts w:ascii="Segoe UI" w:cs="Tahoma" w:eastAsia="Segoe UI" w:hAnsi="Segoe UI"/>
-          <w:rtl/>
-        </w:rPr>
-        <w:t xml:space="preserve">تنظیمات و تغییر رمز</w:t>
-      </w:r>
-    </w:p>
-    <w:p>
-      <w:pPr>
-        <w:bidi/>
-        <w:spacing w:after="120"/>
-        <w:jc w:val="both"/>
-      </w:pPr>
-      <w:r>
-        <w:rPr>
-          <w:rFonts w:ascii="Segoe UI" w:cs="Tahoma" w:eastAsia="Segoe UI" w:hAnsi="Segoe UI"/>
-          <w:rtl/>
-        </w:rPr>
-        <w:t xml:space="preserve">صفحه‌ی </w:t>
-      </w:r>
-      <w:r>
-        <w:rPr>
-          <w:rFonts w:ascii="Segoe UI" w:cs="Tahoma" w:eastAsia="Segoe UI" w:hAnsi="Segoe UI"/>
-          <w:b/>
-          <w:bCs/>
-          <w:rtl w:val="false"/>
-        </w:rPr>
-        <w:t xml:space="preserve">Settings</w:t>
-      </w:r>
-      <w:r>
-        <w:rPr>
-          <w:rFonts w:ascii="Segoe UI" w:cs="Tahoma" w:eastAsia="Segoe UI" w:hAnsi="Segoe UI"/>
-          <w:rtl/>
-        </w:rPr>
-        <w:t xml:space="preserve"> اطلاعات حساب شما را نشان می‌دهد. در بخش </w:t>
-      </w:r>
-      <w:r>
-        <w:rPr>
-          <w:rFonts w:ascii="Segoe UI" w:cs="Tahoma" w:eastAsia="Segoe UI" w:hAnsi="Segoe UI"/>
-          <w:b/>
-          <w:bCs/>
-          <w:rtl w:val="false"/>
-        </w:rPr>
-        <w:t xml:space="preserve">Change Password</w:t>
-      </w:r>
-      <w:r>
-        <w:rPr>
-          <w:rFonts w:ascii="Segoe UI" w:cs="Tahoma" w:eastAsia="Segoe UI" w:hAnsi="Segoe UI"/>
-          <w:rtl/>
-        </w:rPr>
-        <w:t xml:space="preserve"> رمز فعلی و رمز جدید را وارد کنید و ذخیره کنید. مدیر در بخش </w:t>
-      </w:r>
-      <w:r>
-        <w:rPr>
-          <w:rFonts w:ascii="Segoe UI" w:cs="Tahoma" w:eastAsia="Segoe UI" w:hAnsi="Segoe UI"/>
-          <w:b/>
-          <w:bCs/>
-          <w:rtl w:val="false"/>
-        </w:rPr>
-        <w:t xml:space="preserve">Administration</w:t>
-      </w:r>
-      <w:r>
-        <w:rPr>
-          <w:rFonts w:ascii="Segoe UI" w:cs="Tahoma" w:eastAsia="Segoe UI" w:hAnsi="Segoe UI"/>
-          <w:rtl/>
-        </w:rPr>
-        <w:t xml:space="preserve"> به مدیریت کاربران، تگ‌ها و انواع صفحه دسترسی دارد.</w:t>
+        <w:t xml:space="preserve">صفحه‌های </w:t>
+      </w:r>
+      <w:r>
+        <w:rPr>
+          <w:rFonts w:ascii="Segoe UI" w:cs="Tahoma" w:eastAsia="Segoe UI" w:hAnsi="Segoe UI"/>
+          <w:b/>
+          <w:bCs/>
+          <w:rtl w:val="false"/>
+        </w:rPr>
+        <w:t xml:space="preserve">Concepts</w:t>
+      </w:r>
+      <w:r>
+        <w:rPr>
+          <w:rFonts w:ascii="Segoe UI" w:cs="Tahoma" w:eastAsia="Segoe UI" w:hAnsi="Segoe UI"/>
+          <w:rtl/>
+        </w:rPr>
+        <w:t xml:space="preserve"> و </w:t>
+      </w:r>
+      <w:r>
+        <w:rPr>
+          <w:rFonts w:ascii="Segoe UI" w:cs="Tahoma" w:eastAsia="Segoe UI" w:hAnsi="Segoe UI"/>
+          <w:b/>
+          <w:bCs/>
+          <w:rtl w:val="false"/>
+        </w:rPr>
+        <w:t xml:space="preserve">Data Sources</w:t>
+      </w:r>
+      <w:r>
+        <w:rPr>
+          <w:rFonts w:ascii="Segoe UI" w:cs="Tahoma" w:eastAsia="Segoe UI" w:hAnsi="Segoe UI"/>
+          <w:rtl/>
+        </w:rPr>
+        <w:t xml:space="preserve"> در نوار کناری همین فهرست‌اند، ولی فقط برای یک نوع صفحه.</w:t>
       </w:r>
     </w:p>
     <w:p>
@@ -14102,7 +15335,7 @@
       <w:r>
         <w:drawing>
           <wp:inline distT="0" distB="0" distL="0" distR="0">
-            <wp:extent cx="5810250" cy="4086225"/>
+            <wp:extent cx="5810250" cy="2438400"/>
             <wp:effectExtent t="0" r="0" b="0" l="0"/>
             <wp:docPr id="40" name="" descr="" title=""/>
             <wp:cNvGraphicFramePr>
@@ -14127,7 +15360,7 @@
                   <pic:spPr bwMode="auto">
                     <a:xfrm>
                       <a:off x="0" y="0"/>
-                      <a:ext cx="5810250" cy="4086225"/>
+                      <a:ext cx="5810250" cy="2438400"/>
                     </a:xfrm>
                     <a:prstGeom prst="rect">
                       <a:avLst/>
@@ -14154,7 +15387,7 @@
           <w:szCs w:val="18"/>
           <w:rtl/>
         </w:rPr>
-        <w:t xml:space="preserve">شکل ۴۰ — صفحه‌ی تنظیمات</w:t>
+        <w:t xml:space="preserve">شکل ۴۰ — فهرست مفاهیم</w:t>
       </w:r>
     </w:p>
     <w:p>
@@ -14167,7 +15400,7 @@
           <w:rFonts w:ascii="Segoe UI" w:cs="Tahoma" w:eastAsia="Segoe UI" w:hAnsi="Segoe UI"/>
           <w:rtl/>
         </w:rPr>
-        <w:t xml:space="preserve">مدیریت کاربران (مدیر)</w:t>
+        <w:t xml:space="preserve">مشاهده‌ی صفحه</w:t>
       </w:r>
     </w:p>
     <w:p>
@@ -14179,7 +15412,7 @@
       <w:r>
         <w:drawing>
           <wp:inline distT="0" distB="0" distL="0" distR="0">
-            <wp:extent cx="5810250" cy="990600"/>
+            <wp:extent cx="5810250" cy="2247900"/>
             <wp:effectExtent t="0" r="0" b="0" l="0"/>
             <wp:docPr id="41" name="" descr="" title=""/>
             <wp:cNvGraphicFramePr>
@@ -14204,6 +15437,1410 @@
                   <pic:spPr bwMode="auto">
                     <a:xfrm>
                       <a:off x="0" y="0"/>
+                      <a:ext cx="5810250" cy="2247900"/>
+                    </a:xfrm>
+                    <a:prstGeom prst="rect">
+                      <a:avLst/>
+                    </a:prstGeom>
+                  </pic:spPr>
+                </pic:pic>
+              </a:graphicData>
+            </a:graphic>
+          </wp:inline>
+        </w:drawing>
+      </w:r>
+    </w:p>
+    <w:p>
+      <w:pPr>
+        <w:bidi/>
+        <w:spacing w:after="220"/>
+        <w:jc w:val="center"/>
+      </w:pPr>
+      <w:r>
+        <w:rPr>
+          <w:rFonts w:ascii="Segoe UI" w:cs="Tahoma" w:eastAsia="Segoe UI" w:hAnsi="Segoe UI"/>
+          <w:color w:val="5B6878"/>
+          <w:sz w:val="18"/>
+          <w:szCs w:val="18"/>
+          <w:rtl/>
+        </w:rPr>
+        <w:t xml:space="preserve">شکل ۴۱ — صفحه‌ی یک مفهوم با لینک ویکی و فهرست Backlinks</w:t>
+      </w:r>
+    </w:p>
+    <w:p>
+      <w:pPr>
+        <w:pStyle w:val="ListParagraph"/>
+        <w:numPr>
+          <w:ilvl w:val="0"/>
+          <w:numId w:val="2"/>
+        </w:numPr>
+        <w:bidi/>
+        <w:spacing w:after="60"/>
+      </w:pPr>
+      <w:r>
+        <w:rPr>
+          <w:rFonts w:ascii="Segoe UI" w:cs="Tahoma" w:eastAsia="Segoe UI" w:hAnsi="Segoe UI"/>
+          <w:rtl/>
+        </w:rPr>
+        <w:t xml:space="preserve">لینک‌های ویکی با رنگ آبی نمایش داده می‌شوند و صفحه‌ی مقصد را باز می‌کنند. لینکی که صفحه‌اش وجود ندارد با رنگ دیگری نمایش داده می‌شود و با کلیک، ساخت آن صفحه شروع می‌شود.</w:t>
+      </w:r>
+    </w:p>
+    <w:p>
+      <w:pPr>
+        <w:pStyle w:val="ListParagraph"/>
+        <w:numPr>
+          <w:ilvl w:val="0"/>
+          <w:numId w:val="2"/>
+        </w:numPr>
+        <w:bidi/>
+        <w:spacing w:after="60"/>
+      </w:pPr>
+      <w:r>
+        <w:rPr>
+          <w:rFonts w:ascii="Segoe UI" w:cs="Tahoma" w:eastAsia="Segoe UI" w:hAnsi="Segoe UI"/>
+          <w:b/>
+          <w:bCs/>
+          <w:rtl w:val="false"/>
+        </w:rPr>
+        <w:t xml:space="preserve">Backlinks:</w:t>
+      </w:r>
+      <w:r>
+        <w:rPr>
+          <w:rFonts w:ascii="Segoe UI" w:cs="Tahoma" w:eastAsia="Segoe UI" w:hAnsi="Segoe UI"/>
+          <w:rtl/>
+        </w:rPr>
+        <w:t xml:space="preserve"> صفحه‌هایی که به این صفحه لینک داده‌اند.</w:t>
+      </w:r>
+    </w:p>
+    <w:p>
+      <w:pPr>
+        <w:pStyle w:val="ListParagraph"/>
+        <w:numPr>
+          <w:ilvl w:val="0"/>
+          <w:numId w:val="2"/>
+        </w:numPr>
+        <w:bidi/>
+        <w:spacing w:after="60"/>
+      </w:pPr>
+      <w:r>
+        <w:rPr>
+          <w:rFonts w:ascii="Segoe UI" w:cs="Tahoma" w:eastAsia="Segoe UI" w:hAnsi="Segoe UI"/>
+          <w:rtl/>
+        </w:rPr>
+        <w:t xml:space="preserve">دکمه‌های بالا مثل صفحه‌ی قانون است: </w:t>
+      </w:r>
+      <w:r>
+        <w:rPr>
+          <w:rFonts w:ascii="Segoe UI" w:cs="Tahoma" w:eastAsia="Segoe UI" w:hAnsi="Segoe UI"/>
+          <w:b/>
+          <w:bCs/>
+          <w:rtl w:val="false"/>
+        </w:rPr>
+        <w:t xml:space="preserve">PDF</w:t>
+      </w:r>
+      <w:r>
+        <w:rPr>
+          <w:rFonts w:ascii="Segoe UI" w:cs="Tahoma" w:eastAsia="Segoe UI" w:hAnsi="Segoe UI"/>
+          <w:rtl/>
+        </w:rPr>
+        <w:t xml:space="preserve">، </w:t>
+      </w:r>
+      <w:r>
+        <w:rPr>
+          <w:rFonts w:ascii="Segoe UI" w:cs="Tahoma" w:eastAsia="Segoe UI" w:hAnsi="Segoe UI"/>
+          <w:b/>
+          <w:bCs/>
+          <w:rtl w:val="false"/>
+        </w:rPr>
+        <w:t xml:space="preserve">Graph</w:t>
+      </w:r>
+      <w:r>
+        <w:rPr>
+          <w:rFonts w:ascii="Segoe UI" w:cs="Tahoma" w:eastAsia="Segoe UI" w:hAnsi="Segoe UI"/>
+          <w:rtl/>
+        </w:rPr>
+        <w:t xml:space="preserve">، </w:t>
+      </w:r>
+      <w:r>
+        <w:rPr>
+          <w:rFonts w:ascii="Segoe UI" w:cs="Tahoma" w:eastAsia="Segoe UI" w:hAnsi="Segoe UI"/>
+          <w:b/>
+          <w:bCs/>
+          <w:rtl w:val="false"/>
+        </w:rPr>
+        <w:t xml:space="preserve">Edit</w:t>
+      </w:r>
+      <w:r>
+        <w:rPr>
+          <w:rFonts w:ascii="Segoe UI" w:cs="Tahoma" w:eastAsia="Segoe UI" w:hAnsi="Segoe UI"/>
+          <w:rtl/>
+        </w:rPr>
+        <w:t xml:space="preserve">، </w:t>
+      </w:r>
+      <w:r>
+        <w:rPr>
+          <w:rFonts w:ascii="Segoe UI" w:cs="Tahoma" w:eastAsia="Segoe UI" w:hAnsi="Segoe UI"/>
+          <w:b/>
+          <w:bCs/>
+          <w:rtl w:val="false"/>
+        </w:rPr>
+        <w:t xml:space="preserve">Pin</w:t>
+      </w:r>
+      <w:r>
+        <w:rPr>
+          <w:rFonts w:ascii="Segoe UI" w:cs="Tahoma" w:eastAsia="Segoe UI" w:hAnsi="Segoe UI"/>
+          <w:rtl/>
+        </w:rPr>
+        <w:t xml:space="preserve"> و </w:t>
+      </w:r>
+      <w:r>
+        <w:rPr>
+          <w:rFonts w:ascii="Segoe UI" w:cs="Tahoma" w:eastAsia="Segoe UI" w:hAnsi="Segoe UI"/>
+          <w:b/>
+          <w:bCs/>
+          <w:rtl w:val="false"/>
+        </w:rPr>
+        <w:t xml:space="preserve">Delete</w:t>
+      </w:r>
+      <w:r>
+        <w:rPr>
+          <w:rFonts w:ascii="Segoe UI" w:cs="Tahoma" w:eastAsia="Segoe UI" w:hAnsi="Segoe UI"/>
+          <w:rtl/>
+        </w:rPr>
+        <w:t xml:space="preserve">.</w:t>
+      </w:r>
+    </w:p>
+    <w:p>
+      <w:pPr>
+        <w:pStyle w:val="Heading2"/>
+        <w:bidi/>
+      </w:pPr>
+      <w:r>
+        <w:rPr>
+          <w:rFonts w:ascii="Segoe UI" w:cs="Tahoma" w:eastAsia="Segoe UI" w:hAnsi="Segoe UI"/>
+          <w:rtl/>
+        </w:rPr>
+        <w:t xml:space="preserve">ساخت و ویرایش صفحه</w:t>
+      </w:r>
+    </w:p>
+    <w:p>
+      <w:pPr>
+        <w:pStyle w:val="ListParagraph"/>
+        <w:numPr>
+          <w:ilvl w:val="0"/>
+          <w:numId w:val="7"/>
+        </w:numPr>
+        <w:bidi/>
+        <w:spacing w:after="80"/>
+      </w:pPr>
+      <w:r>
+        <w:rPr>
+          <w:rFonts w:ascii="Segoe UI" w:cs="Tahoma" w:eastAsia="Segoe UI" w:hAnsi="Segoe UI"/>
+          <w:b/>
+          <w:bCs/>
+          <w:rtl w:val="false"/>
+        </w:rPr>
+        <w:t xml:space="preserve">New Page</w:t>
+      </w:r>
+      <w:r>
+        <w:rPr>
+          <w:rFonts w:ascii="Segoe UI" w:cs="Tahoma" w:eastAsia="Segoe UI" w:hAnsi="Segoe UI"/>
+          <w:rtl/>
+        </w:rPr>
+        <w:t xml:space="preserve"> را در نوار بالا بزنید، یا در فهرست Concepts و Data Sources دکمه‌ی ساخت همان نوع را.</w:t>
+      </w:r>
+    </w:p>
+    <w:p>
+      <w:pPr>
+        <w:pStyle w:val="ListParagraph"/>
+        <w:numPr>
+          <w:ilvl w:val="0"/>
+          <w:numId w:val="7"/>
+        </w:numPr>
+        <w:bidi/>
+        <w:spacing w:after="80"/>
+      </w:pPr>
+      <w:r>
+        <w:rPr>
+          <w:rFonts w:ascii="Segoe UI" w:cs="Tahoma" w:eastAsia="Segoe UI" w:hAnsi="Segoe UI"/>
+          <w:rtl/>
+        </w:rPr>
+        <w:t xml:space="preserve">عنوان، نوع، دسته و تگ‌ها را وارد کنید.</w:t>
+      </w:r>
+    </w:p>
+    <w:p>
+      <w:pPr>
+        <w:pStyle w:val="ListParagraph"/>
+        <w:numPr>
+          <w:ilvl w:val="0"/>
+          <w:numId w:val="7"/>
+        </w:numPr>
+        <w:bidi/>
+        <w:spacing w:after="80"/>
+      </w:pPr>
+      <w:r>
+        <w:rPr>
+          <w:rFonts w:ascii="Segoe UI" w:cs="Tahoma" w:eastAsia="Segoe UI" w:hAnsi="Segoe UI"/>
+          <w:rtl/>
+        </w:rPr>
+        <w:t xml:space="preserve">متن را در کادر </w:t>
+      </w:r>
+      <w:r>
+        <w:rPr>
+          <w:rFonts w:ascii="Segoe UI" w:cs="Tahoma" w:eastAsia="Segoe UI" w:hAnsi="Segoe UI"/>
+          <w:b/>
+          <w:bCs/>
+          <w:rtl w:val="false"/>
+        </w:rPr>
+        <w:t xml:space="preserve">Content</w:t>
+      </w:r>
+      <w:r>
+        <w:rPr>
+          <w:rFonts w:ascii="Segoe UI" w:cs="Tahoma" w:eastAsia="Segoe UI" w:hAnsi="Segoe UI"/>
+          <w:rtl/>
+        </w:rPr>
+        <w:t xml:space="preserve"> با Markdown بنویسید.</w:t>
+      </w:r>
+    </w:p>
+    <w:p>
+      <w:pPr>
+        <w:pStyle w:val="ListParagraph"/>
+        <w:numPr>
+          <w:ilvl w:val="0"/>
+          <w:numId w:val="7"/>
+        </w:numPr>
+        <w:bidi/>
+        <w:spacing w:after="80"/>
+      </w:pPr>
+      <w:r>
+        <w:rPr>
+          <w:rFonts w:ascii="Segoe UI" w:cs="Tahoma" w:eastAsia="Segoe UI" w:hAnsi="Segoe UI"/>
+          <w:b/>
+          <w:bCs/>
+          <w:rtl w:val="false"/>
+        </w:rPr>
+        <w:t xml:space="preserve">Save</w:t>
+      </w:r>
+      <w:r>
+        <w:rPr>
+          <w:rFonts w:ascii="Segoe UI" w:cs="Tahoma" w:eastAsia="Segoe UI" w:hAnsi="Segoe UI"/>
+          <w:rtl/>
+        </w:rPr>
+        <w:t xml:space="preserve"> را بزنید.</w:t>
+      </w:r>
+    </w:p>
+    <w:p>
+      <w:pPr>
+        <w:bidi/>
+        <w:spacing w:after="120"/>
+        <w:jc w:val="both"/>
+      </w:pPr>
+      <w:r>
+        <w:rPr>
+          <w:rFonts w:ascii="Segoe UI" w:cs="Tahoma" w:eastAsia="Segoe UI" w:hAnsi="Segoe UI"/>
+          <w:b/>
+          <w:bCs/>
+          <w:rtl/>
+        </w:rPr>
+        <w:t xml:space="preserve">لینک ویکی:</w:t>
+      </w:r>
+      <w:r>
+        <w:rPr>
+          <w:rFonts w:ascii="Segoe UI" w:cs="Tahoma" w:eastAsia="Segoe UI" w:hAnsi="Segoe UI"/>
+          <w:rtl/>
+        </w:rPr>
+        <w:t xml:space="preserve"> برای لینک به صفحه‌ی دیگر، </w:t>
+      </w:r>
+      <w:r>
+        <w:rPr>
+          <w:rFonts w:ascii="Consolas" w:cs="Consolas" w:hAnsi="Consolas"/>
+          <w:color w:val="0B6E79"/>
+          <w:sz w:val="19"/>
+          <w:szCs w:val="19"/>
+          <w:rtl w:val="false"/>
+        </w:rPr>
+        <w:t xml:space="preserve">‎[[‎</w:t>
+      </w:r>
+      <w:r>
+        <w:rPr>
+          <w:rFonts w:ascii="Segoe UI" w:cs="Tahoma" w:eastAsia="Segoe UI" w:hAnsi="Segoe UI"/>
+          <w:rtl/>
+        </w:rPr>
+        <w:t xml:space="preserve"> تایپ کنید و چند حرف از عنوان صفحه را بنویسید. فهرست پیشنهادها باز می‌شود؛ با کلیدهای جهت‌دار انتخاب و با </w:t>
+      </w:r>
+      <w:r>
+        <w:rPr>
+          <w:rFonts w:ascii="Consolas" w:cs="Consolas" w:hAnsi="Consolas"/>
+          <w:color w:val="0B6E79"/>
+          <w:sz w:val="19"/>
+          <w:szCs w:val="19"/>
+          <w:rtl w:val="false"/>
+        </w:rPr>
+        <w:t xml:space="preserve">‎Enter‎</w:t>
+      </w:r>
+      <w:r>
+        <w:rPr>
+          <w:rFonts w:ascii="Segoe UI" w:cs="Tahoma" w:eastAsia="Segoe UI" w:hAnsi="Segoe UI"/>
+          <w:rtl/>
+        </w:rPr>
+        <w:t xml:space="preserve"> درج کنید. نتیجه به شکل </w:t>
+      </w:r>
+      <w:r>
+        <w:rPr>
+          <w:rFonts w:ascii="Consolas" w:cs="Consolas" w:hAnsi="Consolas"/>
+          <w:color w:val="0B6E79"/>
+          <w:sz w:val="19"/>
+          <w:szCs w:val="19"/>
+          <w:rtl w:val="false"/>
+        </w:rPr>
+        <w:t xml:space="preserve">‎[[عنوان صفحه]]‎</w:t>
+      </w:r>
+      <w:r>
+        <w:rPr>
+          <w:rFonts w:ascii="Segoe UI" w:cs="Tahoma" w:eastAsia="Segoe UI" w:hAnsi="Segoe UI"/>
+          <w:rtl/>
+        </w:rPr>
+        <w:t xml:space="preserve"> در متن قرار می‌گیرد.</w:t>
+      </w:r>
+    </w:p>
+    <w:p>
+      <w:pPr>
+        <w:keepNext/>
+        <w:spacing w:after="60" w:before="160" w:line="240" w:lineRule="auto"/>
+        <w:jc w:val="center"/>
+      </w:pPr>
+      <w:r>
+        <w:drawing>
+          <wp:inline distT="0" distB="0" distL="0" distR="0">
+            <wp:extent cx="5810250" cy="4086225"/>
+            <wp:effectExtent t="0" r="0" b="0" l="0"/>
+            <wp:docPr id="42" name="" descr="" title=""/>
+            <wp:cNvGraphicFramePr>
+              <a:graphicFrameLocks xmlns:a="http://schemas.openxmlformats.org/drawingml/2006/main" noChangeAspect="1"/>
+            </wp:cNvGraphicFramePr>
+            <a:graphic xmlns:a="http://schemas.openxmlformats.org/drawingml/2006/main">
+              <a:graphicData uri="http://schemas.openxmlformats.org/drawingml/2006/picture">
+                <pic:pic xmlns:pic="http://schemas.openxmlformats.org/drawingml/2006/picture">
+                  <pic:nvPicPr>
+                    <pic:cNvPr id="0" name="" descr=""/>
+                    <pic:cNvPicPr>
+                      <a:picLocks noChangeAspect="1" noChangeArrowheads="1"/>
+                    </pic:cNvPicPr>
+                  </pic:nvPicPr>
+                  <pic:blipFill>
+                    <a:blip r:embed="rId52" cstate="none"/>
+                    <a:srcRect/>
+                    <a:stretch>
+                      <a:fillRect/>
+                    </a:stretch>
+                  </pic:blipFill>
+                  <pic:spPr bwMode="auto">
+                    <a:xfrm>
+                      <a:off x="0" y="0"/>
+                      <a:ext cx="5810250" cy="4086225"/>
+                    </a:xfrm>
+                    <a:prstGeom prst="rect">
+                      <a:avLst/>
+                    </a:prstGeom>
+                  </pic:spPr>
+                </pic:pic>
+              </a:graphicData>
+            </a:graphic>
+          </wp:inline>
+        </w:drawing>
+      </w:r>
+    </w:p>
+    <w:p>
+      <w:pPr>
+        <w:bidi/>
+        <w:spacing w:after="220"/>
+        <w:jc w:val="center"/>
+      </w:pPr>
+      <w:r>
+        <w:rPr>
+          <w:rFonts w:ascii="Segoe UI" w:cs="Tahoma" w:eastAsia="Segoe UI" w:hAnsi="Segoe UI"/>
+          <w:color w:val="5B6878"/>
+          <w:sz w:val="18"/>
+          <w:szCs w:val="18"/>
+          <w:rtl/>
+        </w:rPr>
+        <w:t xml:space="preserve">شکل ۴۲ — پیشنهاد صفحه هنگام نوشتن لینک ویکی</w:t>
+      </w:r>
+    </w:p>
+    <w:p>
+      <w:pPr>
+        <w:pStyle w:val="Heading2"/>
+        <w:bidi/>
+      </w:pPr>
+      <w:r>
+        <w:rPr>
+          <w:rFonts w:ascii="Segoe UI" w:cs="Tahoma" w:eastAsia="Segoe UI" w:hAnsi="Segoe UI"/>
+          <w:rtl/>
+        </w:rPr>
+        <w:t xml:space="preserve">دسته‌بندی‌ها</w:t>
+      </w:r>
+    </w:p>
+    <w:p>
+      <w:pPr>
+        <w:bidi/>
+        <w:spacing w:after="120"/>
+        <w:jc w:val="both"/>
+      </w:pPr>
+      <w:r>
+        <w:rPr>
+          <w:rFonts w:ascii="Segoe UI" w:cs="Tahoma" w:eastAsia="Segoe UI" w:hAnsi="Segoe UI"/>
+          <w:rtl/>
+        </w:rPr>
+        <w:t xml:space="preserve">در نوار کناری، کنار </w:t>
+      </w:r>
+      <w:r>
+        <w:rPr>
+          <w:rFonts w:ascii="Segoe UI" w:cs="Tahoma" w:eastAsia="Segoe UI" w:hAnsi="Segoe UI"/>
+          <w:b/>
+          <w:bCs/>
+          <w:rtl w:val="false"/>
+        </w:rPr>
+        <w:t xml:space="preserve">Categories</w:t>
+      </w:r>
+      <w:r>
+        <w:rPr>
+          <w:rFonts w:ascii="Segoe UI" w:cs="Tahoma" w:eastAsia="Segoe UI" w:hAnsi="Segoe UI"/>
+          <w:rtl/>
+        </w:rPr>
+        <w:t xml:space="preserve">، دکمه‌ی </w:t>
+      </w:r>
+      <w:r>
+        <w:rPr>
+          <w:rFonts w:ascii="Consolas" w:cs="Consolas" w:hAnsi="Consolas"/>
+          <w:color w:val="0B6E79"/>
+          <w:sz w:val="19"/>
+          <w:szCs w:val="19"/>
+          <w:rtl w:val="false"/>
+        </w:rPr>
+        <w:t xml:space="preserve">‎+‎</w:t>
+      </w:r>
+      <w:r>
+        <w:rPr>
+          <w:rFonts w:ascii="Segoe UI" w:cs="Tahoma" w:eastAsia="Segoe UI" w:hAnsi="Segoe UI"/>
+          <w:rtl/>
+        </w:rPr>
+        <w:t xml:space="preserve"> را بزنید، نام و رنگ دسته را انتخاب کنید و ذخیره کنید. با کلیک روی نام دسته، صفحه‌های آن نمایش داده می‌شوند. دسته‌ی هر صفحه در فرم ویرایش آن تعیین می‌شود. با حذف یک دسته، صفحه‌هایش حذف نمی‌شوند و فقط بدون دسته می‌مانند.</w:t>
+      </w:r>
+    </w:p>
+    <w:p>
+      <w:pPr>
+        <w:pStyle w:val="Heading2"/>
+        <w:bidi/>
+      </w:pPr>
+      <w:r>
+        <w:rPr>
+          <w:rFonts w:ascii="Segoe UI" w:cs="Tahoma" w:eastAsia="Segoe UI" w:hAnsi="Segoe UI"/>
+          <w:rtl/>
+        </w:rPr>
+        <w:t xml:space="preserve">لینک‌های شکسته</w:t>
+      </w:r>
+    </w:p>
+    <w:p>
+      <w:pPr>
+        <w:bidi/>
+        <w:spacing w:after="120"/>
+        <w:jc w:val="both"/>
+      </w:pPr>
+      <w:r>
+        <w:rPr>
+          <w:rFonts w:ascii="Segoe UI" w:cs="Tahoma" w:eastAsia="Segoe UI" w:hAnsi="Segoe UI"/>
+          <w:rtl/>
+        </w:rPr>
+        <w:t xml:space="preserve">صفحه‌ی </w:t>
+      </w:r>
+      <w:r>
+        <w:rPr>
+          <w:rFonts w:ascii="Segoe UI" w:cs="Tahoma" w:eastAsia="Segoe UI" w:hAnsi="Segoe UI"/>
+          <w:b/>
+          <w:bCs/>
+          <w:rtl w:val="false"/>
+        </w:rPr>
+        <w:t xml:space="preserve">Broken Links</w:t>
+      </w:r>
+      <w:r>
+        <w:rPr>
+          <w:rFonts w:ascii="Segoe UI" w:cs="Tahoma" w:eastAsia="Segoe UI" w:hAnsi="Segoe UI"/>
+          <w:rtl/>
+        </w:rPr>
+        <w:t xml:space="preserve"> همه‌ی لینک‌های ویکی را که به صفحه‌ی ناموجود اشاره می‌کنند فهرست می‌کند، همراه با صفحه‌ای که لینک در آن است. آن‌ها را اصلاح کنید یا صفحه‌ی مقصد را بسازید.</w:t>
+      </w:r>
+    </w:p>
+    <w:p>
+      <w:pPr>
+        <w:keepNext/>
+        <w:spacing w:after="60" w:before="160" w:line="240" w:lineRule="auto"/>
+        <w:jc w:val="center"/>
+      </w:pPr>
+      <w:r>
+        <w:drawing>
+          <wp:inline distT="0" distB="0" distL="0" distR="0">
+            <wp:extent cx="5810250" cy="1181100"/>
+            <wp:effectExtent t="0" r="0" b="0" l="0"/>
+            <wp:docPr id="43" name="" descr="" title=""/>
+            <wp:cNvGraphicFramePr>
+              <a:graphicFrameLocks xmlns:a="http://schemas.openxmlformats.org/drawingml/2006/main" noChangeAspect="1"/>
+            </wp:cNvGraphicFramePr>
+            <a:graphic xmlns:a="http://schemas.openxmlformats.org/drawingml/2006/main">
+              <a:graphicData uri="http://schemas.openxmlformats.org/drawingml/2006/picture">
+                <pic:pic xmlns:pic="http://schemas.openxmlformats.org/drawingml/2006/picture">
+                  <pic:nvPicPr>
+                    <pic:cNvPr id="0" name="" descr=""/>
+                    <pic:cNvPicPr>
+                      <a:picLocks noChangeAspect="1" noChangeArrowheads="1"/>
+                    </pic:cNvPicPr>
+                  </pic:nvPicPr>
+                  <pic:blipFill>
+                    <a:blip r:embed="rId53" cstate="none"/>
+                    <a:srcRect/>
+                    <a:stretch>
+                      <a:fillRect/>
+                    </a:stretch>
+                  </pic:blipFill>
+                  <pic:spPr bwMode="auto">
+                    <a:xfrm>
+                      <a:off x="0" y="0"/>
+                      <a:ext cx="5810250" cy="1181100"/>
+                    </a:xfrm>
+                    <a:prstGeom prst="rect">
+                      <a:avLst/>
+                    </a:prstGeom>
+                  </pic:spPr>
+                </pic:pic>
+              </a:graphicData>
+            </a:graphic>
+          </wp:inline>
+        </w:drawing>
+      </w:r>
+    </w:p>
+    <w:p>
+      <w:pPr>
+        <w:bidi/>
+        <w:spacing w:after="220"/>
+        <w:jc w:val="center"/>
+      </w:pPr>
+      <w:r>
+        <w:rPr>
+          <w:rFonts w:ascii="Segoe UI" w:cs="Tahoma" w:eastAsia="Segoe UI" w:hAnsi="Segoe UI"/>
+          <w:color w:val="5B6878"/>
+          <w:sz w:val="18"/>
+          <w:szCs w:val="18"/>
+          <w:rtl/>
+        </w:rPr>
+        <w:t xml:space="preserve">شکل ۴۳ — صفحه‌ی لینک‌های شکسته (در این نمونه لینک شکسته‌ای وجود ندارد)</w:t>
+      </w:r>
+    </w:p>
+    <w:p>
+      <w:pPr>
+        <w:pStyle w:val="Heading2"/>
+        <w:bidi/>
+      </w:pPr>
+      <w:r>
+        <w:rPr>
+          <w:rFonts w:ascii="Segoe UI" w:cs="Tahoma" w:eastAsia="Segoe UI" w:hAnsi="Segoe UI"/>
+          <w:rtl/>
+        </w:rPr>
+        <w:t xml:space="preserve">کتابخانه‌ی SPL</w:t>
+      </w:r>
+    </w:p>
+    <w:p>
+      <w:pPr>
+        <w:bidi/>
+        <w:spacing w:after="120"/>
+        <w:jc w:val="both"/>
+      </w:pPr>
+      <w:r>
+        <w:rPr>
+          <w:rFonts w:ascii="Segoe UI" w:cs="Tahoma" w:eastAsia="Segoe UI" w:hAnsi="Segoe UI"/>
+          <w:rtl/>
+        </w:rPr>
+        <w:t xml:space="preserve">صفحه‌ی </w:t>
+      </w:r>
+      <w:r>
+        <w:rPr>
+          <w:rFonts w:ascii="Segoe UI" w:cs="Tahoma" w:eastAsia="Segoe UI" w:hAnsi="Segoe UI"/>
+          <w:b/>
+          <w:bCs/>
+          <w:rtl w:val="false"/>
+        </w:rPr>
+        <w:t xml:space="preserve">SPL Library</w:t>
+      </w:r>
+      <w:r>
+        <w:rPr>
+          <w:rFonts w:ascii="Segoe UI" w:cs="Tahoma" w:eastAsia="Segoe UI" w:hAnsi="Segoe UI"/>
+          <w:rtl/>
+        </w:rPr>
+        <w:t xml:space="preserve"> مجموعه‌ای از دستورهای پرکاربرد Splunk با نحو، توضیح، مثال و نکته‌هاست. با </w:t>
+      </w:r>
+      <w:r>
+        <w:rPr>
+          <w:rFonts w:ascii="Segoe UI" w:cs="Tahoma" w:eastAsia="Segoe UI" w:hAnsi="Segoe UI"/>
+          <w:b/>
+          <w:bCs/>
+          <w:rtl w:val="false"/>
+        </w:rPr>
+        <w:t xml:space="preserve">Add Command</w:t>
+      </w:r>
+      <w:r>
+        <w:rPr>
+          <w:rFonts w:ascii="Segoe UI" w:cs="Tahoma" w:eastAsia="Segoe UI" w:hAnsi="Segoe UI"/>
+          <w:rtl/>
+        </w:rPr>
+        <w:t xml:space="preserve"> دستور جدید اضافه می‌شود. </w:t>
+      </w:r>
+      <w:r>
+        <w:rPr>
+          <w:rFonts w:ascii="Segoe UI" w:cs="Tahoma" w:eastAsia="Segoe UI" w:hAnsi="Segoe UI"/>
+          <w:b/>
+          <w:bCs/>
+          <w:rtl w:val="false"/>
+        </w:rPr>
+        <w:t xml:space="preserve">Seed Library</w:t>
+      </w:r>
+      <w:r>
+        <w:rPr>
+          <w:rFonts w:ascii="Segoe UI" w:cs="Tahoma" w:eastAsia="Segoe UI" w:hAnsi="Segoe UI"/>
+          <w:rtl/>
+        </w:rPr>
+        <w:t xml:space="preserve"> مجموعه‌ی آغازینی از ۱۵ دستور رایج را اضافه می‌کند. فیلتر گروه‌ها (Search، Reporting، Eval functions و …)، علامت‌گذاری علاقه‌مندی‌ها و دو حالت نمایش هم هست.</w:t>
+      </w:r>
+    </w:p>
+    <w:p>
+      <w:pPr>
+        <w:keepNext/>
+        <w:spacing w:after="60" w:before="160" w:line="240" w:lineRule="auto"/>
+        <w:jc w:val="center"/>
+      </w:pPr>
+      <w:r>
+        <w:drawing>
+          <wp:inline distT="0" distB="0" distL="0" distR="0">
+            <wp:extent cx="5810250" cy="2247900"/>
+            <wp:effectExtent t="0" r="0" b="0" l="0"/>
+            <wp:docPr id="44" name="" descr="" title=""/>
+            <wp:cNvGraphicFramePr>
+              <a:graphicFrameLocks xmlns:a="http://schemas.openxmlformats.org/drawingml/2006/main" noChangeAspect="1"/>
+            </wp:cNvGraphicFramePr>
+            <a:graphic xmlns:a="http://schemas.openxmlformats.org/drawingml/2006/main">
+              <a:graphicData uri="http://schemas.openxmlformats.org/drawingml/2006/picture">
+                <pic:pic xmlns:pic="http://schemas.openxmlformats.org/drawingml/2006/picture">
+                  <pic:nvPicPr>
+                    <pic:cNvPr id="0" name="" descr=""/>
+                    <pic:cNvPicPr>
+                      <a:picLocks noChangeAspect="1" noChangeArrowheads="1"/>
+                    </pic:cNvPicPr>
+                  </pic:nvPicPr>
+                  <pic:blipFill>
+                    <a:blip r:embed="rId54" cstate="none"/>
+                    <a:srcRect/>
+                    <a:stretch>
+                      <a:fillRect/>
+                    </a:stretch>
+                  </pic:blipFill>
+                  <pic:spPr bwMode="auto">
+                    <a:xfrm>
+                      <a:off x="0" y="0"/>
+                      <a:ext cx="5810250" cy="2247900"/>
+                    </a:xfrm>
+                    <a:prstGeom prst="rect">
+                      <a:avLst/>
+                    </a:prstGeom>
+                  </pic:spPr>
+                </pic:pic>
+              </a:graphicData>
+            </a:graphic>
+          </wp:inline>
+        </w:drawing>
+      </w:r>
+    </w:p>
+    <w:p>
+      <w:pPr>
+        <w:bidi/>
+        <w:spacing w:after="220"/>
+        <w:jc w:val="center"/>
+      </w:pPr>
+      <w:r>
+        <w:rPr>
+          <w:rFonts w:ascii="Segoe UI" w:cs="Tahoma" w:eastAsia="Segoe UI" w:hAnsi="Segoe UI"/>
+          <w:color w:val="5B6878"/>
+          <w:sz w:val="18"/>
+          <w:szCs w:val="18"/>
+          <w:rtl/>
+        </w:rPr>
+        <w:t xml:space="preserve">شکل ۴۴ — کتابخانه‌ی SPL</w:t>
+      </w:r>
+    </w:p>
+    <w:p>
+      <w:pPr>
+        <w:pStyle w:val="Heading1"/>
+        <w:pageBreakBefore/>
+        <w:bidi/>
+      </w:pPr>
+      <w:r>
+        <w:rPr>
+          <w:rFonts w:ascii="Segoe UI" w:cs="Tahoma" w:eastAsia="Segoe UI" w:hAnsi="Segoe UI"/>
+          <w:rtl/>
+        </w:rPr>
+        <w:t xml:space="preserve">فصل ۱۳ — جست‌وجو و مستندسازی</w:t>
+      </w:r>
+    </w:p>
+    <w:p>
+      <w:pPr>
+        <w:pStyle w:val="Heading2"/>
+        <w:bidi/>
+      </w:pPr>
+      <w:r>
+        <w:rPr>
+          <w:rFonts w:ascii="Segoe UI" w:cs="Tahoma" w:eastAsia="Segoe UI" w:hAnsi="Segoe UI"/>
+          <w:rtl/>
+        </w:rPr>
+        <w:t xml:space="preserve">جست‌وجو</w:t>
+      </w:r>
+    </w:p>
+    <w:p>
+      <w:pPr>
+        <w:bidi/>
+        <w:spacing w:after="120"/>
+        <w:jc w:val="both"/>
+      </w:pPr>
+      <w:r>
+        <w:rPr>
+          <w:rFonts w:ascii="Segoe UI" w:cs="Tahoma" w:eastAsia="Segoe UI" w:hAnsi="Segoe UI"/>
+          <w:rtl/>
+        </w:rPr>
+        <w:t xml:space="preserve">صفحه‌ی </w:t>
+      </w:r>
+      <w:r>
+        <w:rPr>
+          <w:rFonts w:ascii="Segoe UI" w:cs="Tahoma" w:eastAsia="Segoe UI" w:hAnsi="Segoe UI"/>
+          <w:b/>
+          <w:bCs/>
+          <w:rtl w:val="false"/>
+        </w:rPr>
+        <w:t xml:space="preserve">Search</w:t>
+      </w:r>
+      <w:r>
+        <w:rPr>
+          <w:rFonts w:ascii="Segoe UI" w:cs="Tahoma" w:eastAsia="Segoe UI" w:hAnsi="Segoe UI"/>
+          <w:rtl/>
+        </w:rPr>
+        <w:t xml:space="preserve"> در عنوان و متن همه‌ی صفحه‌ها و قوانین جست‌وجو می‌کند. کلمه‌ی جست‌وجوشده در نتیجه‌ها پررنگ می‌شود و نوع هر نتیجه کنار عنوانش نمایش داده می‌شود. برای جست‌وجوی سریع در هر صفحه، </w:t>
+      </w:r>
+      <w:r>
+        <w:rPr>
+          <w:rFonts w:ascii="Consolas" w:cs="Consolas" w:hAnsi="Consolas"/>
+          <w:color w:val="0B6E79"/>
+          <w:sz w:val="19"/>
+          <w:szCs w:val="19"/>
+          <w:rtl w:val="false"/>
+        </w:rPr>
+        <w:t xml:space="preserve">‎Ctrl+K‎</w:t>
+      </w:r>
+      <w:r>
+        <w:rPr>
+          <w:rFonts w:ascii="Segoe UI" w:cs="Tahoma" w:eastAsia="Segoe UI" w:hAnsi="Segoe UI"/>
+          <w:rtl/>
+        </w:rPr>
+        <w:t xml:space="preserve"> را بزنید (فصل ۲).</w:t>
+      </w:r>
+    </w:p>
+    <w:p>
+      <w:pPr>
+        <w:keepNext/>
+        <w:spacing w:after="60" w:before="160" w:line="240" w:lineRule="auto"/>
+        <w:jc w:val="center"/>
+      </w:pPr>
+      <w:r>
+        <w:drawing>
+          <wp:inline distT="0" distB="0" distL="0" distR="0">
+            <wp:extent cx="5810250" cy="4086225"/>
+            <wp:effectExtent t="0" r="0" b="0" l="0"/>
+            <wp:docPr id="45" name="" descr="" title=""/>
+            <wp:cNvGraphicFramePr>
+              <a:graphicFrameLocks xmlns:a="http://schemas.openxmlformats.org/drawingml/2006/main" noChangeAspect="1"/>
+            </wp:cNvGraphicFramePr>
+            <a:graphic xmlns:a="http://schemas.openxmlformats.org/drawingml/2006/main">
+              <a:graphicData uri="http://schemas.openxmlformats.org/drawingml/2006/picture">
+                <pic:pic xmlns:pic="http://schemas.openxmlformats.org/drawingml/2006/picture">
+                  <pic:nvPicPr>
+                    <pic:cNvPr id="0" name="" descr=""/>
+                    <pic:cNvPicPr>
+                      <a:picLocks noChangeAspect="1" noChangeArrowheads="1"/>
+                    </pic:cNvPicPr>
+                  </pic:nvPicPr>
+                  <pic:blipFill>
+                    <a:blip r:embed="rId55" cstate="none"/>
+                    <a:srcRect/>
+                    <a:stretch>
+                      <a:fillRect/>
+                    </a:stretch>
+                  </pic:blipFill>
+                  <pic:spPr bwMode="auto">
+                    <a:xfrm>
+                      <a:off x="0" y="0"/>
+                      <a:ext cx="5810250" cy="4086225"/>
+                    </a:xfrm>
+                    <a:prstGeom prst="rect">
+                      <a:avLst/>
+                    </a:prstGeom>
+                  </pic:spPr>
+                </pic:pic>
+              </a:graphicData>
+            </a:graphic>
+          </wp:inline>
+        </w:drawing>
+      </w:r>
+    </w:p>
+    <w:p>
+      <w:pPr>
+        <w:bidi/>
+        <w:spacing w:after="220"/>
+        <w:jc w:val="center"/>
+      </w:pPr>
+      <w:r>
+        <w:rPr>
+          <w:rFonts w:ascii="Segoe UI" w:cs="Tahoma" w:eastAsia="Segoe UI" w:hAnsi="Segoe UI"/>
+          <w:color w:val="5B6878"/>
+          <w:sz w:val="18"/>
+          <w:szCs w:val="18"/>
+          <w:rtl/>
+        </w:rPr>
+        <w:t xml:space="preserve">شکل ۴۵ — نتیجه‌ی جست‌وجوی mimikatz</w:t>
+      </w:r>
+    </w:p>
+    <w:p>
+      <w:pPr>
+        <w:pStyle w:val="Heading2"/>
+        <w:bidi/>
+      </w:pPr>
+      <w:r>
+        <w:rPr>
+          <w:rFonts w:ascii="Segoe UI" w:cs="Tahoma" w:eastAsia="Segoe UI" w:hAnsi="Segoe UI"/>
+          <w:rtl/>
+        </w:rPr>
+        <w:t xml:space="preserve">ساخت گزارش</w:t>
+      </w:r>
+    </w:p>
+    <w:p>
+      <w:pPr>
+        <w:bidi/>
+        <w:spacing w:after="120"/>
+        <w:jc w:val="both"/>
+      </w:pPr>
+      <w:r>
+        <w:rPr>
+          <w:rFonts w:ascii="Segoe UI" w:cs="Tahoma" w:eastAsia="Segoe UI" w:hAnsi="Segoe UI"/>
+          <w:rtl/>
+        </w:rPr>
+        <w:t xml:space="preserve">صفحه‌ی </w:t>
+      </w:r>
+      <w:r>
+        <w:rPr>
+          <w:rFonts w:ascii="Segoe UI" w:cs="Tahoma" w:eastAsia="Segoe UI" w:hAnsi="Segoe UI"/>
+          <w:b/>
+          <w:bCs/>
+          <w:rtl w:val="false"/>
+        </w:rPr>
+        <w:t xml:space="preserve">Documentation</w:t>
+      </w:r>
+      <w:r>
+        <w:rPr>
+          <w:rFonts w:ascii="Segoe UI" w:cs="Tahoma" w:eastAsia="Segoe UI" w:hAnsi="Segoe UI"/>
+          <w:rtl/>
+        </w:rPr>
+        <w:t xml:space="preserve"> از صفحه‌ها و قوانین انتخاب‌شده گزارش می‌سازد.</w:t>
+      </w:r>
+    </w:p>
+    <w:p>
+      <w:pPr>
+        <w:keepNext/>
+        <w:spacing w:after="60" w:before="160" w:line="240" w:lineRule="auto"/>
+        <w:jc w:val="center"/>
+      </w:pPr>
+      <w:r>
+        <w:drawing>
+          <wp:inline distT="0" distB="0" distL="0" distR="0">
+            <wp:extent cx="5810250" cy="4086225"/>
+            <wp:effectExtent t="0" r="0" b="0" l="0"/>
+            <wp:docPr id="46" name="" descr="" title=""/>
+            <wp:cNvGraphicFramePr>
+              <a:graphicFrameLocks xmlns:a="http://schemas.openxmlformats.org/drawingml/2006/main" noChangeAspect="1"/>
+            </wp:cNvGraphicFramePr>
+            <a:graphic xmlns:a="http://schemas.openxmlformats.org/drawingml/2006/main">
+              <a:graphicData uri="http://schemas.openxmlformats.org/drawingml/2006/picture">
+                <pic:pic xmlns:pic="http://schemas.openxmlformats.org/drawingml/2006/picture">
+                  <pic:nvPicPr>
+                    <pic:cNvPr id="0" name="" descr=""/>
+                    <pic:cNvPicPr>
+                      <a:picLocks noChangeAspect="1" noChangeArrowheads="1"/>
+                    </pic:cNvPicPr>
+                  </pic:nvPicPr>
+                  <pic:blipFill>
+                    <a:blip r:embed="rId56" cstate="none"/>
+                    <a:srcRect/>
+                    <a:stretch>
+                      <a:fillRect/>
+                    </a:stretch>
+                  </pic:blipFill>
+                  <pic:spPr bwMode="auto">
+                    <a:xfrm>
+                      <a:off x="0" y="0"/>
+                      <a:ext cx="5810250" cy="4086225"/>
+                    </a:xfrm>
+                    <a:prstGeom prst="rect">
+                      <a:avLst/>
+                    </a:prstGeom>
+                  </pic:spPr>
+                </pic:pic>
+              </a:graphicData>
+            </a:graphic>
+          </wp:inline>
+        </w:drawing>
+      </w:r>
+    </w:p>
+    <w:p>
+      <w:pPr>
+        <w:bidi/>
+        <w:spacing w:after="220"/>
+        <w:jc w:val="center"/>
+      </w:pPr>
+      <w:r>
+        <w:rPr>
+          <w:rFonts w:ascii="Segoe UI" w:cs="Tahoma" w:eastAsia="Segoe UI" w:hAnsi="Segoe UI"/>
+          <w:color w:val="5B6878"/>
+          <w:sz w:val="18"/>
+          <w:szCs w:val="18"/>
+          <w:rtl/>
+        </w:rPr>
+        <w:t xml:space="preserve">شکل ۴۶ — صفحه‌ی ساخت گزارش</w:t>
+      </w:r>
+    </w:p>
+    <w:p>
+      <w:pPr>
+        <w:pStyle w:val="ListParagraph"/>
+        <w:numPr>
+          <w:ilvl w:val="0"/>
+          <w:numId w:val="8"/>
+        </w:numPr>
+        <w:bidi/>
+        <w:spacing w:after="80"/>
+      </w:pPr>
+      <w:r>
+        <w:rPr>
+          <w:rFonts w:ascii="Segoe UI" w:cs="Tahoma" w:eastAsia="Segoe UI" w:hAnsi="Segoe UI"/>
+          <w:rtl/>
+        </w:rPr>
+        <w:t xml:space="preserve">نوع گزارش را انتخاب کنید: </w:t>
+      </w:r>
+      <w:r>
+        <w:rPr>
+          <w:rFonts w:ascii="Segoe UI" w:cs="Tahoma" w:eastAsia="Segoe UI" w:hAnsi="Segoe UI"/>
+          <w:b/>
+          <w:bCs/>
+          <w:rtl w:val="false"/>
+        </w:rPr>
+        <w:t xml:space="preserve">PDF</w:t>
+      </w:r>
+      <w:r>
+        <w:rPr>
+          <w:rFonts w:ascii="Segoe UI" w:cs="Tahoma" w:eastAsia="Segoe UI" w:hAnsi="Segoe UI"/>
+          <w:rtl/>
+        </w:rPr>
+        <w:t xml:space="preserve">، </w:t>
+      </w:r>
+      <w:r>
+        <w:rPr>
+          <w:rFonts w:ascii="Segoe UI" w:cs="Tahoma" w:eastAsia="Segoe UI" w:hAnsi="Segoe UI"/>
+          <w:b/>
+          <w:bCs/>
+          <w:rtl w:val="false"/>
+        </w:rPr>
+        <w:t xml:space="preserve">HTML</w:t>
+      </w:r>
+      <w:r>
+        <w:rPr>
+          <w:rFonts w:ascii="Segoe UI" w:cs="Tahoma" w:eastAsia="Segoe UI" w:hAnsi="Segoe UI"/>
+          <w:rtl/>
+        </w:rPr>
+        <w:t xml:space="preserve"> (با فهرست مطالب اختیاری) یا </w:t>
+      </w:r>
+      <w:r>
+        <w:rPr>
+          <w:rFonts w:ascii="Segoe UI" w:cs="Tahoma" w:eastAsia="Segoe UI" w:hAnsi="Segoe UI"/>
+          <w:b/>
+          <w:bCs/>
+          <w:rtl w:val="false"/>
+        </w:rPr>
+        <w:t xml:space="preserve">Matrix</w:t>
+      </w:r>
+      <w:r>
+        <w:rPr>
+          <w:rFonts w:ascii="Segoe UI" w:cs="Tahoma" w:eastAsia="Segoe UI" w:hAnsi="Segoe UI"/>
+          <w:rtl/>
+        </w:rPr>
+        <w:t xml:space="preserve"> (ماتریس تشخیص بر اساس تکنیک و شدت، با فیلتر تگ اختیاری).</w:t>
+      </w:r>
+    </w:p>
+    <w:p>
+      <w:pPr>
+        <w:pStyle w:val="ListParagraph"/>
+        <w:numPr>
+          <w:ilvl w:val="0"/>
+          <w:numId w:val="8"/>
+        </w:numPr>
+        <w:bidi/>
+        <w:spacing w:after="80"/>
+      </w:pPr>
+      <w:r>
+        <w:rPr>
+          <w:rFonts w:ascii="Segoe UI" w:cs="Tahoma" w:eastAsia="Segoe UI" w:hAnsi="Segoe UI"/>
+          <w:rtl/>
+        </w:rPr>
+        <w:t xml:space="preserve">عنوان گزارش را بنویسید.</w:t>
+      </w:r>
+    </w:p>
+    <w:p>
+      <w:pPr>
+        <w:pStyle w:val="ListParagraph"/>
+        <w:numPr>
+          <w:ilvl w:val="0"/>
+          <w:numId w:val="8"/>
+        </w:numPr>
+        <w:bidi/>
+        <w:spacing w:after="80"/>
+      </w:pPr>
+      <w:r>
+        <w:rPr>
+          <w:rFonts w:ascii="Segoe UI" w:cs="Tahoma" w:eastAsia="Segoe UI" w:hAnsi="Segoe UI"/>
+          <w:rtl/>
+        </w:rPr>
+        <w:t xml:space="preserve">در </w:t>
+      </w:r>
+      <w:r>
+        <w:rPr>
+          <w:rFonts w:ascii="Segoe UI" w:cs="Tahoma" w:eastAsia="Segoe UI" w:hAnsi="Segoe UI"/>
+          <w:b/>
+          <w:bCs/>
+          <w:rtl w:val="false"/>
+        </w:rPr>
+        <w:t xml:space="preserve">Knowledge pages</w:t>
+      </w:r>
+      <w:r>
+        <w:rPr>
+          <w:rFonts w:ascii="Segoe UI" w:cs="Tahoma" w:eastAsia="Segoe UI" w:hAnsi="Segoe UI"/>
+          <w:rtl/>
+        </w:rPr>
+        <w:t xml:space="preserve"> و </w:t>
+      </w:r>
+      <w:r>
+        <w:rPr>
+          <w:rFonts w:ascii="Segoe UI" w:cs="Tahoma" w:eastAsia="Segoe UI" w:hAnsi="Segoe UI"/>
+          <w:b/>
+          <w:bCs/>
+          <w:rtl w:val="false"/>
+        </w:rPr>
+        <w:t xml:space="preserve">Detection rules</w:t>
+      </w:r>
+      <w:r>
+        <w:rPr>
+          <w:rFonts w:ascii="Segoe UI" w:cs="Tahoma" w:eastAsia="Segoe UI" w:hAnsi="Segoe UI"/>
+          <w:rtl/>
+        </w:rPr>
+        <w:t xml:space="preserve"> موارد مورد نظر را انتخاب کنید. هر دو فهرست جست‌وجو و فیلتر دارند (قوانین با وضعیت، شدت و منبع). </w:t>
+      </w:r>
+      <w:r>
+        <w:rPr>
+          <w:rFonts w:ascii="Segoe UI" w:cs="Tahoma" w:eastAsia="Segoe UI" w:hAnsi="Segoe UI"/>
+          <w:b/>
+          <w:bCs/>
+          <w:rtl w:val="false"/>
+        </w:rPr>
+        <w:t xml:space="preserve">Select all N matching</w:t>
+      </w:r>
+      <w:r>
+        <w:rPr>
+          <w:rFonts w:ascii="Segoe UI" w:cs="Tahoma" w:eastAsia="Segoe UI" w:hAnsi="Segoe UI"/>
+          <w:rtl/>
+        </w:rPr>
+        <w:t xml:space="preserve"> همه‌ی موارد منطبق با فیلتر را یکجا انتخاب می‌کند و </w:t>
+      </w:r>
+      <w:r>
+        <w:rPr>
+          <w:rFonts w:ascii="Segoe UI" w:cs="Tahoma" w:eastAsia="Segoe UI" w:hAnsi="Segoe UI"/>
+          <w:b/>
+          <w:bCs/>
+          <w:rtl w:val="false"/>
+        </w:rPr>
+        <w:t xml:space="preserve">Show more</w:t>
+      </w:r>
+      <w:r>
+        <w:rPr>
+          <w:rFonts w:ascii="Segoe UI" w:cs="Tahoma" w:eastAsia="Segoe UI" w:hAnsi="Segoe UI"/>
+          <w:rtl/>
+        </w:rPr>
+        <w:t xml:space="preserve"> موارد بیشتری نشان می‌دهد.</w:t>
+      </w:r>
+    </w:p>
+    <w:p>
+      <w:pPr>
+        <w:pStyle w:val="ListParagraph"/>
+        <w:numPr>
+          <w:ilvl w:val="0"/>
+          <w:numId w:val="8"/>
+        </w:numPr>
+        <w:bidi/>
+        <w:spacing w:after="80"/>
+      </w:pPr>
+      <w:r>
+        <w:rPr>
+          <w:rFonts w:ascii="Segoe UI" w:cs="Tahoma" w:eastAsia="Segoe UI" w:hAnsi="Segoe UI"/>
+          <w:b/>
+          <w:bCs/>
+          <w:rtl w:val="false"/>
+        </w:rPr>
+        <w:t xml:space="preserve">Generate &amp; Download</w:t>
+      </w:r>
+      <w:r>
+        <w:rPr>
+          <w:rFonts w:ascii="Segoe UI" w:cs="Tahoma" w:eastAsia="Segoe UI" w:hAnsi="Segoe UI"/>
+          <w:rtl/>
+        </w:rPr>
+        <w:t xml:space="preserve"> را بزنید. گزارش ساخته و دانلود می‌شود.</w:t>
+      </w:r>
+    </w:p>
+    <w:p>
+      <w:pPr>
+        <w:bidi/>
+        <w:spacing w:after="120"/>
+        <w:jc w:val="both"/>
+      </w:pPr>
+      <w:r>
+        <w:rPr>
+          <w:rFonts w:ascii="Segoe UI" w:cs="Tahoma" w:eastAsia="Segoe UI" w:hAnsi="Segoe UI"/>
+          <w:rtl/>
+        </w:rPr>
+        <w:t xml:space="preserve">گزارش‌های ساخته‌شده در جدول </w:t>
+      </w:r>
+      <w:r>
+        <w:rPr>
+          <w:rFonts w:ascii="Segoe UI" w:cs="Tahoma" w:eastAsia="Segoe UI" w:hAnsi="Segoe UI"/>
+          <w:b/>
+          <w:bCs/>
+          <w:rtl w:val="false"/>
+        </w:rPr>
+        <w:t xml:space="preserve">Generated Documents</w:t>
+      </w:r>
+      <w:r>
+        <w:rPr>
+          <w:rFonts w:ascii="Segoe UI" w:cs="Tahoma" w:eastAsia="Segoe UI" w:hAnsi="Segoe UI"/>
+          <w:rtl/>
+        </w:rPr>
+        <w:t xml:space="preserve"> پایین صفحه می‌مانند و از آن‌جا دوباره دانلود یا حذف می‌شوند.</w:t>
+      </w:r>
+    </w:p>
+    <w:p>
+      <w:pPr>
+        <w:pStyle w:val="Heading1"/>
+        <w:pageBreakBefore/>
+        <w:bidi/>
+      </w:pPr>
+      <w:r>
+        <w:rPr>
+          <w:rFonts w:ascii="Segoe UI" w:cs="Tahoma" w:eastAsia="Segoe UI" w:hAnsi="Segoe UI"/>
+          <w:rtl/>
+        </w:rPr>
+        <w:t xml:space="preserve">فصل ۱۴ — مدیریت سامانه</w:t>
+      </w:r>
+    </w:p>
+    <w:p>
+      <w:pPr>
+        <w:pStyle w:val="Heading2"/>
+        <w:bidi/>
+      </w:pPr>
+      <w:r>
+        <w:rPr>
+          <w:rFonts w:ascii="Segoe UI" w:cs="Tahoma" w:eastAsia="Segoe UI" w:hAnsi="Segoe UI"/>
+          <w:rtl/>
+        </w:rPr>
+        <w:t xml:space="preserve">تنظیمات و تغییر رمز</w:t>
+      </w:r>
+    </w:p>
+    <w:p>
+      <w:pPr>
+        <w:bidi/>
+        <w:spacing w:after="120"/>
+        <w:jc w:val="both"/>
+      </w:pPr>
+      <w:r>
+        <w:rPr>
+          <w:rFonts w:ascii="Segoe UI" w:cs="Tahoma" w:eastAsia="Segoe UI" w:hAnsi="Segoe UI"/>
+          <w:rtl/>
+        </w:rPr>
+        <w:t xml:space="preserve">صفحه‌ی </w:t>
+      </w:r>
+      <w:r>
+        <w:rPr>
+          <w:rFonts w:ascii="Segoe UI" w:cs="Tahoma" w:eastAsia="Segoe UI" w:hAnsi="Segoe UI"/>
+          <w:b/>
+          <w:bCs/>
+          <w:rtl w:val="false"/>
+        </w:rPr>
+        <w:t xml:space="preserve">Settings</w:t>
+      </w:r>
+      <w:r>
+        <w:rPr>
+          <w:rFonts w:ascii="Segoe UI" w:cs="Tahoma" w:eastAsia="Segoe UI" w:hAnsi="Segoe UI"/>
+          <w:rtl/>
+        </w:rPr>
+        <w:t xml:space="preserve"> اطلاعات حساب شما را نشان می‌دهد. در بخش </w:t>
+      </w:r>
+      <w:r>
+        <w:rPr>
+          <w:rFonts w:ascii="Segoe UI" w:cs="Tahoma" w:eastAsia="Segoe UI" w:hAnsi="Segoe UI"/>
+          <w:b/>
+          <w:bCs/>
+          <w:rtl w:val="false"/>
+        </w:rPr>
+        <w:t xml:space="preserve">Change Password</w:t>
+      </w:r>
+      <w:r>
+        <w:rPr>
+          <w:rFonts w:ascii="Segoe UI" w:cs="Tahoma" w:eastAsia="Segoe UI" w:hAnsi="Segoe UI"/>
+          <w:rtl/>
+        </w:rPr>
+        <w:t xml:space="preserve"> رمز فعلی و رمز جدید را وارد کنید و ذخیره کنید. مدیر در بخش </w:t>
+      </w:r>
+      <w:r>
+        <w:rPr>
+          <w:rFonts w:ascii="Segoe UI" w:cs="Tahoma" w:eastAsia="Segoe UI" w:hAnsi="Segoe UI"/>
+          <w:b/>
+          <w:bCs/>
+          <w:rtl w:val="false"/>
+        </w:rPr>
+        <w:t xml:space="preserve">Administration</w:t>
+      </w:r>
+      <w:r>
+        <w:rPr>
+          <w:rFonts w:ascii="Segoe UI" w:cs="Tahoma" w:eastAsia="Segoe UI" w:hAnsi="Segoe UI"/>
+          <w:rtl/>
+        </w:rPr>
+        <w:t xml:space="preserve"> به مدیریت کاربران، تگ‌ها و انواع صفحه دسترسی دارد.</w:t>
+      </w:r>
+    </w:p>
+    <w:p>
+      <w:pPr>
+        <w:keepNext/>
+        <w:spacing w:after="60" w:before="160" w:line="240" w:lineRule="auto"/>
+        <w:jc w:val="center"/>
+      </w:pPr>
+      <w:r>
+        <w:drawing>
+          <wp:inline distT="0" distB="0" distL="0" distR="0">
+            <wp:extent cx="5810250" cy="4086225"/>
+            <wp:effectExtent t="0" r="0" b="0" l="0"/>
+            <wp:docPr id="47" name="" descr="" title=""/>
+            <wp:cNvGraphicFramePr>
+              <a:graphicFrameLocks xmlns:a="http://schemas.openxmlformats.org/drawingml/2006/main" noChangeAspect="1"/>
+            </wp:cNvGraphicFramePr>
+            <a:graphic xmlns:a="http://schemas.openxmlformats.org/drawingml/2006/main">
+              <a:graphicData uri="http://schemas.openxmlformats.org/drawingml/2006/picture">
+                <pic:pic xmlns:pic="http://schemas.openxmlformats.org/drawingml/2006/picture">
+                  <pic:nvPicPr>
+                    <pic:cNvPr id="0" name="" descr=""/>
+                    <pic:cNvPicPr>
+                      <a:picLocks noChangeAspect="1" noChangeArrowheads="1"/>
+                    </pic:cNvPicPr>
+                  </pic:nvPicPr>
+                  <pic:blipFill>
+                    <a:blip r:embed="rId57" cstate="none"/>
+                    <a:srcRect/>
+                    <a:stretch>
+                      <a:fillRect/>
+                    </a:stretch>
+                  </pic:blipFill>
+                  <pic:spPr bwMode="auto">
+                    <a:xfrm>
+                      <a:off x="0" y="0"/>
+                      <a:ext cx="5810250" cy="4086225"/>
+                    </a:xfrm>
+                    <a:prstGeom prst="rect">
+                      <a:avLst/>
+                    </a:prstGeom>
+                  </pic:spPr>
+                </pic:pic>
+              </a:graphicData>
+            </a:graphic>
+          </wp:inline>
+        </w:drawing>
+      </w:r>
+    </w:p>
+    <w:p>
+      <w:pPr>
+        <w:bidi/>
+        <w:spacing w:after="220"/>
+        <w:jc w:val="center"/>
+      </w:pPr>
+      <w:r>
+        <w:rPr>
+          <w:rFonts w:ascii="Segoe UI" w:cs="Tahoma" w:eastAsia="Segoe UI" w:hAnsi="Segoe UI"/>
+          <w:color w:val="5B6878"/>
+          <w:sz w:val="18"/>
+          <w:szCs w:val="18"/>
+          <w:rtl/>
+        </w:rPr>
+        <w:t xml:space="preserve">شکل ۴۷ — صفحه‌ی تنظیمات</w:t>
+      </w:r>
+    </w:p>
+    <w:p>
+      <w:pPr>
+        <w:pStyle w:val="Heading2"/>
+        <w:bidi/>
+      </w:pPr>
+      <w:r>
+        <w:rPr>
+          <w:rFonts w:ascii="Segoe UI" w:cs="Tahoma" w:eastAsia="Segoe UI" w:hAnsi="Segoe UI"/>
+          <w:rtl/>
+        </w:rPr>
+        <w:t xml:space="preserve">مدیریت کاربران (مدیر)</w:t>
+      </w:r>
+    </w:p>
+    <w:p>
+      <w:pPr>
+        <w:keepNext/>
+        <w:spacing w:after="60" w:before="160" w:line="240" w:lineRule="auto"/>
+        <w:jc w:val="center"/>
+      </w:pPr>
+      <w:r>
+        <w:drawing>
+          <wp:inline distT="0" distB="0" distL="0" distR="0">
+            <wp:extent cx="5810250" cy="990600"/>
+            <wp:effectExtent t="0" r="0" b="0" l="0"/>
+            <wp:docPr id="48" name="" descr="" title=""/>
+            <wp:cNvGraphicFramePr>
+              <a:graphicFrameLocks xmlns:a="http://schemas.openxmlformats.org/drawingml/2006/main" noChangeAspect="1"/>
+            </wp:cNvGraphicFramePr>
+            <a:graphic xmlns:a="http://schemas.openxmlformats.org/drawingml/2006/main">
+              <a:graphicData uri="http://schemas.openxmlformats.org/drawingml/2006/picture">
+                <pic:pic xmlns:pic="http://schemas.openxmlformats.org/drawingml/2006/picture">
+                  <pic:nvPicPr>
+                    <pic:cNvPr id="0" name="" descr=""/>
+                    <pic:cNvPicPr>
+                      <a:picLocks noChangeAspect="1" noChangeArrowheads="1"/>
+                    </pic:cNvPicPr>
+                  </pic:nvPicPr>
+                  <pic:blipFill>
+                    <a:blip r:embed="rId58" cstate="none"/>
+                    <a:srcRect/>
+                    <a:stretch>
+                      <a:fillRect/>
+                    </a:stretch>
+                  </pic:blipFill>
+                  <pic:spPr bwMode="auto">
+                    <a:xfrm>
+                      <a:off x="0" y="0"/>
                       <a:ext cx="5810250" cy="990600"/>
                     </a:xfrm>
                     <a:prstGeom prst="rect">
@@ -14231,7 +16868,7 @@
           <w:szCs w:val="18"/>
           <w:rtl/>
         </w:rPr>
-        <w:t xml:space="preserve">شکل ۴۱ — فهرست کاربران</w:t>
+        <w:t xml:space="preserve">شکل ۴۸ — فهرست کاربران</w:t>
       </w:r>
     </w:p>
     <w:p>
@@ -14488,7 +17125,7 @@
           <wp:inline distT="0" distB="0" distL="0" distR="0">
             <wp:extent cx="5810250" cy="1571625"/>
             <wp:effectExtent t="0" r="0" b="0" l="0"/>
-            <wp:docPr id="42" name="" descr="" title=""/>
+            <wp:docPr id="49" name="" descr="" title=""/>
             <wp:cNvGraphicFramePr>
               <a:graphicFrameLocks xmlns:a="http://schemas.openxmlformats.org/drawingml/2006/main" noChangeAspect="1"/>
             </wp:cNvGraphicFramePr>
@@ -14502,7 +17139,7 @@
                     </pic:cNvPicPr>
                   </pic:nvPicPr>
                   <pic:blipFill>
-                    <a:blip r:embed="rId52" cstate="none"/>
+                    <a:blip r:embed="rId59" cstate="none"/>
                     <a:srcRect/>
                     <a:stretch>
                       <a:fillRect/>
@@ -14538,7 +17175,7 @@
           <w:szCs w:val="18"/>
           <w:rtl/>
         </w:rPr>
-        <w:t xml:space="preserve">شکل ۴۲ — مدیریت تگ‌ها</w:t>
+        <w:t xml:space="preserve">شکل ۴۹ — مدیریت تگ‌ها</w:t>
       </w:r>
     </w:p>
     <w:p>
@@ -14611,7 +17248,7 @@
           <wp:inline distT="0" distB="0" distL="0" distR="0">
             <wp:extent cx="5810250" cy="4086225"/>
             <wp:effectExtent t="0" r="0" b="0" l="0"/>
-            <wp:docPr id="43" name="" descr="" title=""/>
+            <wp:docPr id="50" name="" descr="" title=""/>
             <wp:cNvGraphicFramePr>
               <a:graphicFrameLocks xmlns:a="http://schemas.openxmlformats.org/drawingml/2006/main" noChangeAspect="1"/>
             </wp:cNvGraphicFramePr>
@@ -14625,7 +17262,7 @@
                     </pic:cNvPicPr>
                   </pic:nvPicPr>
                   <pic:blipFill>
-                    <a:blip r:embed="rId53" cstate="none"/>
+                    <a:blip r:embed="rId60" cstate="none"/>
                     <a:srcRect/>
                     <a:stretch>
                       <a:fillRect/>
@@ -14661,7 +17298,7 @@
           <w:szCs w:val="18"/>
           <w:rtl/>
         </w:rPr>
-        <w:t xml:space="preserve">شکل ۴۳ — انواع صفحه</w:t>
+        <w:t xml:space="preserve">شکل ۵۰ — انواع صفحه</w:t>
       </w:r>
     </w:p>
     <w:p>
@@ -14688,7 +17325,7 @@
           <wp:inline distT="0" distB="0" distL="0" distR="0">
             <wp:extent cx="5810250" cy="1952625"/>
             <wp:effectExtent t="0" r="0" b="0" l="0"/>
-            <wp:docPr id="44" name="" descr="" title=""/>
+            <wp:docPr id="51" name="" descr="" title=""/>
             <wp:cNvGraphicFramePr>
               <a:graphicFrameLocks xmlns:a="http://schemas.openxmlformats.org/drawingml/2006/main" noChangeAspect="1"/>
             </wp:cNvGraphicFramePr>
@@ -14702,7 +17339,7 @@
                     </pic:cNvPicPr>
                   </pic:nvPicPr>
                   <pic:blipFill>
-                    <a:blip r:embed="rId54" cstate="none"/>
+                    <a:blip r:embed="rId61" cstate="none"/>
                     <a:srcRect/>
                     <a:stretch>
                       <a:fillRect/>
@@ -14738,7 +17375,7 @@
           <w:szCs w:val="18"/>
           <w:rtl/>
         </w:rPr>
-        <w:t xml:space="preserve">شکل ۴۴ — صفحه‌ی پشتیبان‌گیری</w:t>
+        <w:t xml:space="preserve">شکل ۵۱ — صفحه‌ی پشتیبان‌گیری</w:t>
       </w:r>
     </w:p>
     <w:p>
@@ -15083,7 +17720,7 @@
           <wp:inline distT="0" distB="0" distL="0" distR="0">
             <wp:extent cx="5810250" cy="4086225"/>
             <wp:effectExtent t="0" r="0" b="0" l="0"/>
-            <wp:docPr id="45" name="" descr="" title=""/>
+            <wp:docPr id="52" name="" descr="" title=""/>
             <wp:cNvGraphicFramePr>
               <a:graphicFrameLocks xmlns:a="http://schemas.openxmlformats.org/drawingml/2006/main" noChangeAspect="1"/>
             </wp:cNvGraphicFramePr>
@@ -15097,7 +17734,7 @@
                     </pic:cNvPicPr>
                   </pic:nvPicPr>
                   <pic:blipFill>
-                    <a:blip r:embed="rId55" cstate="none"/>
+                    <a:blip r:embed="rId62" cstate="none"/>
                     <a:srcRect/>
                     <a:stretch>
                       <a:fillRect/>
@@ -15133,7 +17770,7 @@
           <w:szCs w:val="18"/>
           <w:rtl/>
         </w:rPr>
-        <w:t xml:space="preserve">شکل ۴۵ — گزارش فعالیت کاربران</w:t>
+        <w:t xml:space="preserve">شکل ۵۲ — گزارش فعالیت کاربران</w:t>
       </w:r>
     </w:p>
     <w:p>
@@ -15147,7 +17784,7 @@
           <w:rFonts w:ascii="Segoe UI" w:cs="Tahoma" w:eastAsia="Segoe UI" w:hAnsi="Segoe UI"/>
           <w:rtl/>
         </w:rPr>
-        <w:t xml:space="preserve">فصل ۱۲ — میانبرهای صفحه‌کلید و ظاهر</w:t>
+        <w:t xml:space="preserve">فصل ۱۵ — میانبرهای صفحه‌کلید و ظاهر</w:t>
       </w:r>
     </w:p>
     <w:p>
@@ -15988,7 +18625,7 @@
           <wp:inline distT="0" distB="0" distL="0" distR="0">
             <wp:extent cx="3048000" cy="4857750"/>
             <wp:effectExtent t="0" r="0" b="0" l="0"/>
-            <wp:docPr id="46" name="" descr="" title=""/>
+            <wp:docPr id="53" name="" descr="" title=""/>
             <wp:cNvGraphicFramePr>
               <a:graphicFrameLocks xmlns:a="http://schemas.openxmlformats.org/drawingml/2006/main" noChangeAspect="1"/>
             </wp:cNvGraphicFramePr>
@@ -16002,7 +18639,7 @@
                     </pic:cNvPicPr>
                   </pic:nvPicPr>
                   <pic:blipFill>
-                    <a:blip r:embed="rId56" cstate="none"/>
+                    <a:blip r:embed="rId63" cstate="none"/>
                     <a:srcRect/>
                     <a:stretch>
                       <a:fillRect/>
@@ -16038,7 +18675,7 @@
           <w:szCs w:val="18"/>
           <w:rtl/>
         </w:rPr>
-        <w:t xml:space="preserve">شکل ۴۶ — پنجره‌ی راهنمای میانبرها</w:t>
+        <w:t xml:space="preserve">شکل ۵۳ — پنجره‌ی راهنمای میانبرها</w:t>
       </w:r>
     </w:p>
     <w:p>
@@ -16079,7 +18716,7 @@
           <wp:inline distT="0" distB="0" distL="0" distR="0">
             <wp:extent cx="5810250" cy="3629025"/>
             <wp:effectExtent t="0" r="0" b="0" l="0"/>
-            <wp:docPr id="47" name="" descr="" title=""/>
+            <wp:docPr id="54" name="" descr="" title=""/>
             <wp:cNvGraphicFramePr>
               <a:graphicFrameLocks xmlns:a="http://schemas.openxmlformats.org/drawingml/2006/main" noChangeAspect="1"/>
             </wp:cNvGraphicFramePr>
@@ -16093,7 +18730,7 @@
                     </pic:cNvPicPr>
                   </pic:nvPicPr>
                   <pic:blipFill>
-                    <a:blip r:embed="rId57" cstate="none"/>
+                    <a:blip r:embed="rId64" cstate="none"/>
                     <a:srcRect/>
                     <a:stretch>
                       <a:fillRect/>
@@ -16129,7 +18766,7 @@
           <w:szCs w:val="18"/>
           <w:rtl/>
         </w:rPr>
-        <w:t xml:space="preserve">شکل ۴۷ — داشبورد در حالت تاریک</w:t>
+        <w:t xml:space="preserve">شکل ۵۴ — داشبورد در حالت تاریک</w:t>
       </w:r>
     </w:p>
     <w:p>
@@ -16143,7 +18780,7 @@
           <w:rFonts w:ascii="Segoe UI" w:cs="Tahoma" w:eastAsia="Segoe UI" w:hAnsi="Segoe UI"/>
           <w:rtl/>
         </w:rPr>
-        <w:t xml:space="preserve">فصل ۱۳ — پرسش‌های رایج و عیب‌یابی</w:t>
+        <w:t xml:space="preserve">فصل ۱۶ — پرسش‌های رایج و عیب‌یابی</w:t>
       </w:r>
     </w:p>
     <w:p>
@@ -16364,7 +19001,7 @@
           <w:rFonts w:ascii="Segoe UI" w:cs="Tahoma" w:eastAsia="Segoe UI" w:hAnsi="Segoe UI"/>
           <w:rtl/>
         </w:rPr>
-        <w:t xml:space="preserve"> استفاده کنید (فصل ۷).</w:t>
+        <w:t xml:space="preserve"> استفاده کنید (فصل ۸).</w:t>
       </w:r>
     </w:p>
     <w:p>

--- a/docs/user-manual/DetectKB-User-Manual.docx
+++ b/docs/user-manual/DetectKB-User-Manual.docx
@@ -10544,16 +10544,15 @@
     </w:p>
     <w:p>
       <w:pPr>
-        <w:pStyle w:val="Heading1"/>
-        <w:pageBreakBefore/>
-        <w:bidi/>
-      </w:pPr>
-      <w:r>
-        <w:rPr>
-          <w:rFonts w:ascii="Segoe UI" w:cs="Tahoma" w:eastAsia="Segoe UI" w:hAnsi="Segoe UI"/>
-          <w:rtl/>
-        </w:rPr>
-        <w:t xml:space="preserve">فصل ۸ — ابزارهای مهاجم</w:t>
+        <w:pStyle w:val="Heading2"/>
+        <w:bidi/>
+      </w:pPr>
+      <w:r>
+        <w:rPr>
+          <w:rFonts w:ascii="Segoe UI" w:cs="Tahoma" w:eastAsia="Segoe UI" w:hAnsi="Segoe UI"/>
+          <w:rtl/>
+        </w:rPr>
+        <w:t xml:space="preserve">منشأ هر ارتباط</w:t>
       </w:r>
     </w:p>
     <w:p>
@@ -10567,833 +10566,443 @@
           <w:rFonts w:ascii="Segoe UI" w:cs="Tahoma" w:eastAsia="Segoe UI" w:hAnsi="Segoe UI"/>
           <w:rtl/>
         </w:rPr>
-        <w:t xml:space="preserve">صفحه‌ی </w:t>
-      </w:r>
-      <w:r>
-        <w:rPr>
-          <w:rFonts w:ascii="Segoe UI" w:cs="Tahoma" w:eastAsia="Segoe UI" w:hAnsi="Segoe UI"/>
-          <w:b/>
-          <w:bCs/>
-          <w:rtl w:val="false"/>
-        </w:rPr>
-        <w:t xml:space="preserve">Attacker Tools</w:t>
-      </w:r>
-      <w:r>
-        <w:rPr>
-          <w:rFonts w:ascii="Segoe UI" w:cs="Tahoma" w:eastAsia="Segoe UI" w:hAnsi="Segoe UI"/>
-          <w:rtl/>
-        </w:rPr>
-        <w:t xml:space="preserve"> سه مرجع شناخته‌شده را نشان می‌دهد:</w:t>
-      </w:r>
-    </w:p>
-    <w:p>
-      <w:pPr>
-        <w:pStyle w:val="ListParagraph"/>
-        <w:numPr>
-          <w:ilvl w:val="0"/>
-          <w:numId w:val="2"/>
-        </w:numPr>
-        <w:bidi/>
-        <w:spacing w:after="60"/>
-      </w:pPr>
-      <w:r>
-        <w:rPr>
-          <w:rFonts w:ascii="Segoe UI" w:cs="Tahoma" w:eastAsia="Segoe UI" w:hAnsi="Segoe UI"/>
-          <w:b/>
-          <w:bCs/>
-          <w:rtl w:val="false"/>
-        </w:rPr>
-        <w:t xml:space="preserve">LOLBAS:</w:t>
-      </w:r>
-      <w:r>
-        <w:rPr>
-          <w:rFonts w:ascii="Segoe UI" w:cs="Tahoma" w:eastAsia="Segoe UI" w:hAnsi="Segoe UI"/>
-          <w:rtl/>
-        </w:rPr>
-        <w:t xml:space="preserve"> فایل‌ها، اسکریپت‌ها و کتابخانه‌های ویندوز که مهاجم از آن‌ها سوءاستفاده می‌کند.</w:t>
-      </w:r>
-    </w:p>
-    <w:p>
-      <w:pPr>
-        <w:pStyle w:val="ListParagraph"/>
-        <w:numPr>
-          <w:ilvl w:val="0"/>
-          <w:numId w:val="2"/>
-        </w:numPr>
-        <w:bidi/>
-        <w:spacing w:after="60"/>
-      </w:pPr>
-      <w:r>
-        <w:rPr>
-          <w:rFonts w:ascii="Segoe UI" w:cs="Tahoma" w:eastAsia="Segoe UI" w:hAnsi="Segoe UI"/>
-          <w:b/>
-          <w:bCs/>
-          <w:rtl w:val="false"/>
-        </w:rPr>
-        <w:t xml:space="preserve">GTFOBins:</w:t>
-      </w:r>
-      <w:r>
-        <w:rPr>
-          <w:rFonts w:ascii="Segoe UI" w:cs="Tahoma" w:eastAsia="Segoe UI" w:hAnsi="Segoe UI"/>
-          <w:rtl/>
-        </w:rPr>
-        <w:t xml:space="preserve"> فایل‌های یونیکس که برای دور زدن محدودیت‌ها استفاده می‌شوند.</w:t>
-      </w:r>
-    </w:p>
-    <w:p>
-      <w:pPr>
-        <w:pStyle w:val="ListParagraph"/>
-        <w:numPr>
-          <w:ilvl w:val="0"/>
-          <w:numId w:val="2"/>
-        </w:numPr>
-        <w:bidi/>
-        <w:spacing w:after="60"/>
-      </w:pPr>
-      <w:r>
-        <w:rPr>
-          <w:rFonts w:ascii="Segoe UI" w:cs="Tahoma" w:eastAsia="Segoe UI" w:hAnsi="Segoe UI"/>
-          <w:b/>
-          <w:bCs/>
-          <w:rtl w:val="false"/>
-        </w:rPr>
-        <w:t xml:space="preserve">LOLDrivers:</w:t>
-      </w:r>
-      <w:r>
-        <w:rPr>
-          <w:rFonts w:ascii="Segoe UI" w:cs="Tahoma" w:eastAsia="Segoe UI" w:hAnsi="Segoe UI"/>
-          <w:rtl/>
-        </w:rPr>
-        <w:t xml:space="preserve"> درایورهای آسیب‌پذیر یا مخرب ویندوز.</w:t>
-      </w:r>
-    </w:p>
-    <w:p>
-      <w:pPr>
-        <w:keepNext/>
-        <w:spacing w:after="60" w:before="160" w:line="240" w:lineRule="auto"/>
-        <w:jc w:val="center"/>
-      </w:pPr>
-      <w:r>
-        <w:drawing>
-          <wp:inline distT="0" distB="0" distL="0" distR="0">
-            <wp:extent cx="5810250" cy="4086225"/>
-            <wp:effectExtent t="0" r="0" b="0" l="0"/>
-            <wp:docPr id="25" name="" descr="" title=""/>
-            <wp:cNvGraphicFramePr>
-              <a:graphicFrameLocks xmlns:a="http://schemas.openxmlformats.org/drawingml/2006/main" noChangeAspect="1"/>
-            </wp:cNvGraphicFramePr>
-            <a:graphic xmlns:a="http://schemas.openxmlformats.org/drawingml/2006/main">
-              <a:graphicData uri="http://schemas.openxmlformats.org/drawingml/2006/picture">
-                <pic:pic xmlns:pic="http://schemas.openxmlformats.org/drawingml/2006/picture">
-                  <pic:nvPicPr>
-                    <pic:cNvPr id="0" name="" descr=""/>
-                    <pic:cNvPicPr>
-                      <a:picLocks noChangeAspect="1" noChangeArrowheads="1"/>
-                    </pic:cNvPicPr>
-                  </pic:nvPicPr>
-                  <pic:blipFill>
-                    <a:blip r:embed="rId35" cstate="none"/>
-                    <a:srcRect/>
-                    <a:stretch>
-                      <a:fillRect/>
-                    </a:stretch>
-                  </pic:blipFill>
-                  <pic:spPr bwMode="auto">
-                    <a:xfrm>
-                      <a:off x="0" y="0"/>
-                      <a:ext cx="5810250" cy="4086225"/>
-                    </a:xfrm>
-                    <a:prstGeom prst="rect">
-                      <a:avLst/>
-                    </a:prstGeom>
-                  </pic:spPr>
-                </pic:pic>
-              </a:graphicData>
-            </a:graphic>
-          </wp:inline>
-        </w:drawing>
-      </w:r>
-    </w:p>
-    <w:p>
-      <w:pPr>
-        <w:bidi/>
-        <w:spacing w:after="220"/>
-        <w:jc w:val="center"/>
-      </w:pPr>
-      <w:r>
-        <w:rPr>
-          <w:rFonts w:ascii="Segoe UI" w:cs="Tahoma" w:eastAsia="Segoe UI" w:hAnsi="Segoe UI"/>
-          <w:color w:val="5B6878"/>
-          <w:sz w:val="18"/>
-          <w:szCs w:val="18"/>
-          <w:rtl/>
-        </w:rPr>
-        <w:t xml:space="preserve">شکل ۲۵ — فهرست ابزارهای LOLBAS</w:t>
-      </w:r>
-    </w:p>
-    <w:p>
-      <w:pPr>
-        <w:pStyle w:val="ListParagraph"/>
-        <w:numPr>
-          <w:ilvl w:val="0"/>
-          <w:numId w:val="2"/>
-        </w:numPr>
-        <w:bidi/>
-        <w:spacing w:after="60"/>
-      </w:pPr>
-      <w:r>
-        <w:rPr>
-          <w:rFonts w:ascii="Segoe UI" w:cs="Tahoma" w:eastAsia="Segoe UI" w:hAnsi="Segoe UI"/>
-          <w:b/>
-          <w:bCs/>
-          <w:rtl/>
-        </w:rPr>
-        <w:t xml:space="preserve">کارت‌های بالا:</w:t>
-      </w:r>
-      <w:r>
-        <w:rPr>
-          <w:rFonts w:ascii="Segoe UI" w:cs="Tahoma" w:eastAsia="Segoe UI" w:hAnsi="Segoe UI"/>
-          <w:rtl/>
-        </w:rPr>
-        <w:t xml:space="preserve"> با کلیک روی هر کارت، مرجع مربوط انتخاب می‌شود. عدد کارت نشان می‌دهد چند ابزار دست‌کم یک قانون دارند.</w:t>
-      </w:r>
-    </w:p>
-    <w:p>
-      <w:pPr>
-        <w:pStyle w:val="ListParagraph"/>
-        <w:numPr>
-          <w:ilvl w:val="0"/>
-          <w:numId w:val="2"/>
-        </w:numPr>
-        <w:bidi/>
-        <w:spacing w:after="60"/>
-      </w:pPr>
-      <w:r>
-        <w:rPr>
-          <w:rFonts w:ascii="Segoe UI" w:cs="Tahoma" w:eastAsia="Segoe UI" w:hAnsi="Segoe UI"/>
-          <w:b/>
-          <w:bCs/>
-          <w:rtl/>
-        </w:rPr>
-        <w:t xml:space="preserve">جست‌وجو و فیلترها:</w:t>
-      </w:r>
-      <w:r>
-        <w:rPr>
-          <w:rFonts w:ascii="Segoe UI" w:cs="Tahoma" w:eastAsia="Segoe UI" w:hAnsi="Segoe UI"/>
-          <w:rtl/>
-        </w:rPr>
-        <w:t xml:space="preserve"> جست‌وجو در نام و توضیح، فیلتر دسته (مثل Execute یا Download) و فیلتر دارای قانون یا بدون قانون.</w:t>
-      </w:r>
-    </w:p>
-    <w:p>
-      <w:pPr>
-        <w:pStyle w:val="ListParagraph"/>
-        <w:numPr>
-          <w:ilvl w:val="0"/>
-          <w:numId w:val="2"/>
-        </w:numPr>
-        <w:bidi/>
-        <w:spacing w:after="60"/>
-      </w:pPr>
-      <w:r>
-        <w:rPr>
-          <w:rFonts w:ascii="Segoe UI" w:cs="Tahoma" w:eastAsia="Segoe UI" w:hAnsi="Segoe UI"/>
-          <w:rtl/>
-        </w:rPr>
-        <w:t xml:space="preserve">کنار هر ابزار تعداد قوانینی که به آن اشاره کرده‌اند نمایش داده می‌شود. </w:t>
-      </w:r>
-      <w:r>
-        <w:rPr>
-          <w:rFonts w:ascii="Segoe UI" w:cs="Tahoma" w:eastAsia="Segoe UI" w:hAnsi="Segoe UI"/>
-          <w:b/>
-          <w:bCs/>
-          <w:rtl w:val="false"/>
-        </w:rPr>
-        <w:t xml:space="preserve">no rules</w:t>
-      </w:r>
-      <w:r>
-        <w:rPr>
-          <w:rFonts w:ascii="Segoe UI" w:cs="Tahoma" w:eastAsia="Segoe UI" w:hAnsi="Segoe UI"/>
-          <w:rtl/>
-        </w:rPr>
-        <w:t xml:space="preserve"> یعنی هیچ قانونی آن را پوشش نمی‌دهد.</w:t>
-      </w:r>
-    </w:p>
-    <w:p>
-      <w:pPr>
-        <w:bidi/>
-        <w:spacing w:after="120"/>
-        <w:jc w:val="both"/>
-      </w:pPr>
-      <w:r>
-        <w:rPr>
-          <w:rFonts w:ascii="Segoe UI" w:cs="Tahoma" w:eastAsia="Segoe UI" w:hAnsi="Segoe UI"/>
-          <w:rtl/>
-        </w:rPr>
-        <w:t xml:space="preserve">با کلیک روی هر ابزار، جزئیات آن باز می‌شود: کاربردهای سوءاستفاده، دستور نمونه، تکنیک‌های ATT&amp;CK، منابع و فهرست قوانینی که به آن اشاره دارند.</w:t>
-      </w:r>
-    </w:p>
-    <w:p>
-      <w:pPr>
-        <w:keepNext/>
-        <w:spacing w:after="60" w:before="160" w:line="240" w:lineRule="auto"/>
-        <w:jc w:val="center"/>
-      </w:pPr>
-      <w:r>
-        <w:drawing>
-          <wp:inline distT="0" distB="0" distL="0" distR="0">
-            <wp:extent cx="5810250" cy="4086225"/>
-            <wp:effectExtent t="0" r="0" b="0" l="0"/>
-            <wp:docPr id="26" name="" descr="" title=""/>
-            <wp:cNvGraphicFramePr>
-              <a:graphicFrameLocks xmlns:a="http://schemas.openxmlformats.org/drawingml/2006/main" noChangeAspect="1"/>
-            </wp:cNvGraphicFramePr>
-            <a:graphic xmlns:a="http://schemas.openxmlformats.org/drawingml/2006/main">
-              <a:graphicData uri="http://schemas.openxmlformats.org/drawingml/2006/picture">
-                <pic:pic xmlns:pic="http://schemas.openxmlformats.org/drawingml/2006/picture">
-                  <pic:nvPicPr>
-                    <pic:cNvPr id="0" name="" descr=""/>
-                    <pic:cNvPicPr>
-                      <a:picLocks noChangeAspect="1" noChangeArrowheads="1"/>
-                    </pic:cNvPicPr>
-                  </pic:nvPicPr>
-                  <pic:blipFill>
-                    <a:blip r:embed="rId36" cstate="none"/>
-                    <a:srcRect/>
-                    <a:stretch>
-                      <a:fillRect/>
-                    </a:stretch>
-                  </pic:blipFill>
-                  <pic:spPr bwMode="auto">
-                    <a:xfrm>
-                      <a:off x="0" y="0"/>
-                      <a:ext cx="5810250" cy="4086225"/>
-                    </a:xfrm>
-                    <a:prstGeom prst="rect">
-                      <a:avLst/>
-                    </a:prstGeom>
-                  </pic:spPr>
-                </pic:pic>
-              </a:graphicData>
-            </a:graphic>
-          </wp:inline>
-        </w:drawing>
-      </w:r>
-    </w:p>
-    <w:p>
-      <w:pPr>
-        <w:bidi/>
-        <w:spacing w:after="220"/>
-        <w:jc w:val="center"/>
-      </w:pPr>
-      <w:r>
-        <w:rPr>
-          <w:rFonts w:ascii="Segoe UI" w:cs="Tahoma" w:eastAsia="Segoe UI" w:hAnsi="Segoe UI"/>
-          <w:color w:val="5B6878"/>
-          <w:sz w:val="18"/>
-          <w:szCs w:val="18"/>
-          <w:rtl/>
-        </w:rPr>
-        <w:t xml:space="preserve">شکل ۲۶ — جزئیات certutil.exe و قوانینی که به آن اشاره دارند</w:t>
-      </w:r>
-    </w:p>
-    <w:p>
-      <w:pPr>
-        <w:pStyle w:val="Heading2"/>
-        <w:bidi/>
-      </w:pPr>
-      <w:r>
-        <w:rPr>
-          <w:rFonts w:ascii="Segoe UI" w:cs="Tahoma" w:eastAsia="Segoe UI" w:hAnsi="Segoe UI"/>
-          <w:rtl/>
-        </w:rPr>
-        <w:t xml:space="preserve">به‌روزرسانی داده‌ها (مدیر)</w:t>
-      </w:r>
-    </w:p>
-    <w:p>
-      <w:pPr>
-        <w:pStyle w:val="ListParagraph"/>
-        <w:numPr>
-          <w:ilvl w:val="0"/>
-          <w:numId w:val="2"/>
-        </w:numPr>
-        <w:bidi/>
-        <w:spacing w:after="60"/>
-      </w:pPr>
-      <w:r>
-        <w:rPr>
-          <w:rFonts w:ascii="Segoe UI" w:cs="Tahoma" w:eastAsia="Segoe UI" w:hAnsi="Segoe UI"/>
-          <w:b/>
-          <w:bCs/>
-          <w:rtl w:val="false"/>
-        </w:rPr>
-        <w:t xml:space="preserve">Update from source:</w:t>
-      </w:r>
-      <w:r>
-        <w:rPr>
-          <w:rFonts w:ascii="Segoe UI" w:cs="Tahoma" w:eastAsia="Segoe UI" w:hAnsi="Segoe UI"/>
-          <w:rtl/>
-        </w:rPr>
-        <w:t xml:space="preserve"> دانلود آخرین نسخه از سایت رسمی هر مرجع. سرور باید به اینترنت دسترسی داشته باشد.</w:t>
-      </w:r>
-    </w:p>
-    <w:p>
-      <w:pPr>
-        <w:pStyle w:val="ListParagraph"/>
-        <w:numPr>
-          <w:ilvl w:val="0"/>
-          <w:numId w:val="2"/>
-        </w:numPr>
-        <w:bidi/>
-        <w:spacing w:after="60"/>
-      </w:pPr>
-      <w:r>
-        <w:rPr>
-          <w:rFonts w:ascii="Segoe UI" w:cs="Tahoma" w:eastAsia="Segoe UI" w:hAnsi="Segoe UI"/>
-          <w:b/>
-          <w:bCs/>
-          <w:rtl w:val="false"/>
-        </w:rPr>
-        <w:t xml:space="preserve">Upload file:</w:t>
-      </w:r>
-      <w:r>
-        <w:rPr>
-          <w:rFonts w:ascii="Segoe UI" w:cs="Tahoma" w:eastAsia="Segoe UI" w:hAnsi="Segoe UI"/>
-          <w:rtl/>
-        </w:rPr>
-        <w:t xml:space="preserve"> برای سرورهای بدون اینترنت. فایل JSON رسمی مرجع را روی سیستم دیگری دانلود و این‌جا بارگذاری کنید.</w:t>
-      </w:r>
-    </w:p>
-    <w:p>
-      <w:pPr>
-        <w:bidi/>
-        <w:spacing w:after="120"/>
-        <w:jc w:val="both"/>
-      </w:pPr>
-      <w:r>
-        <w:rPr>
-          <w:rFonts w:ascii="Segoe UI" w:cs="Tahoma" w:eastAsia="Segoe UI" w:hAnsi="Segoe UI"/>
-          <w:rtl/>
-        </w:rPr>
-        <w:t xml:space="preserve">سامانه با مقایسه‌ی کوئری و منبع Sigma هر قانون با نام ابزارها، خودکار پیدا می‌کند کدام قانون به کدام ابزار اشاره دارد. این اطلاعات بعد از هر تغییر خودکار به‌روز می‌شود.</w:t>
-      </w:r>
-    </w:p>
-    <w:p>
-      <w:pPr>
-        <w:pStyle w:val="Heading1"/>
-        <w:pageBreakBefore/>
-        <w:bidi/>
-      </w:pPr>
-      <w:r>
-        <w:rPr>
-          <w:rFonts w:ascii="Segoe UI" w:cs="Tahoma" w:eastAsia="Segoe UI" w:hAnsi="Segoe UI"/>
-          <w:rtl/>
-        </w:rPr>
-        <w:t xml:space="preserve">فصل ۹ — گروه‌های تهدید و بدافزارها</w:t>
-      </w:r>
-    </w:p>
-    <w:p>
-      <w:pPr>
-        <w:bidi/>
-        <w:spacing w:after="120"/>
-        <w:jc w:val="both"/>
-      </w:pPr>
-      <w:r>
-        <w:rPr>
-          <w:rFonts w:ascii="Segoe UI" w:cs="Tahoma" w:eastAsia="Segoe UI" w:hAnsi="Segoe UI"/>
-          <w:rtl/>
-        </w:rPr>
-        <w:t xml:space="preserve">صفحه‌ی </w:t>
-      </w:r>
-      <w:r>
-        <w:rPr>
-          <w:rFonts w:ascii="Segoe UI" w:cs="Tahoma" w:eastAsia="Segoe UI" w:hAnsi="Segoe UI"/>
-          <w:b/>
-          <w:bCs/>
-          <w:rtl w:val="false"/>
-        </w:rPr>
-        <w:t xml:space="preserve">Threat Groups</w:t>
-      </w:r>
-      <w:r>
-        <w:rPr>
-          <w:rFonts w:ascii="Segoe UI" w:cs="Tahoma" w:eastAsia="Segoe UI" w:hAnsi="Segoe UI"/>
-          <w:rtl/>
-        </w:rPr>
-        <w:t xml:space="preserve"> گروه‌های مهاجم شناخته‌شده (مثل APT34/OilRig یا APT29)، بدافزارها و ابزارهای مهاجم را از پایگاه MITRE ATT&amp;CK نشان می‌دهد و برای هر کدام مشخص می‌کند قوانین شما چه سهمی از تکنیک‌هایش را تشخیص می‌دهند. این همان سؤال همیشگی است: «در برابر فلان گروه چقدر آماده‌ایم؟»</w:t>
-      </w:r>
-    </w:p>
-    <w:p>
-      <w:pPr>
-        <w:keepNext/>
-        <w:spacing w:after="60" w:before="160" w:line="240" w:lineRule="auto"/>
-        <w:jc w:val="center"/>
-      </w:pPr>
-      <w:r>
-        <w:drawing>
-          <wp:inline distT="0" distB="0" distL="0" distR="0">
-            <wp:extent cx="5810250" cy="4086225"/>
-            <wp:effectExtent t="0" r="0" b="0" l="0"/>
-            <wp:docPr id="27" name="" descr="" title=""/>
-            <wp:cNvGraphicFramePr>
-              <a:graphicFrameLocks xmlns:a="http://schemas.openxmlformats.org/drawingml/2006/main" noChangeAspect="1"/>
-            </wp:cNvGraphicFramePr>
-            <a:graphic xmlns:a="http://schemas.openxmlformats.org/drawingml/2006/main">
-              <a:graphicData uri="http://schemas.openxmlformats.org/drawingml/2006/picture">
-                <pic:pic xmlns:pic="http://schemas.openxmlformats.org/drawingml/2006/picture">
-                  <pic:nvPicPr>
-                    <pic:cNvPr id="0" name="" descr=""/>
-                    <pic:cNvPicPr>
-                      <a:picLocks noChangeAspect="1" noChangeArrowheads="1"/>
-                    </pic:cNvPicPr>
-                  </pic:nvPicPr>
-                  <pic:blipFill>
-                    <a:blip r:embed="rId37" cstate="none"/>
-                    <a:srcRect/>
-                    <a:stretch>
-                      <a:fillRect/>
-                    </a:stretch>
-                  </pic:blipFill>
-                  <pic:spPr bwMode="auto">
-                    <a:xfrm>
-                      <a:off x="0" y="0"/>
-                      <a:ext cx="5810250" cy="4086225"/>
-                    </a:xfrm>
-                    <a:prstGeom prst="rect">
-                      <a:avLst/>
-                    </a:prstGeom>
-                  </pic:spPr>
-                </pic:pic>
-              </a:graphicData>
-            </a:graphic>
-          </wp:inline>
-        </w:drawing>
-      </w:r>
-    </w:p>
-    <w:p>
-      <w:pPr>
-        <w:bidi/>
-        <w:spacing w:after="220"/>
-        <w:jc w:val="center"/>
-      </w:pPr>
-      <w:r>
-        <w:rPr>
-          <w:rFonts w:ascii="Segoe UI" w:cs="Tahoma" w:eastAsia="Segoe UI" w:hAnsi="Segoe UI"/>
-          <w:color w:val="5B6878"/>
-          <w:sz w:val="18"/>
-          <w:szCs w:val="18"/>
-          <w:rtl/>
-        </w:rPr>
-        <w:t xml:space="preserve">شکل ۲۷ — پوشش تکنیک‌های گروه OilRig</w:t>
-      </w:r>
-    </w:p>
-    <w:p>
-      <w:pPr>
-        <w:pStyle w:val="ListParagraph"/>
-        <w:numPr>
-          <w:ilvl w:val="0"/>
-          <w:numId w:val="2"/>
-        </w:numPr>
-        <w:bidi/>
-        <w:spacing w:after="60"/>
-      </w:pPr>
-      <w:r>
-        <w:rPr>
-          <w:rFonts w:ascii="Segoe UI" w:cs="Tahoma" w:eastAsia="Segoe UI" w:hAnsi="Segoe UI"/>
-          <w:b/>
-          <w:bCs/>
-          <w:rtl/>
-        </w:rPr>
-        <w:t xml:space="preserve">تب‌ها:</w:t>
-      </w:r>
-      <w:r>
-        <w:rPr>
-          <w:rFonts w:ascii="Segoe UI" w:cs="Tahoma" w:eastAsia="Segoe UI" w:hAnsi="Segoe UI"/>
-          <w:rtl/>
-        </w:rPr>
-        <w:t xml:space="preserve"> </w:t>
-      </w:r>
-      <w:r>
-        <w:rPr>
-          <w:rFonts w:ascii="Segoe UI" w:cs="Tahoma" w:eastAsia="Segoe UI" w:hAnsi="Segoe UI"/>
-          <w:b/>
-          <w:bCs/>
-          <w:rtl w:val="false"/>
-        </w:rPr>
-        <w:t xml:space="preserve">Groups</w:t>
-      </w:r>
-      <w:r>
-        <w:rPr>
-          <w:rFonts w:ascii="Segoe UI" w:cs="Tahoma" w:eastAsia="Segoe UI" w:hAnsi="Segoe UI"/>
-          <w:rtl/>
-        </w:rPr>
-        <w:t xml:space="preserve"> برای گروه‌های مهاجم و </w:t>
-      </w:r>
-      <w:r>
-        <w:rPr>
-          <w:rFonts w:ascii="Segoe UI" w:cs="Tahoma" w:eastAsia="Segoe UI" w:hAnsi="Segoe UI"/>
-          <w:b/>
-          <w:bCs/>
-          <w:rtl w:val="false"/>
-        </w:rPr>
-        <w:t xml:space="preserve">Malware &amp; tools</w:t>
-      </w:r>
-      <w:r>
-        <w:rPr>
-          <w:rFonts w:ascii="Segoe UI" w:cs="Tahoma" w:eastAsia="Segoe UI" w:hAnsi="Segoe UI"/>
-          <w:rtl/>
-        </w:rPr>
-        <w:t xml:space="preserve"> برای بدافزارها و ابزارها.</w:t>
-      </w:r>
-    </w:p>
-    <w:p>
-      <w:pPr>
-        <w:pStyle w:val="ListParagraph"/>
-        <w:numPr>
-          <w:ilvl w:val="0"/>
-          <w:numId w:val="2"/>
-        </w:numPr>
-        <w:bidi/>
-        <w:spacing w:after="60"/>
-      </w:pPr>
-      <w:r>
-        <w:rPr>
-          <w:rFonts w:ascii="Segoe UI" w:cs="Tahoma" w:eastAsia="Segoe UI" w:hAnsi="Segoe UI"/>
-          <w:b/>
-          <w:bCs/>
-          <w:rtl/>
-        </w:rPr>
-        <w:t xml:space="preserve">فهرست سمت چپ:</w:t>
-      </w:r>
-      <w:r>
-        <w:rPr>
-          <w:rFonts w:ascii="Segoe UI" w:cs="Tahoma" w:eastAsia="Segoe UI" w:hAnsi="Segoe UI"/>
-          <w:rtl/>
-        </w:rPr>
-        <w:t xml:space="preserve"> جست‌وجو در نام و نام‌های دیگر (مثلاً APT34 گروه OilRig را پیدا می‌کند). مرتب‌سازی بر اساس بیشترین تکنیک، بیشترین شکاف، بهترین پوشش یا نام. عدد کنار هر مورد یعنی «تکنیک‌های پوشش‌داده‌شده / کل تکنیک‌ها».</w:t>
-      </w:r>
-    </w:p>
-    <w:p>
-      <w:pPr>
-        <w:pStyle w:val="ListParagraph"/>
-        <w:numPr>
-          <w:ilvl w:val="0"/>
-          <w:numId w:val="2"/>
-        </w:numPr>
-        <w:bidi/>
-        <w:spacing w:after="60"/>
-      </w:pPr>
-      <w:r>
-        <w:rPr>
-          <w:rFonts w:ascii="Segoe UI" w:cs="Tahoma" w:eastAsia="Segoe UI" w:hAnsi="Segoe UI"/>
-          <w:b/>
-          <w:bCs/>
-          <w:rtl/>
-        </w:rPr>
-        <w:t xml:space="preserve">نوار رنگی:</w:t>
-      </w:r>
-      <w:r>
-        <w:rPr>
-          <w:rFonts w:ascii="Segoe UI" w:cs="Tahoma" w:eastAsia="Segoe UI" w:hAnsi="Segoe UI"/>
-          <w:rtl/>
-        </w:rPr>
-        <w:t xml:space="preserve"> سبز یعنی پوشش‌داده‌شده، زرد یعنی فقط قانون روی تکنیک والد وجود دارد، قرمز یعنی شکاف.</w:t>
-      </w:r>
-    </w:p>
-    <w:p>
-      <w:pPr>
-        <w:pStyle w:val="ListParagraph"/>
-        <w:numPr>
-          <w:ilvl w:val="0"/>
-          <w:numId w:val="2"/>
-        </w:numPr>
-        <w:bidi/>
-        <w:spacing w:after="60"/>
-      </w:pPr>
-      <w:r>
-        <w:rPr>
-          <w:rFonts w:ascii="Segoe UI" w:cs="Tahoma" w:eastAsia="Segoe UI" w:hAnsi="Segoe UI"/>
-          <w:b/>
-          <w:bCs/>
-          <w:rtl/>
-        </w:rPr>
-        <w:t xml:space="preserve">فیلتر وضعیت:</w:t>
-      </w:r>
-      <w:r>
-        <w:rPr>
-          <w:rFonts w:ascii="Segoe UI" w:cs="Tahoma" w:eastAsia="Segoe UI" w:hAnsi="Segoe UI"/>
-          <w:rtl/>
-        </w:rPr>
-        <w:t xml:space="preserve"> پوشش با قوانین فعال، فقط Production، یا Production + testing حساب شود.</w:t>
-      </w:r>
-    </w:p>
-    <w:p>
-      <w:pPr>
-        <w:pStyle w:val="Heading2"/>
-        <w:bidi/>
-      </w:pPr>
-      <w:r>
-        <w:rPr>
-          <w:rFonts w:ascii="Segoe UI" w:cs="Tahoma" w:eastAsia="Segoe UI" w:hAnsi="Segoe UI"/>
-          <w:rtl/>
-        </w:rPr>
-        <w:t xml:space="preserve">جزئیات یک گروه</w:t>
-      </w:r>
-    </w:p>
-    <w:p>
-      <w:pPr>
-        <w:pStyle w:val="ListParagraph"/>
-        <w:numPr>
-          <w:ilvl w:val="0"/>
-          <w:numId w:val="2"/>
-        </w:numPr>
-        <w:bidi/>
-        <w:spacing w:after="60"/>
-      </w:pPr>
-      <w:r>
-        <w:rPr>
-          <w:rFonts w:ascii="Segoe UI" w:cs="Tahoma" w:eastAsia="Segoe UI" w:hAnsi="Segoe UI"/>
-          <w:b/>
-          <w:bCs/>
-          <w:rtl/>
-        </w:rPr>
-        <w:t xml:space="preserve">کارت‌ها:</w:t>
-      </w:r>
-      <w:r>
-        <w:rPr>
-          <w:rFonts w:ascii="Segoe UI" w:cs="Tahoma" w:eastAsia="Segoe UI" w:hAnsi="Segoe UI"/>
-          <w:rtl/>
-        </w:rPr>
-        <w:t xml:space="preserve"> تعداد تکنیک‌های گروه، تعداد و درصد پوشش‌داده‌شده، تعداد </w:t>
-      </w:r>
-      <w:r>
-        <w:rPr>
-          <w:rFonts w:ascii="Segoe UI" w:cs="Tahoma" w:eastAsia="Segoe UI" w:hAnsi="Segoe UI"/>
-          <w:b/>
-          <w:bCs/>
-          <w:rtl w:val="false"/>
-        </w:rPr>
-        <w:t xml:space="preserve">Parent only</w:t>
-      </w:r>
-      <w:r>
-        <w:rPr>
-          <w:rFonts w:ascii="Segoe UI" w:cs="Tahoma" w:eastAsia="Segoe UI" w:hAnsi="Segoe UI"/>
-          <w:rtl/>
-        </w:rPr>
-        <w:t xml:space="preserve"> و تعداد شکاف‌ها.</w:t>
-      </w:r>
-    </w:p>
-    <w:p>
-      <w:pPr>
-        <w:pStyle w:val="ListParagraph"/>
-        <w:numPr>
-          <w:ilvl w:val="0"/>
-          <w:numId w:val="2"/>
-        </w:numPr>
-        <w:bidi/>
-        <w:spacing w:after="60"/>
-      </w:pPr>
-      <w:r>
-        <w:rPr>
-          <w:rFonts w:ascii="Segoe UI" w:cs="Tahoma" w:eastAsia="Segoe UI" w:hAnsi="Segoe UI"/>
-          <w:b/>
-          <w:bCs/>
-          <w:rtl w:val="false"/>
-        </w:rPr>
-        <w:t xml:space="preserve">Techniques by tactic:</w:t>
-      </w:r>
-      <w:r>
-        <w:rPr>
-          <w:rFonts w:ascii="Segoe UI" w:cs="Tahoma" w:eastAsia="Segoe UI" w:hAnsi="Segoe UI"/>
-          <w:rtl/>
-        </w:rPr>
-        <w:t xml:space="preserve"> تکنیک‌های گروه، دسته‌بندی‌شده بر اساس تاکتیک، با همان رنگ‌بندی. با کلیک روی هر تکنیک، زنجیره‌ی تشخیص آن باز می‌شود. گزینه‌ی </w:t>
-      </w:r>
-      <w:r>
-        <w:rPr>
-          <w:rFonts w:ascii="Segoe UI" w:cs="Tahoma" w:eastAsia="Segoe UI" w:hAnsi="Segoe UI"/>
-          <w:b/>
-          <w:bCs/>
-          <w:rtl w:val="false"/>
-        </w:rPr>
-        <w:t xml:space="preserve">Only gaps and parent-only</w:t>
-      </w:r>
-      <w:r>
-        <w:rPr>
-          <w:rFonts w:ascii="Segoe UI" w:cs="Tahoma" w:eastAsia="Segoe UI" w:hAnsi="Segoe UI"/>
-          <w:rtl/>
-        </w:rPr>
-        <w:t xml:space="preserve"> فقط کمبودها را نشان می‌دهد.</w:t>
-      </w:r>
-    </w:p>
-    <w:p>
-      <w:pPr>
-        <w:pStyle w:val="ListParagraph"/>
-        <w:numPr>
-          <w:ilvl w:val="0"/>
-          <w:numId w:val="2"/>
-        </w:numPr>
-        <w:bidi/>
-        <w:spacing w:after="60"/>
-      </w:pPr>
-      <w:r>
-        <w:rPr>
-          <w:rFonts w:ascii="Segoe UI" w:cs="Tahoma" w:eastAsia="Segoe UI" w:hAnsi="Segoe UI"/>
-          <w:b/>
-          <w:bCs/>
-          <w:rtl w:val="false"/>
-        </w:rPr>
-        <w:t xml:space="preserve">Malware and tools it uses:</w:t>
-      </w:r>
-      <w:r>
-        <w:rPr>
-          <w:rFonts w:ascii="Segoe UI" w:cs="Tahoma" w:eastAsia="Segoe UI" w:hAnsi="Segoe UI"/>
-          <w:rtl/>
-        </w:rPr>
-        <w:t xml:space="preserve"> بدافزارها و ابزارهای گروه با پوشش هر کدام.</w:t>
-      </w:r>
-    </w:p>
-    <w:p>
-      <w:pPr>
-        <w:pStyle w:val="ListParagraph"/>
-        <w:numPr>
-          <w:ilvl w:val="0"/>
-          <w:numId w:val="2"/>
-        </w:numPr>
-        <w:bidi/>
-        <w:spacing w:after="60"/>
-      </w:pPr>
-      <w:r>
-        <w:rPr>
-          <w:rFonts w:ascii="Segoe UI" w:cs="Tahoma" w:eastAsia="Segoe UI" w:hAnsi="Segoe UI"/>
-          <w:b/>
-          <w:bCs/>
-          <w:rtl w:val="false"/>
-        </w:rPr>
-        <w:t xml:space="preserve">In the ATT&amp;CK matrix:</w:t>
-      </w:r>
-      <w:r>
-        <w:rPr>
-          <w:rFonts w:ascii="Segoe UI" w:cs="Tahoma" w:eastAsia="Segoe UI" w:hAnsi="Segoe UI"/>
-          <w:rtl/>
-        </w:rPr>
-        <w:t xml:space="preserve"> تکنیک‌های گروه را روی ماتریس پوشش نشان می‌دهد (فصل ۵). </w:t>
-      </w:r>
-      <w:r>
-        <w:rPr>
-          <w:rFonts w:ascii="Segoe UI" w:cs="Tahoma" w:eastAsia="Segoe UI" w:hAnsi="Segoe UI"/>
-          <w:b/>
-          <w:bCs/>
-          <w:rtl w:val="false"/>
-        </w:rPr>
-        <w:t xml:space="preserve">Explore</w:t>
-      </w:r>
-      <w:r>
-        <w:rPr>
-          <w:rFonts w:ascii="Segoe UI" w:cs="Tahoma" w:eastAsia="Segoe UI" w:hAnsi="Segoe UI"/>
-          <w:rtl/>
-        </w:rPr>
-        <w:t xml:space="preserve"> گروه را در گراف دانش باز می‌کند.</w:t>
-      </w:r>
+        <w:t xml:space="preserve">کنار هر ارتباط برچسبی نشان می‌دهد این ارتباط از کجا آمده و چقدر قابل اعتماد است:</w:t>
+      </w:r>
+    </w:p>
+    <w:tbl>
+      <w:tblPr>
+        <w:bidiVisual/>
+        <w:tblW w:type="dxa" w:w="9638"/>
+        <w:tblBorders>
+          <w:top w:val="single" w:color="auto" w:sz="4"/>
+          <w:left w:val="single" w:color="auto" w:sz="4"/>
+          <w:bottom w:val="single" w:color="auto" w:sz="4"/>
+          <w:right w:val="single" w:color="auto" w:sz="4"/>
+          <w:insideH w:val="single" w:color="auto" w:sz="4"/>
+          <w:insideV w:val="single" w:color="auto" w:sz="4"/>
+        </w:tblBorders>
+      </w:tblPr>
+      <w:tblGrid>
+        <w:gridCol w:w="2754"/>
+        <w:gridCol w:w="6884"/>
+      </w:tblGrid>
+      <w:tr>
+        <w:trPr>
+          <w:tblHeader/>
+        </w:trPr>
+        <w:tc>
+          <w:tcPr>
+            <w:tcW w:type="dxa" w:w="2754"/>
+            <w:tcBorders>
+              <w:top w:val="single" w:color="D5DCE4" w:sz="4"/>
+              <w:left w:val="single" w:color="D5DCE4" w:sz="4"/>
+              <w:bottom w:val="single" w:color="D5DCE4" w:sz="4"/>
+              <w:right w:val="single" w:color="D5DCE4" w:sz="4"/>
+            </w:tcBorders>
+            <w:shd w:fill="EEF2F6" w:color="auto" w:val="clear"/>
+            <w:tcMar>
+              <w:top w:type="dxa" w:w="70"/>
+              <w:left w:type="dxa" w:w="120"/>
+              <w:bottom w:type="dxa" w:w="70"/>
+              <w:right w:type="dxa" w:w="120"/>
+            </w:tcMar>
+          </w:tcPr>
+          <w:p>
+            <w:pPr>
+              <w:bidi/>
+            </w:pPr>
+            <w:r>
+              <w:rPr>
+                <w:rFonts w:ascii="Segoe UI" w:cs="Tahoma" w:eastAsia="Segoe UI" w:hAnsi="Segoe UI"/>
+                <w:b/>
+                <w:bCs/>
+                <w:sz w:val="19"/>
+                <w:szCs w:val="19"/>
+                <w:rtl/>
+              </w:rPr>
+              <w:t xml:space="preserve">برچسب</w:t>
+            </w:r>
+          </w:p>
+        </w:tc>
+        <w:tc>
+          <w:tcPr>
+            <w:tcW w:type="dxa" w:w="6884"/>
+            <w:tcBorders>
+              <w:top w:val="single" w:color="D5DCE4" w:sz="4"/>
+              <w:left w:val="single" w:color="D5DCE4" w:sz="4"/>
+              <w:bottom w:val="single" w:color="D5DCE4" w:sz="4"/>
+              <w:right w:val="single" w:color="D5DCE4" w:sz="4"/>
+            </w:tcBorders>
+            <w:shd w:fill="EEF2F6" w:color="auto" w:val="clear"/>
+            <w:tcMar>
+              <w:top w:type="dxa" w:w="70"/>
+              <w:left w:type="dxa" w:w="120"/>
+              <w:bottom w:type="dxa" w:w="70"/>
+              <w:right w:type="dxa" w:w="120"/>
+            </w:tcMar>
+          </w:tcPr>
+          <w:p>
+            <w:pPr>
+              <w:bidi/>
+            </w:pPr>
+            <w:r>
+              <w:rPr>
+                <w:rFonts w:ascii="Segoe UI" w:cs="Tahoma" w:eastAsia="Segoe UI" w:hAnsi="Segoe UI"/>
+                <w:b/>
+                <w:bCs/>
+                <w:sz w:val="19"/>
+                <w:szCs w:val="19"/>
+                <w:rtl/>
+              </w:rPr>
+              <w:t xml:space="preserve">معنی</w:t>
+            </w:r>
+          </w:p>
+        </w:tc>
+      </w:tr>
+      <w:tr>
+        <w:tc>
+          <w:tcPr>
+            <w:tcW w:type="dxa" w:w="2754"/>
+            <w:tcBorders>
+              <w:top w:val="single" w:color="D5DCE4" w:sz="4"/>
+              <w:left w:val="single" w:color="D5DCE4" w:sz="4"/>
+              <w:bottom w:val="single" w:color="D5DCE4" w:sz="4"/>
+              <w:right w:val="single" w:color="D5DCE4" w:sz="4"/>
+            </w:tcBorders>
+            <w:tcMar>
+              <w:top w:type="dxa" w:w="70"/>
+              <w:left w:type="dxa" w:w="120"/>
+              <w:bottom w:type="dxa" w:w="70"/>
+              <w:right w:type="dxa" w:w="120"/>
+            </w:tcMar>
+          </w:tcPr>
+          <w:p>
+            <w:pPr>
+              <w:bidi/>
+            </w:pPr>
+            <w:r>
+              <w:rPr>
+                <w:rFonts w:ascii="Segoe UI" w:cs="Tahoma" w:eastAsia="Segoe UI" w:hAnsi="Segoe UI"/>
+                <w:b/>
+                <w:bCs/>
+                <w:sz w:val="19"/>
+                <w:szCs w:val="19"/>
+                <w:rtl w:val="false"/>
+              </w:rPr>
+              <w:t xml:space="preserve">official</w:t>
+            </w:r>
+          </w:p>
+        </w:tc>
+        <w:tc>
+          <w:tcPr>
+            <w:tcW w:type="dxa" w:w="6884"/>
+            <w:tcBorders>
+              <w:top w:val="single" w:color="D5DCE4" w:sz="4"/>
+              <w:left w:val="single" w:color="D5DCE4" w:sz="4"/>
+              <w:bottom w:val="single" w:color="D5DCE4" w:sz="4"/>
+              <w:right w:val="single" w:color="D5DCE4" w:sz="4"/>
+            </w:tcBorders>
+            <w:tcMar>
+              <w:top w:type="dxa" w:w="70"/>
+              <w:left w:type="dxa" w:w="120"/>
+              <w:bottom w:type="dxa" w:w="70"/>
+              <w:right w:type="dxa" w:w="120"/>
+            </w:tcMar>
+          </w:tcPr>
+          <w:p>
+            <w:pPr>
+              <w:bidi/>
+            </w:pPr>
+            <w:r>
+              <w:rPr>
+                <w:rFonts w:ascii="Segoe UI" w:cs="Tahoma" w:eastAsia="Segoe UI" w:hAnsi="Segoe UI"/>
+                <w:sz w:val="19"/>
+                <w:szCs w:val="19"/>
+                <w:rtl/>
+              </w:rPr>
+              <w:t xml:space="preserve">از داده‌ی رسمی MITRE ATT&amp;CK؛ مثل تکنیک‌های یک گروه یا کاهش‌دهنده‌ها.</w:t>
+            </w:r>
+          </w:p>
+        </w:tc>
+      </w:tr>
+      <w:tr>
+        <w:tc>
+          <w:tcPr>
+            <w:tcW w:type="dxa" w:w="2754"/>
+            <w:tcBorders>
+              <w:top w:val="single" w:color="D5DCE4" w:sz="4"/>
+              <w:left w:val="single" w:color="D5DCE4" w:sz="4"/>
+              <w:bottom w:val="single" w:color="D5DCE4" w:sz="4"/>
+              <w:right w:val="single" w:color="D5DCE4" w:sz="4"/>
+            </w:tcBorders>
+            <w:tcMar>
+              <w:top w:type="dxa" w:w="70"/>
+              <w:left w:type="dxa" w:w="120"/>
+              <w:bottom w:type="dxa" w:w="70"/>
+              <w:right w:type="dxa" w:w="120"/>
+            </w:tcMar>
+          </w:tcPr>
+          <w:p>
+            <w:pPr>
+              <w:bidi/>
+            </w:pPr>
+            <w:r>
+              <w:rPr>
+                <w:rFonts w:ascii="Segoe UI" w:cs="Tahoma" w:eastAsia="Segoe UI" w:hAnsi="Segoe UI"/>
+                <w:b/>
+                <w:bCs/>
+                <w:sz w:val="19"/>
+                <w:szCs w:val="19"/>
+                <w:rtl w:val="false"/>
+              </w:rPr>
+              <w:t xml:space="preserve">declared</w:t>
+            </w:r>
+            <w:r>
+              <w:rPr>
+                <w:rFonts w:ascii="Segoe UI" w:cs="Tahoma" w:eastAsia="Segoe UI" w:hAnsi="Segoe UI"/>
+                <w:sz w:val="19"/>
+                <w:szCs w:val="19"/>
+                <w:rtl/>
+              </w:rPr>
+              <w:t xml:space="preserve"> (بدون برچسب)</w:t>
+            </w:r>
+          </w:p>
+        </w:tc>
+        <w:tc>
+          <w:tcPr>
+            <w:tcW w:type="dxa" w:w="6884"/>
+            <w:tcBorders>
+              <w:top w:val="single" w:color="D5DCE4" w:sz="4"/>
+              <w:left w:val="single" w:color="D5DCE4" w:sz="4"/>
+              <w:bottom w:val="single" w:color="D5DCE4" w:sz="4"/>
+              <w:right w:val="single" w:color="D5DCE4" w:sz="4"/>
+            </w:tcBorders>
+            <w:tcMar>
+              <w:top w:type="dxa" w:w="70"/>
+              <w:left w:type="dxa" w:w="120"/>
+              <w:bottom w:type="dxa" w:w="70"/>
+              <w:right w:type="dxa" w:w="120"/>
+            </w:tcMar>
+          </w:tcPr>
+          <w:p>
+            <w:pPr>
+              <w:bidi/>
+            </w:pPr>
+            <w:r>
+              <w:rPr>
+                <w:rFonts w:ascii="Segoe UI" w:cs="Tahoma" w:eastAsia="Segoe UI" w:hAnsi="Segoe UI"/>
+                <w:sz w:val="19"/>
+                <w:szCs w:val="19"/>
+                <w:rtl/>
+              </w:rPr>
+              <w:t xml:space="preserve">خود قانون آن را نام برده است: فیلد منبع داده، جدول‌های Sentinel، logsource یا فیلد ATT&amp;CK قانون.</w:t>
+            </w:r>
+          </w:p>
+        </w:tc>
+      </w:tr>
+      <w:tr>
+        <w:tc>
+          <w:tcPr>
+            <w:tcW w:type="dxa" w:w="2754"/>
+            <w:tcBorders>
+              <w:top w:val="single" w:color="D5DCE4" w:sz="4"/>
+              <w:left w:val="single" w:color="D5DCE4" w:sz="4"/>
+              <w:bottom w:val="single" w:color="D5DCE4" w:sz="4"/>
+              <w:right w:val="single" w:color="D5DCE4" w:sz="4"/>
+            </w:tcBorders>
+            <w:tcMar>
+              <w:top w:type="dxa" w:w="70"/>
+              <w:left w:type="dxa" w:w="120"/>
+              <w:bottom w:type="dxa" w:w="70"/>
+              <w:right w:type="dxa" w:w="120"/>
+            </w:tcMar>
+          </w:tcPr>
+          <w:p>
+            <w:pPr>
+              <w:bidi/>
+            </w:pPr>
+            <w:r>
+              <w:rPr>
+                <w:rFonts w:ascii="Segoe UI" w:cs="Tahoma" w:eastAsia="Segoe UI" w:hAnsi="Segoe UI"/>
+                <w:b/>
+                <w:bCs/>
+                <w:sz w:val="19"/>
+                <w:szCs w:val="19"/>
+                <w:rtl w:val="false"/>
+              </w:rPr>
+              <w:t xml:space="preserve">manual</w:t>
+            </w:r>
+          </w:p>
+        </w:tc>
+        <w:tc>
+          <w:tcPr>
+            <w:tcW w:type="dxa" w:w="6884"/>
+            <w:tcBorders>
+              <w:top w:val="single" w:color="D5DCE4" w:sz="4"/>
+              <w:left w:val="single" w:color="D5DCE4" w:sz="4"/>
+              <w:bottom w:val="single" w:color="D5DCE4" w:sz="4"/>
+              <w:right w:val="single" w:color="D5DCE4" w:sz="4"/>
+            </w:tcBorders>
+            <w:tcMar>
+              <w:top w:type="dxa" w:w="70"/>
+              <w:left w:type="dxa" w:w="120"/>
+              <w:bottom w:type="dxa" w:w="70"/>
+              <w:right w:type="dxa" w:w="120"/>
+            </w:tcMar>
+          </w:tcPr>
+          <w:p>
+            <w:pPr>
+              <w:bidi/>
+            </w:pPr>
+            <w:r>
+              <w:rPr>
+                <w:rFonts w:ascii="Segoe UI" w:cs="Tahoma" w:eastAsia="Segoe UI" w:hAnsi="Segoe UI"/>
+                <w:sz w:val="19"/>
+                <w:szCs w:val="19"/>
+                <w:rtl/>
+              </w:rPr>
+              <w:t xml:space="preserve">کاربر آن را دستی ثبت کرده است.</w:t>
+            </w:r>
+          </w:p>
+        </w:tc>
+      </w:tr>
+      <w:tr>
+        <w:tc>
+          <w:tcPr>
+            <w:tcW w:type="dxa" w:w="2754"/>
+            <w:tcBorders>
+              <w:top w:val="single" w:color="D5DCE4" w:sz="4"/>
+              <w:left w:val="single" w:color="D5DCE4" w:sz="4"/>
+              <w:bottom w:val="single" w:color="D5DCE4" w:sz="4"/>
+              <w:right w:val="single" w:color="D5DCE4" w:sz="4"/>
+            </w:tcBorders>
+            <w:tcMar>
+              <w:top w:type="dxa" w:w="70"/>
+              <w:left w:type="dxa" w:w="120"/>
+              <w:bottom w:type="dxa" w:w="70"/>
+              <w:right w:type="dxa" w:w="120"/>
+            </w:tcMar>
+          </w:tcPr>
+          <w:p>
+            <w:pPr>
+              <w:bidi/>
+            </w:pPr>
+            <w:r>
+              <w:rPr>
+                <w:rFonts w:ascii="Segoe UI" w:cs="Tahoma" w:eastAsia="Segoe UI" w:hAnsi="Segoe UI"/>
+                <w:b/>
+                <w:bCs/>
+                <w:sz w:val="19"/>
+                <w:szCs w:val="19"/>
+                <w:rtl w:val="false"/>
+              </w:rPr>
+              <w:t xml:space="preserve">inferred</w:t>
+            </w:r>
+          </w:p>
+        </w:tc>
+        <w:tc>
+          <w:tcPr>
+            <w:tcW w:type="dxa" w:w="6884"/>
+            <w:tcBorders>
+              <w:top w:val="single" w:color="D5DCE4" w:sz="4"/>
+              <w:left w:val="single" w:color="D5DCE4" w:sz="4"/>
+              <w:bottom w:val="single" w:color="D5DCE4" w:sz="4"/>
+              <w:right w:val="single" w:color="D5DCE4" w:sz="4"/>
+            </w:tcBorders>
+            <w:tcMar>
+              <w:top w:type="dxa" w:w="70"/>
+              <w:left w:type="dxa" w:w="120"/>
+              <w:bottom w:type="dxa" w:w="70"/>
+              <w:right w:type="dxa" w:w="120"/>
+            </w:tcMar>
+          </w:tcPr>
+          <w:p>
+            <w:pPr>
+              <w:bidi/>
+            </w:pPr>
+            <w:r>
+              <w:rPr>
+                <w:rFonts w:ascii="Segoe UI" w:cs="Tahoma" w:eastAsia="Segoe UI" w:hAnsi="Segoe UI"/>
+                <w:sz w:val="19"/>
+                <w:szCs w:val="19"/>
+                <w:rtl/>
+              </w:rPr>
+              <w:t xml:space="preserve">سامانه آن را استنتاج کرده، مثلاً از فیلتر EventID در کوئری یا نگاشت دسته‌ی Sigma؛ خود قانون آن را نام نبرده است. کادر خط‌چین دارد.</w:t>
+            </w:r>
+          </w:p>
+        </w:tc>
+      </w:tr>
+      <w:tr>
+        <w:tc>
+          <w:tcPr>
+            <w:tcW w:type="dxa" w:w="2754"/>
+            <w:tcBorders>
+              <w:top w:val="single" w:color="D5DCE4" w:sz="4"/>
+              <w:left w:val="single" w:color="D5DCE4" w:sz="4"/>
+              <w:bottom w:val="single" w:color="D5DCE4" w:sz="4"/>
+              <w:right w:val="single" w:color="D5DCE4" w:sz="4"/>
+            </w:tcBorders>
+            <w:tcMar>
+              <w:top w:type="dxa" w:w="70"/>
+              <w:left w:type="dxa" w:w="120"/>
+              <w:bottom w:type="dxa" w:w="70"/>
+              <w:right w:type="dxa" w:w="120"/>
+            </w:tcMar>
+          </w:tcPr>
+          <w:p>
+            <w:pPr>
+              <w:bidi/>
+            </w:pPr>
+            <w:r>
+              <w:rPr>
+                <w:rFonts w:ascii="Segoe UI" w:cs="Tahoma" w:eastAsia="Segoe UI" w:hAnsi="Segoe UI"/>
+                <w:b/>
+                <w:bCs/>
+                <w:sz w:val="19"/>
+                <w:szCs w:val="19"/>
+                <w:rtl w:val="false"/>
+              </w:rPr>
+              <w:t xml:space="preserve">text match</w:t>
+            </w:r>
+          </w:p>
+        </w:tc>
+        <w:tc>
+          <w:tcPr>
+            <w:tcW w:type="dxa" w:w="6884"/>
+            <w:tcBorders>
+              <w:top w:val="single" w:color="D5DCE4" w:sz="4"/>
+              <w:left w:val="single" w:color="D5DCE4" w:sz="4"/>
+              <w:bottom w:val="single" w:color="D5DCE4" w:sz="4"/>
+              <w:right w:val="single" w:color="D5DCE4" w:sz="4"/>
+            </w:tcBorders>
+            <w:tcMar>
+              <w:top w:type="dxa" w:w="70"/>
+              <w:left w:type="dxa" w:w="120"/>
+              <w:bottom w:type="dxa" w:w="70"/>
+              <w:right w:type="dxa" w:w="120"/>
+            </w:tcMar>
+          </w:tcPr>
+          <w:p>
+            <w:pPr>
+              <w:bidi/>
+            </w:pPr>
+            <w:r>
+              <w:rPr>
+                <w:rFonts w:ascii="Segoe UI" w:cs="Tahoma" w:eastAsia="Segoe UI" w:hAnsi="Segoe UI"/>
+                <w:sz w:val="19"/>
+                <w:szCs w:val="19"/>
+                <w:rtl/>
+              </w:rPr>
+              <w:t xml:space="preserve">نام ابزار مهاجم در متن قانون پیدا شده است؛ ممکن است قانون واقعاً آن را تشخیص ندهد. کادر خط‌چین دارد.</w:t>
+            </w:r>
+          </w:p>
+        </w:tc>
+      </w:tr>
+    </w:tbl>
+    <w:p>
+      <w:pPr>
+        <w:spacing w:after="160"/>
+      </w:pPr>
     </w:p>
     <w:tbl>
       <w:tblPr>
@@ -11457,6 +11066,934 @@
             <w:r>
               <w:rPr>
                 <w:rFonts w:ascii="Segoe UI" w:cs="Tahoma" w:eastAsia="Segoe UI" w:hAnsi="Segoe UI"/>
+                <w:rtl/>
+              </w:rPr>
+              <w:t xml:space="preserve">اگر قانونی به چند رویداد با هم نیاز دارد (در ESCU با «AND»، مثلاً «Sysmon EventID 1 AND Sysmon EventID 11»)، سامانه این شرط را نگه می‌دارد. در تحلیل اثر، قطع هر کدام از آن رویدادها قانون را از کار انداخته حساب می‌کند.</w:t>
+            </w:r>
+          </w:p>
+        </w:tc>
+      </w:tr>
+    </w:tbl>
+    <w:p>
+      <w:pPr>
+        <w:spacing w:after="120"/>
+      </w:pPr>
+    </w:p>
+    <w:p>
+      <w:pPr>
+        <w:pStyle w:val="Heading1"/>
+        <w:pageBreakBefore/>
+        <w:bidi/>
+      </w:pPr>
+      <w:r>
+        <w:rPr>
+          <w:rFonts w:ascii="Segoe UI" w:cs="Tahoma" w:eastAsia="Segoe UI" w:hAnsi="Segoe UI"/>
+          <w:rtl/>
+        </w:rPr>
+        <w:t xml:space="preserve">فصل ۸ — ابزارهای مهاجم</w:t>
+      </w:r>
+    </w:p>
+    <w:p>
+      <w:pPr>
+        <w:bidi/>
+        <w:spacing w:after="120"/>
+        <w:jc w:val="both"/>
+      </w:pPr>
+      <w:r>
+        <w:rPr>
+          <w:rFonts w:ascii="Segoe UI" w:cs="Tahoma" w:eastAsia="Segoe UI" w:hAnsi="Segoe UI"/>
+          <w:rtl/>
+        </w:rPr>
+        <w:t xml:space="preserve">صفحه‌ی </w:t>
+      </w:r>
+      <w:r>
+        <w:rPr>
+          <w:rFonts w:ascii="Segoe UI" w:cs="Tahoma" w:eastAsia="Segoe UI" w:hAnsi="Segoe UI"/>
+          <w:b/>
+          <w:bCs/>
+          <w:rtl w:val="false"/>
+        </w:rPr>
+        <w:t xml:space="preserve">Attacker Tools</w:t>
+      </w:r>
+      <w:r>
+        <w:rPr>
+          <w:rFonts w:ascii="Segoe UI" w:cs="Tahoma" w:eastAsia="Segoe UI" w:hAnsi="Segoe UI"/>
+          <w:rtl/>
+        </w:rPr>
+        <w:t xml:space="preserve"> سه مرجع شناخته‌شده را نشان می‌دهد:</w:t>
+      </w:r>
+    </w:p>
+    <w:p>
+      <w:pPr>
+        <w:pStyle w:val="ListParagraph"/>
+        <w:numPr>
+          <w:ilvl w:val="0"/>
+          <w:numId w:val="2"/>
+        </w:numPr>
+        <w:bidi/>
+        <w:spacing w:after="60"/>
+      </w:pPr>
+      <w:r>
+        <w:rPr>
+          <w:rFonts w:ascii="Segoe UI" w:cs="Tahoma" w:eastAsia="Segoe UI" w:hAnsi="Segoe UI"/>
+          <w:b/>
+          <w:bCs/>
+          <w:rtl w:val="false"/>
+        </w:rPr>
+        <w:t xml:space="preserve">LOLBAS:</w:t>
+      </w:r>
+      <w:r>
+        <w:rPr>
+          <w:rFonts w:ascii="Segoe UI" w:cs="Tahoma" w:eastAsia="Segoe UI" w:hAnsi="Segoe UI"/>
+          <w:rtl/>
+        </w:rPr>
+        <w:t xml:space="preserve"> فایل‌ها، اسکریپت‌ها و کتابخانه‌های ویندوز که مهاجم از آن‌ها سوءاستفاده می‌کند.</w:t>
+      </w:r>
+    </w:p>
+    <w:p>
+      <w:pPr>
+        <w:pStyle w:val="ListParagraph"/>
+        <w:numPr>
+          <w:ilvl w:val="0"/>
+          <w:numId w:val="2"/>
+        </w:numPr>
+        <w:bidi/>
+        <w:spacing w:after="60"/>
+      </w:pPr>
+      <w:r>
+        <w:rPr>
+          <w:rFonts w:ascii="Segoe UI" w:cs="Tahoma" w:eastAsia="Segoe UI" w:hAnsi="Segoe UI"/>
+          <w:b/>
+          <w:bCs/>
+          <w:rtl w:val="false"/>
+        </w:rPr>
+        <w:t xml:space="preserve">GTFOBins:</w:t>
+      </w:r>
+      <w:r>
+        <w:rPr>
+          <w:rFonts w:ascii="Segoe UI" w:cs="Tahoma" w:eastAsia="Segoe UI" w:hAnsi="Segoe UI"/>
+          <w:rtl/>
+        </w:rPr>
+        <w:t xml:space="preserve"> فایل‌های یونیکس که برای دور زدن محدودیت‌ها استفاده می‌شوند.</w:t>
+      </w:r>
+    </w:p>
+    <w:p>
+      <w:pPr>
+        <w:pStyle w:val="ListParagraph"/>
+        <w:numPr>
+          <w:ilvl w:val="0"/>
+          <w:numId w:val="2"/>
+        </w:numPr>
+        <w:bidi/>
+        <w:spacing w:after="60"/>
+      </w:pPr>
+      <w:r>
+        <w:rPr>
+          <w:rFonts w:ascii="Segoe UI" w:cs="Tahoma" w:eastAsia="Segoe UI" w:hAnsi="Segoe UI"/>
+          <w:b/>
+          <w:bCs/>
+          <w:rtl w:val="false"/>
+        </w:rPr>
+        <w:t xml:space="preserve">LOLDrivers:</w:t>
+      </w:r>
+      <w:r>
+        <w:rPr>
+          <w:rFonts w:ascii="Segoe UI" w:cs="Tahoma" w:eastAsia="Segoe UI" w:hAnsi="Segoe UI"/>
+          <w:rtl/>
+        </w:rPr>
+        <w:t xml:space="preserve"> درایورهای آسیب‌پذیر یا مخرب ویندوز.</w:t>
+      </w:r>
+    </w:p>
+    <w:p>
+      <w:pPr>
+        <w:keepNext/>
+        <w:spacing w:after="60" w:before="160" w:line="240" w:lineRule="auto"/>
+        <w:jc w:val="center"/>
+      </w:pPr>
+      <w:r>
+        <w:drawing>
+          <wp:inline distT="0" distB="0" distL="0" distR="0">
+            <wp:extent cx="5810250" cy="4086225"/>
+            <wp:effectExtent t="0" r="0" b="0" l="0"/>
+            <wp:docPr id="25" name="" descr="" title=""/>
+            <wp:cNvGraphicFramePr>
+              <a:graphicFrameLocks xmlns:a="http://schemas.openxmlformats.org/drawingml/2006/main" noChangeAspect="1"/>
+            </wp:cNvGraphicFramePr>
+            <a:graphic xmlns:a="http://schemas.openxmlformats.org/drawingml/2006/main">
+              <a:graphicData uri="http://schemas.openxmlformats.org/drawingml/2006/picture">
+                <pic:pic xmlns:pic="http://schemas.openxmlformats.org/drawingml/2006/picture">
+                  <pic:nvPicPr>
+                    <pic:cNvPr id="0" name="" descr=""/>
+                    <pic:cNvPicPr>
+                      <a:picLocks noChangeAspect="1" noChangeArrowheads="1"/>
+                    </pic:cNvPicPr>
+                  </pic:nvPicPr>
+                  <pic:blipFill>
+                    <a:blip r:embed="rId35" cstate="none"/>
+                    <a:srcRect/>
+                    <a:stretch>
+                      <a:fillRect/>
+                    </a:stretch>
+                  </pic:blipFill>
+                  <pic:spPr bwMode="auto">
+                    <a:xfrm>
+                      <a:off x="0" y="0"/>
+                      <a:ext cx="5810250" cy="4086225"/>
+                    </a:xfrm>
+                    <a:prstGeom prst="rect">
+                      <a:avLst/>
+                    </a:prstGeom>
+                  </pic:spPr>
+                </pic:pic>
+              </a:graphicData>
+            </a:graphic>
+          </wp:inline>
+        </w:drawing>
+      </w:r>
+    </w:p>
+    <w:p>
+      <w:pPr>
+        <w:bidi/>
+        <w:spacing w:after="220"/>
+        <w:jc w:val="center"/>
+      </w:pPr>
+      <w:r>
+        <w:rPr>
+          <w:rFonts w:ascii="Segoe UI" w:cs="Tahoma" w:eastAsia="Segoe UI" w:hAnsi="Segoe UI"/>
+          <w:color w:val="5B6878"/>
+          <w:sz w:val="18"/>
+          <w:szCs w:val="18"/>
+          <w:rtl/>
+        </w:rPr>
+        <w:t xml:space="preserve">شکل ۲۵ — فهرست ابزارهای LOLBAS</w:t>
+      </w:r>
+    </w:p>
+    <w:p>
+      <w:pPr>
+        <w:pStyle w:val="ListParagraph"/>
+        <w:numPr>
+          <w:ilvl w:val="0"/>
+          <w:numId w:val="2"/>
+        </w:numPr>
+        <w:bidi/>
+        <w:spacing w:after="60"/>
+      </w:pPr>
+      <w:r>
+        <w:rPr>
+          <w:rFonts w:ascii="Segoe UI" w:cs="Tahoma" w:eastAsia="Segoe UI" w:hAnsi="Segoe UI"/>
+          <w:b/>
+          <w:bCs/>
+          <w:rtl/>
+        </w:rPr>
+        <w:t xml:space="preserve">کارت‌های بالا:</w:t>
+      </w:r>
+      <w:r>
+        <w:rPr>
+          <w:rFonts w:ascii="Segoe UI" w:cs="Tahoma" w:eastAsia="Segoe UI" w:hAnsi="Segoe UI"/>
+          <w:rtl/>
+        </w:rPr>
+        <w:t xml:space="preserve"> با کلیک روی هر کارت، مرجع مربوط انتخاب می‌شود. عدد کارت نشان می‌دهد چند ابزار دست‌کم یک قانون دارند.</w:t>
+      </w:r>
+    </w:p>
+    <w:p>
+      <w:pPr>
+        <w:pStyle w:val="ListParagraph"/>
+        <w:numPr>
+          <w:ilvl w:val="0"/>
+          <w:numId w:val="2"/>
+        </w:numPr>
+        <w:bidi/>
+        <w:spacing w:after="60"/>
+      </w:pPr>
+      <w:r>
+        <w:rPr>
+          <w:rFonts w:ascii="Segoe UI" w:cs="Tahoma" w:eastAsia="Segoe UI" w:hAnsi="Segoe UI"/>
+          <w:b/>
+          <w:bCs/>
+          <w:rtl/>
+        </w:rPr>
+        <w:t xml:space="preserve">جست‌وجو و فیلترها:</w:t>
+      </w:r>
+      <w:r>
+        <w:rPr>
+          <w:rFonts w:ascii="Segoe UI" w:cs="Tahoma" w:eastAsia="Segoe UI" w:hAnsi="Segoe UI"/>
+          <w:rtl/>
+        </w:rPr>
+        <w:t xml:space="preserve"> جست‌وجو در نام و توضیح، فیلتر دسته (مثل Execute یا Download) و فیلتر دارای قانون یا بدون قانون.</w:t>
+      </w:r>
+    </w:p>
+    <w:p>
+      <w:pPr>
+        <w:pStyle w:val="ListParagraph"/>
+        <w:numPr>
+          <w:ilvl w:val="0"/>
+          <w:numId w:val="2"/>
+        </w:numPr>
+        <w:bidi/>
+        <w:spacing w:after="60"/>
+      </w:pPr>
+      <w:r>
+        <w:rPr>
+          <w:rFonts w:ascii="Segoe UI" w:cs="Tahoma" w:eastAsia="Segoe UI" w:hAnsi="Segoe UI"/>
+          <w:rtl/>
+        </w:rPr>
+        <w:t xml:space="preserve">کنار هر ابزار تعداد قوانینی که به آن اشاره کرده‌اند نمایش داده می‌شود. </w:t>
+      </w:r>
+      <w:r>
+        <w:rPr>
+          <w:rFonts w:ascii="Segoe UI" w:cs="Tahoma" w:eastAsia="Segoe UI" w:hAnsi="Segoe UI"/>
+          <w:b/>
+          <w:bCs/>
+          <w:rtl w:val="false"/>
+        </w:rPr>
+        <w:t xml:space="preserve">no rules</w:t>
+      </w:r>
+      <w:r>
+        <w:rPr>
+          <w:rFonts w:ascii="Segoe UI" w:cs="Tahoma" w:eastAsia="Segoe UI" w:hAnsi="Segoe UI"/>
+          <w:rtl/>
+        </w:rPr>
+        <w:t xml:space="preserve"> یعنی هیچ قانونی آن را پوشش نمی‌دهد.</w:t>
+      </w:r>
+    </w:p>
+    <w:p>
+      <w:pPr>
+        <w:bidi/>
+        <w:spacing w:after="120"/>
+        <w:jc w:val="both"/>
+      </w:pPr>
+      <w:r>
+        <w:rPr>
+          <w:rFonts w:ascii="Segoe UI" w:cs="Tahoma" w:eastAsia="Segoe UI" w:hAnsi="Segoe UI"/>
+          <w:rtl/>
+        </w:rPr>
+        <w:t xml:space="preserve">با کلیک روی هر ابزار، جزئیات آن باز می‌شود: کاربردهای سوءاستفاده، دستور نمونه، تکنیک‌های ATT&amp;CK، منابع و فهرست قوانینی که به آن اشاره دارند.</w:t>
+      </w:r>
+    </w:p>
+    <w:p>
+      <w:pPr>
+        <w:keepNext/>
+        <w:spacing w:after="60" w:before="160" w:line="240" w:lineRule="auto"/>
+        <w:jc w:val="center"/>
+      </w:pPr>
+      <w:r>
+        <w:drawing>
+          <wp:inline distT="0" distB="0" distL="0" distR="0">
+            <wp:extent cx="5810250" cy="4086225"/>
+            <wp:effectExtent t="0" r="0" b="0" l="0"/>
+            <wp:docPr id="26" name="" descr="" title=""/>
+            <wp:cNvGraphicFramePr>
+              <a:graphicFrameLocks xmlns:a="http://schemas.openxmlformats.org/drawingml/2006/main" noChangeAspect="1"/>
+            </wp:cNvGraphicFramePr>
+            <a:graphic xmlns:a="http://schemas.openxmlformats.org/drawingml/2006/main">
+              <a:graphicData uri="http://schemas.openxmlformats.org/drawingml/2006/picture">
+                <pic:pic xmlns:pic="http://schemas.openxmlformats.org/drawingml/2006/picture">
+                  <pic:nvPicPr>
+                    <pic:cNvPr id="0" name="" descr=""/>
+                    <pic:cNvPicPr>
+                      <a:picLocks noChangeAspect="1" noChangeArrowheads="1"/>
+                    </pic:cNvPicPr>
+                  </pic:nvPicPr>
+                  <pic:blipFill>
+                    <a:blip r:embed="rId36" cstate="none"/>
+                    <a:srcRect/>
+                    <a:stretch>
+                      <a:fillRect/>
+                    </a:stretch>
+                  </pic:blipFill>
+                  <pic:spPr bwMode="auto">
+                    <a:xfrm>
+                      <a:off x="0" y="0"/>
+                      <a:ext cx="5810250" cy="4086225"/>
+                    </a:xfrm>
+                    <a:prstGeom prst="rect">
+                      <a:avLst/>
+                    </a:prstGeom>
+                  </pic:spPr>
+                </pic:pic>
+              </a:graphicData>
+            </a:graphic>
+          </wp:inline>
+        </w:drawing>
+      </w:r>
+    </w:p>
+    <w:p>
+      <w:pPr>
+        <w:bidi/>
+        <w:spacing w:after="220"/>
+        <w:jc w:val="center"/>
+      </w:pPr>
+      <w:r>
+        <w:rPr>
+          <w:rFonts w:ascii="Segoe UI" w:cs="Tahoma" w:eastAsia="Segoe UI" w:hAnsi="Segoe UI"/>
+          <w:color w:val="5B6878"/>
+          <w:sz w:val="18"/>
+          <w:szCs w:val="18"/>
+          <w:rtl/>
+        </w:rPr>
+        <w:t xml:space="preserve">شکل ۲۶ — جزئیات certutil.exe و قوانینی که به آن اشاره دارند</w:t>
+      </w:r>
+    </w:p>
+    <w:p>
+      <w:pPr>
+        <w:pStyle w:val="Heading2"/>
+        <w:bidi/>
+      </w:pPr>
+      <w:r>
+        <w:rPr>
+          <w:rFonts w:ascii="Segoe UI" w:cs="Tahoma" w:eastAsia="Segoe UI" w:hAnsi="Segoe UI"/>
+          <w:rtl/>
+        </w:rPr>
+        <w:t xml:space="preserve">به‌روزرسانی داده‌ها (مدیر)</w:t>
+      </w:r>
+    </w:p>
+    <w:p>
+      <w:pPr>
+        <w:pStyle w:val="ListParagraph"/>
+        <w:numPr>
+          <w:ilvl w:val="0"/>
+          <w:numId w:val="2"/>
+        </w:numPr>
+        <w:bidi/>
+        <w:spacing w:after="60"/>
+      </w:pPr>
+      <w:r>
+        <w:rPr>
+          <w:rFonts w:ascii="Segoe UI" w:cs="Tahoma" w:eastAsia="Segoe UI" w:hAnsi="Segoe UI"/>
+          <w:b/>
+          <w:bCs/>
+          <w:rtl w:val="false"/>
+        </w:rPr>
+        <w:t xml:space="preserve">Update from source:</w:t>
+      </w:r>
+      <w:r>
+        <w:rPr>
+          <w:rFonts w:ascii="Segoe UI" w:cs="Tahoma" w:eastAsia="Segoe UI" w:hAnsi="Segoe UI"/>
+          <w:rtl/>
+        </w:rPr>
+        <w:t xml:space="preserve"> دانلود آخرین نسخه از سایت رسمی هر مرجع. سرور باید به اینترنت دسترسی داشته باشد.</w:t>
+      </w:r>
+    </w:p>
+    <w:p>
+      <w:pPr>
+        <w:pStyle w:val="ListParagraph"/>
+        <w:numPr>
+          <w:ilvl w:val="0"/>
+          <w:numId w:val="2"/>
+        </w:numPr>
+        <w:bidi/>
+        <w:spacing w:after="60"/>
+      </w:pPr>
+      <w:r>
+        <w:rPr>
+          <w:rFonts w:ascii="Segoe UI" w:cs="Tahoma" w:eastAsia="Segoe UI" w:hAnsi="Segoe UI"/>
+          <w:b/>
+          <w:bCs/>
+          <w:rtl w:val="false"/>
+        </w:rPr>
+        <w:t xml:space="preserve">Upload file:</w:t>
+      </w:r>
+      <w:r>
+        <w:rPr>
+          <w:rFonts w:ascii="Segoe UI" w:cs="Tahoma" w:eastAsia="Segoe UI" w:hAnsi="Segoe UI"/>
+          <w:rtl/>
+        </w:rPr>
+        <w:t xml:space="preserve"> برای سرورهای بدون اینترنت. فایل JSON رسمی مرجع را روی سیستم دیگری دانلود و این‌جا بارگذاری کنید.</w:t>
+      </w:r>
+    </w:p>
+    <w:p>
+      <w:pPr>
+        <w:bidi/>
+        <w:spacing w:after="120"/>
+        <w:jc w:val="both"/>
+      </w:pPr>
+      <w:r>
+        <w:rPr>
+          <w:rFonts w:ascii="Segoe UI" w:cs="Tahoma" w:eastAsia="Segoe UI" w:hAnsi="Segoe UI"/>
+          <w:rtl/>
+        </w:rPr>
+        <w:t xml:space="preserve">سامانه با مقایسه‌ی کوئری و منبع Sigma هر قانون با نام ابزارها، خودکار پیدا می‌کند کدام قانون به کدام ابزار اشاره دارد. این اطلاعات بعد از هر تغییر خودکار به‌روز می‌شود.</w:t>
+      </w:r>
+    </w:p>
+    <w:p>
+      <w:pPr>
+        <w:pStyle w:val="Heading1"/>
+        <w:pageBreakBefore/>
+        <w:bidi/>
+      </w:pPr>
+      <w:r>
+        <w:rPr>
+          <w:rFonts w:ascii="Segoe UI" w:cs="Tahoma" w:eastAsia="Segoe UI" w:hAnsi="Segoe UI"/>
+          <w:rtl/>
+        </w:rPr>
+        <w:t xml:space="preserve">فصل ۹ — گروه‌های تهدید و بدافزارها</w:t>
+      </w:r>
+    </w:p>
+    <w:p>
+      <w:pPr>
+        <w:bidi/>
+        <w:spacing w:after="120"/>
+        <w:jc w:val="both"/>
+      </w:pPr>
+      <w:r>
+        <w:rPr>
+          <w:rFonts w:ascii="Segoe UI" w:cs="Tahoma" w:eastAsia="Segoe UI" w:hAnsi="Segoe UI"/>
+          <w:rtl/>
+        </w:rPr>
+        <w:t xml:space="preserve">صفحه‌ی </w:t>
+      </w:r>
+      <w:r>
+        <w:rPr>
+          <w:rFonts w:ascii="Segoe UI" w:cs="Tahoma" w:eastAsia="Segoe UI" w:hAnsi="Segoe UI"/>
+          <w:b/>
+          <w:bCs/>
+          <w:rtl w:val="false"/>
+        </w:rPr>
+        <w:t xml:space="preserve">Threat Groups</w:t>
+      </w:r>
+      <w:r>
+        <w:rPr>
+          <w:rFonts w:ascii="Segoe UI" w:cs="Tahoma" w:eastAsia="Segoe UI" w:hAnsi="Segoe UI"/>
+          <w:rtl/>
+        </w:rPr>
+        <w:t xml:space="preserve"> گروه‌های مهاجم شناخته‌شده (مثل APT34/OilRig یا APT29)، بدافزارها و ابزارهای مهاجم را از پایگاه MITRE ATT&amp;CK نشان می‌دهد و برای هر کدام مشخص می‌کند قوانین شما چه سهمی از تکنیک‌هایش را تشخیص می‌دهند. این همان سؤال همیشگی است: «در برابر فلان گروه چقدر آماده‌ایم؟»</w:t>
+      </w:r>
+    </w:p>
+    <w:p>
+      <w:pPr>
+        <w:keepNext/>
+        <w:spacing w:after="60" w:before="160" w:line="240" w:lineRule="auto"/>
+        <w:jc w:val="center"/>
+      </w:pPr>
+      <w:r>
+        <w:drawing>
+          <wp:inline distT="0" distB="0" distL="0" distR="0">
+            <wp:extent cx="5810250" cy="4086225"/>
+            <wp:effectExtent t="0" r="0" b="0" l="0"/>
+            <wp:docPr id="27" name="" descr="" title=""/>
+            <wp:cNvGraphicFramePr>
+              <a:graphicFrameLocks xmlns:a="http://schemas.openxmlformats.org/drawingml/2006/main" noChangeAspect="1"/>
+            </wp:cNvGraphicFramePr>
+            <a:graphic xmlns:a="http://schemas.openxmlformats.org/drawingml/2006/main">
+              <a:graphicData uri="http://schemas.openxmlformats.org/drawingml/2006/picture">
+                <pic:pic xmlns:pic="http://schemas.openxmlformats.org/drawingml/2006/picture">
+                  <pic:nvPicPr>
+                    <pic:cNvPr id="0" name="" descr=""/>
+                    <pic:cNvPicPr>
+                      <a:picLocks noChangeAspect="1" noChangeArrowheads="1"/>
+                    </pic:cNvPicPr>
+                  </pic:nvPicPr>
+                  <pic:blipFill>
+                    <a:blip r:embed="rId37" cstate="none"/>
+                    <a:srcRect/>
+                    <a:stretch>
+                      <a:fillRect/>
+                    </a:stretch>
+                  </pic:blipFill>
+                  <pic:spPr bwMode="auto">
+                    <a:xfrm>
+                      <a:off x="0" y="0"/>
+                      <a:ext cx="5810250" cy="4086225"/>
+                    </a:xfrm>
+                    <a:prstGeom prst="rect">
+                      <a:avLst/>
+                    </a:prstGeom>
+                  </pic:spPr>
+                </pic:pic>
+              </a:graphicData>
+            </a:graphic>
+          </wp:inline>
+        </w:drawing>
+      </w:r>
+    </w:p>
+    <w:p>
+      <w:pPr>
+        <w:bidi/>
+        <w:spacing w:after="220"/>
+        <w:jc w:val="center"/>
+      </w:pPr>
+      <w:r>
+        <w:rPr>
+          <w:rFonts w:ascii="Segoe UI" w:cs="Tahoma" w:eastAsia="Segoe UI" w:hAnsi="Segoe UI"/>
+          <w:color w:val="5B6878"/>
+          <w:sz w:val="18"/>
+          <w:szCs w:val="18"/>
+          <w:rtl/>
+        </w:rPr>
+        <w:t xml:space="preserve">شکل ۲۷ — پوشش تکنیک‌های گروه OilRig</w:t>
+      </w:r>
+    </w:p>
+    <w:p>
+      <w:pPr>
+        <w:pStyle w:val="ListParagraph"/>
+        <w:numPr>
+          <w:ilvl w:val="0"/>
+          <w:numId w:val="2"/>
+        </w:numPr>
+        <w:bidi/>
+        <w:spacing w:after="60"/>
+      </w:pPr>
+      <w:r>
+        <w:rPr>
+          <w:rFonts w:ascii="Segoe UI" w:cs="Tahoma" w:eastAsia="Segoe UI" w:hAnsi="Segoe UI"/>
+          <w:b/>
+          <w:bCs/>
+          <w:rtl/>
+        </w:rPr>
+        <w:t xml:space="preserve">تب‌ها:</w:t>
+      </w:r>
+      <w:r>
+        <w:rPr>
+          <w:rFonts w:ascii="Segoe UI" w:cs="Tahoma" w:eastAsia="Segoe UI" w:hAnsi="Segoe UI"/>
+          <w:rtl/>
+        </w:rPr>
+        <w:t xml:space="preserve"> </w:t>
+      </w:r>
+      <w:r>
+        <w:rPr>
+          <w:rFonts w:ascii="Segoe UI" w:cs="Tahoma" w:eastAsia="Segoe UI" w:hAnsi="Segoe UI"/>
+          <w:b/>
+          <w:bCs/>
+          <w:rtl w:val="false"/>
+        </w:rPr>
+        <w:t xml:space="preserve">Groups</w:t>
+      </w:r>
+      <w:r>
+        <w:rPr>
+          <w:rFonts w:ascii="Segoe UI" w:cs="Tahoma" w:eastAsia="Segoe UI" w:hAnsi="Segoe UI"/>
+          <w:rtl/>
+        </w:rPr>
+        <w:t xml:space="preserve"> برای گروه‌های مهاجم و </w:t>
+      </w:r>
+      <w:r>
+        <w:rPr>
+          <w:rFonts w:ascii="Segoe UI" w:cs="Tahoma" w:eastAsia="Segoe UI" w:hAnsi="Segoe UI"/>
+          <w:b/>
+          <w:bCs/>
+          <w:rtl w:val="false"/>
+        </w:rPr>
+        <w:t xml:space="preserve">Malware &amp; tools</w:t>
+      </w:r>
+      <w:r>
+        <w:rPr>
+          <w:rFonts w:ascii="Segoe UI" w:cs="Tahoma" w:eastAsia="Segoe UI" w:hAnsi="Segoe UI"/>
+          <w:rtl/>
+        </w:rPr>
+        <w:t xml:space="preserve"> برای بدافزارها و ابزارها.</w:t>
+      </w:r>
+    </w:p>
+    <w:p>
+      <w:pPr>
+        <w:pStyle w:val="ListParagraph"/>
+        <w:numPr>
+          <w:ilvl w:val="0"/>
+          <w:numId w:val="2"/>
+        </w:numPr>
+        <w:bidi/>
+        <w:spacing w:after="60"/>
+      </w:pPr>
+      <w:r>
+        <w:rPr>
+          <w:rFonts w:ascii="Segoe UI" w:cs="Tahoma" w:eastAsia="Segoe UI" w:hAnsi="Segoe UI"/>
+          <w:b/>
+          <w:bCs/>
+          <w:rtl/>
+        </w:rPr>
+        <w:t xml:space="preserve">فهرست سمت چپ:</w:t>
+      </w:r>
+      <w:r>
+        <w:rPr>
+          <w:rFonts w:ascii="Segoe UI" w:cs="Tahoma" w:eastAsia="Segoe UI" w:hAnsi="Segoe UI"/>
+          <w:rtl/>
+        </w:rPr>
+        <w:t xml:space="preserve"> جست‌وجو در نام و نام‌های دیگر (مثلاً APT34 گروه OilRig را پیدا می‌کند). مرتب‌سازی بر اساس بیشترین تکنیک، بیشترین شکاف، بهترین پوشش یا نام. عدد کنار هر مورد یعنی «تکنیک‌های پوشش‌داده‌شده / کل تکنیک‌ها».</w:t>
+      </w:r>
+    </w:p>
+    <w:p>
+      <w:pPr>
+        <w:pStyle w:val="ListParagraph"/>
+        <w:numPr>
+          <w:ilvl w:val="0"/>
+          <w:numId w:val="2"/>
+        </w:numPr>
+        <w:bidi/>
+        <w:spacing w:after="60"/>
+      </w:pPr>
+      <w:r>
+        <w:rPr>
+          <w:rFonts w:ascii="Segoe UI" w:cs="Tahoma" w:eastAsia="Segoe UI" w:hAnsi="Segoe UI"/>
+          <w:b/>
+          <w:bCs/>
+          <w:rtl/>
+        </w:rPr>
+        <w:t xml:space="preserve">نوار رنگی:</w:t>
+      </w:r>
+      <w:r>
+        <w:rPr>
+          <w:rFonts w:ascii="Segoe UI" w:cs="Tahoma" w:eastAsia="Segoe UI" w:hAnsi="Segoe UI"/>
+          <w:rtl/>
+        </w:rPr>
+        <w:t xml:space="preserve"> سبز یعنی پوشش‌داده‌شده، زرد یعنی فقط قانون روی تکنیک والد وجود دارد، قرمز یعنی شکاف.</w:t>
+      </w:r>
+    </w:p>
+    <w:p>
+      <w:pPr>
+        <w:pStyle w:val="ListParagraph"/>
+        <w:numPr>
+          <w:ilvl w:val="0"/>
+          <w:numId w:val="2"/>
+        </w:numPr>
+        <w:bidi/>
+        <w:spacing w:after="60"/>
+      </w:pPr>
+      <w:r>
+        <w:rPr>
+          <w:rFonts w:ascii="Segoe UI" w:cs="Tahoma" w:eastAsia="Segoe UI" w:hAnsi="Segoe UI"/>
+          <w:b/>
+          <w:bCs/>
+          <w:rtl/>
+        </w:rPr>
+        <w:t xml:space="preserve">فیلتر وضعیت:</w:t>
+      </w:r>
+      <w:r>
+        <w:rPr>
+          <w:rFonts w:ascii="Segoe UI" w:cs="Tahoma" w:eastAsia="Segoe UI" w:hAnsi="Segoe UI"/>
+          <w:rtl/>
+        </w:rPr>
+        <w:t xml:space="preserve"> پوشش با قوانین فعال، فقط Production، یا Production + testing حساب شود.</w:t>
+      </w:r>
+    </w:p>
+    <w:p>
+      <w:pPr>
+        <w:pStyle w:val="Heading2"/>
+        <w:bidi/>
+      </w:pPr>
+      <w:r>
+        <w:rPr>
+          <w:rFonts w:ascii="Segoe UI" w:cs="Tahoma" w:eastAsia="Segoe UI" w:hAnsi="Segoe UI"/>
+          <w:rtl/>
+        </w:rPr>
+        <w:t xml:space="preserve">جزئیات یک گروه</w:t>
+      </w:r>
+    </w:p>
+    <w:p>
+      <w:pPr>
+        <w:pStyle w:val="ListParagraph"/>
+        <w:numPr>
+          <w:ilvl w:val="0"/>
+          <w:numId w:val="2"/>
+        </w:numPr>
+        <w:bidi/>
+        <w:spacing w:after="60"/>
+      </w:pPr>
+      <w:r>
+        <w:rPr>
+          <w:rFonts w:ascii="Segoe UI" w:cs="Tahoma" w:eastAsia="Segoe UI" w:hAnsi="Segoe UI"/>
+          <w:b/>
+          <w:bCs/>
+          <w:rtl/>
+        </w:rPr>
+        <w:t xml:space="preserve">کارت‌ها:</w:t>
+      </w:r>
+      <w:r>
+        <w:rPr>
+          <w:rFonts w:ascii="Segoe UI" w:cs="Tahoma" w:eastAsia="Segoe UI" w:hAnsi="Segoe UI"/>
+          <w:rtl/>
+        </w:rPr>
+        <w:t xml:space="preserve"> تعداد تکنیک‌های گروه، تعداد و درصد پوشش‌داده‌شده، تعداد </w:t>
+      </w:r>
+      <w:r>
+        <w:rPr>
+          <w:rFonts w:ascii="Segoe UI" w:cs="Tahoma" w:eastAsia="Segoe UI" w:hAnsi="Segoe UI"/>
+          <w:b/>
+          <w:bCs/>
+          <w:rtl w:val="false"/>
+        </w:rPr>
+        <w:t xml:space="preserve">Parent only</w:t>
+      </w:r>
+      <w:r>
+        <w:rPr>
+          <w:rFonts w:ascii="Segoe UI" w:cs="Tahoma" w:eastAsia="Segoe UI" w:hAnsi="Segoe UI"/>
+          <w:rtl/>
+        </w:rPr>
+        <w:t xml:space="preserve"> و تعداد شکاف‌ها.</w:t>
+      </w:r>
+    </w:p>
+    <w:p>
+      <w:pPr>
+        <w:pStyle w:val="ListParagraph"/>
+        <w:numPr>
+          <w:ilvl w:val="0"/>
+          <w:numId w:val="2"/>
+        </w:numPr>
+        <w:bidi/>
+        <w:spacing w:after="60"/>
+      </w:pPr>
+      <w:r>
+        <w:rPr>
+          <w:rFonts w:ascii="Segoe UI" w:cs="Tahoma" w:eastAsia="Segoe UI" w:hAnsi="Segoe UI"/>
+          <w:b/>
+          <w:bCs/>
+          <w:rtl w:val="false"/>
+        </w:rPr>
+        <w:t xml:space="preserve">Techniques by tactic:</w:t>
+      </w:r>
+      <w:r>
+        <w:rPr>
+          <w:rFonts w:ascii="Segoe UI" w:cs="Tahoma" w:eastAsia="Segoe UI" w:hAnsi="Segoe UI"/>
+          <w:rtl/>
+        </w:rPr>
+        <w:t xml:space="preserve"> تکنیک‌های گروه، دسته‌بندی‌شده بر اساس تاکتیک، با همان رنگ‌بندی. با کلیک روی هر تکنیک، زنجیره‌ی تشخیص آن باز می‌شود. گزینه‌ی </w:t>
+      </w:r>
+      <w:r>
+        <w:rPr>
+          <w:rFonts w:ascii="Segoe UI" w:cs="Tahoma" w:eastAsia="Segoe UI" w:hAnsi="Segoe UI"/>
+          <w:b/>
+          <w:bCs/>
+          <w:rtl w:val="false"/>
+        </w:rPr>
+        <w:t xml:space="preserve">Only gaps and parent-only</w:t>
+      </w:r>
+      <w:r>
+        <w:rPr>
+          <w:rFonts w:ascii="Segoe UI" w:cs="Tahoma" w:eastAsia="Segoe UI" w:hAnsi="Segoe UI"/>
+          <w:rtl/>
+        </w:rPr>
+        <w:t xml:space="preserve"> فقط کمبودها را نشان می‌دهد.</w:t>
+      </w:r>
+    </w:p>
+    <w:p>
+      <w:pPr>
+        <w:pStyle w:val="ListParagraph"/>
+        <w:numPr>
+          <w:ilvl w:val="0"/>
+          <w:numId w:val="2"/>
+        </w:numPr>
+        <w:bidi/>
+        <w:spacing w:after="60"/>
+      </w:pPr>
+      <w:r>
+        <w:rPr>
+          <w:rFonts w:ascii="Segoe UI" w:cs="Tahoma" w:eastAsia="Segoe UI" w:hAnsi="Segoe UI"/>
+          <w:b/>
+          <w:bCs/>
+          <w:rtl w:val="false"/>
+        </w:rPr>
+        <w:t xml:space="preserve">Malware and tools it uses:</w:t>
+      </w:r>
+      <w:r>
+        <w:rPr>
+          <w:rFonts w:ascii="Segoe UI" w:cs="Tahoma" w:eastAsia="Segoe UI" w:hAnsi="Segoe UI"/>
+          <w:rtl/>
+        </w:rPr>
+        <w:t xml:space="preserve"> بدافزارها و ابزارهای گروه با پوشش هر کدام.</w:t>
+      </w:r>
+    </w:p>
+    <w:p>
+      <w:pPr>
+        <w:pStyle w:val="ListParagraph"/>
+        <w:numPr>
+          <w:ilvl w:val="0"/>
+          <w:numId w:val="2"/>
+        </w:numPr>
+        <w:bidi/>
+        <w:spacing w:after="60"/>
+      </w:pPr>
+      <w:r>
+        <w:rPr>
+          <w:rFonts w:ascii="Segoe UI" w:cs="Tahoma" w:eastAsia="Segoe UI" w:hAnsi="Segoe UI"/>
+          <w:b/>
+          <w:bCs/>
+          <w:rtl w:val="false"/>
+        </w:rPr>
+        <w:t xml:space="preserve">In the ATT&amp;CK matrix:</w:t>
+      </w:r>
+      <w:r>
+        <w:rPr>
+          <w:rFonts w:ascii="Segoe UI" w:cs="Tahoma" w:eastAsia="Segoe UI" w:hAnsi="Segoe UI"/>
+          <w:rtl/>
+        </w:rPr>
+        <w:t xml:space="preserve"> تکنیک‌های گروه را روی ماتریس پوشش نشان می‌دهد (فصل ۵). </w:t>
+      </w:r>
+      <w:r>
+        <w:rPr>
+          <w:rFonts w:ascii="Segoe UI" w:cs="Tahoma" w:eastAsia="Segoe UI" w:hAnsi="Segoe UI"/>
+          <w:b/>
+          <w:bCs/>
+          <w:rtl w:val="false"/>
+        </w:rPr>
+        <w:t xml:space="preserve">Explore</w:t>
+      </w:r>
+      <w:r>
+        <w:rPr>
+          <w:rFonts w:ascii="Segoe UI" w:cs="Tahoma" w:eastAsia="Segoe UI" w:hAnsi="Segoe UI"/>
+          <w:rtl/>
+        </w:rPr>
+        <w:t xml:space="preserve"> گروه را در گراف دانش باز می‌کند.</w:t>
+      </w:r>
+    </w:p>
+    <w:tbl>
+      <w:tblPr>
+        <w:bidiVisual/>
+        <w:tblW w:type="dxa" w:w="9638"/>
+        <w:tblBorders>
+          <w:top w:val="single" w:color="auto" w:sz="4"/>
+          <w:left w:val="single" w:color="auto" w:sz="4"/>
+          <w:bottom w:val="single" w:color="auto" w:sz="4"/>
+          <w:right w:val="single" w:color="auto" w:sz="4"/>
+          <w:insideH w:val="single" w:color="auto" w:sz="4"/>
+          <w:insideV w:val="single" w:color="auto" w:sz="4"/>
+        </w:tblBorders>
+      </w:tblPr>
+      <w:tblGrid>
+        <w:gridCol w:w="9638"/>
+      </w:tblGrid>
+      <w:tr>
+        <w:trPr>
+          <w:cantSplit/>
+        </w:trPr>
+        <w:tc>
+          <w:tcPr>
+            <w:tcW w:type="dxa" w:w="9638"/>
+            <w:tcBorders>
+              <w:top w:val="none" w:color="FFFFFF" w:sz="0"/>
+              <w:left w:val="none" w:color="FFFFFF" w:sz="0"/>
+              <w:bottom w:val="none" w:color="FFFFFF" w:sz="0"/>
+              <w:right w:val="single" w:color="0B6E79" w:sz="24"/>
+            </w:tcBorders>
+            <w:shd w:fill="E6F2F3" w:color="auto" w:val="clear"/>
+            <w:tcMar>
+              <w:top w:type="dxa" w:w="120"/>
+              <w:left w:type="dxa" w:w="200"/>
+              <w:bottom w:type="dxa" w:w="80"/>
+              <w:right w:type="dxa" w:w="200"/>
+            </w:tcMar>
+          </w:tcPr>
+          <w:p>
+            <w:pPr>
+              <w:bidi/>
+              <w:spacing w:after="60"/>
+            </w:pPr>
+            <w:r>
+              <w:rPr>
+                <w:rFonts w:ascii="Segoe UI" w:cs="Tahoma" w:eastAsia="Segoe UI" w:hAnsi="Segoe UI"/>
+                <w:b/>
+                <w:bCs/>
+                <w:color w:val="0B6E79"/>
+                <w:rtl/>
+              </w:rPr>
+              <w:t xml:space="preserve">نکته</w:t>
+            </w:r>
+          </w:p>
+          <w:p>
+            <w:pPr>
+              <w:bidi/>
+              <w:spacing w:after="60"/>
+              <w:jc w:val="both"/>
+            </w:pPr>
+            <w:r>
+              <w:rPr>
+                <w:rFonts w:ascii="Segoe UI" w:cs="Tahoma" w:eastAsia="Segoe UI" w:hAnsi="Segoe UI"/>
                 <w:b/>
                 <w:bCs/>
                 <w:rtl w:val="false"/>
@@ -13484,169 +14021,68 @@
     </w:p>
     <w:p>
       <w:pPr>
-        <w:pStyle w:val="Heading2"/>
-        <w:bidi/>
-      </w:pPr>
-      <w:r>
-        <w:rPr>
-          <w:rFonts w:ascii="Segoe UI" w:cs="Tahoma" w:eastAsia="Segoe UI" w:hAnsi="Segoe UI"/>
-          <w:rtl/>
-        </w:rPr>
-        <w:t xml:space="preserve">Impact — تحلیل اثر</w:t>
-      </w:r>
-    </w:p>
-    <w:p>
-      <w:pPr>
-        <w:bidi/>
-        <w:spacing w:after="120"/>
-        <w:jc w:val="both"/>
-      </w:pPr>
-      <w:r>
-        <w:rPr>
-          <w:rFonts w:ascii="Segoe UI" w:cs="Tahoma" w:eastAsia="Segoe UI" w:hAnsi="Segoe UI"/>
-          <w:rtl/>
-        </w:rPr>
-        <w:t xml:space="preserve">برای جواب دادن به این سؤال: «اگر جمع‌آوری این داده قطع شود، چه چیزی از دست می‌رود؟»</w:t>
-      </w:r>
-    </w:p>
-    <w:p>
-      <w:pPr>
         <w:pStyle w:val="ListParagraph"/>
         <w:numPr>
           <w:ilvl w:val="0"/>
-          <w:numId w:val="6"/>
+          <w:numId w:val="2"/>
         </w:numPr>
         <w:bidi/>
-        <w:spacing w:after="80"/>
-      </w:pPr>
-      <w:r>
-        <w:rPr>
-          <w:rFonts w:ascii="Segoe UI" w:cs="Tahoma" w:eastAsia="Segoe UI" w:hAnsi="Segoe UI"/>
-          <w:rtl/>
-        </w:rPr>
-        <w:t xml:space="preserve">آنچه قطع می‌شود را انتخاب کنید؛ ترکیب هم ممکن است:</w:t>
-      </w:r>
-    </w:p>
-    <w:p>
-      <w:pPr>
-        <w:pStyle w:val="ListParagraph"/>
-        <w:numPr>
-          <w:ilvl w:val="0"/>
-          <w:numId w:val="6"/>
-        </w:numPr>
-        <w:bidi/>
-        <w:spacing w:after="80"/>
-      </w:pPr>
-      <w:r>
-        <w:rPr>
-          <w:rFonts w:ascii="Segoe UI" w:cs="Tahoma" w:eastAsia="Segoe UI" w:hAnsi="Segoe UI"/>
-          <w:b/>
-          <w:bCs/>
-          <w:rtl w:val="false"/>
-        </w:rPr>
-        <w:t xml:space="preserve">…whole log sources:</w:t>
-      </w:r>
-      <w:r>
-        <w:rPr>
-          <w:rFonts w:ascii="Segoe UI" w:cs="Tahoma" w:eastAsia="Segoe UI" w:hAnsi="Segoe UI"/>
-          <w:rtl/>
-        </w:rPr>
-        <w:t xml:space="preserve"> یک منبع لاگ کامل، مثل Sysmon یا Windows Security. عدد هر دکمه تعداد قوانینی است که از آن منبع استفاده می‌کنند.</w:t>
-      </w:r>
-    </w:p>
-    <w:p>
-      <w:pPr>
-        <w:pStyle w:val="ListParagraph"/>
-        <w:numPr>
-          <w:ilvl w:val="0"/>
-          <w:numId w:val="6"/>
-        </w:numPr>
-        <w:bidi/>
-        <w:spacing w:after="80"/>
-      </w:pPr>
-      <w:r>
-        <w:rPr>
-          <w:rFonts w:ascii="Segoe UI" w:cs="Tahoma" w:eastAsia="Segoe UI" w:hAnsi="Segoe UI"/>
-          <w:b/>
-          <w:bCs/>
-          <w:rtl w:val="false"/>
-        </w:rPr>
-        <w:t xml:space="preserve">…or single events of:</w:t>
-      </w:r>
-      <w:r>
-        <w:rPr>
-          <w:rFonts w:ascii="Segoe UI" w:cs="Tahoma" w:eastAsia="Segoe UI" w:hAnsi="Segoe UI"/>
-          <w:rtl/>
-        </w:rPr>
-        <w:t xml:space="preserve"> یک منبع را از منو انتخاب کنید و روی رویدادهای مشخص آن کلیک کنید، مثلاً Windows Security 4688.</w:t>
-      </w:r>
-    </w:p>
-    <w:p>
-      <w:pPr>
-        <w:pStyle w:val="ListParagraph"/>
-        <w:numPr>
-          <w:ilvl w:val="0"/>
-          <w:numId w:val="6"/>
-        </w:numPr>
-        <w:bidi/>
-        <w:spacing w:after="80"/>
-      </w:pPr>
-      <w:r>
-        <w:rPr>
-          <w:rFonts w:ascii="Segoe UI" w:cs="Tahoma" w:eastAsia="Segoe UI" w:hAnsi="Segoe UI"/>
-          <w:rtl/>
-        </w:rPr>
-        <w:t xml:space="preserve">یا از منوی </w:t>
-      </w:r>
-      <w:r>
-        <w:rPr>
-          <w:rFonts w:ascii="Segoe UI" w:cs="Tahoma" w:eastAsia="Segoe UI" w:hAnsi="Segoe UI"/>
-          <w:b/>
-          <w:bCs/>
-          <w:rtl w:val="false"/>
-        </w:rPr>
-        <w:t xml:space="preserve">If we stop collecting…</w:t>
-      </w:r>
-      <w:r>
-        <w:rPr>
-          <w:rFonts w:ascii="Segoe UI" w:cs="Tahoma" w:eastAsia="Segoe UI" w:hAnsi="Segoe UI"/>
-          <w:rtl/>
-        </w:rPr>
-        <w:t xml:space="preserve"> یک صفحه‌ی منبع داده انتخاب کنید تا همه‌ی رویدادهای آن حساب شوند.</w:t>
-      </w:r>
-    </w:p>
-    <w:p>
-      <w:pPr>
-        <w:pStyle w:val="ListParagraph"/>
-        <w:numPr>
-          <w:ilvl w:val="0"/>
-          <w:numId w:val="6"/>
-        </w:numPr>
-        <w:bidi/>
-        <w:spacing w:after="80"/>
-      </w:pPr>
-      <w:r>
-        <w:rPr>
-          <w:rFonts w:ascii="Segoe UI" w:cs="Tahoma" w:eastAsia="Segoe UI" w:hAnsi="Segoe UI"/>
-          <w:rtl/>
-        </w:rPr>
-        <w:t xml:space="preserve">انتخاب‌ها در ردیف </w:t>
-      </w:r>
-      <w:r>
-        <w:rPr>
-          <w:rFonts w:ascii="Segoe UI" w:cs="Tahoma" w:eastAsia="Segoe UI" w:hAnsi="Segoe UI"/>
-          <w:b/>
-          <w:bCs/>
-          <w:rtl w:val="false"/>
-        </w:rPr>
-        <w:t xml:space="preserve">Selected</w:t>
-      </w:r>
-      <w:r>
-        <w:rPr>
-          <w:rFonts w:ascii="Segoe UI" w:cs="Tahoma" w:eastAsia="Segoe UI" w:hAnsi="Segoe UI"/>
-          <w:rtl/>
-        </w:rPr>
-        <w:t xml:space="preserve"> دیده می‌شوند و با ضربدر حذف می‌شوند. نتیجه فوراً نمایش داده می‌شود.</w:t>
+        <w:spacing w:after="60"/>
+      </w:pPr>
+      <w:r>
+        <w:rPr>
+          <w:rFonts w:ascii="Segoe UI" w:cs="Tahoma" w:eastAsia="Segoe UI" w:hAnsi="Segoe UI"/>
+          <w:rtl/>
+        </w:rPr>
+        <w:t xml:space="preserve">قدم‌هایی که ارتباطشان استنتاجی یا تطبیق متنی است، با خط‌چین و برچسب </w:t>
+      </w:r>
+      <w:r>
+        <w:rPr>
+          <w:rFonts w:ascii="Segoe UI" w:cs="Tahoma" w:eastAsia="Segoe UI" w:hAnsi="Segoe UI"/>
+          <w:b/>
+          <w:bCs/>
+          <w:rtl w:val="false"/>
+        </w:rPr>
+        <w:t xml:space="preserve">inferred</w:t>
+      </w:r>
+      <w:r>
+        <w:rPr>
+          <w:rFonts w:ascii="Segoe UI" w:cs="Tahoma" w:eastAsia="Segoe UI" w:hAnsi="Segoe UI"/>
+          <w:rtl/>
+        </w:rPr>
+        <w:t xml:space="preserve"> یا </w:t>
+      </w:r>
+      <w:r>
+        <w:rPr>
+          <w:rFonts w:ascii="Segoe UI" w:cs="Tahoma" w:eastAsia="Segoe UI" w:hAnsi="Segoe UI"/>
+          <w:b/>
+          <w:bCs/>
+          <w:rtl w:val="false"/>
+        </w:rPr>
+        <w:t xml:space="preserve">text match</w:t>
+      </w:r>
+      <w:r>
+        <w:rPr>
+          <w:rFonts w:ascii="Segoe UI" w:cs="Tahoma" w:eastAsia="Segoe UI" w:hAnsi="Segoe UI"/>
+          <w:rtl/>
+        </w:rPr>
+        <w:t xml:space="preserve"> نمایش داده می‌شوند. گزینه‌ی </w:t>
+      </w:r>
+      <w:r>
+        <w:rPr>
+          <w:rFonts w:ascii="Segoe UI" w:cs="Tahoma" w:eastAsia="Segoe UI" w:hAnsi="Segoe UI"/>
+          <w:b/>
+          <w:bCs/>
+          <w:rtl w:val="false"/>
+        </w:rPr>
+        <w:t xml:space="preserve">Certain links only</w:t>
+      </w:r>
+      <w:r>
+        <w:rPr>
+          <w:rFonts w:ascii="Segoe UI" w:cs="Tahoma" w:eastAsia="Segoe UI" w:hAnsi="Segoe UI"/>
+          <w:rtl/>
+        </w:rPr>
+        <w:t xml:space="preserve"> این قدم‌ها را کنار می‌گذارد و فقط مسیرهایی را نشان می‌دهد که همه‌ی ارتباط‌هایشان رسمی، اعلام‌شده یا دستی‌اند.</w:t>
       </w:r>
     </w:p>
     <w:p>
@@ -13658,7 +14094,7 @@
       <w:r>
         <w:drawing>
           <wp:inline distT="0" distB="0" distL="0" distR="0">
-            <wp:extent cx="5810250" cy="4086225"/>
+            <wp:extent cx="5810250" cy="2247900"/>
             <wp:effectExtent t="0" r="0" b="0" l="0"/>
             <wp:docPr id="34" name="" descr="" title=""/>
             <wp:cNvGraphicFramePr>
@@ -13683,6 +14119,237 @@
                   <pic:spPr bwMode="auto">
                     <a:xfrm>
                       <a:off x="0" y="0"/>
+                      <a:ext cx="5810250" cy="2247900"/>
+                    </a:xfrm>
+                    <a:prstGeom prst="rect">
+                      <a:avLst/>
+                    </a:prstGeom>
+                  </pic:spPr>
+                </pic:pic>
+              </a:graphicData>
+            </a:graphic>
+          </wp:inline>
+        </w:drawing>
+      </w:r>
+    </w:p>
+    <w:p>
+      <w:pPr>
+        <w:bidi/>
+        <w:spacing w:after="220"/>
+        <w:jc w:val="center"/>
+      </w:pPr>
+      <w:r>
+        <w:rPr>
+          <w:rFonts w:ascii="Segoe UI" w:cs="Tahoma" w:eastAsia="Segoe UI" w:hAnsi="Segoe UI"/>
+          <w:color w:val="5B6878"/>
+          <w:sz w:val="18"/>
+          <w:szCs w:val="18"/>
+          <w:rtl/>
+        </w:rPr>
+        <w:t xml:space="preserve">شکل ۳۴ — مسیرهای T1003.001 تا rundll32.exe فقط با ارتباط‌های قطعی</w:t>
+      </w:r>
+    </w:p>
+    <w:p>
+      <w:pPr>
+        <w:pStyle w:val="Heading2"/>
+        <w:bidi/>
+      </w:pPr>
+      <w:r>
+        <w:rPr>
+          <w:rFonts w:ascii="Segoe UI" w:cs="Tahoma" w:eastAsia="Segoe UI" w:hAnsi="Segoe UI"/>
+          <w:rtl/>
+        </w:rPr>
+        <w:t xml:space="preserve">Impact — تحلیل اثر</w:t>
+      </w:r>
+    </w:p>
+    <w:p>
+      <w:pPr>
+        <w:bidi/>
+        <w:spacing w:after="120"/>
+        <w:jc w:val="both"/>
+      </w:pPr>
+      <w:r>
+        <w:rPr>
+          <w:rFonts w:ascii="Segoe UI" w:cs="Tahoma" w:eastAsia="Segoe UI" w:hAnsi="Segoe UI"/>
+          <w:rtl/>
+        </w:rPr>
+        <w:t xml:space="preserve">برای جواب دادن به این سؤال: «اگر جمع‌آوری این داده قطع شود، چه چیزی از دست می‌رود؟»</w:t>
+      </w:r>
+    </w:p>
+    <w:p>
+      <w:pPr>
+        <w:pStyle w:val="ListParagraph"/>
+        <w:numPr>
+          <w:ilvl w:val="0"/>
+          <w:numId w:val="6"/>
+        </w:numPr>
+        <w:bidi/>
+        <w:spacing w:after="80"/>
+      </w:pPr>
+      <w:r>
+        <w:rPr>
+          <w:rFonts w:ascii="Segoe UI" w:cs="Tahoma" w:eastAsia="Segoe UI" w:hAnsi="Segoe UI"/>
+          <w:rtl/>
+        </w:rPr>
+        <w:t xml:space="preserve">آنچه قطع می‌شود را انتخاب کنید؛ ترکیب هم ممکن است:</w:t>
+      </w:r>
+    </w:p>
+    <w:p>
+      <w:pPr>
+        <w:pStyle w:val="ListParagraph"/>
+        <w:numPr>
+          <w:ilvl w:val="0"/>
+          <w:numId w:val="6"/>
+        </w:numPr>
+        <w:bidi/>
+        <w:spacing w:after="80"/>
+      </w:pPr>
+      <w:r>
+        <w:rPr>
+          <w:rFonts w:ascii="Segoe UI" w:cs="Tahoma" w:eastAsia="Segoe UI" w:hAnsi="Segoe UI"/>
+          <w:b/>
+          <w:bCs/>
+          <w:rtl w:val="false"/>
+        </w:rPr>
+        <w:t xml:space="preserve">…whole log sources:</w:t>
+      </w:r>
+      <w:r>
+        <w:rPr>
+          <w:rFonts w:ascii="Segoe UI" w:cs="Tahoma" w:eastAsia="Segoe UI" w:hAnsi="Segoe UI"/>
+          <w:rtl/>
+        </w:rPr>
+        <w:t xml:space="preserve"> یک منبع لاگ کامل، مثل Sysmon یا Windows Security. عدد هر دکمه تعداد قوانینی است که از آن منبع استفاده می‌کنند.</w:t>
+      </w:r>
+    </w:p>
+    <w:p>
+      <w:pPr>
+        <w:pStyle w:val="ListParagraph"/>
+        <w:numPr>
+          <w:ilvl w:val="0"/>
+          <w:numId w:val="6"/>
+        </w:numPr>
+        <w:bidi/>
+        <w:spacing w:after="80"/>
+      </w:pPr>
+      <w:r>
+        <w:rPr>
+          <w:rFonts w:ascii="Segoe UI" w:cs="Tahoma" w:eastAsia="Segoe UI" w:hAnsi="Segoe UI"/>
+          <w:b/>
+          <w:bCs/>
+          <w:rtl w:val="false"/>
+        </w:rPr>
+        <w:t xml:space="preserve">…or single events of:</w:t>
+      </w:r>
+      <w:r>
+        <w:rPr>
+          <w:rFonts w:ascii="Segoe UI" w:cs="Tahoma" w:eastAsia="Segoe UI" w:hAnsi="Segoe UI"/>
+          <w:rtl/>
+        </w:rPr>
+        <w:t xml:space="preserve"> یک منبع را از منو انتخاب کنید و روی رویدادهای مشخص آن کلیک کنید، مثلاً Windows Security 4688.</w:t>
+      </w:r>
+    </w:p>
+    <w:p>
+      <w:pPr>
+        <w:pStyle w:val="ListParagraph"/>
+        <w:numPr>
+          <w:ilvl w:val="0"/>
+          <w:numId w:val="6"/>
+        </w:numPr>
+        <w:bidi/>
+        <w:spacing w:after="80"/>
+      </w:pPr>
+      <w:r>
+        <w:rPr>
+          <w:rFonts w:ascii="Segoe UI" w:cs="Tahoma" w:eastAsia="Segoe UI" w:hAnsi="Segoe UI"/>
+          <w:rtl/>
+        </w:rPr>
+        <w:t xml:space="preserve">یا از منوی </w:t>
+      </w:r>
+      <w:r>
+        <w:rPr>
+          <w:rFonts w:ascii="Segoe UI" w:cs="Tahoma" w:eastAsia="Segoe UI" w:hAnsi="Segoe UI"/>
+          <w:b/>
+          <w:bCs/>
+          <w:rtl w:val="false"/>
+        </w:rPr>
+        <w:t xml:space="preserve">If we stop collecting…</w:t>
+      </w:r>
+      <w:r>
+        <w:rPr>
+          <w:rFonts w:ascii="Segoe UI" w:cs="Tahoma" w:eastAsia="Segoe UI" w:hAnsi="Segoe UI"/>
+          <w:rtl/>
+        </w:rPr>
+        <w:t xml:space="preserve"> یک صفحه‌ی منبع داده انتخاب کنید تا همه‌ی رویدادهای آن حساب شوند.</w:t>
+      </w:r>
+    </w:p>
+    <w:p>
+      <w:pPr>
+        <w:pStyle w:val="ListParagraph"/>
+        <w:numPr>
+          <w:ilvl w:val="0"/>
+          <w:numId w:val="6"/>
+        </w:numPr>
+        <w:bidi/>
+        <w:spacing w:after="80"/>
+      </w:pPr>
+      <w:r>
+        <w:rPr>
+          <w:rFonts w:ascii="Segoe UI" w:cs="Tahoma" w:eastAsia="Segoe UI" w:hAnsi="Segoe UI"/>
+          <w:rtl/>
+        </w:rPr>
+        <w:t xml:space="preserve">انتخاب‌ها در ردیف </w:t>
+      </w:r>
+      <w:r>
+        <w:rPr>
+          <w:rFonts w:ascii="Segoe UI" w:cs="Tahoma" w:eastAsia="Segoe UI" w:hAnsi="Segoe UI"/>
+          <w:b/>
+          <w:bCs/>
+          <w:rtl w:val="false"/>
+        </w:rPr>
+        <w:t xml:space="preserve">Selected</w:t>
+      </w:r>
+      <w:r>
+        <w:rPr>
+          <w:rFonts w:ascii="Segoe UI" w:cs="Tahoma" w:eastAsia="Segoe UI" w:hAnsi="Segoe UI"/>
+          <w:rtl/>
+        </w:rPr>
+        <w:t xml:space="preserve"> دیده می‌شوند و با ضربدر حذف می‌شوند. نتیجه فوراً نمایش داده می‌شود.</w:t>
+      </w:r>
+    </w:p>
+    <w:p>
+      <w:pPr>
+        <w:keepNext/>
+        <w:spacing w:after="60" w:before="160" w:line="240" w:lineRule="auto"/>
+        <w:jc w:val="center"/>
+      </w:pPr>
+      <w:r>
+        <w:drawing>
+          <wp:inline distT="0" distB="0" distL="0" distR="0">
+            <wp:extent cx="5810250" cy="4086225"/>
+            <wp:effectExtent t="0" r="0" b="0" l="0"/>
+            <wp:docPr id="35" name="" descr="" title=""/>
+            <wp:cNvGraphicFramePr>
+              <a:graphicFrameLocks xmlns:a="http://schemas.openxmlformats.org/drawingml/2006/main" noChangeAspect="1"/>
+            </wp:cNvGraphicFramePr>
+            <a:graphic xmlns:a="http://schemas.openxmlformats.org/drawingml/2006/main">
+              <a:graphicData uri="http://schemas.openxmlformats.org/drawingml/2006/picture">
+                <pic:pic xmlns:pic="http://schemas.openxmlformats.org/drawingml/2006/picture">
+                  <pic:nvPicPr>
+                    <pic:cNvPr id="0" name="" descr=""/>
+                    <pic:cNvPicPr>
+                      <a:picLocks noChangeAspect="1" noChangeArrowheads="1"/>
+                    </pic:cNvPicPr>
+                  </pic:nvPicPr>
+                  <pic:blipFill>
+                    <a:blip r:embed="rId45" cstate="none"/>
+                    <a:srcRect/>
+                    <a:stretch>
+                      <a:fillRect/>
+                    </a:stretch>
+                  </pic:blipFill>
+                  <pic:spPr bwMode="auto">
+                    <a:xfrm>
+                      <a:off x="0" y="0"/>
                       <a:ext cx="5810250" cy="4086225"/>
                     </a:xfrm>
                     <a:prstGeom prst="rect">
@@ -13710,7 +14377,7 @@
           <w:szCs w:val="18"/>
           <w:rtl/>
         </w:rPr>
-        <w:t xml:space="preserve">شکل ۳۴ — تحلیل اثر قطع کامل Sysmon</w:t>
+        <w:t xml:space="preserve">شکل ۳۵ — تحلیل اثر قطع کامل Sysmon</w:t>
       </w:r>
     </w:p>
     <w:p>
@@ -13724,7 +14391,39 @@
           <w:rFonts w:ascii="Segoe UI" w:cs="Tahoma" w:eastAsia="Segoe UI" w:hAnsi="Segoe UI"/>
           <w:rtl/>
         </w:rPr>
-        <w:t xml:space="preserve">سامانه منابع لاگ هر قانون را جایگزین هم در نظر می‌گیرد: قانونی که هم Sysmon 1 و هم Windows Security 4688 را می‌خواند، با قطع Sysmon از دست نمی‌رود و فقط تضعیف می‌شود.</w:t>
+        <w:t xml:space="preserve">سامانه منابع لاگ هر قانون را جایگزین هم در نظر می‌گیرد: قانونی که هم Sysmon 1 و هم Windows Security 4688 را می‌خواند، با قطع Sysmon از دست نمی‌رود و فقط تضعیف می‌شود. استثنا قوانینی است که به چند رویداد </w:t>
+      </w:r>
+      <w:r>
+        <w:rPr>
+          <w:rFonts w:ascii="Segoe UI" w:cs="Tahoma" w:eastAsia="Segoe UI" w:hAnsi="Segoe UI"/>
+          <w:b/>
+          <w:bCs/>
+          <w:rtl/>
+        </w:rPr>
+        <w:t xml:space="preserve">با هم</w:t>
+      </w:r>
+      <w:r>
+        <w:rPr>
+          <w:rFonts w:ascii="Segoe UI" w:cs="Tahoma" w:eastAsia="Segoe UI" w:hAnsi="Segoe UI"/>
+          <w:rtl/>
+        </w:rPr>
+        <w:t xml:space="preserve"> نیاز دارند؛ کنار این قوانین عبارت </w:t>
+      </w:r>
+      <w:r>
+        <w:rPr>
+          <w:rFonts w:ascii="Segoe UI" w:cs="Tahoma" w:eastAsia="Segoe UI" w:hAnsi="Segoe UI"/>
+          <w:b/>
+          <w:bCs/>
+          <w:rtl w:val="false"/>
+        </w:rPr>
+        <w:t xml:space="preserve">needs together</w:t>
+      </w:r>
+      <w:r>
+        <w:rPr>
+          <w:rFonts w:ascii="Segoe UI" w:cs="Tahoma" w:eastAsia="Segoe UI" w:hAnsi="Segoe UI"/>
+          <w:rtl/>
+        </w:rPr>
+        <w:t xml:space="preserve"> آمده و قطع هر کدام از آن رویدادها قانون را از کار می‌اندازد.</w:t>
       </w:r>
     </w:p>
     <w:tbl>
@@ -14282,233 +14981,6 @@
           <wp:inline distT="0" distB="0" distL="0" distR="0">
             <wp:extent cx="5810250" cy="4086225"/>
             <wp:effectExtent t="0" r="0" b="0" l="0"/>
-            <wp:docPr id="35" name="" descr="" title=""/>
-            <wp:cNvGraphicFramePr>
-              <a:graphicFrameLocks xmlns:a="http://schemas.openxmlformats.org/drawingml/2006/main" noChangeAspect="1"/>
-            </wp:cNvGraphicFramePr>
-            <a:graphic xmlns:a="http://schemas.openxmlformats.org/drawingml/2006/main">
-              <a:graphicData uri="http://schemas.openxmlformats.org/drawingml/2006/picture">
-                <pic:pic xmlns:pic="http://schemas.openxmlformats.org/drawingml/2006/picture">
-                  <pic:nvPicPr>
-                    <pic:cNvPr id="0" name="" descr=""/>
-                    <pic:cNvPicPr>
-                      <a:picLocks noChangeAspect="1" noChangeArrowheads="1"/>
-                    </pic:cNvPicPr>
-                  </pic:nvPicPr>
-                  <pic:blipFill>
-                    <a:blip r:embed="rId45" cstate="none"/>
-                    <a:srcRect/>
-                    <a:stretch>
-                      <a:fillRect/>
-                    </a:stretch>
-                  </pic:blipFill>
-                  <pic:spPr bwMode="auto">
-                    <a:xfrm>
-                      <a:off x="0" y="0"/>
-                      <a:ext cx="5810250" cy="4086225"/>
-                    </a:xfrm>
-                    <a:prstGeom prst="rect">
-                      <a:avLst/>
-                    </a:prstGeom>
-                  </pic:spPr>
-                </pic:pic>
-              </a:graphicData>
-            </a:graphic>
-          </wp:inline>
-        </w:drawing>
-      </w:r>
-    </w:p>
-    <w:p>
-      <w:pPr>
-        <w:bidi/>
-        <w:spacing w:after="220"/>
-        <w:jc w:val="center"/>
-      </w:pPr>
-      <w:r>
-        <w:rPr>
-          <w:rFonts w:ascii="Segoe UI" w:cs="Tahoma" w:eastAsia="Segoe UI" w:hAnsi="Segoe UI"/>
-          <w:color w:val="5B6878"/>
-          <w:sz w:val="18"/>
-          <w:szCs w:val="18"/>
-          <w:rtl/>
-        </w:rPr>
-        <w:t xml:space="preserve">شکل ۳۵ — نمودار جریان از منابع لاگ به تاکتیک‌ها</w:t>
-      </w:r>
-    </w:p>
-    <w:p>
-      <w:pPr>
-        <w:pStyle w:val="ListParagraph"/>
-        <w:numPr>
-          <w:ilvl w:val="0"/>
-          <w:numId w:val="2"/>
-        </w:numPr>
-        <w:bidi/>
-        <w:spacing w:after="60"/>
-      </w:pPr>
-      <w:r>
-        <w:rPr>
-          <w:rFonts w:ascii="Segoe UI" w:cs="Tahoma" w:eastAsia="Segoe UI" w:hAnsi="Segoe UI"/>
-          <w:b/>
-          <w:bCs/>
-          <w:rtl w:val="false"/>
-        </w:rPr>
-        <w:t xml:space="preserve">By log source / By event:</w:t>
-      </w:r>
-      <w:r>
-        <w:rPr>
-          <w:rFonts w:ascii="Segoe UI" w:cs="Tahoma" w:eastAsia="Segoe UI" w:hAnsi="Segoe UI"/>
-          <w:rtl/>
-        </w:rPr>
-        <w:t xml:space="preserve"> سمت چپ یا منابع لاگ کامل است (Sysmon، Windows Security، CrowdStrike و …) یا رویدادهای تکی. در حالت رویداد، رویدادهای کوچک (کمتر از ۳ قانون) هر منبع در یک گره «other events» جمع می‌شوند.</w:t>
-      </w:r>
-    </w:p>
-    <w:p>
-      <w:pPr>
-        <w:pStyle w:val="ListParagraph"/>
-        <w:numPr>
-          <w:ilvl w:val="0"/>
-          <w:numId w:val="2"/>
-        </w:numPr>
-        <w:bidi/>
-        <w:spacing w:after="60"/>
-      </w:pPr>
-      <w:r>
-        <w:rPr>
-          <w:rFonts w:ascii="Segoe UI" w:cs="Tahoma" w:eastAsia="Segoe UI" w:hAnsi="Segoe UI"/>
-          <w:rtl/>
-        </w:rPr>
-        <w:t xml:space="preserve">ماوس را روی یک منبع یا تاکتیک ببرید تا جریان‌های آن پررنگ شود.</w:t>
-      </w:r>
-    </w:p>
-    <w:p>
-      <w:pPr>
-        <w:pStyle w:val="ListParagraph"/>
-        <w:numPr>
-          <w:ilvl w:val="0"/>
-          <w:numId w:val="2"/>
-        </w:numPr>
-        <w:bidi/>
-        <w:spacing w:after="60"/>
-      </w:pPr>
-      <w:r>
-        <w:rPr>
-          <w:rFonts w:ascii="Segoe UI" w:cs="Tahoma" w:eastAsia="Segoe UI" w:hAnsi="Segoe UI"/>
-          <w:rtl/>
-        </w:rPr>
-        <w:t xml:space="preserve">با کلیک روی یک تاکتیک، نمودار به تکنیک‌های همان تاکتیک می‌رسد. با کلیک روی یک تکنیک، زنجیره‌ی تشخیص آن باز می‌شود.</w:t>
-      </w:r>
-    </w:p>
-    <w:p>
-      <w:pPr>
-        <w:pStyle w:val="ListParagraph"/>
-        <w:numPr>
-          <w:ilvl w:val="0"/>
-          <w:numId w:val="2"/>
-        </w:numPr>
-        <w:bidi/>
-        <w:spacing w:after="60"/>
-      </w:pPr>
-      <w:r>
-        <w:rPr>
-          <w:rFonts w:ascii="Segoe UI" w:cs="Tahoma" w:eastAsia="Segoe UI" w:hAnsi="Segoe UI"/>
-          <w:rtl/>
-        </w:rPr>
-        <w:t xml:space="preserve">با کلیک روی یک منبع یا رویداد، پنلی باز می‌شود: </w:t>
-      </w:r>
-      <w:r>
-        <w:rPr>
-          <w:rFonts w:ascii="Segoe UI" w:cs="Tahoma" w:eastAsia="Segoe UI" w:hAnsi="Segoe UI"/>
-          <w:b/>
-          <w:bCs/>
-          <w:rtl w:val="false"/>
-        </w:rPr>
-        <w:t xml:space="preserve">What if we lose it?</w:t>
-      </w:r>
-      <w:r>
-        <w:rPr>
-          <w:rFonts w:ascii="Segoe UI" w:cs="Tahoma" w:eastAsia="Segoe UI" w:hAnsi="Segoe UI"/>
-          <w:rtl/>
-        </w:rPr>
-        <w:t xml:space="preserve"> تحلیل اثر همان منبع، </w:t>
-      </w:r>
-      <w:r>
-        <w:rPr>
-          <w:rFonts w:ascii="Segoe UI" w:cs="Tahoma" w:eastAsia="Segoe UI" w:hAnsi="Segoe UI"/>
-          <w:b/>
-          <w:bCs/>
-          <w:rtl w:val="false"/>
-        </w:rPr>
-        <w:t xml:space="preserve">Rules</w:t>
-      </w:r>
-      <w:r>
-        <w:rPr>
-          <w:rFonts w:ascii="Segoe UI" w:cs="Tahoma" w:eastAsia="Segoe UI" w:hAnsi="Segoe UI"/>
-          <w:rtl/>
-        </w:rPr>
-        <w:t xml:space="preserve"> فهرست قوانینش و </w:t>
-      </w:r>
-      <w:r>
-        <w:rPr>
-          <w:rFonts w:ascii="Segoe UI" w:cs="Tahoma" w:eastAsia="Segoe UI" w:hAnsi="Segoe UI"/>
-          <w:b/>
-          <w:bCs/>
-          <w:rtl w:val="false"/>
-        </w:rPr>
-        <w:t xml:space="preserve">Reference</w:t>
-      </w:r>
-      <w:r>
-        <w:rPr>
-          <w:rFonts w:ascii="Segoe UI" w:cs="Tahoma" w:eastAsia="Segoe UI" w:hAnsi="Segoe UI"/>
-          <w:rtl/>
-        </w:rPr>
-        <w:t xml:space="preserve"> صفحه‌ی مرجعش.</w:t>
-      </w:r>
-    </w:p>
-    <w:p>
-      <w:pPr>
-        <w:pStyle w:val="ListParagraph"/>
-        <w:numPr>
-          <w:ilvl w:val="0"/>
-          <w:numId w:val="2"/>
-        </w:numPr>
-        <w:bidi/>
-        <w:spacing w:after="60"/>
-      </w:pPr>
-      <w:r>
-        <w:rPr>
-          <w:rFonts w:ascii="Segoe UI" w:cs="Tahoma" w:eastAsia="Segoe UI" w:hAnsi="Segoe UI"/>
-          <w:rtl/>
-        </w:rPr>
-        <w:t xml:space="preserve">فیلترهای بالا: وضعیت قوانین، منبع قوانین، و </w:t>
-      </w:r>
-      <w:r>
-        <w:rPr>
-          <w:rFonts w:ascii="Segoe UI" w:cs="Tahoma" w:eastAsia="Segoe UI" w:hAnsi="Segoe UI"/>
-          <w:b/>
-          <w:bCs/>
-          <w:rtl w:val="false"/>
-        </w:rPr>
-        <w:t xml:space="preserve">Include rules without telemetry</w:t>
-      </w:r>
-      <w:r>
-        <w:rPr>
-          <w:rFonts w:ascii="Segoe UI" w:cs="Tahoma" w:eastAsia="Segoe UI" w:hAnsi="Segoe UI"/>
-          <w:rtl/>
-        </w:rPr>
-        <w:t xml:space="preserve"> برای افزودن قوانینی که هیچ منبع لاگی ندارند.</w:t>
-      </w:r>
-    </w:p>
-    <w:p>
-      <w:pPr>
-        <w:keepNext/>
-        <w:spacing w:after="60" w:before="160" w:line="240" w:lineRule="auto"/>
-        <w:jc w:val="center"/>
-      </w:pPr>
-      <w:r>
-        <w:drawing>
-          <wp:inline distT="0" distB="0" distL="0" distR="0">
-            <wp:extent cx="5810250" cy="4086225"/>
-            <wp:effectExtent t="0" r="0" b="0" l="0"/>
             <wp:docPr id="36" name="" descr="" title=""/>
             <wp:cNvGraphicFramePr>
               <a:graphicFrameLocks xmlns:a="http://schemas.openxmlformats.org/drawingml/2006/main" noChangeAspect="1"/>
@@ -14559,34 +15031,170 @@
           <w:szCs w:val="18"/>
           <w:rtl/>
         </w:rPr>
-        <w:t xml:space="preserve">شکل ۳۶ — نمودار جریان در حالت رویداد</w:t>
-      </w:r>
-    </w:p>
-    <w:p>
-      <w:pPr>
-        <w:pStyle w:val="Heading2"/>
-        <w:bidi/>
-      </w:pPr>
-      <w:r>
-        <w:rPr>
-          <w:rFonts w:ascii="Segoe UI" w:cs="Tahoma" w:eastAsia="Segoe UI" w:hAnsi="Segoe UI"/>
-          <w:rtl/>
-        </w:rPr>
-        <w:t xml:space="preserve">Tool gaps — شکاف ابزارها</w:t>
-      </w:r>
-    </w:p>
-    <w:p>
-      <w:pPr>
-        <w:bidi/>
-        <w:spacing w:after="120"/>
-        <w:jc w:val="both"/>
-      </w:pPr>
-      <w:r>
-        <w:rPr>
-          <w:rFonts w:ascii="Segoe UI" w:cs="Tahoma" w:eastAsia="Segoe UI" w:hAnsi="Segoe UI"/>
-          <w:rtl/>
-        </w:rPr>
-        <w:t xml:space="preserve">این نما تکنیک‌هایی را فهرست می‌کند که ابزارهای شناخته‌شده‌ی مهاجم دارند، همراه با ابزارهایی که هیچ قانونی به آن‌ها اشاره نمی‌کند. تکنیک‌هایی که اصلاً قانون ندارند با آیکون هشدار و کادر قرمز، بالای فهرست قرار می‌گیرند.</w:t>
+        <w:t xml:space="preserve">شکل ۳۶ — نمودار جریان از منابع لاگ به تاکتیک‌ها</w:t>
+      </w:r>
+    </w:p>
+    <w:p>
+      <w:pPr>
+        <w:pStyle w:val="ListParagraph"/>
+        <w:numPr>
+          <w:ilvl w:val="0"/>
+          <w:numId w:val="2"/>
+        </w:numPr>
+        <w:bidi/>
+        <w:spacing w:after="60"/>
+      </w:pPr>
+      <w:r>
+        <w:rPr>
+          <w:rFonts w:ascii="Segoe UI" w:cs="Tahoma" w:eastAsia="Segoe UI" w:hAnsi="Segoe UI"/>
+          <w:b/>
+          <w:bCs/>
+          <w:rtl w:val="false"/>
+        </w:rPr>
+        <w:t xml:space="preserve">By log source / By event:</w:t>
+      </w:r>
+      <w:r>
+        <w:rPr>
+          <w:rFonts w:ascii="Segoe UI" w:cs="Tahoma" w:eastAsia="Segoe UI" w:hAnsi="Segoe UI"/>
+          <w:rtl/>
+        </w:rPr>
+        <w:t xml:space="preserve"> سمت چپ یا منابع لاگ کامل است (Sysmon، Windows Security، CrowdStrike و …) یا رویدادهای تکی. در حالت رویداد، رویدادهای کوچک (کمتر از ۳ قانون) هر منبع در یک گره «other events» جمع می‌شوند.</w:t>
+      </w:r>
+    </w:p>
+    <w:p>
+      <w:pPr>
+        <w:pStyle w:val="ListParagraph"/>
+        <w:numPr>
+          <w:ilvl w:val="0"/>
+          <w:numId w:val="2"/>
+        </w:numPr>
+        <w:bidi/>
+        <w:spacing w:after="60"/>
+      </w:pPr>
+      <w:r>
+        <w:rPr>
+          <w:rFonts w:ascii="Segoe UI" w:cs="Tahoma" w:eastAsia="Segoe UI" w:hAnsi="Segoe UI"/>
+          <w:rtl/>
+        </w:rPr>
+        <w:t xml:space="preserve">ماوس را روی یک منبع یا تاکتیک ببرید تا جریان‌های آن پررنگ شود.</w:t>
+      </w:r>
+    </w:p>
+    <w:p>
+      <w:pPr>
+        <w:pStyle w:val="ListParagraph"/>
+        <w:numPr>
+          <w:ilvl w:val="0"/>
+          <w:numId w:val="2"/>
+        </w:numPr>
+        <w:bidi/>
+        <w:spacing w:after="60"/>
+      </w:pPr>
+      <w:r>
+        <w:rPr>
+          <w:rFonts w:ascii="Segoe UI" w:cs="Tahoma" w:eastAsia="Segoe UI" w:hAnsi="Segoe UI"/>
+          <w:rtl/>
+        </w:rPr>
+        <w:t xml:space="preserve">با کلیک روی یک تاکتیک، نمودار به تکنیک‌های همان تاکتیک می‌رسد. با کلیک روی یک تکنیک، زنجیره‌ی تشخیص آن باز می‌شود.</w:t>
+      </w:r>
+    </w:p>
+    <w:p>
+      <w:pPr>
+        <w:pStyle w:val="ListParagraph"/>
+        <w:numPr>
+          <w:ilvl w:val="0"/>
+          <w:numId w:val="2"/>
+        </w:numPr>
+        <w:bidi/>
+        <w:spacing w:after="60"/>
+      </w:pPr>
+      <w:r>
+        <w:rPr>
+          <w:rFonts w:ascii="Segoe UI" w:cs="Tahoma" w:eastAsia="Segoe UI" w:hAnsi="Segoe UI"/>
+          <w:rtl/>
+        </w:rPr>
+        <w:t xml:space="preserve">با کلیک روی یک منبع یا رویداد، پنلی باز می‌شود: </w:t>
+      </w:r>
+      <w:r>
+        <w:rPr>
+          <w:rFonts w:ascii="Segoe UI" w:cs="Tahoma" w:eastAsia="Segoe UI" w:hAnsi="Segoe UI"/>
+          <w:b/>
+          <w:bCs/>
+          <w:rtl w:val="false"/>
+        </w:rPr>
+        <w:t xml:space="preserve">What if we lose it?</w:t>
+      </w:r>
+      <w:r>
+        <w:rPr>
+          <w:rFonts w:ascii="Segoe UI" w:cs="Tahoma" w:eastAsia="Segoe UI" w:hAnsi="Segoe UI"/>
+          <w:rtl/>
+        </w:rPr>
+        <w:t xml:space="preserve"> تحلیل اثر همان منبع، </w:t>
+      </w:r>
+      <w:r>
+        <w:rPr>
+          <w:rFonts w:ascii="Segoe UI" w:cs="Tahoma" w:eastAsia="Segoe UI" w:hAnsi="Segoe UI"/>
+          <w:b/>
+          <w:bCs/>
+          <w:rtl w:val="false"/>
+        </w:rPr>
+        <w:t xml:space="preserve">Rules</w:t>
+      </w:r>
+      <w:r>
+        <w:rPr>
+          <w:rFonts w:ascii="Segoe UI" w:cs="Tahoma" w:eastAsia="Segoe UI" w:hAnsi="Segoe UI"/>
+          <w:rtl/>
+        </w:rPr>
+        <w:t xml:space="preserve"> فهرست قوانینش و </w:t>
+      </w:r>
+      <w:r>
+        <w:rPr>
+          <w:rFonts w:ascii="Segoe UI" w:cs="Tahoma" w:eastAsia="Segoe UI" w:hAnsi="Segoe UI"/>
+          <w:b/>
+          <w:bCs/>
+          <w:rtl w:val="false"/>
+        </w:rPr>
+        <w:t xml:space="preserve">Reference</w:t>
+      </w:r>
+      <w:r>
+        <w:rPr>
+          <w:rFonts w:ascii="Segoe UI" w:cs="Tahoma" w:eastAsia="Segoe UI" w:hAnsi="Segoe UI"/>
+          <w:rtl/>
+        </w:rPr>
+        <w:t xml:space="preserve"> صفحه‌ی مرجعش.</w:t>
+      </w:r>
+    </w:p>
+    <w:p>
+      <w:pPr>
+        <w:pStyle w:val="ListParagraph"/>
+        <w:numPr>
+          <w:ilvl w:val="0"/>
+          <w:numId w:val="2"/>
+        </w:numPr>
+        <w:bidi/>
+        <w:spacing w:after="60"/>
+      </w:pPr>
+      <w:r>
+        <w:rPr>
+          <w:rFonts w:ascii="Segoe UI" w:cs="Tahoma" w:eastAsia="Segoe UI" w:hAnsi="Segoe UI"/>
+          <w:rtl/>
+        </w:rPr>
+        <w:t xml:space="preserve">فیلترهای بالا: وضعیت قوانین، منبع قوانین، و </w:t>
+      </w:r>
+      <w:r>
+        <w:rPr>
+          <w:rFonts w:ascii="Segoe UI" w:cs="Tahoma" w:eastAsia="Segoe UI" w:hAnsi="Segoe UI"/>
+          <w:b/>
+          <w:bCs/>
+          <w:rtl w:val="false"/>
+        </w:rPr>
+        <w:t xml:space="preserve">Include rules without telemetry</w:t>
+      </w:r>
+      <w:r>
+        <w:rPr>
+          <w:rFonts w:ascii="Segoe UI" w:cs="Tahoma" w:eastAsia="Segoe UI" w:hAnsi="Segoe UI"/>
+          <w:rtl/>
+        </w:rPr>
+        <w:t xml:space="preserve"> برای افزودن قوانینی که هیچ منبع لاگی ندارند.</w:t>
       </w:r>
     </w:p>
     <w:p>
@@ -14650,157 +15258,7 @@
           <w:szCs w:val="18"/>
           <w:rtl/>
         </w:rPr>
-        <w:t xml:space="preserve">شکل ۳۷ — نمای Tool gaps</w:t>
-      </w:r>
-    </w:p>
-    <w:p>
-      <w:pPr>
-        <w:pStyle w:val="ListParagraph"/>
-        <w:numPr>
-          <w:ilvl w:val="0"/>
-          <w:numId w:val="2"/>
-        </w:numPr>
-        <w:bidi/>
-        <w:spacing w:after="60"/>
-      </w:pPr>
-      <w:r>
-        <w:rPr>
-          <w:rFonts w:ascii="Segoe UI" w:cs="Tahoma" w:eastAsia="Segoe UI" w:hAnsi="Segoe UI"/>
-          <w:rtl/>
-        </w:rPr>
-        <w:t xml:space="preserve">ابزارهای </w:t>
-      </w:r>
-      <w:r>
-        <w:rPr>
-          <w:rFonts w:ascii="Segoe UI" w:cs="Tahoma" w:eastAsia="Segoe UI" w:hAnsi="Segoe UI"/>
-          <w:b/>
-          <w:bCs/>
-          <w:rtl/>
-        </w:rPr>
-        <w:t xml:space="preserve">خط‌چین قرمز</w:t>
-      </w:r>
-      <w:r>
-        <w:rPr>
-          <w:rFonts w:ascii="Segoe UI" w:cs="Tahoma" w:eastAsia="Segoe UI" w:hAnsi="Segoe UI"/>
-          <w:rtl/>
-        </w:rPr>
-        <w:t xml:space="preserve"> در هیچ قانونی نیامده‌اند و ابزارهای سبز قانون دارند (با تعداد).</w:t>
-      </w:r>
-    </w:p>
-    <w:p>
-      <w:pPr>
-        <w:pStyle w:val="ListParagraph"/>
-        <w:numPr>
-          <w:ilvl w:val="0"/>
-          <w:numId w:val="2"/>
-        </w:numPr>
-        <w:bidi/>
-        <w:spacing w:after="60"/>
-      </w:pPr>
-      <w:r>
-        <w:rPr>
-          <w:rFonts w:ascii="Segoe UI" w:cs="Tahoma" w:eastAsia="Segoe UI" w:hAnsi="Segoe UI"/>
-          <w:rtl/>
-        </w:rPr>
-        <w:t xml:space="preserve">فیلتر مرجع: </w:t>
-      </w:r>
-      <w:r>
-        <w:rPr>
-          <w:rFonts w:ascii="Segoe UI" w:cs="Tahoma" w:eastAsia="Segoe UI" w:hAnsi="Segoe UI"/>
-          <w:b/>
-          <w:bCs/>
-          <w:rtl w:val="false"/>
-        </w:rPr>
-        <w:t xml:space="preserve">All tools</w:t>
-      </w:r>
-      <w:r>
-        <w:rPr>
-          <w:rFonts w:ascii="Segoe UI" w:cs="Tahoma" w:eastAsia="Segoe UI" w:hAnsi="Segoe UI"/>
-          <w:rtl/>
-        </w:rPr>
-        <w:t xml:space="preserve">، </w:t>
-      </w:r>
-      <w:r>
-        <w:rPr>
-          <w:rFonts w:ascii="Segoe UI" w:cs="Tahoma" w:eastAsia="Segoe UI" w:hAnsi="Segoe UI"/>
-          <w:b/>
-          <w:bCs/>
-          <w:rtl w:val="false"/>
-        </w:rPr>
-        <w:t xml:space="preserve">LOLBAS</w:t>
-      </w:r>
-      <w:r>
-        <w:rPr>
-          <w:rFonts w:ascii="Segoe UI" w:cs="Tahoma" w:eastAsia="Segoe UI" w:hAnsi="Segoe UI"/>
-          <w:rtl/>
-        </w:rPr>
-        <w:t xml:space="preserve">، </w:t>
-      </w:r>
-      <w:r>
-        <w:rPr>
-          <w:rFonts w:ascii="Segoe UI" w:cs="Tahoma" w:eastAsia="Segoe UI" w:hAnsi="Segoe UI"/>
-          <w:b/>
-          <w:bCs/>
-          <w:rtl w:val="false"/>
-        </w:rPr>
-        <w:t xml:space="preserve">GTFOBins</w:t>
-      </w:r>
-      <w:r>
-        <w:rPr>
-          <w:rFonts w:ascii="Segoe UI" w:cs="Tahoma" w:eastAsia="Segoe UI" w:hAnsi="Segoe UI"/>
-          <w:rtl/>
-        </w:rPr>
-        <w:t xml:space="preserve">، </w:t>
-      </w:r>
-      <w:r>
-        <w:rPr>
-          <w:rFonts w:ascii="Segoe UI" w:cs="Tahoma" w:eastAsia="Segoe UI" w:hAnsi="Segoe UI"/>
-          <w:b/>
-          <w:bCs/>
-          <w:rtl w:val="false"/>
-        </w:rPr>
-        <w:t xml:space="preserve">LOLDrivers</w:t>
-      </w:r>
-      <w:r>
-        <w:rPr>
-          <w:rFonts w:ascii="Segoe UI" w:cs="Tahoma" w:eastAsia="Segoe UI" w:hAnsi="Segoe UI"/>
-          <w:rtl/>
-        </w:rPr>
-        <w:t xml:space="preserve">. گزینه‌ی </w:t>
-      </w:r>
-      <w:r>
-        <w:rPr>
-          <w:rFonts w:ascii="Segoe UI" w:cs="Tahoma" w:eastAsia="Segoe UI" w:hAnsi="Segoe UI"/>
-          <w:b/>
-          <w:bCs/>
-          <w:rtl w:val="false"/>
-        </w:rPr>
-        <w:t xml:space="preserve">Only techniques with no rule</w:t>
-      </w:r>
-      <w:r>
-        <w:rPr>
-          <w:rFonts w:ascii="Segoe UI" w:cs="Tahoma" w:eastAsia="Segoe UI" w:hAnsi="Segoe UI"/>
-          <w:rtl/>
-        </w:rPr>
-        <w:t xml:space="preserve"> فقط تکنیک‌های بدون قانون را نشان می‌دهد.</w:t>
-      </w:r>
-    </w:p>
-    <w:p>
-      <w:pPr>
-        <w:pStyle w:val="ListParagraph"/>
-        <w:numPr>
-          <w:ilvl w:val="0"/>
-          <w:numId w:val="2"/>
-        </w:numPr>
-        <w:bidi/>
-        <w:spacing w:after="60"/>
-      </w:pPr>
-      <w:r>
-        <w:rPr>
-          <w:rFonts w:ascii="Segoe UI" w:cs="Tahoma" w:eastAsia="Segoe UI" w:hAnsi="Segoe UI"/>
-          <w:rtl/>
-        </w:rPr>
-        <w:t xml:space="preserve">با کلیک روی تکنیک، نمای Explore از آن شروع می‌شود و با کلیک روی ابزار، صفحه‌ی ابزار باز می‌شود.</w:t>
+        <w:t xml:space="preserve">شکل ۳۷ — نمودار جریان در حالت رویداد</w:t>
       </w:r>
     </w:p>
     <w:p>
@@ -14813,7 +15271,7 @@
           <w:rFonts w:ascii="Segoe UI" w:cs="Tahoma" w:eastAsia="Segoe UI" w:hAnsi="Segoe UI"/>
           <w:rtl/>
         </w:rPr>
-        <w:t xml:space="preserve">خروجی تصویر</w:t>
+        <w:t xml:space="preserve">Tool gaps — شکاف ابزارها</w:t>
       </w:r>
     </w:p>
     <w:p>
@@ -14827,23 +15285,7 @@
           <w:rFonts w:ascii="Segoe UI" w:cs="Tahoma" w:eastAsia="Segoe UI" w:hAnsi="Segoe UI"/>
           <w:rtl/>
         </w:rPr>
-        <w:t xml:space="preserve">دکمه‌ی </w:t>
-      </w:r>
-      <w:r>
-        <w:rPr>
-          <w:rFonts w:ascii="Segoe UI" w:cs="Tahoma" w:eastAsia="Segoe UI" w:hAnsi="Segoe UI"/>
-          <w:b/>
-          <w:bCs/>
-          <w:rtl w:val="false"/>
-        </w:rPr>
-        <w:t xml:space="preserve">Export</w:t>
-      </w:r>
-      <w:r>
-        <w:rPr>
-          <w:rFonts w:ascii="Segoe UI" w:cs="Tahoma" w:eastAsia="Segoe UI" w:hAnsi="Segoe UI"/>
-          <w:rtl/>
-        </w:rPr>
-        <w:t xml:space="preserve"> بالای گراف، نمای فعلی را ذخیره می‌کند:</w:t>
+        <w:t xml:space="preserve">این نما تکنیک‌هایی را فهرست می‌کند که ابزارهای شناخته‌شده‌ی مهاجم دارند، همراه با ابزارهایی که هیچ قانونی به آن‌ها اشاره نمی‌کند. تکنیک‌هایی که اصلاً قانون ندارند با آیکون هشدار و کادر قرمز، بالای فهرست قرار می‌گیرند.</w:t>
       </w:r>
     </w:p>
     <w:p>
@@ -14855,7 +15297,7 @@
       <w:r>
         <w:drawing>
           <wp:inline distT="0" distB="0" distL="0" distR="0">
-            <wp:extent cx="3619500" cy="2009775"/>
+            <wp:extent cx="5810250" cy="4086225"/>
             <wp:effectExtent t="0" r="0" b="0" l="0"/>
             <wp:docPr id="38" name="" descr="" title=""/>
             <wp:cNvGraphicFramePr>
@@ -14880,7 +15322,7 @@
                   <pic:spPr bwMode="auto">
                     <a:xfrm>
                       <a:off x="0" y="0"/>
-                      <a:ext cx="3619500" cy="2009775"/>
+                      <a:ext cx="5810250" cy="4086225"/>
                     </a:xfrm>
                     <a:prstGeom prst="rect">
                       <a:avLst/>
@@ -14907,7 +15349,7 @@
           <w:szCs w:val="18"/>
           <w:rtl/>
         </w:rPr>
-        <w:t xml:space="preserve">شکل ۳۸ — منوی خروجی گراف</w:t>
+        <w:t xml:space="preserve">شکل ۳۸ — نمای Tool gaps</w:t>
       </w:r>
     </w:p>
     <w:p>
@@ -14923,18 +15365,25 @@
       <w:r>
         <w:rPr>
           <w:rFonts w:ascii="Segoe UI" w:cs="Tahoma" w:eastAsia="Segoe UI" w:hAnsi="Segoe UI"/>
-          <w:b/>
-          <w:bCs/>
-          <w:rtl w:val="false"/>
-        </w:rPr>
-        <w:t xml:space="preserve">PNG image:</w:t>
-      </w:r>
-      <w:r>
-        <w:rPr>
-          <w:rFonts w:ascii="Segoe UI" w:cs="Tahoma" w:eastAsia="Segoe UI" w:hAnsi="Segoe UI"/>
-          <w:rtl/>
-        </w:rPr>
-        <w:t xml:space="preserve"> تصویر با وضوح دوبرابر از کل نما، حتی بخش‌هایی که دیده نمی‌شوند. برای همه‌ی نماها.</w:t>
+          <w:rtl/>
+        </w:rPr>
+        <w:t xml:space="preserve">ابزارهای </w:t>
+      </w:r>
+      <w:r>
+        <w:rPr>
+          <w:rFonts w:ascii="Segoe UI" w:cs="Tahoma" w:eastAsia="Segoe UI" w:hAnsi="Segoe UI"/>
+          <w:b/>
+          <w:bCs/>
+          <w:rtl/>
+        </w:rPr>
+        <w:t xml:space="preserve">خط‌چین قرمز</w:t>
+      </w:r>
+      <w:r>
+        <w:rPr>
+          <w:rFonts w:ascii="Segoe UI" w:cs="Tahoma" w:eastAsia="Segoe UI" w:hAnsi="Segoe UI"/>
+          <w:rtl/>
+        </w:rPr>
+        <w:t xml:space="preserve"> در هیچ قانونی نیامده‌اند و ابزارهای سبز قانون دارند (با تعداد).</w:t>
       </w:r>
     </w:p>
     <w:p>
@@ -14950,32 +15399,120 @@
       <w:r>
         <w:rPr>
           <w:rFonts w:ascii="Segoe UI" w:cs="Tahoma" w:eastAsia="Segoe UI" w:hAnsi="Segoe UI"/>
-          <w:b/>
-          <w:bCs/>
-          <w:rtl w:val="false"/>
-        </w:rPr>
-        <w:t xml:space="preserve">SVG (vector):</w:t>
-      </w:r>
-      <w:r>
-        <w:rPr>
-          <w:rFonts w:ascii="Segoe UI" w:cs="Tahoma" w:eastAsia="Segoe UI" w:hAnsi="Segoe UI"/>
-          <w:rtl/>
-        </w:rPr>
-        <w:t xml:space="preserve"> تصویر برداری که بدون افت کیفیت بزرگ می‌شود. فقط برای نمای Flows.</w:t>
-      </w:r>
-    </w:p>
-    <w:p>
-      <w:pPr>
-        <w:pStyle w:val="Heading1"/>
-        <w:pageBreakBefore/>
-        <w:bidi/>
-      </w:pPr>
-      <w:r>
-        <w:rPr>
-          <w:rFonts w:ascii="Segoe UI" w:cs="Tahoma" w:eastAsia="Segoe UI" w:hAnsi="Segoe UI"/>
-          <w:rtl/>
-        </w:rPr>
-        <w:t xml:space="preserve">فصل ۱۲ — صفحات دانش</w:t>
+          <w:rtl/>
+        </w:rPr>
+        <w:t xml:space="preserve">فیلتر مرجع: </w:t>
+      </w:r>
+      <w:r>
+        <w:rPr>
+          <w:rFonts w:ascii="Segoe UI" w:cs="Tahoma" w:eastAsia="Segoe UI" w:hAnsi="Segoe UI"/>
+          <w:b/>
+          <w:bCs/>
+          <w:rtl w:val="false"/>
+        </w:rPr>
+        <w:t xml:space="preserve">All tools</w:t>
+      </w:r>
+      <w:r>
+        <w:rPr>
+          <w:rFonts w:ascii="Segoe UI" w:cs="Tahoma" w:eastAsia="Segoe UI" w:hAnsi="Segoe UI"/>
+          <w:rtl/>
+        </w:rPr>
+        <w:t xml:space="preserve">، </w:t>
+      </w:r>
+      <w:r>
+        <w:rPr>
+          <w:rFonts w:ascii="Segoe UI" w:cs="Tahoma" w:eastAsia="Segoe UI" w:hAnsi="Segoe UI"/>
+          <w:b/>
+          <w:bCs/>
+          <w:rtl w:val="false"/>
+        </w:rPr>
+        <w:t xml:space="preserve">LOLBAS</w:t>
+      </w:r>
+      <w:r>
+        <w:rPr>
+          <w:rFonts w:ascii="Segoe UI" w:cs="Tahoma" w:eastAsia="Segoe UI" w:hAnsi="Segoe UI"/>
+          <w:rtl/>
+        </w:rPr>
+        <w:t xml:space="preserve">، </w:t>
+      </w:r>
+      <w:r>
+        <w:rPr>
+          <w:rFonts w:ascii="Segoe UI" w:cs="Tahoma" w:eastAsia="Segoe UI" w:hAnsi="Segoe UI"/>
+          <w:b/>
+          <w:bCs/>
+          <w:rtl w:val="false"/>
+        </w:rPr>
+        <w:t xml:space="preserve">GTFOBins</w:t>
+      </w:r>
+      <w:r>
+        <w:rPr>
+          <w:rFonts w:ascii="Segoe UI" w:cs="Tahoma" w:eastAsia="Segoe UI" w:hAnsi="Segoe UI"/>
+          <w:rtl/>
+        </w:rPr>
+        <w:t xml:space="preserve">، </w:t>
+      </w:r>
+      <w:r>
+        <w:rPr>
+          <w:rFonts w:ascii="Segoe UI" w:cs="Tahoma" w:eastAsia="Segoe UI" w:hAnsi="Segoe UI"/>
+          <w:b/>
+          <w:bCs/>
+          <w:rtl w:val="false"/>
+        </w:rPr>
+        <w:t xml:space="preserve">LOLDrivers</w:t>
+      </w:r>
+      <w:r>
+        <w:rPr>
+          <w:rFonts w:ascii="Segoe UI" w:cs="Tahoma" w:eastAsia="Segoe UI" w:hAnsi="Segoe UI"/>
+          <w:rtl/>
+        </w:rPr>
+        <w:t xml:space="preserve">. گزینه‌ی </w:t>
+      </w:r>
+      <w:r>
+        <w:rPr>
+          <w:rFonts w:ascii="Segoe UI" w:cs="Tahoma" w:eastAsia="Segoe UI" w:hAnsi="Segoe UI"/>
+          <w:b/>
+          <w:bCs/>
+          <w:rtl w:val="false"/>
+        </w:rPr>
+        <w:t xml:space="preserve">Only techniques with no rule</w:t>
+      </w:r>
+      <w:r>
+        <w:rPr>
+          <w:rFonts w:ascii="Segoe UI" w:cs="Tahoma" w:eastAsia="Segoe UI" w:hAnsi="Segoe UI"/>
+          <w:rtl/>
+        </w:rPr>
+        <w:t xml:space="preserve"> فقط تکنیک‌های بدون قانون را نشان می‌دهد.</w:t>
+      </w:r>
+    </w:p>
+    <w:p>
+      <w:pPr>
+        <w:pStyle w:val="ListParagraph"/>
+        <w:numPr>
+          <w:ilvl w:val="0"/>
+          <w:numId w:val="2"/>
+        </w:numPr>
+        <w:bidi/>
+        <w:spacing w:after="60"/>
+      </w:pPr>
+      <w:r>
+        <w:rPr>
+          <w:rFonts w:ascii="Segoe UI" w:cs="Tahoma" w:eastAsia="Segoe UI" w:hAnsi="Segoe UI"/>
+          <w:rtl/>
+        </w:rPr>
+        <w:t xml:space="preserve">با کلیک روی تکنیک، نمای Explore از آن شروع می‌شود و با کلیک روی ابزار، صفحه‌ی ابزار باز می‌شود.</w:t>
+      </w:r>
+    </w:p>
+    <w:p>
+      <w:pPr>
+        <w:pStyle w:val="Heading2"/>
+        <w:bidi/>
+      </w:pPr>
+      <w:r>
+        <w:rPr>
+          <w:rFonts w:ascii="Segoe UI" w:cs="Tahoma" w:eastAsia="Segoe UI" w:hAnsi="Segoe UI"/>
+          <w:rtl/>
+        </w:rPr>
+        <w:t xml:space="preserve">خروجی تصویر</w:t>
       </w:r>
     </w:p>
     <w:p>
@@ -14989,98 +15526,23 @@
           <w:rFonts w:ascii="Segoe UI" w:cs="Tahoma" w:eastAsia="Segoe UI" w:hAnsi="Segoe UI"/>
           <w:rtl/>
         </w:rPr>
-        <w:t xml:space="preserve">غیر از قوانین، سامانه صفحه‌های دانش هم دارد: مفاهیم (</w:t>
-      </w:r>
-      <w:r>
-        <w:rPr>
-          <w:rFonts w:ascii="Segoe UI" w:cs="Tahoma" w:eastAsia="Segoe UI" w:hAnsi="Segoe UI"/>
-          <w:b/>
-          <w:bCs/>
-          <w:rtl w:val="false"/>
-        </w:rPr>
-        <w:t xml:space="preserve">Concept</w:t>
-      </w:r>
-      <w:r>
-        <w:rPr>
-          <w:rFonts w:ascii="Segoe UI" w:cs="Tahoma" w:eastAsia="Segoe UI" w:hAnsi="Segoe UI"/>
-          <w:rtl/>
-        </w:rPr>
-        <w:t xml:space="preserve">)، منابع داده (</w:t>
-      </w:r>
-      <w:r>
-        <w:rPr>
-          <w:rFonts w:ascii="Segoe UI" w:cs="Tahoma" w:eastAsia="Segoe UI" w:hAnsi="Segoe UI"/>
-          <w:b/>
-          <w:bCs/>
-          <w:rtl w:val="false"/>
-        </w:rPr>
-        <w:t xml:space="preserve">Data Source</w:t>
-      </w:r>
-      <w:r>
-        <w:rPr>
-          <w:rFonts w:ascii="Segoe UI" w:cs="Tahoma" w:eastAsia="Segoe UI" w:hAnsi="Segoe UI"/>
-          <w:rtl/>
-        </w:rPr>
-        <w:t xml:space="preserve">)، یادداشت‌ها (</w:t>
-      </w:r>
-      <w:r>
-        <w:rPr>
-          <w:rFonts w:ascii="Segoe UI" w:cs="Tahoma" w:eastAsia="Segoe UI" w:hAnsi="Segoe UI"/>
-          <w:b/>
-          <w:bCs/>
-          <w:rtl w:val="false"/>
-        </w:rPr>
-        <w:t xml:space="preserve">Note</w:t>
-      </w:r>
-      <w:r>
-        <w:rPr>
-          <w:rFonts w:ascii="Segoe UI" w:cs="Tahoma" w:eastAsia="Segoe UI" w:hAnsi="Segoe UI"/>
-          <w:rtl/>
-        </w:rPr>
-        <w:t xml:space="preserve">) و دستورهای SPL. همه با Markdown نوشته می‌شوند و با لینک ویکی به هم وصل‌اند.</w:t>
-      </w:r>
-    </w:p>
-    <w:p>
-      <w:pPr>
-        <w:pStyle w:val="Heading2"/>
-        <w:bidi/>
-      </w:pPr>
-      <w:r>
-        <w:rPr>
-          <w:rFonts w:ascii="Segoe UI" w:cs="Tahoma" w:eastAsia="Segoe UI" w:hAnsi="Segoe UI"/>
-          <w:rtl/>
-        </w:rPr>
-        <w:t xml:space="preserve">فهرست همه‌ی صفحه‌ها</w:t>
-      </w:r>
-    </w:p>
-    <w:p>
-      <w:pPr>
-        <w:bidi/>
-        <w:spacing w:after="120"/>
-        <w:jc w:val="both"/>
-      </w:pPr>
-      <w:r>
-        <w:rPr>
-          <w:rFonts w:ascii="Segoe UI" w:cs="Tahoma" w:eastAsia="Segoe UI" w:hAnsi="Segoe UI"/>
-          <w:rtl/>
-        </w:rPr>
-        <w:t xml:space="preserve">صفحه‌ی </w:t>
-      </w:r>
-      <w:r>
-        <w:rPr>
-          <w:rFonts w:ascii="Segoe UI" w:cs="Tahoma" w:eastAsia="Segoe UI" w:hAnsi="Segoe UI"/>
-          <w:b/>
-          <w:bCs/>
-          <w:rtl w:val="false"/>
-        </w:rPr>
-        <w:t xml:space="preserve">All Pages</w:t>
-      </w:r>
-      <w:r>
-        <w:rPr>
-          <w:rFonts w:ascii="Segoe UI" w:cs="Tahoma" w:eastAsia="Segoe UI" w:hAnsi="Segoe UI"/>
-          <w:rtl/>
-        </w:rPr>
-        <w:t xml:space="preserve"> همه‌ی صفحه‌ها، از جمله قوانین، را نشان می‌دهد.</w:t>
+        <w:t xml:space="preserve">دکمه‌ی </w:t>
+      </w:r>
+      <w:r>
+        <w:rPr>
+          <w:rFonts w:ascii="Segoe UI" w:cs="Tahoma" w:eastAsia="Segoe UI" w:hAnsi="Segoe UI"/>
+          <w:b/>
+          <w:bCs/>
+          <w:rtl w:val="false"/>
+        </w:rPr>
+        <w:t xml:space="preserve">Export</w:t>
+      </w:r>
+      <w:r>
+        <w:rPr>
+          <w:rFonts w:ascii="Segoe UI" w:cs="Tahoma" w:eastAsia="Segoe UI" w:hAnsi="Segoe UI"/>
+          <w:rtl/>
+        </w:rPr>
+        <w:t xml:space="preserve"> بالای گراف، نمای فعلی را ذخیره می‌کند:</w:t>
       </w:r>
     </w:p>
     <w:p>
@@ -15092,7 +15554,7 @@
       <w:r>
         <w:drawing>
           <wp:inline distT="0" distB="0" distL="0" distR="0">
-            <wp:extent cx="5810250" cy="4086225"/>
+            <wp:extent cx="3619500" cy="2009775"/>
             <wp:effectExtent t="0" r="0" b="0" l="0"/>
             <wp:docPr id="39" name="" descr="" title=""/>
             <wp:cNvGraphicFramePr>
@@ -15117,7 +15579,7 @@
                   <pic:spPr bwMode="auto">
                     <a:xfrm>
                       <a:off x="0" y="0"/>
-                      <a:ext cx="5810250" cy="4086225"/>
+                      <a:ext cx="3619500" cy="2009775"/>
                     </a:xfrm>
                     <a:prstGeom prst="rect">
                       <a:avLst/>
@@ -15144,7 +15606,7 @@
           <w:szCs w:val="18"/>
           <w:rtl/>
         </w:rPr>
-        <w:t xml:space="preserve">شکل ۳۹ — فهرست همه‌ی صفحه‌ها</w:t>
+        <w:t xml:space="preserve">شکل ۳۹ — منوی خروجی گراف</w:t>
       </w:r>
     </w:p>
     <w:p>
@@ -15162,16 +15624,16 @@
           <w:rFonts w:ascii="Segoe UI" w:cs="Tahoma" w:eastAsia="Segoe UI" w:hAnsi="Segoe UI"/>
           <w:b/>
           <w:bCs/>
-          <w:rtl/>
-        </w:rPr>
-        <w:t xml:space="preserve">دکمه‌های نوع:</w:t>
-      </w:r>
-      <w:r>
-        <w:rPr>
-          <w:rFonts w:ascii="Segoe UI" w:cs="Tahoma" w:eastAsia="Segoe UI" w:hAnsi="Segoe UI"/>
-          <w:rtl/>
-        </w:rPr>
-        <w:t xml:space="preserve"> فیلتر بر اساس نوع صفحه. عدد کنار هر نوع، تعداد صفحه‌های آن است.</w:t>
+          <w:rtl w:val="false"/>
+        </w:rPr>
+        <w:t xml:space="preserve">PNG image:</w:t>
+      </w:r>
+      <w:r>
+        <w:rPr>
+          <w:rFonts w:ascii="Segoe UI" w:cs="Tahoma" w:eastAsia="Segoe UI" w:hAnsi="Segoe UI"/>
+          <w:rtl/>
+        </w:rPr>
+        <w:t xml:space="preserve"> تصویر با وضوح دوبرابر از کل نما، حتی بخش‌هایی که دیده نمی‌شوند. برای همه‌ی نماها.</w:t>
       </w:r>
     </w:p>
     <w:p>
@@ -15189,95 +15651,30 @@
           <w:rFonts w:ascii="Segoe UI" w:cs="Tahoma" w:eastAsia="Segoe UI" w:hAnsi="Segoe UI"/>
           <w:b/>
           <w:bCs/>
-          <w:rtl/>
-        </w:rPr>
-        <w:t xml:space="preserve">تگ‌ها:</w:t>
-      </w:r>
-      <w:r>
-        <w:rPr>
-          <w:rFonts w:ascii="Segoe UI" w:cs="Tahoma" w:eastAsia="Segoe UI" w:hAnsi="Segoe UI"/>
-          <w:rtl/>
-        </w:rPr>
-        <w:t xml:space="preserve"> فیلتر بر اساس تگ. پرکاربردترین تگ‌ها اول می‌آیند و بقیه پشت </w:t>
-      </w:r>
-      <w:r>
-        <w:rPr>
-          <w:rFonts w:ascii="Segoe UI" w:cs="Tahoma" w:eastAsia="Segoe UI" w:hAnsi="Segoe UI"/>
-          <w:b/>
-          <w:bCs/>
-          <w:rtl w:val="false"/>
-        </w:rPr>
-        <w:t xml:space="preserve">more</w:t>
-      </w:r>
-      <w:r>
-        <w:rPr>
-          <w:rFonts w:ascii="Segoe UI" w:cs="Tahoma" w:eastAsia="Segoe UI" w:hAnsi="Segoe UI"/>
-          <w:rtl/>
-        </w:rPr>
-        <w:t xml:space="preserve">.</w:t>
-      </w:r>
-    </w:p>
-    <w:p>
-      <w:pPr>
-        <w:pStyle w:val="ListParagraph"/>
-        <w:numPr>
-          <w:ilvl w:val="0"/>
-          <w:numId w:val="2"/>
-        </w:numPr>
-        <w:bidi/>
-        <w:spacing w:after="60"/>
-      </w:pPr>
-      <w:r>
-        <w:rPr>
-          <w:rFonts w:ascii="Segoe UI" w:cs="Tahoma" w:eastAsia="Segoe UI" w:hAnsi="Segoe UI"/>
-          <w:b/>
-          <w:bCs/>
-          <w:rtl/>
-        </w:rPr>
-        <w:t xml:space="preserve">جست‌وجو:</w:t>
-      </w:r>
-      <w:r>
-        <w:rPr>
-          <w:rFonts w:ascii="Segoe UI" w:cs="Tahoma" w:eastAsia="Segoe UI" w:hAnsi="Segoe UI"/>
-          <w:rtl/>
-        </w:rPr>
-        <w:t xml:space="preserve"> در عنوان و متن صفحه‌ها.</w:t>
-      </w:r>
-    </w:p>
-    <w:p>
-      <w:pPr>
-        <w:pStyle w:val="ListParagraph"/>
-        <w:numPr>
-          <w:ilvl w:val="0"/>
-          <w:numId w:val="2"/>
-        </w:numPr>
-        <w:bidi/>
-        <w:spacing w:after="60"/>
-      </w:pPr>
-      <w:r>
-        <w:rPr>
-          <w:rFonts w:ascii="Segoe UI" w:cs="Tahoma" w:eastAsia="Segoe UI" w:hAnsi="Segoe UI"/>
-          <w:rtl/>
-        </w:rPr>
-        <w:t xml:space="preserve">مرتب‌سازی با کلیک روی سر ستون‌ها (عنوان، نوع، تاریخ)، و صفحه‌بندی پایین جدول.</w:t>
-      </w:r>
-    </w:p>
-    <w:p>
-      <w:pPr>
-        <w:pStyle w:val="ListParagraph"/>
-        <w:numPr>
-          <w:ilvl w:val="0"/>
-          <w:numId w:val="2"/>
-        </w:numPr>
-        <w:bidi/>
-        <w:spacing w:after="60"/>
-      </w:pPr>
-      <w:r>
-        <w:rPr>
-          <w:rFonts w:ascii="Segoe UI" w:cs="Tahoma" w:eastAsia="Segoe UI" w:hAnsi="Segoe UI"/>
-          <w:rtl/>
-        </w:rPr>
-        <w:t xml:space="preserve">دکمه‌های هر ردیف: مشاهده، ویرایش و حذف.</w:t>
+          <w:rtl w:val="false"/>
+        </w:rPr>
+        <w:t xml:space="preserve">SVG (vector):</w:t>
+      </w:r>
+      <w:r>
+        <w:rPr>
+          <w:rFonts w:ascii="Segoe UI" w:cs="Tahoma" w:eastAsia="Segoe UI" w:hAnsi="Segoe UI"/>
+          <w:rtl/>
+        </w:rPr>
+        <w:t xml:space="preserve"> تصویر برداری که بدون افت کیفیت بزرگ می‌شود. فقط برای نمای Flows.</w:t>
+      </w:r>
+    </w:p>
+    <w:p>
+      <w:pPr>
+        <w:pStyle w:val="Heading1"/>
+        <w:pageBreakBefore/>
+        <w:bidi/>
+      </w:pPr>
+      <w:r>
+        <w:rPr>
+          <w:rFonts w:ascii="Segoe UI" w:cs="Tahoma" w:eastAsia="Segoe UI" w:hAnsi="Segoe UI"/>
+          <w:rtl/>
+        </w:rPr>
+        <w:t xml:space="preserve">فصل ۱۲ — صفحات دانش</w:t>
       </w:r>
     </w:p>
     <w:p>
@@ -15291,39 +15688,98 @@
           <w:rFonts w:ascii="Segoe UI" w:cs="Tahoma" w:eastAsia="Segoe UI" w:hAnsi="Segoe UI"/>
           <w:rtl/>
         </w:rPr>
-        <w:t xml:space="preserve">صفحه‌های </w:t>
-      </w:r>
-      <w:r>
-        <w:rPr>
-          <w:rFonts w:ascii="Segoe UI" w:cs="Tahoma" w:eastAsia="Segoe UI" w:hAnsi="Segoe UI"/>
-          <w:b/>
-          <w:bCs/>
-          <w:rtl w:val="false"/>
-        </w:rPr>
-        <w:t xml:space="preserve">Concepts</w:t>
-      </w:r>
-      <w:r>
-        <w:rPr>
-          <w:rFonts w:ascii="Segoe UI" w:cs="Tahoma" w:eastAsia="Segoe UI" w:hAnsi="Segoe UI"/>
-          <w:rtl/>
-        </w:rPr>
-        <w:t xml:space="preserve"> و </w:t>
-      </w:r>
-      <w:r>
-        <w:rPr>
-          <w:rFonts w:ascii="Segoe UI" w:cs="Tahoma" w:eastAsia="Segoe UI" w:hAnsi="Segoe UI"/>
-          <w:b/>
-          <w:bCs/>
-          <w:rtl w:val="false"/>
-        </w:rPr>
-        <w:t xml:space="preserve">Data Sources</w:t>
-      </w:r>
-      <w:r>
-        <w:rPr>
-          <w:rFonts w:ascii="Segoe UI" w:cs="Tahoma" w:eastAsia="Segoe UI" w:hAnsi="Segoe UI"/>
-          <w:rtl/>
-        </w:rPr>
-        <w:t xml:space="preserve"> در نوار کناری همین فهرست‌اند، ولی فقط برای یک نوع صفحه.</w:t>
+        <w:t xml:space="preserve">غیر از قوانین، سامانه صفحه‌های دانش هم دارد: مفاهیم (</w:t>
+      </w:r>
+      <w:r>
+        <w:rPr>
+          <w:rFonts w:ascii="Segoe UI" w:cs="Tahoma" w:eastAsia="Segoe UI" w:hAnsi="Segoe UI"/>
+          <w:b/>
+          <w:bCs/>
+          <w:rtl w:val="false"/>
+        </w:rPr>
+        <w:t xml:space="preserve">Concept</w:t>
+      </w:r>
+      <w:r>
+        <w:rPr>
+          <w:rFonts w:ascii="Segoe UI" w:cs="Tahoma" w:eastAsia="Segoe UI" w:hAnsi="Segoe UI"/>
+          <w:rtl/>
+        </w:rPr>
+        <w:t xml:space="preserve">)، منابع داده (</w:t>
+      </w:r>
+      <w:r>
+        <w:rPr>
+          <w:rFonts w:ascii="Segoe UI" w:cs="Tahoma" w:eastAsia="Segoe UI" w:hAnsi="Segoe UI"/>
+          <w:b/>
+          <w:bCs/>
+          <w:rtl w:val="false"/>
+        </w:rPr>
+        <w:t xml:space="preserve">Data Source</w:t>
+      </w:r>
+      <w:r>
+        <w:rPr>
+          <w:rFonts w:ascii="Segoe UI" w:cs="Tahoma" w:eastAsia="Segoe UI" w:hAnsi="Segoe UI"/>
+          <w:rtl/>
+        </w:rPr>
+        <w:t xml:space="preserve">)، یادداشت‌ها (</w:t>
+      </w:r>
+      <w:r>
+        <w:rPr>
+          <w:rFonts w:ascii="Segoe UI" w:cs="Tahoma" w:eastAsia="Segoe UI" w:hAnsi="Segoe UI"/>
+          <w:b/>
+          <w:bCs/>
+          <w:rtl w:val="false"/>
+        </w:rPr>
+        <w:t xml:space="preserve">Note</w:t>
+      </w:r>
+      <w:r>
+        <w:rPr>
+          <w:rFonts w:ascii="Segoe UI" w:cs="Tahoma" w:eastAsia="Segoe UI" w:hAnsi="Segoe UI"/>
+          <w:rtl/>
+        </w:rPr>
+        <w:t xml:space="preserve">) و دستورهای SPL. همه با Markdown نوشته می‌شوند و با لینک ویکی به هم وصل‌اند.</w:t>
+      </w:r>
+    </w:p>
+    <w:p>
+      <w:pPr>
+        <w:pStyle w:val="Heading2"/>
+        <w:bidi/>
+      </w:pPr>
+      <w:r>
+        <w:rPr>
+          <w:rFonts w:ascii="Segoe UI" w:cs="Tahoma" w:eastAsia="Segoe UI" w:hAnsi="Segoe UI"/>
+          <w:rtl/>
+        </w:rPr>
+        <w:t xml:space="preserve">فهرست همه‌ی صفحه‌ها</w:t>
+      </w:r>
+    </w:p>
+    <w:p>
+      <w:pPr>
+        <w:bidi/>
+        <w:spacing w:after="120"/>
+        <w:jc w:val="both"/>
+      </w:pPr>
+      <w:r>
+        <w:rPr>
+          <w:rFonts w:ascii="Segoe UI" w:cs="Tahoma" w:eastAsia="Segoe UI" w:hAnsi="Segoe UI"/>
+          <w:rtl/>
+        </w:rPr>
+        <w:t xml:space="preserve">صفحه‌ی </w:t>
+      </w:r>
+      <w:r>
+        <w:rPr>
+          <w:rFonts w:ascii="Segoe UI" w:cs="Tahoma" w:eastAsia="Segoe UI" w:hAnsi="Segoe UI"/>
+          <w:b/>
+          <w:bCs/>
+          <w:rtl w:val="false"/>
+        </w:rPr>
+        <w:t xml:space="preserve">All Pages</w:t>
+      </w:r>
+      <w:r>
+        <w:rPr>
+          <w:rFonts w:ascii="Segoe UI" w:cs="Tahoma" w:eastAsia="Segoe UI" w:hAnsi="Segoe UI"/>
+          <w:rtl/>
+        </w:rPr>
+        <w:t xml:space="preserve"> همه‌ی صفحه‌ها، از جمله قوانین، را نشان می‌دهد.</w:t>
       </w:r>
     </w:p>
     <w:p>
@@ -15335,7 +15791,7 @@
       <w:r>
         <w:drawing>
           <wp:inline distT="0" distB="0" distL="0" distR="0">
-            <wp:extent cx="5810250" cy="2438400"/>
+            <wp:extent cx="5810250" cy="4086225"/>
             <wp:effectExtent t="0" r="0" b="0" l="0"/>
             <wp:docPr id="40" name="" descr="" title=""/>
             <wp:cNvGraphicFramePr>
@@ -15360,7 +15816,7 @@
                   <pic:spPr bwMode="auto">
                     <a:xfrm>
                       <a:off x="0" y="0"/>
-                      <a:ext cx="5810250" cy="2438400"/>
+                      <a:ext cx="5810250" cy="4086225"/>
                     </a:xfrm>
                     <a:prstGeom prst="rect">
                       <a:avLst/>
@@ -15387,20 +15843,186 @@
           <w:szCs w:val="18"/>
           <w:rtl/>
         </w:rPr>
-        <w:t xml:space="preserve">شکل ۴۰ — فهرست مفاهیم</w:t>
-      </w:r>
-    </w:p>
-    <w:p>
-      <w:pPr>
-        <w:pStyle w:val="Heading2"/>
-        <w:bidi/>
-      </w:pPr>
-      <w:r>
-        <w:rPr>
-          <w:rFonts w:ascii="Segoe UI" w:cs="Tahoma" w:eastAsia="Segoe UI" w:hAnsi="Segoe UI"/>
-          <w:rtl/>
-        </w:rPr>
-        <w:t xml:space="preserve">مشاهده‌ی صفحه</w:t>
+        <w:t xml:space="preserve">شکل ۴۰ — فهرست همه‌ی صفحه‌ها</w:t>
+      </w:r>
+    </w:p>
+    <w:p>
+      <w:pPr>
+        <w:pStyle w:val="ListParagraph"/>
+        <w:numPr>
+          <w:ilvl w:val="0"/>
+          <w:numId w:val="2"/>
+        </w:numPr>
+        <w:bidi/>
+        <w:spacing w:after="60"/>
+      </w:pPr>
+      <w:r>
+        <w:rPr>
+          <w:rFonts w:ascii="Segoe UI" w:cs="Tahoma" w:eastAsia="Segoe UI" w:hAnsi="Segoe UI"/>
+          <w:b/>
+          <w:bCs/>
+          <w:rtl/>
+        </w:rPr>
+        <w:t xml:space="preserve">دکمه‌های نوع:</w:t>
+      </w:r>
+      <w:r>
+        <w:rPr>
+          <w:rFonts w:ascii="Segoe UI" w:cs="Tahoma" w:eastAsia="Segoe UI" w:hAnsi="Segoe UI"/>
+          <w:rtl/>
+        </w:rPr>
+        <w:t xml:space="preserve"> فیلتر بر اساس نوع صفحه. عدد کنار هر نوع، تعداد صفحه‌های آن است.</w:t>
+      </w:r>
+    </w:p>
+    <w:p>
+      <w:pPr>
+        <w:pStyle w:val="ListParagraph"/>
+        <w:numPr>
+          <w:ilvl w:val="0"/>
+          <w:numId w:val="2"/>
+        </w:numPr>
+        <w:bidi/>
+        <w:spacing w:after="60"/>
+      </w:pPr>
+      <w:r>
+        <w:rPr>
+          <w:rFonts w:ascii="Segoe UI" w:cs="Tahoma" w:eastAsia="Segoe UI" w:hAnsi="Segoe UI"/>
+          <w:b/>
+          <w:bCs/>
+          <w:rtl/>
+        </w:rPr>
+        <w:t xml:space="preserve">تگ‌ها:</w:t>
+      </w:r>
+      <w:r>
+        <w:rPr>
+          <w:rFonts w:ascii="Segoe UI" w:cs="Tahoma" w:eastAsia="Segoe UI" w:hAnsi="Segoe UI"/>
+          <w:rtl/>
+        </w:rPr>
+        <w:t xml:space="preserve"> فیلتر بر اساس تگ. پرکاربردترین تگ‌ها اول می‌آیند و بقیه پشت </w:t>
+      </w:r>
+      <w:r>
+        <w:rPr>
+          <w:rFonts w:ascii="Segoe UI" w:cs="Tahoma" w:eastAsia="Segoe UI" w:hAnsi="Segoe UI"/>
+          <w:b/>
+          <w:bCs/>
+          <w:rtl w:val="false"/>
+        </w:rPr>
+        <w:t xml:space="preserve">more</w:t>
+      </w:r>
+      <w:r>
+        <w:rPr>
+          <w:rFonts w:ascii="Segoe UI" w:cs="Tahoma" w:eastAsia="Segoe UI" w:hAnsi="Segoe UI"/>
+          <w:rtl/>
+        </w:rPr>
+        <w:t xml:space="preserve">.</w:t>
+      </w:r>
+    </w:p>
+    <w:p>
+      <w:pPr>
+        <w:pStyle w:val="ListParagraph"/>
+        <w:numPr>
+          <w:ilvl w:val="0"/>
+          <w:numId w:val="2"/>
+        </w:numPr>
+        <w:bidi/>
+        <w:spacing w:after="60"/>
+      </w:pPr>
+      <w:r>
+        <w:rPr>
+          <w:rFonts w:ascii="Segoe UI" w:cs="Tahoma" w:eastAsia="Segoe UI" w:hAnsi="Segoe UI"/>
+          <w:b/>
+          <w:bCs/>
+          <w:rtl/>
+        </w:rPr>
+        <w:t xml:space="preserve">جست‌وجو:</w:t>
+      </w:r>
+      <w:r>
+        <w:rPr>
+          <w:rFonts w:ascii="Segoe UI" w:cs="Tahoma" w:eastAsia="Segoe UI" w:hAnsi="Segoe UI"/>
+          <w:rtl/>
+        </w:rPr>
+        <w:t xml:space="preserve"> در عنوان و متن صفحه‌ها.</w:t>
+      </w:r>
+    </w:p>
+    <w:p>
+      <w:pPr>
+        <w:pStyle w:val="ListParagraph"/>
+        <w:numPr>
+          <w:ilvl w:val="0"/>
+          <w:numId w:val="2"/>
+        </w:numPr>
+        <w:bidi/>
+        <w:spacing w:after="60"/>
+      </w:pPr>
+      <w:r>
+        <w:rPr>
+          <w:rFonts w:ascii="Segoe UI" w:cs="Tahoma" w:eastAsia="Segoe UI" w:hAnsi="Segoe UI"/>
+          <w:rtl/>
+        </w:rPr>
+        <w:t xml:space="preserve">مرتب‌سازی با کلیک روی سر ستون‌ها (عنوان، نوع، تاریخ)، و صفحه‌بندی پایین جدول.</w:t>
+      </w:r>
+    </w:p>
+    <w:p>
+      <w:pPr>
+        <w:pStyle w:val="ListParagraph"/>
+        <w:numPr>
+          <w:ilvl w:val="0"/>
+          <w:numId w:val="2"/>
+        </w:numPr>
+        <w:bidi/>
+        <w:spacing w:after="60"/>
+      </w:pPr>
+      <w:r>
+        <w:rPr>
+          <w:rFonts w:ascii="Segoe UI" w:cs="Tahoma" w:eastAsia="Segoe UI" w:hAnsi="Segoe UI"/>
+          <w:rtl/>
+        </w:rPr>
+        <w:t xml:space="preserve">دکمه‌های هر ردیف: مشاهده، ویرایش و حذف.</w:t>
+      </w:r>
+    </w:p>
+    <w:p>
+      <w:pPr>
+        <w:bidi/>
+        <w:spacing w:after="120"/>
+        <w:jc w:val="both"/>
+      </w:pPr>
+      <w:r>
+        <w:rPr>
+          <w:rFonts w:ascii="Segoe UI" w:cs="Tahoma" w:eastAsia="Segoe UI" w:hAnsi="Segoe UI"/>
+          <w:rtl/>
+        </w:rPr>
+        <w:t xml:space="preserve">صفحه‌های </w:t>
+      </w:r>
+      <w:r>
+        <w:rPr>
+          <w:rFonts w:ascii="Segoe UI" w:cs="Tahoma" w:eastAsia="Segoe UI" w:hAnsi="Segoe UI"/>
+          <w:b/>
+          <w:bCs/>
+          <w:rtl w:val="false"/>
+        </w:rPr>
+        <w:t xml:space="preserve">Concepts</w:t>
+      </w:r>
+      <w:r>
+        <w:rPr>
+          <w:rFonts w:ascii="Segoe UI" w:cs="Tahoma" w:eastAsia="Segoe UI" w:hAnsi="Segoe UI"/>
+          <w:rtl/>
+        </w:rPr>
+        <w:t xml:space="preserve"> و </w:t>
+      </w:r>
+      <w:r>
+        <w:rPr>
+          <w:rFonts w:ascii="Segoe UI" w:cs="Tahoma" w:eastAsia="Segoe UI" w:hAnsi="Segoe UI"/>
+          <w:b/>
+          <w:bCs/>
+          <w:rtl w:val="false"/>
+        </w:rPr>
+        <w:t xml:space="preserve">Data Sources</w:t>
+      </w:r>
+      <w:r>
+        <w:rPr>
+          <w:rFonts w:ascii="Segoe UI" w:cs="Tahoma" w:eastAsia="Segoe UI" w:hAnsi="Segoe UI"/>
+          <w:rtl/>
+        </w:rPr>
+        <w:t xml:space="preserve"> در نوار کناری همین فهرست‌اند، ولی فقط برای یک نوع صفحه.</w:t>
       </w:r>
     </w:p>
     <w:p>
@@ -15412,7 +16034,7 @@
       <w:r>
         <w:drawing>
           <wp:inline distT="0" distB="0" distL="0" distR="0">
-            <wp:extent cx="5810250" cy="2247900"/>
+            <wp:extent cx="5810250" cy="2438400"/>
             <wp:effectExtent t="0" r="0" b="0" l="0"/>
             <wp:docPr id="41" name="" descr="" title=""/>
             <wp:cNvGraphicFramePr>
@@ -15437,7 +16059,7 @@
                   <pic:spPr bwMode="auto">
                     <a:xfrm>
                       <a:off x="0" y="0"/>
-                      <a:ext cx="5810250" cy="2247900"/>
+                      <a:ext cx="5810250" cy="2438400"/>
                     </a:xfrm>
                     <a:prstGeom prst="rect">
                       <a:avLst/>
@@ -15464,150 +16086,7 @@
           <w:szCs w:val="18"/>
           <w:rtl/>
         </w:rPr>
-        <w:t xml:space="preserve">شکل ۴۱ — صفحه‌ی یک مفهوم با لینک ویکی و فهرست Backlinks</w:t>
-      </w:r>
-    </w:p>
-    <w:p>
-      <w:pPr>
-        <w:pStyle w:val="ListParagraph"/>
-        <w:numPr>
-          <w:ilvl w:val="0"/>
-          <w:numId w:val="2"/>
-        </w:numPr>
-        <w:bidi/>
-        <w:spacing w:after="60"/>
-      </w:pPr>
-      <w:r>
-        <w:rPr>
-          <w:rFonts w:ascii="Segoe UI" w:cs="Tahoma" w:eastAsia="Segoe UI" w:hAnsi="Segoe UI"/>
-          <w:rtl/>
-        </w:rPr>
-        <w:t xml:space="preserve">لینک‌های ویکی با رنگ آبی نمایش داده می‌شوند و صفحه‌ی مقصد را باز می‌کنند. لینکی که صفحه‌اش وجود ندارد با رنگ دیگری نمایش داده می‌شود و با کلیک، ساخت آن صفحه شروع می‌شود.</w:t>
-      </w:r>
-    </w:p>
-    <w:p>
-      <w:pPr>
-        <w:pStyle w:val="ListParagraph"/>
-        <w:numPr>
-          <w:ilvl w:val="0"/>
-          <w:numId w:val="2"/>
-        </w:numPr>
-        <w:bidi/>
-        <w:spacing w:after="60"/>
-      </w:pPr>
-      <w:r>
-        <w:rPr>
-          <w:rFonts w:ascii="Segoe UI" w:cs="Tahoma" w:eastAsia="Segoe UI" w:hAnsi="Segoe UI"/>
-          <w:b/>
-          <w:bCs/>
-          <w:rtl w:val="false"/>
-        </w:rPr>
-        <w:t xml:space="preserve">Backlinks:</w:t>
-      </w:r>
-      <w:r>
-        <w:rPr>
-          <w:rFonts w:ascii="Segoe UI" w:cs="Tahoma" w:eastAsia="Segoe UI" w:hAnsi="Segoe UI"/>
-          <w:rtl/>
-        </w:rPr>
-        <w:t xml:space="preserve"> صفحه‌هایی که به این صفحه لینک داده‌اند.</w:t>
-      </w:r>
-    </w:p>
-    <w:p>
-      <w:pPr>
-        <w:pStyle w:val="ListParagraph"/>
-        <w:numPr>
-          <w:ilvl w:val="0"/>
-          <w:numId w:val="2"/>
-        </w:numPr>
-        <w:bidi/>
-        <w:spacing w:after="60"/>
-      </w:pPr>
-      <w:r>
-        <w:rPr>
-          <w:rFonts w:ascii="Segoe UI" w:cs="Tahoma" w:eastAsia="Segoe UI" w:hAnsi="Segoe UI"/>
-          <w:rtl/>
-        </w:rPr>
-        <w:t xml:space="preserve">دکمه‌های بالا مثل صفحه‌ی قانون است: </w:t>
-      </w:r>
-      <w:r>
-        <w:rPr>
-          <w:rFonts w:ascii="Segoe UI" w:cs="Tahoma" w:eastAsia="Segoe UI" w:hAnsi="Segoe UI"/>
-          <w:b/>
-          <w:bCs/>
-          <w:rtl w:val="false"/>
-        </w:rPr>
-        <w:t xml:space="preserve">PDF</w:t>
-      </w:r>
-      <w:r>
-        <w:rPr>
-          <w:rFonts w:ascii="Segoe UI" w:cs="Tahoma" w:eastAsia="Segoe UI" w:hAnsi="Segoe UI"/>
-          <w:rtl/>
-        </w:rPr>
-        <w:t xml:space="preserve">، </w:t>
-      </w:r>
-      <w:r>
-        <w:rPr>
-          <w:rFonts w:ascii="Segoe UI" w:cs="Tahoma" w:eastAsia="Segoe UI" w:hAnsi="Segoe UI"/>
-          <w:b/>
-          <w:bCs/>
-          <w:rtl w:val="false"/>
-        </w:rPr>
-        <w:t xml:space="preserve">Graph</w:t>
-      </w:r>
-      <w:r>
-        <w:rPr>
-          <w:rFonts w:ascii="Segoe UI" w:cs="Tahoma" w:eastAsia="Segoe UI" w:hAnsi="Segoe UI"/>
-          <w:rtl/>
-        </w:rPr>
-        <w:t xml:space="preserve">، </w:t>
-      </w:r>
-      <w:r>
-        <w:rPr>
-          <w:rFonts w:ascii="Segoe UI" w:cs="Tahoma" w:eastAsia="Segoe UI" w:hAnsi="Segoe UI"/>
-          <w:b/>
-          <w:bCs/>
-          <w:rtl w:val="false"/>
-        </w:rPr>
-        <w:t xml:space="preserve">Edit</w:t>
-      </w:r>
-      <w:r>
-        <w:rPr>
-          <w:rFonts w:ascii="Segoe UI" w:cs="Tahoma" w:eastAsia="Segoe UI" w:hAnsi="Segoe UI"/>
-          <w:rtl/>
-        </w:rPr>
-        <w:t xml:space="preserve">، </w:t>
-      </w:r>
-      <w:r>
-        <w:rPr>
-          <w:rFonts w:ascii="Segoe UI" w:cs="Tahoma" w:eastAsia="Segoe UI" w:hAnsi="Segoe UI"/>
-          <w:b/>
-          <w:bCs/>
-          <w:rtl w:val="false"/>
-        </w:rPr>
-        <w:t xml:space="preserve">Pin</w:t>
-      </w:r>
-      <w:r>
-        <w:rPr>
-          <w:rFonts w:ascii="Segoe UI" w:cs="Tahoma" w:eastAsia="Segoe UI" w:hAnsi="Segoe UI"/>
-          <w:rtl/>
-        </w:rPr>
-        <w:t xml:space="preserve"> و </w:t>
-      </w:r>
-      <w:r>
-        <w:rPr>
-          <w:rFonts w:ascii="Segoe UI" w:cs="Tahoma" w:eastAsia="Segoe UI" w:hAnsi="Segoe UI"/>
-          <w:b/>
-          <w:bCs/>
-          <w:rtl w:val="false"/>
-        </w:rPr>
-        <w:t xml:space="preserve">Delete</w:t>
-      </w:r>
-      <w:r>
-        <w:rPr>
-          <w:rFonts w:ascii="Segoe UI" w:cs="Tahoma" w:eastAsia="Segoe UI" w:hAnsi="Segoe UI"/>
-          <w:rtl/>
-        </w:rPr>
-        <w:t xml:space="preserve">.</w:t>
+        <w:t xml:space="preserve">شکل ۴۱ — فهرست مفاهیم</w:t>
       </w:r>
     </w:p>
     <w:p>
@@ -15620,187 +16099,7 @@
           <w:rFonts w:ascii="Segoe UI" w:cs="Tahoma" w:eastAsia="Segoe UI" w:hAnsi="Segoe UI"/>
           <w:rtl/>
         </w:rPr>
-        <w:t xml:space="preserve">ساخت و ویرایش صفحه</w:t>
-      </w:r>
-    </w:p>
-    <w:p>
-      <w:pPr>
-        <w:pStyle w:val="ListParagraph"/>
-        <w:numPr>
-          <w:ilvl w:val="0"/>
-          <w:numId w:val="7"/>
-        </w:numPr>
-        <w:bidi/>
-        <w:spacing w:after="80"/>
-      </w:pPr>
-      <w:r>
-        <w:rPr>
-          <w:rFonts w:ascii="Segoe UI" w:cs="Tahoma" w:eastAsia="Segoe UI" w:hAnsi="Segoe UI"/>
-          <w:b/>
-          <w:bCs/>
-          <w:rtl w:val="false"/>
-        </w:rPr>
-        <w:t xml:space="preserve">New Page</w:t>
-      </w:r>
-      <w:r>
-        <w:rPr>
-          <w:rFonts w:ascii="Segoe UI" w:cs="Tahoma" w:eastAsia="Segoe UI" w:hAnsi="Segoe UI"/>
-          <w:rtl/>
-        </w:rPr>
-        <w:t xml:space="preserve"> را در نوار بالا بزنید، یا در فهرست Concepts و Data Sources دکمه‌ی ساخت همان نوع را.</w:t>
-      </w:r>
-    </w:p>
-    <w:p>
-      <w:pPr>
-        <w:pStyle w:val="ListParagraph"/>
-        <w:numPr>
-          <w:ilvl w:val="0"/>
-          <w:numId w:val="7"/>
-        </w:numPr>
-        <w:bidi/>
-        <w:spacing w:after="80"/>
-      </w:pPr>
-      <w:r>
-        <w:rPr>
-          <w:rFonts w:ascii="Segoe UI" w:cs="Tahoma" w:eastAsia="Segoe UI" w:hAnsi="Segoe UI"/>
-          <w:rtl/>
-        </w:rPr>
-        <w:t xml:space="preserve">عنوان، نوع، دسته و تگ‌ها را وارد کنید.</w:t>
-      </w:r>
-    </w:p>
-    <w:p>
-      <w:pPr>
-        <w:pStyle w:val="ListParagraph"/>
-        <w:numPr>
-          <w:ilvl w:val="0"/>
-          <w:numId w:val="7"/>
-        </w:numPr>
-        <w:bidi/>
-        <w:spacing w:after="80"/>
-      </w:pPr>
-      <w:r>
-        <w:rPr>
-          <w:rFonts w:ascii="Segoe UI" w:cs="Tahoma" w:eastAsia="Segoe UI" w:hAnsi="Segoe UI"/>
-          <w:rtl/>
-        </w:rPr>
-        <w:t xml:space="preserve">متن را در کادر </w:t>
-      </w:r>
-      <w:r>
-        <w:rPr>
-          <w:rFonts w:ascii="Segoe UI" w:cs="Tahoma" w:eastAsia="Segoe UI" w:hAnsi="Segoe UI"/>
-          <w:b/>
-          <w:bCs/>
-          <w:rtl w:val="false"/>
-        </w:rPr>
-        <w:t xml:space="preserve">Content</w:t>
-      </w:r>
-      <w:r>
-        <w:rPr>
-          <w:rFonts w:ascii="Segoe UI" w:cs="Tahoma" w:eastAsia="Segoe UI" w:hAnsi="Segoe UI"/>
-          <w:rtl/>
-        </w:rPr>
-        <w:t xml:space="preserve"> با Markdown بنویسید.</w:t>
-      </w:r>
-    </w:p>
-    <w:p>
-      <w:pPr>
-        <w:pStyle w:val="ListParagraph"/>
-        <w:numPr>
-          <w:ilvl w:val="0"/>
-          <w:numId w:val="7"/>
-        </w:numPr>
-        <w:bidi/>
-        <w:spacing w:after="80"/>
-      </w:pPr>
-      <w:r>
-        <w:rPr>
-          <w:rFonts w:ascii="Segoe UI" w:cs="Tahoma" w:eastAsia="Segoe UI" w:hAnsi="Segoe UI"/>
-          <w:b/>
-          <w:bCs/>
-          <w:rtl w:val="false"/>
-        </w:rPr>
-        <w:t xml:space="preserve">Save</w:t>
-      </w:r>
-      <w:r>
-        <w:rPr>
-          <w:rFonts w:ascii="Segoe UI" w:cs="Tahoma" w:eastAsia="Segoe UI" w:hAnsi="Segoe UI"/>
-          <w:rtl/>
-        </w:rPr>
-        <w:t xml:space="preserve"> را بزنید.</w:t>
-      </w:r>
-    </w:p>
-    <w:p>
-      <w:pPr>
-        <w:bidi/>
-        <w:spacing w:after="120"/>
-        <w:jc w:val="both"/>
-      </w:pPr>
-      <w:r>
-        <w:rPr>
-          <w:rFonts w:ascii="Segoe UI" w:cs="Tahoma" w:eastAsia="Segoe UI" w:hAnsi="Segoe UI"/>
-          <w:b/>
-          <w:bCs/>
-          <w:rtl/>
-        </w:rPr>
-        <w:t xml:space="preserve">لینک ویکی:</w:t>
-      </w:r>
-      <w:r>
-        <w:rPr>
-          <w:rFonts w:ascii="Segoe UI" w:cs="Tahoma" w:eastAsia="Segoe UI" w:hAnsi="Segoe UI"/>
-          <w:rtl/>
-        </w:rPr>
-        <w:t xml:space="preserve"> برای لینک به صفحه‌ی دیگر، </w:t>
-      </w:r>
-      <w:r>
-        <w:rPr>
-          <w:rFonts w:ascii="Consolas" w:cs="Consolas" w:hAnsi="Consolas"/>
-          <w:color w:val="0B6E79"/>
-          <w:sz w:val="19"/>
-          <w:szCs w:val="19"/>
-          <w:rtl w:val="false"/>
-        </w:rPr>
-        <w:t xml:space="preserve">‎[[‎</w:t>
-      </w:r>
-      <w:r>
-        <w:rPr>
-          <w:rFonts w:ascii="Segoe UI" w:cs="Tahoma" w:eastAsia="Segoe UI" w:hAnsi="Segoe UI"/>
-          <w:rtl/>
-        </w:rPr>
-        <w:t xml:space="preserve"> تایپ کنید و چند حرف از عنوان صفحه را بنویسید. فهرست پیشنهادها باز می‌شود؛ با کلیدهای جهت‌دار انتخاب و با </w:t>
-      </w:r>
-      <w:r>
-        <w:rPr>
-          <w:rFonts w:ascii="Consolas" w:cs="Consolas" w:hAnsi="Consolas"/>
-          <w:color w:val="0B6E79"/>
-          <w:sz w:val="19"/>
-          <w:szCs w:val="19"/>
-          <w:rtl w:val="false"/>
-        </w:rPr>
-        <w:t xml:space="preserve">‎Enter‎</w:t>
-      </w:r>
-      <w:r>
-        <w:rPr>
-          <w:rFonts w:ascii="Segoe UI" w:cs="Tahoma" w:eastAsia="Segoe UI" w:hAnsi="Segoe UI"/>
-          <w:rtl/>
-        </w:rPr>
-        <w:t xml:space="preserve"> درج کنید. نتیجه به شکل </w:t>
-      </w:r>
-      <w:r>
-        <w:rPr>
-          <w:rFonts w:ascii="Consolas" w:cs="Consolas" w:hAnsi="Consolas"/>
-          <w:color w:val="0B6E79"/>
-          <w:sz w:val="19"/>
-          <w:szCs w:val="19"/>
-          <w:rtl w:val="false"/>
-        </w:rPr>
-        <w:t xml:space="preserve">‎[[عنوان صفحه]]‎</w:t>
-      </w:r>
-      <w:r>
-        <w:rPr>
-          <w:rFonts w:ascii="Segoe UI" w:cs="Tahoma" w:eastAsia="Segoe UI" w:hAnsi="Segoe UI"/>
-          <w:rtl/>
-        </w:rPr>
-        <w:t xml:space="preserve"> در متن قرار می‌گیرد.</w:t>
+        <w:t xml:space="preserve">مشاهده‌ی صفحه</w:t>
       </w:r>
     </w:p>
     <w:p>
@@ -15812,7 +16111,7 @@
       <w:r>
         <w:drawing>
           <wp:inline distT="0" distB="0" distL="0" distR="0">
-            <wp:extent cx="5810250" cy="4086225"/>
+            <wp:extent cx="5810250" cy="2247900"/>
             <wp:effectExtent t="0" r="0" b="0" l="0"/>
             <wp:docPr id="42" name="" descr="" title=""/>
             <wp:cNvGraphicFramePr>
@@ -15837,7 +16136,7 @@
                   <pic:spPr bwMode="auto">
                     <a:xfrm>
                       <a:off x="0" y="0"/>
-                      <a:ext cx="5810250" cy="4086225"/>
+                      <a:ext cx="5810250" cy="2247900"/>
                     </a:xfrm>
                     <a:prstGeom prst="rect">
                       <a:avLst/>
@@ -15864,7 +16163,150 @@
           <w:szCs w:val="18"/>
           <w:rtl/>
         </w:rPr>
-        <w:t xml:space="preserve">شکل ۴۲ — پیشنهاد صفحه هنگام نوشتن لینک ویکی</w:t>
+        <w:t xml:space="preserve">شکل ۴۲ — صفحه‌ی یک مفهوم با لینک ویکی و فهرست Backlinks</w:t>
+      </w:r>
+    </w:p>
+    <w:p>
+      <w:pPr>
+        <w:pStyle w:val="ListParagraph"/>
+        <w:numPr>
+          <w:ilvl w:val="0"/>
+          <w:numId w:val="2"/>
+        </w:numPr>
+        <w:bidi/>
+        <w:spacing w:after="60"/>
+      </w:pPr>
+      <w:r>
+        <w:rPr>
+          <w:rFonts w:ascii="Segoe UI" w:cs="Tahoma" w:eastAsia="Segoe UI" w:hAnsi="Segoe UI"/>
+          <w:rtl/>
+        </w:rPr>
+        <w:t xml:space="preserve">لینک‌های ویکی با رنگ آبی نمایش داده می‌شوند و صفحه‌ی مقصد را باز می‌کنند. لینکی که صفحه‌اش وجود ندارد با رنگ دیگری نمایش داده می‌شود و با کلیک، ساخت آن صفحه شروع می‌شود.</w:t>
+      </w:r>
+    </w:p>
+    <w:p>
+      <w:pPr>
+        <w:pStyle w:val="ListParagraph"/>
+        <w:numPr>
+          <w:ilvl w:val="0"/>
+          <w:numId w:val="2"/>
+        </w:numPr>
+        <w:bidi/>
+        <w:spacing w:after="60"/>
+      </w:pPr>
+      <w:r>
+        <w:rPr>
+          <w:rFonts w:ascii="Segoe UI" w:cs="Tahoma" w:eastAsia="Segoe UI" w:hAnsi="Segoe UI"/>
+          <w:b/>
+          <w:bCs/>
+          <w:rtl w:val="false"/>
+        </w:rPr>
+        <w:t xml:space="preserve">Backlinks:</w:t>
+      </w:r>
+      <w:r>
+        <w:rPr>
+          <w:rFonts w:ascii="Segoe UI" w:cs="Tahoma" w:eastAsia="Segoe UI" w:hAnsi="Segoe UI"/>
+          <w:rtl/>
+        </w:rPr>
+        <w:t xml:space="preserve"> صفحه‌هایی که به این صفحه لینک داده‌اند.</w:t>
+      </w:r>
+    </w:p>
+    <w:p>
+      <w:pPr>
+        <w:pStyle w:val="ListParagraph"/>
+        <w:numPr>
+          <w:ilvl w:val="0"/>
+          <w:numId w:val="2"/>
+        </w:numPr>
+        <w:bidi/>
+        <w:spacing w:after="60"/>
+      </w:pPr>
+      <w:r>
+        <w:rPr>
+          <w:rFonts w:ascii="Segoe UI" w:cs="Tahoma" w:eastAsia="Segoe UI" w:hAnsi="Segoe UI"/>
+          <w:rtl/>
+        </w:rPr>
+        <w:t xml:space="preserve">دکمه‌های بالا مثل صفحه‌ی قانون است: </w:t>
+      </w:r>
+      <w:r>
+        <w:rPr>
+          <w:rFonts w:ascii="Segoe UI" w:cs="Tahoma" w:eastAsia="Segoe UI" w:hAnsi="Segoe UI"/>
+          <w:b/>
+          <w:bCs/>
+          <w:rtl w:val="false"/>
+        </w:rPr>
+        <w:t xml:space="preserve">PDF</w:t>
+      </w:r>
+      <w:r>
+        <w:rPr>
+          <w:rFonts w:ascii="Segoe UI" w:cs="Tahoma" w:eastAsia="Segoe UI" w:hAnsi="Segoe UI"/>
+          <w:rtl/>
+        </w:rPr>
+        <w:t xml:space="preserve">، </w:t>
+      </w:r>
+      <w:r>
+        <w:rPr>
+          <w:rFonts w:ascii="Segoe UI" w:cs="Tahoma" w:eastAsia="Segoe UI" w:hAnsi="Segoe UI"/>
+          <w:b/>
+          <w:bCs/>
+          <w:rtl w:val="false"/>
+        </w:rPr>
+        <w:t xml:space="preserve">Graph</w:t>
+      </w:r>
+      <w:r>
+        <w:rPr>
+          <w:rFonts w:ascii="Segoe UI" w:cs="Tahoma" w:eastAsia="Segoe UI" w:hAnsi="Segoe UI"/>
+          <w:rtl/>
+        </w:rPr>
+        <w:t xml:space="preserve">، </w:t>
+      </w:r>
+      <w:r>
+        <w:rPr>
+          <w:rFonts w:ascii="Segoe UI" w:cs="Tahoma" w:eastAsia="Segoe UI" w:hAnsi="Segoe UI"/>
+          <w:b/>
+          <w:bCs/>
+          <w:rtl w:val="false"/>
+        </w:rPr>
+        <w:t xml:space="preserve">Edit</w:t>
+      </w:r>
+      <w:r>
+        <w:rPr>
+          <w:rFonts w:ascii="Segoe UI" w:cs="Tahoma" w:eastAsia="Segoe UI" w:hAnsi="Segoe UI"/>
+          <w:rtl/>
+        </w:rPr>
+        <w:t xml:space="preserve">، </w:t>
+      </w:r>
+      <w:r>
+        <w:rPr>
+          <w:rFonts w:ascii="Segoe UI" w:cs="Tahoma" w:eastAsia="Segoe UI" w:hAnsi="Segoe UI"/>
+          <w:b/>
+          <w:bCs/>
+          <w:rtl w:val="false"/>
+        </w:rPr>
+        <w:t xml:space="preserve">Pin</w:t>
+      </w:r>
+      <w:r>
+        <w:rPr>
+          <w:rFonts w:ascii="Segoe UI" w:cs="Tahoma" w:eastAsia="Segoe UI" w:hAnsi="Segoe UI"/>
+          <w:rtl/>
+        </w:rPr>
+        <w:t xml:space="preserve"> و </w:t>
+      </w:r>
+      <w:r>
+        <w:rPr>
+          <w:rFonts w:ascii="Segoe UI" w:cs="Tahoma" w:eastAsia="Segoe UI" w:hAnsi="Segoe UI"/>
+          <w:b/>
+          <w:bCs/>
+          <w:rtl w:val="false"/>
+        </w:rPr>
+        <w:t xml:space="preserve">Delete</w:t>
+      </w:r>
+      <w:r>
+        <w:rPr>
+          <w:rFonts w:ascii="Segoe UI" w:cs="Tahoma" w:eastAsia="Segoe UI" w:hAnsi="Segoe UI"/>
+          <w:rtl/>
+        </w:rPr>
+        <w:t xml:space="preserve">.</w:t>
       </w:r>
     </w:p>
     <w:p>
@@ -15877,7 +16319,113 @@
           <w:rFonts w:ascii="Segoe UI" w:cs="Tahoma" w:eastAsia="Segoe UI" w:hAnsi="Segoe UI"/>
           <w:rtl/>
         </w:rPr>
-        <w:t xml:space="preserve">دسته‌بندی‌ها</w:t>
+        <w:t xml:space="preserve">ساخت و ویرایش صفحه</w:t>
+      </w:r>
+    </w:p>
+    <w:p>
+      <w:pPr>
+        <w:pStyle w:val="ListParagraph"/>
+        <w:numPr>
+          <w:ilvl w:val="0"/>
+          <w:numId w:val="7"/>
+        </w:numPr>
+        <w:bidi/>
+        <w:spacing w:after="80"/>
+      </w:pPr>
+      <w:r>
+        <w:rPr>
+          <w:rFonts w:ascii="Segoe UI" w:cs="Tahoma" w:eastAsia="Segoe UI" w:hAnsi="Segoe UI"/>
+          <w:b/>
+          <w:bCs/>
+          <w:rtl w:val="false"/>
+        </w:rPr>
+        <w:t xml:space="preserve">New Page</w:t>
+      </w:r>
+      <w:r>
+        <w:rPr>
+          <w:rFonts w:ascii="Segoe UI" w:cs="Tahoma" w:eastAsia="Segoe UI" w:hAnsi="Segoe UI"/>
+          <w:rtl/>
+        </w:rPr>
+        <w:t xml:space="preserve"> را در نوار بالا بزنید، یا در فهرست Concepts و Data Sources دکمه‌ی ساخت همان نوع را.</w:t>
+      </w:r>
+    </w:p>
+    <w:p>
+      <w:pPr>
+        <w:pStyle w:val="ListParagraph"/>
+        <w:numPr>
+          <w:ilvl w:val="0"/>
+          <w:numId w:val="7"/>
+        </w:numPr>
+        <w:bidi/>
+        <w:spacing w:after="80"/>
+      </w:pPr>
+      <w:r>
+        <w:rPr>
+          <w:rFonts w:ascii="Segoe UI" w:cs="Tahoma" w:eastAsia="Segoe UI" w:hAnsi="Segoe UI"/>
+          <w:rtl/>
+        </w:rPr>
+        <w:t xml:space="preserve">عنوان، نوع، دسته و تگ‌ها را وارد کنید.</w:t>
+      </w:r>
+    </w:p>
+    <w:p>
+      <w:pPr>
+        <w:pStyle w:val="ListParagraph"/>
+        <w:numPr>
+          <w:ilvl w:val="0"/>
+          <w:numId w:val="7"/>
+        </w:numPr>
+        <w:bidi/>
+        <w:spacing w:after="80"/>
+      </w:pPr>
+      <w:r>
+        <w:rPr>
+          <w:rFonts w:ascii="Segoe UI" w:cs="Tahoma" w:eastAsia="Segoe UI" w:hAnsi="Segoe UI"/>
+          <w:rtl/>
+        </w:rPr>
+        <w:t xml:space="preserve">متن را در کادر </w:t>
+      </w:r>
+      <w:r>
+        <w:rPr>
+          <w:rFonts w:ascii="Segoe UI" w:cs="Tahoma" w:eastAsia="Segoe UI" w:hAnsi="Segoe UI"/>
+          <w:b/>
+          <w:bCs/>
+          <w:rtl w:val="false"/>
+        </w:rPr>
+        <w:t xml:space="preserve">Content</w:t>
+      </w:r>
+      <w:r>
+        <w:rPr>
+          <w:rFonts w:ascii="Segoe UI" w:cs="Tahoma" w:eastAsia="Segoe UI" w:hAnsi="Segoe UI"/>
+          <w:rtl/>
+        </w:rPr>
+        <w:t xml:space="preserve"> با Markdown بنویسید.</w:t>
+      </w:r>
+    </w:p>
+    <w:p>
+      <w:pPr>
+        <w:pStyle w:val="ListParagraph"/>
+        <w:numPr>
+          <w:ilvl w:val="0"/>
+          <w:numId w:val="7"/>
+        </w:numPr>
+        <w:bidi/>
+        <w:spacing w:after="80"/>
+      </w:pPr>
+      <w:r>
+        <w:rPr>
+          <w:rFonts w:ascii="Segoe UI" w:cs="Tahoma" w:eastAsia="Segoe UI" w:hAnsi="Segoe UI"/>
+          <w:b/>
+          <w:bCs/>
+          <w:rtl w:val="false"/>
+        </w:rPr>
+        <w:t xml:space="preserve">Save</w:t>
+      </w:r>
+      <w:r>
+        <w:rPr>
+          <w:rFonts w:ascii="Segoe UI" w:cs="Tahoma" w:eastAsia="Segoe UI" w:hAnsi="Segoe UI"/>
+          <w:rtl/>
+        </w:rPr>
+        <w:t xml:space="preserve"> را بزنید.</w:t>
       </w:r>
     </w:p>
     <w:p>
@@ -15889,25 +16437,18 @@
       <w:r>
         <w:rPr>
           <w:rFonts w:ascii="Segoe UI" w:cs="Tahoma" w:eastAsia="Segoe UI" w:hAnsi="Segoe UI"/>
-          <w:rtl/>
-        </w:rPr>
-        <w:t xml:space="preserve">در نوار کناری، کنار </w:t>
-      </w:r>
-      <w:r>
-        <w:rPr>
-          <w:rFonts w:ascii="Segoe UI" w:cs="Tahoma" w:eastAsia="Segoe UI" w:hAnsi="Segoe UI"/>
-          <w:b/>
-          <w:bCs/>
-          <w:rtl w:val="false"/>
-        </w:rPr>
-        <w:t xml:space="preserve">Categories</w:t>
-      </w:r>
-      <w:r>
-        <w:rPr>
-          <w:rFonts w:ascii="Segoe UI" w:cs="Tahoma" w:eastAsia="Segoe UI" w:hAnsi="Segoe UI"/>
-          <w:rtl/>
-        </w:rPr>
-        <w:t xml:space="preserve">، دکمه‌ی </w:t>
+          <w:b/>
+          <w:bCs/>
+          <w:rtl/>
+        </w:rPr>
+        <w:t xml:space="preserve">لینک ویکی:</w:t>
+      </w:r>
+      <w:r>
+        <w:rPr>
+          <w:rFonts w:ascii="Segoe UI" w:cs="Tahoma" w:eastAsia="Segoe UI" w:hAnsi="Segoe UI"/>
+          <w:rtl/>
+        </w:rPr>
+        <w:t xml:space="preserve"> برای لینک به صفحه‌ی دیگر، </w:t>
       </w:r>
       <w:r>
         <w:rPr>
@@ -15917,57 +16458,48 @@
           <w:szCs w:val="19"/>
           <w:rtl w:val="false"/>
         </w:rPr>
-        <w:t xml:space="preserve">‎+‎</w:t>
-      </w:r>
-      <w:r>
-        <w:rPr>
-          <w:rFonts w:ascii="Segoe UI" w:cs="Tahoma" w:eastAsia="Segoe UI" w:hAnsi="Segoe UI"/>
-          <w:rtl/>
-        </w:rPr>
-        <w:t xml:space="preserve"> را بزنید، نام و رنگ دسته را انتخاب کنید و ذخیره کنید. با کلیک روی نام دسته، صفحه‌های آن نمایش داده می‌شوند. دسته‌ی هر صفحه در فرم ویرایش آن تعیین می‌شود. با حذف یک دسته، صفحه‌هایش حذف نمی‌شوند و فقط بدون دسته می‌مانند.</w:t>
-      </w:r>
-    </w:p>
-    <w:p>
-      <w:pPr>
-        <w:pStyle w:val="Heading2"/>
-        <w:bidi/>
-      </w:pPr>
-      <w:r>
-        <w:rPr>
-          <w:rFonts w:ascii="Segoe UI" w:cs="Tahoma" w:eastAsia="Segoe UI" w:hAnsi="Segoe UI"/>
-          <w:rtl/>
-        </w:rPr>
-        <w:t xml:space="preserve">لینک‌های شکسته</w:t>
-      </w:r>
-    </w:p>
-    <w:p>
-      <w:pPr>
-        <w:bidi/>
-        <w:spacing w:after="120"/>
-        <w:jc w:val="both"/>
-      </w:pPr>
-      <w:r>
-        <w:rPr>
-          <w:rFonts w:ascii="Segoe UI" w:cs="Tahoma" w:eastAsia="Segoe UI" w:hAnsi="Segoe UI"/>
-          <w:rtl/>
-        </w:rPr>
-        <w:t xml:space="preserve">صفحه‌ی </w:t>
-      </w:r>
-      <w:r>
-        <w:rPr>
-          <w:rFonts w:ascii="Segoe UI" w:cs="Tahoma" w:eastAsia="Segoe UI" w:hAnsi="Segoe UI"/>
-          <w:b/>
-          <w:bCs/>
-          <w:rtl w:val="false"/>
-        </w:rPr>
-        <w:t xml:space="preserve">Broken Links</w:t>
-      </w:r>
-      <w:r>
-        <w:rPr>
-          <w:rFonts w:ascii="Segoe UI" w:cs="Tahoma" w:eastAsia="Segoe UI" w:hAnsi="Segoe UI"/>
-          <w:rtl/>
-        </w:rPr>
-        <w:t xml:space="preserve"> همه‌ی لینک‌های ویکی را که به صفحه‌ی ناموجود اشاره می‌کنند فهرست می‌کند، همراه با صفحه‌ای که لینک در آن است. آن‌ها را اصلاح کنید یا صفحه‌ی مقصد را بسازید.</w:t>
+        <w:t xml:space="preserve">‎[[‎</w:t>
+      </w:r>
+      <w:r>
+        <w:rPr>
+          <w:rFonts w:ascii="Segoe UI" w:cs="Tahoma" w:eastAsia="Segoe UI" w:hAnsi="Segoe UI"/>
+          <w:rtl/>
+        </w:rPr>
+        <w:t xml:space="preserve"> تایپ کنید و چند حرف از عنوان صفحه را بنویسید. فهرست پیشنهادها باز می‌شود؛ با کلیدهای جهت‌دار انتخاب و با </w:t>
+      </w:r>
+      <w:r>
+        <w:rPr>
+          <w:rFonts w:ascii="Consolas" w:cs="Consolas" w:hAnsi="Consolas"/>
+          <w:color w:val="0B6E79"/>
+          <w:sz w:val="19"/>
+          <w:szCs w:val="19"/>
+          <w:rtl w:val="false"/>
+        </w:rPr>
+        <w:t xml:space="preserve">‎Enter‎</w:t>
+      </w:r>
+      <w:r>
+        <w:rPr>
+          <w:rFonts w:ascii="Segoe UI" w:cs="Tahoma" w:eastAsia="Segoe UI" w:hAnsi="Segoe UI"/>
+          <w:rtl/>
+        </w:rPr>
+        <w:t xml:space="preserve"> درج کنید. نتیجه به شکل </w:t>
+      </w:r>
+      <w:r>
+        <w:rPr>
+          <w:rFonts w:ascii="Consolas" w:cs="Consolas" w:hAnsi="Consolas"/>
+          <w:color w:val="0B6E79"/>
+          <w:sz w:val="19"/>
+          <w:szCs w:val="19"/>
+          <w:rtl w:val="false"/>
+        </w:rPr>
+        <w:t xml:space="preserve">‎[[عنوان صفحه]]‎</w:t>
+      </w:r>
+      <w:r>
+        <w:rPr>
+          <w:rFonts w:ascii="Segoe UI" w:cs="Tahoma" w:eastAsia="Segoe UI" w:hAnsi="Segoe UI"/>
+          <w:rtl/>
+        </w:rPr>
+        <w:t xml:space="preserve"> در متن قرار می‌گیرد.</w:t>
       </w:r>
     </w:p>
     <w:p>
@@ -15979,7 +16511,7 @@
       <w:r>
         <w:drawing>
           <wp:inline distT="0" distB="0" distL="0" distR="0">
-            <wp:extent cx="5810250" cy="1181100"/>
+            <wp:extent cx="5810250" cy="4086225"/>
             <wp:effectExtent t="0" r="0" b="0" l="0"/>
             <wp:docPr id="43" name="" descr="" title=""/>
             <wp:cNvGraphicFramePr>
@@ -16004,7 +16536,7 @@
                   <pic:spPr bwMode="auto">
                     <a:xfrm>
                       <a:off x="0" y="0"/>
-                      <a:ext cx="5810250" cy="1181100"/>
+                      <a:ext cx="5810250" cy="4086225"/>
                     </a:xfrm>
                     <a:prstGeom prst="rect">
                       <a:avLst/>
@@ -16031,7 +16563,7 @@
           <w:szCs w:val="18"/>
           <w:rtl/>
         </w:rPr>
-        <w:t xml:space="preserve">شکل ۴۳ — صفحه‌ی لینک‌های شکسته (در این نمونه لینک شکسته‌ای وجود ندارد)</w:t>
+        <w:t xml:space="preserve">شکل ۴۳ — پیشنهاد صفحه هنگام نوشتن لینک ویکی</w:t>
       </w:r>
     </w:p>
     <w:p>
@@ -16044,7 +16576,7 @@
           <w:rFonts w:ascii="Segoe UI" w:cs="Tahoma" w:eastAsia="Segoe UI" w:hAnsi="Segoe UI"/>
           <w:rtl/>
         </w:rPr>
-        <w:t xml:space="preserve">کتابخانه‌ی SPL</w:t>
+        <w:t xml:space="preserve">دسته‌بندی‌ها</w:t>
       </w:r>
     </w:p>
     <w:p>
@@ -16058,6 +16590,66 @@
           <w:rFonts w:ascii="Segoe UI" w:cs="Tahoma" w:eastAsia="Segoe UI" w:hAnsi="Segoe UI"/>
           <w:rtl/>
         </w:rPr>
+        <w:t xml:space="preserve">در نوار کناری، کنار </w:t>
+      </w:r>
+      <w:r>
+        <w:rPr>
+          <w:rFonts w:ascii="Segoe UI" w:cs="Tahoma" w:eastAsia="Segoe UI" w:hAnsi="Segoe UI"/>
+          <w:b/>
+          <w:bCs/>
+          <w:rtl w:val="false"/>
+        </w:rPr>
+        <w:t xml:space="preserve">Categories</w:t>
+      </w:r>
+      <w:r>
+        <w:rPr>
+          <w:rFonts w:ascii="Segoe UI" w:cs="Tahoma" w:eastAsia="Segoe UI" w:hAnsi="Segoe UI"/>
+          <w:rtl/>
+        </w:rPr>
+        <w:t xml:space="preserve">، دکمه‌ی </w:t>
+      </w:r>
+      <w:r>
+        <w:rPr>
+          <w:rFonts w:ascii="Consolas" w:cs="Consolas" w:hAnsi="Consolas"/>
+          <w:color w:val="0B6E79"/>
+          <w:sz w:val="19"/>
+          <w:szCs w:val="19"/>
+          <w:rtl w:val="false"/>
+        </w:rPr>
+        <w:t xml:space="preserve">‎+‎</w:t>
+      </w:r>
+      <w:r>
+        <w:rPr>
+          <w:rFonts w:ascii="Segoe UI" w:cs="Tahoma" w:eastAsia="Segoe UI" w:hAnsi="Segoe UI"/>
+          <w:rtl/>
+        </w:rPr>
+        <w:t xml:space="preserve"> را بزنید، نام و رنگ دسته را انتخاب کنید و ذخیره کنید. با کلیک روی نام دسته، صفحه‌های آن نمایش داده می‌شوند. دسته‌ی هر صفحه در فرم ویرایش آن تعیین می‌شود. با حذف یک دسته، صفحه‌هایش حذف نمی‌شوند و فقط بدون دسته می‌مانند.</w:t>
+      </w:r>
+    </w:p>
+    <w:p>
+      <w:pPr>
+        <w:pStyle w:val="Heading2"/>
+        <w:bidi/>
+      </w:pPr>
+      <w:r>
+        <w:rPr>
+          <w:rFonts w:ascii="Segoe UI" w:cs="Tahoma" w:eastAsia="Segoe UI" w:hAnsi="Segoe UI"/>
+          <w:rtl/>
+        </w:rPr>
+        <w:t xml:space="preserve">لینک‌های شکسته</w:t>
+      </w:r>
+    </w:p>
+    <w:p>
+      <w:pPr>
+        <w:bidi/>
+        <w:spacing w:after="120"/>
+        <w:jc w:val="both"/>
+      </w:pPr>
+      <w:r>
+        <w:rPr>
+          <w:rFonts w:ascii="Segoe UI" w:cs="Tahoma" w:eastAsia="Segoe UI" w:hAnsi="Segoe UI"/>
+          <w:rtl/>
+        </w:rPr>
         <w:t xml:space="preserve">صفحه‌ی </w:t>
       </w:r>
       <w:r>
@@ -16067,46 +16659,14 @@
           <w:bCs/>
           <w:rtl w:val="false"/>
         </w:rPr>
-        <w:t xml:space="preserve">SPL Library</w:t>
-      </w:r>
-      <w:r>
-        <w:rPr>
-          <w:rFonts w:ascii="Segoe UI" w:cs="Tahoma" w:eastAsia="Segoe UI" w:hAnsi="Segoe UI"/>
-          <w:rtl/>
-        </w:rPr>
-        <w:t xml:space="preserve"> مجموعه‌ای از دستورهای پرکاربرد Splunk با نحو، توضیح، مثال و نکته‌هاست. با </w:t>
-      </w:r>
-      <w:r>
-        <w:rPr>
-          <w:rFonts w:ascii="Segoe UI" w:cs="Tahoma" w:eastAsia="Segoe UI" w:hAnsi="Segoe UI"/>
-          <w:b/>
-          <w:bCs/>
-          <w:rtl w:val="false"/>
-        </w:rPr>
-        <w:t xml:space="preserve">Add Command</w:t>
-      </w:r>
-      <w:r>
-        <w:rPr>
-          <w:rFonts w:ascii="Segoe UI" w:cs="Tahoma" w:eastAsia="Segoe UI" w:hAnsi="Segoe UI"/>
-          <w:rtl/>
-        </w:rPr>
-        <w:t xml:space="preserve"> دستور جدید اضافه می‌شود. </w:t>
-      </w:r>
-      <w:r>
-        <w:rPr>
-          <w:rFonts w:ascii="Segoe UI" w:cs="Tahoma" w:eastAsia="Segoe UI" w:hAnsi="Segoe UI"/>
-          <w:b/>
-          <w:bCs/>
-          <w:rtl w:val="false"/>
-        </w:rPr>
-        <w:t xml:space="preserve">Seed Library</w:t>
-      </w:r>
-      <w:r>
-        <w:rPr>
-          <w:rFonts w:ascii="Segoe UI" w:cs="Tahoma" w:eastAsia="Segoe UI" w:hAnsi="Segoe UI"/>
-          <w:rtl/>
-        </w:rPr>
-        <w:t xml:space="preserve"> مجموعه‌ی آغازینی از ۱۵ دستور رایج را اضافه می‌کند. فیلتر گروه‌ها (Search، Reporting، Eval functions و …)، علامت‌گذاری علاقه‌مندی‌ها و دو حالت نمایش هم هست.</w:t>
+        <w:t xml:space="preserve">Broken Links</w:t>
+      </w:r>
+      <w:r>
+        <w:rPr>
+          <w:rFonts w:ascii="Segoe UI" w:cs="Tahoma" w:eastAsia="Segoe UI" w:hAnsi="Segoe UI"/>
+          <w:rtl/>
+        </w:rPr>
+        <w:t xml:space="preserve"> همه‌ی لینک‌های ویکی را که به صفحه‌ی ناموجود اشاره می‌کنند فهرست می‌کند، همراه با صفحه‌ای که لینک در آن است. آن‌ها را اصلاح کنید یا صفحه‌ی مقصد را بسازید.</w:t>
       </w:r>
     </w:p>
     <w:p>
@@ -16118,7 +16678,7 @@
       <w:r>
         <w:drawing>
           <wp:inline distT="0" distB="0" distL="0" distR="0">
-            <wp:extent cx="5810250" cy="2247900"/>
+            <wp:extent cx="5810250" cy="1181100"/>
             <wp:effectExtent t="0" r="0" b="0" l="0"/>
             <wp:docPr id="44" name="" descr="" title=""/>
             <wp:cNvGraphicFramePr>
@@ -16143,7 +16703,7 @@
                   <pic:spPr bwMode="auto">
                     <a:xfrm>
                       <a:off x="0" y="0"/>
-                      <a:ext cx="5810250" cy="2247900"/>
+                      <a:ext cx="5810250" cy="1181100"/>
                     </a:xfrm>
                     <a:prstGeom prst="rect">
                       <a:avLst/>
@@ -16170,21 +16730,7 @@
           <w:szCs w:val="18"/>
           <w:rtl/>
         </w:rPr>
-        <w:t xml:space="preserve">شکل ۴۴ — کتابخانه‌ی SPL</w:t>
-      </w:r>
-    </w:p>
-    <w:p>
-      <w:pPr>
-        <w:pStyle w:val="Heading1"/>
-        <w:pageBreakBefore/>
-        <w:bidi/>
-      </w:pPr>
-      <w:r>
-        <w:rPr>
-          <w:rFonts w:ascii="Segoe UI" w:cs="Tahoma" w:eastAsia="Segoe UI" w:hAnsi="Segoe UI"/>
-          <w:rtl/>
-        </w:rPr>
-        <w:t xml:space="preserve">فصل ۱۳ — جست‌وجو و مستندسازی</w:t>
+        <w:t xml:space="preserve">شکل ۴۴ — صفحه‌ی لینک‌های شکسته (در این نمونه لینک شکسته‌ای وجود ندارد)</w:t>
       </w:r>
     </w:p>
     <w:p>
@@ -16197,7 +16743,7 @@
           <w:rFonts w:ascii="Segoe UI" w:cs="Tahoma" w:eastAsia="Segoe UI" w:hAnsi="Segoe UI"/>
           <w:rtl/>
         </w:rPr>
-        <w:t xml:space="preserve">جست‌وجو</w:t>
+        <w:t xml:space="preserve">کتابخانه‌ی SPL</w:t>
       </w:r>
     </w:p>
     <w:p>
@@ -16220,31 +16766,46 @@
           <w:bCs/>
           <w:rtl w:val="false"/>
         </w:rPr>
-        <w:t xml:space="preserve">Search</w:t>
-      </w:r>
-      <w:r>
-        <w:rPr>
-          <w:rFonts w:ascii="Segoe UI" w:cs="Tahoma" w:eastAsia="Segoe UI" w:hAnsi="Segoe UI"/>
-          <w:rtl/>
-        </w:rPr>
-        <w:t xml:space="preserve"> در عنوان و متن همه‌ی صفحه‌ها و قوانین جست‌وجو می‌کند. کلمه‌ی جست‌وجوشده در نتیجه‌ها پررنگ می‌شود و نوع هر نتیجه کنار عنوانش نمایش داده می‌شود. برای جست‌وجوی سریع در هر صفحه، </w:t>
-      </w:r>
-      <w:r>
-        <w:rPr>
-          <w:rFonts w:ascii="Consolas" w:cs="Consolas" w:hAnsi="Consolas"/>
-          <w:color w:val="0B6E79"/>
-          <w:sz w:val="19"/>
-          <w:szCs w:val="19"/>
-          <w:rtl w:val="false"/>
-        </w:rPr>
-        <w:t xml:space="preserve">‎Ctrl+K‎</w:t>
-      </w:r>
-      <w:r>
-        <w:rPr>
-          <w:rFonts w:ascii="Segoe UI" w:cs="Tahoma" w:eastAsia="Segoe UI" w:hAnsi="Segoe UI"/>
-          <w:rtl/>
-        </w:rPr>
-        <w:t xml:space="preserve"> را بزنید (فصل ۲).</w:t>
+        <w:t xml:space="preserve">SPL Library</w:t>
+      </w:r>
+      <w:r>
+        <w:rPr>
+          <w:rFonts w:ascii="Segoe UI" w:cs="Tahoma" w:eastAsia="Segoe UI" w:hAnsi="Segoe UI"/>
+          <w:rtl/>
+        </w:rPr>
+        <w:t xml:space="preserve"> مجموعه‌ای از دستورهای پرکاربرد Splunk با نحو، توضیح، مثال و نکته‌هاست. با </w:t>
+      </w:r>
+      <w:r>
+        <w:rPr>
+          <w:rFonts w:ascii="Segoe UI" w:cs="Tahoma" w:eastAsia="Segoe UI" w:hAnsi="Segoe UI"/>
+          <w:b/>
+          <w:bCs/>
+          <w:rtl w:val="false"/>
+        </w:rPr>
+        <w:t xml:space="preserve">Add Command</w:t>
+      </w:r>
+      <w:r>
+        <w:rPr>
+          <w:rFonts w:ascii="Segoe UI" w:cs="Tahoma" w:eastAsia="Segoe UI" w:hAnsi="Segoe UI"/>
+          <w:rtl/>
+        </w:rPr>
+        <w:t xml:space="preserve"> دستور جدید اضافه می‌شود. </w:t>
+      </w:r>
+      <w:r>
+        <w:rPr>
+          <w:rFonts w:ascii="Segoe UI" w:cs="Tahoma" w:eastAsia="Segoe UI" w:hAnsi="Segoe UI"/>
+          <w:b/>
+          <w:bCs/>
+          <w:rtl w:val="false"/>
+        </w:rPr>
+        <w:t xml:space="preserve">Seed Library</w:t>
+      </w:r>
+      <w:r>
+        <w:rPr>
+          <w:rFonts w:ascii="Segoe UI" w:cs="Tahoma" w:eastAsia="Segoe UI" w:hAnsi="Segoe UI"/>
+          <w:rtl/>
+        </w:rPr>
+        <w:t xml:space="preserve"> مجموعه‌ی آغازینی از ۱۵ دستور رایج را اضافه می‌کند. فیلتر گروه‌ها (Search، Reporting، Eval functions و …)، علامت‌گذاری علاقه‌مندی‌ها و دو حالت نمایش هم هست.</w:t>
       </w:r>
     </w:p>
     <w:p>
@@ -16256,7 +16817,7 @@
       <w:r>
         <w:drawing>
           <wp:inline distT="0" distB="0" distL="0" distR="0">
-            <wp:extent cx="5810250" cy="4086225"/>
+            <wp:extent cx="5810250" cy="2247900"/>
             <wp:effectExtent t="0" r="0" b="0" l="0"/>
             <wp:docPr id="45" name="" descr="" title=""/>
             <wp:cNvGraphicFramePr>
@@ -16281,7 +16842,7 @@
                   <pic:spPr bwMode="auto">
                     <a:xfrm>
                       <a:off x="0" y="0"/>
-                      <a:ext cx="5810250" cy="4086225"/>
+                      <a:ext cx="5810250" cy="2247900"/>
                     </a:xfrm>
                     <a:prstGeom prst="rect">
                       <a:avLst/>
@@ -16308,7 +16869,21 @@
           <w:szCs w:val="18"/>
           <w:rtl/>
         </w:rPr>
-        <w:t xml:space="preserve">شکل ۴۵ — نتیجه‌ی جست‌وجوی mimikatz</w:t>
+        <w:t xml:space="preserve">شکل ۴۵ — کتابخانه‌ی SPL</w:t>
+      </w:r>
+    </w:p>
+    <w:p>
+      <w:pPr>
+        <w:pStyle w:val="Heading1"/>
+        <w:pageBreakBefore/>
+        <w:bidi/>
+      </w:pPr>
+      <w:r>
+        <w:rPr>
+          <w:rFonts w:ascii="Segoe UI" w:cs="Tahoma" w:eastAsia="Segoe UI" w:hAnsi="Segoe UI"/>
+          <w:rtl/>
+        </w:rPr>
+        <w:t xml:space="preserve">فصل ۱۳ — جست‌وجو و مستندسازی</w:t>
       </w:r>
     </w:p>
     <w:p>
@@ -16321,7 +16896,7 @@
           <w:rFonts w:ascii="Segoe UI" w:cs="Tahoma" w:eastAsia="Segoe UI" w:hAnsi="Segoe UI"/>
           <w:rtl/>
         </w:rPr>
-        <w:t xml:space="preserve">ساخت گزارش</w:t>
+        <w:t xml:space="preserve">جست‌وجو</w:t>
       </w:r>
     </w:p>
     <w:p>
@@ -16344,14 +16919,31 @@
           <w:bCs/>
           <w:rtl w:val="false"/>
         </w:rPr>
-        <w:t xml:space="preserve">Documentation</w:t>
-      </w:r>
-      <w:r>
-        <w:rPr>
-          <w:rFonts w:ascii="Segoe UI" w:cs="Tahoma" w:eastAsia="Segoe UI" w:hAnsi="Segoe UI"/>
-          <w:rtl/>
-        </w:rPr>
-        <w:t xml:space="preserve"> از صفحه‌ها و قوانین انتخاب‌شده گزارش می‌سازد.</w:t>
+        <w:t xml:space="preserve">Search</w:t>
+      </w:r>
+      <w:r>
+        <w:rPr>
+          <w:rFonts w:ascii="Segoe UI" w:cs="Tahoma" w:eastAsia="Segoe UI" w:hAnsi="Segoe UI"/>
+          <w:rtl/>
+        </w:rPr>
+        <w:t xml:space="preserve"> در عنوان و متن همه‌ی صفحه‌ها و قوانین جست‌وجو می‌کند. کلمه‌ی جست‌وجوشده در نتیجه‌ها پررنگ می‌شود و نوع هر نتیجه کنار عنوانش نمایش داده می‌شود. برای جست‌وجوی سریع در هر صفحه، </w:t>
+      </w:r>
+      <w:r>
+        <w:rPr>
+          <w:rFonts w:ascii="Consolas" w:cs="Consolas" w:hAnsi="Consolas"/>
+          <w:color w:val="0B6E79"/>
+          <w:sz w:val="19"/>
+          <w:szCs w:val="19"/>
+          <w:rtl w:val="false"/>
+        </w:rPr>
+        <w:t xml:space="preserve">‎Ctrl+K‎</w:t>
+      </w:r>
+      <w:r>
+        <w:rPr>
+          <w:rFonts w:ascii="Segoe UI" w:cs="Tahoma" w:eastAsia="Segoe UI" w:hAnsi="Segoe UI"/>
+          <w:rtl/>
+        </w:rPr>
+        <w:t xml:space="preserve"> را بزنید (فصل ۲).</w:t>
       </w:r>
     </w:p>
     <w:p>
@@ -16415,200 +17007,20 @@
           <w:szCs w:val="18"/>
           <w:rtl/>
         </w:rPr>
-        <w:t xml:space="preserve">شکل ۴۶ — صفحه‌ی ساخت گزارش</w:t>
-      </w:r>
-    </w:p>
-    <w:p>
-      <w:pPr>
-        <w:pStyle w:val="ListParagraph"/>
-        <w:numPr>
-          <w:ilvl w:val="0"/>
-          <w:numId w:val="8"/>
-        </w:numPr>
-        <w:bidi/>
-        <w:spacing w:after="80"/>
-      </w:pPr>
-      <w:r>
-        <w:rPr>
-          <w:rFonts w:ascii="Segoe UI" w:cs="Tahoma" w:eastAsia="Segoe UI" w:hAnsi="Segoe UI"/>
-          <w:rtl/>
-        </w:rPr>
-        <w:t xml:space="preserve">نوع گزارش را انتخاب کنید: </w:t>
-      </w:r>
-      <w:r>
-        <w:rPr>
-          <w:rFonts w:ascii="Segoe UI" w:cs="Tahoma" w:eastAsia="Segoe UI" w:hAnsi="Segoe UI"/>
-          <w:b/>
-          <w:bCs/>
-          <w:rtl w:val="false"/>
-        </w:rPr>
-        <w:t xml:space="preserve">PDF</w:t>
-      </w:r>
-      <w:r>
-        <w:rPr>
-          <w:rFonts w:ascii="Segoe UI" w:cs="Tahoma" w:eastAsia="Segoe UI" w:hAnsi="Segoe UI"/>
-          <w:rtl/>
-        </w:rPr>
-        <w:t xml:space="preserve">، </w:t>
-      </w:r>
-      <w:r>
-        <w:rPr>
-          <w:rFonts w:ascii="Segoe UI" w:cs="Tahoma" w:eastAsia="Segoe UI" w:hAnsi="Segoe UI"/>
-          <w:b/>
-          <w:bCs/>
-          <w:rtl w:val="false"/>
-        </w:rPr>
-        <w:t xml:space="preserve">HTML</w:t>
-      </w:r>
-      <w:r>
-        <w:rPr>
-          <w:rFonts w:ascii="Segoe UI" w:cs="Tahoma" w:eastAsia="Segoe UI" w:hAnsi="Segoe UI"/>
-          <w:rtl/>
-        </w:rPr>
-        <w:t xml:space="preserve"> (با فهرست مطالب اختیاری) یا </w:t>
-      </w:r>
-      <w:r>
-        <w:rPr>
-          <w:rFonts w:ascii="Segoe UI" w:cs="Tahoma" w:eastAsia="Segoe UI" w:hAnsi="Segoe UI"/>
-          <w:b/>
-          <w:bCs/>
-          <w:rtl w:val="false"/>
-        </w:rPr>
-        <w:t xml:space="preserve">Matrix</w:t>
-      </w:r>
-      <w:r>
-        <w:rPr>
-          <w:rFonts w:ascii="Segoe UI" w:cs="Tahoma" w:eastAsia="Segoe UI" w:hAnsi="Segoe UI"/>
-          <w:rtl/>
-        </w:rPr>
-        <w:t xml:space="preserve"> (ماتریس تشخیص بر اساس تکنیک و شدت، با فیلتر تگ اختیاری).</w:t>
-      </w:r>
-    </w:p>
-    <w:p>
-      <w:pPr>
-        <w:pStyle w:val="ListParagraph"/>
-        <w:numPr>
-          <w:ilvl w:val="0"/>
-          <w:numId w:val="8"/>
-        </w:numPr>
-        <w:bidi/>
-        <w:spacing w:after="80"/>
-      </w:pPr>
-      <w:r>
-        <w:rPr>
-          <w:rFonts w:ascii="Segoe UI" w:cs="Tahoma" w:eastAsia="Segoe UI" w:hAnsi="Segoe UI"/>
-          <w:rtl/>
-        </w:rPr>
-        <w:t xml:space="preserve">عنوان گزارش را بنویسید.</w:t>
-      </w:r>
-    </w:p>
-    <w:p>
-      <w:pPr>
-        <w:pStyle w:val="ListParagraph"/>
-        <w:numPr>
-          <w:ilvl w:val="0"/>
-          <w:numId w:val="8"/>
-        </w:numPr>
-        <w:bidi/>
-        <w:spacing w:after="80"/>
-      </w:pPr>
-      <w:r>
-        <w:rPr>
-          <w:rFonts w:ascii="Segoe UI" w:cs="Tahoma" w:eastAsia="Segoe UI" w:hAnsi="Segoe UI"/>
-          <w:rtl/>
-        </w:rPr>
-        <w:t xml:space="preserve">در </w:t>
-      </w:r>
-      <w:r>
-        <w:rPr>
-          <w:rFonts w:ascii="Segoe UI" w:cs="Tahoma" w:eastAsia="Segoe UI" w:hAnsi="Segoe UI"/>
-          <w:b/>
-          <w:bCs/>
-          <w:rtl w:val="false"/>
-        </w:rPr>
-        <w:t xml:space="preserve">Knowledge pages</w:t>
-      </w:r>
-      <w:r>
-        <w:rPr>
-          <w:rFonts w:ascii="Segoe UI" w:cs="Tahoma" w:eastAsia="Segoe UI" w:hAnsi="Segoe UI"/>
-          <w:rtl/>
-        </w:rPr>
-        <w:t xml:space="preserve"> و </w:t>
-      </w:r>
-      <w:r>
-        <w:rPr>
-          <w:rFonts w:ascii="Segoe UI" w:cs="Tahoma" w:eastAsia="Segoe UI" w:hAnsi="Segoe UI"/>
-          <w:b/>
-          <w:bCs/>
-          <w:rtl w:val="false"/>
-        </w:rPr>
-        <w:t xml:space="preserve">Detection rules</w:t>
-      </w:r>
-      <w:r>
-        <w:rPr>
-          <w:rFonts w:ascii="Segoe UI" w:cs="Tahoma" w:eastAsia="Segoe UI" w:hAnsi="Segoe UI"/>
-          <w:rtl/>
-        </w:rPr>
-        <w:t xml:space="preserve"> موارد مورد نظر را انتخاب کنید. هر دو فهرست جست‌وجو و فیلتر دارند (قوانین با وضعیت، شدت و منبع). </w:t>
-      </w:r>
-      <w:r>
-        <w:rPr>
-          <w:rFonts w:ascii="Segoe UI" w:cs="Tahoma" w:eastAsia="Segoe UI" w:hAnsi="Segoe UI"/>
-          <w:b/>
-          <w:bCs/>
-          <w:rtl w:val="false"/>
-        </w:rPr>
-        <w:t xml:space="preserve">Select all N matching</w:t>
-      </w:r>
-      <w:r>
-        <w:rPr>
-          <w:rFonts w:ascii="Segoe UI" w:cs="Tahoma" w:eastAsia="Segoe UI" w:hAnsi="Segoe UI"/>
-          <w:rtl/>
-        </w:rPr>
-        <w:t xml:space="preserve"> همه‌ی موارد منطبق با فیلتر را یکجا انتخاب می‌کند و </w:t>
-      </w:r>
-      <w:r>
-        <w:rPr>
-          <w:rFonts w:ascii="Segoe UI" w:cs="Tahoma" w:eastAsia="Segoe UI" w:hAnsi="Segoe UI"/>
-          <w:b/>
-          <w:bCs/>
-          <w:rtl w:val="false"/>
-        </w:rPr>
-        <w:t xml:space="preserve">Show more</w:t>
-      </w:r>
-      <w:r>
-        <w:rPr>
-          <w:rFonts w:ascii="Segoe UI" w:cs="Tahoma" w:eastAsia="Segoe UI" w:hAnsi="Segoe UI"/>
-          <w:rtl/>
-        </w:rPr>
-        <w:t xml:space="preserve"> موارد بیشتری نشان می‌دهد.</w:t>
-      </w:r>
-    </w:p>
-    <w:p>
-      <w:pPr>
-        <w:pStyle w:val="ListParagraph"/>
-        <w:numPr>
-          <w:ilvl w:val="0"/>
-          <w:numId w:val="8"/>
-        </w:numPr>
-        <w:bidi/>
-        <w:spacing w:after="80"/>
-      </w:pPr>
-      <w:r>
-        <w:rPr>
-          <w:rFonts w:ascii="Segoe UI" w:cs="Tahoma" w:eastAsia="Segoe UI" w:hAnsi="Segoe UI"/>
-          <w:b/>
-          <w:bCs/>
-          <w:rtl w:val="false"/>
-        </w:rPr>
-        <w:t xml:space="preserve">Generate &amp; Download</w:t>
-      </w:r>
-      <w:r>
-        <w:rPr>
-          <w:rFonts w:ascii="Segoe UI" w:cs="Tahoma" w:eastAsia="Segoe UI" w:hAnsi="Segoe UI"/>
-          <w:rtl/>
-        </w:rPr>
-        <w:t xml:space="preserve"> را بزنید. گزارش ساخته و دانلود می‌شود.</w:t>
+        <w:t xml:space="preserve">شکل ۴۶ — نتیجه‌ی جست‌وجوی mimikatz</w:t>
+      </w:r>
+    </w:p>
+    <w:p>
+      <w:pPr>
+        <w:pStyle w:val="Heading2"/>
+        <w:bidi/>
+      </w:pPr>
+      <w:r>
+        <w:rPr>
+          <w:rFonts w:ascii="Segoe UI" w:cs="Tahoma" w:eastAsia="Segoe UI" w:hAnsi="Segoe UI"/>
+          <w:rtl/>
+        </w:rPr>
+        <w:t xml:space="preserve">ساخت گزارش</w:t>
       </w:r>
     </w:p>
     <w:p>
@@ -16622,63 +17034,6 @@
           <w:rFonts w:ascii="Segoe UI" w:cs="Tahoma" w:eastAsia="Segoe UI" w:hAnsi="Segoe UI"/>
           <w:rtl/>
         </w:rPr>
-        <w:t xml:space="preserve">گزارش‌های ساخته‌شده در جدول </w:t>
-      </w:r>
-      <w:r>
-        <w:rPr>
-          <w:rFonts w:ascii="Segoe UI" w:cs="Tahoma" w:eastAsia="Segoe UI" w:hAnsi="Segoe UI"/>
-          <w:b/>
-          <w:bCs/>
-          <w:rtl w:val="false"/>
-        </w:rPr>
-        <w:t xml:space="preserve">Generated Documents</w:t>
-      </w:r>
-      <w:r>
-        <w:rPr>
-          <w:rFonts w:ascii="Segoe UI" w:cs="Tahoma" w:eastAsia="Segoe UI" w:hAnsi="Segoe UI"/>
-          <w:rtl/>
-        </w:rPr>
-        <w:t xml:space="preserve"> پایین صفحه می‌مانند و از آن‌جا دوباره دانلود یا حذف می‌شوند.</w:t>
-      </w:r>
-    </w:p>
-    <w:p>
-      <w:pPr>
-        <w:pStyle w:val="Heading1"/>
-        <w:pageBreakBefore/>
-        <w:bidi/>
-      </w:pPr>
-      <w:r>
-        <w:rPr>
-          <w:rFonts w:ascii="Segoe UI" w:cs="Tahoma" w:eastAsia="Segoe UI" w:hAnsi="Segoe UI"/>
-          <w:rtl/>
-        </w:rPr>
-        <w:t xml:space="preserve">فصل ۱۴ — مدیریت سامانه</w:t>
-      </w:r>
-    </w:p>
-    <w:p>
-      <w:pPr>
-        <w:pStyle w:val="Heading2"/>
-        <w:bidi/>
-      </w:pPr>
-      <w:r>
-        <w:rPr>
-          <w:rFonts w:ascii="Segoe UI" w:cs="Tahoma" w:eastAsia="Segoe UI" w:hAnsi="Segoe UI"/>
-          <w:rtl/>
-        </w:rPr>
-        <w:t xml:space="preserve">تنظیمات و تغییر رمز</w:t>
-      </w:r>
-    </w:p>
-    <w:p>
-      <w:pPr>
-        <w:bidi/>
-        <w:spacing w:after="120"/>
-        <w:jc w:val="both"/>
-      </w:pPr>
-      <w:r>
-        <w:rPr>
-          <w:rFonts w:ascii="Segoe UI" w:cs="Tahoma" w:eastAsia="Segoe UI" w:hAnsi="Segoe UI"/>
-          <w:rtl/>
-        </w:rPr>
         <w:t xml:space="preserve">صفحه‌ی </w:t>
       </w:r>
       <w:r>
@@ -16688,46 +17043,14 @@
           <w:bCs/>
           <w:rtl w:val="false"/>
         </w:rPr>
-        <w:t xml:space="preserve">Settings</w:t>
-      </w:r>
-      <w:r>
-        <w:rPr>
-          <w:rFonts w:ascii="Segoe UI" w:cs="Tahoma" w:eastAsia="Segoe UI" w:hAnsi="Segoe UI"/>
-          <w:rtl/>
-        </w:rPr>
-        <w:t xml:space="preserve"> اطلاعات حساب شما را نشان می‌دهد. در بخش </w:t>
-      </w:r>
-      <w:r>
-        <w:rPr>
-          <w:rFonts w:ascii="Segoe UI" w:cs="Tahoma" w:eastAsia="Segoe UI" w:hAnsi="Segoe UI"/>
-          <w:b/>
-          <w:bCs/>
-          <w:rtl w:val="false"/>
-        </w:rPr>
-        <w:t xml:space="preserve">Change Password</w:t>
-      </w:r>
-      <w:r>
-        <w:rPr>
-          <w:rFonts w:ascii="Segoe UI" w:cs="Tahoma" w:eastAsia="Segoe UI" w:hAnsi="Segoe UI"/>
-          <w:rtl/>
-        </w:rPr>
-        <w:t xml:space="preserve"> رمز فعلی و رمز جدید را وارد کنید و ذخیره کنید. مدیر در بخش </w:t>
-      </w:r>
-      <w:r>
-        <w:rPr>
-          <w:rFonts w:ascii="Segoe UI" w:cs="Tahoma" w:eastAsia="Segoe UI" w:hAnsi="Segoe UI"/>
-          <w:b/>
-          <w:bCs/>
-          <w:rtl w:val="false"/>
-        </w:rPr>
-        <w:t xml:space="preserve">Administration</w:t>
-      </w:r>
-      <w:r>
-        <w:rPr>
-          <w:rFonts w:ascii="Segoe UI" w:cs="Tahoma" w:eastAsia="Segoe UI" w:hAnsi="Segoe UI"/>
-          <w:rtl/>
-        </w:rPr>
-        <w:t xml:space="preserve"> به مدیریت کاربران، تگ‌ها و انواع صفحه دسترسی دارد.</w:t>
+        <w:t xml:space="preserve">Documentation</w:t>
+      </w:r>
+      <w:r>
+        <w:rPr>
+          <w:rFonts w:ascii="Segoe UI" w:cs="Tahoma" w:eastAsia="Segoe UI" w:hAnsi="Segoe UI"/>
+          <w:rtl/>
+        </w:rPr>
+        <w:t xml:space="preserve"> از صفحه‌ها و قوانین انتخاب‌شده گزارش می‌سازد.</w:t>
       </w:r>
     </w:p>
     <w:p>
@@ -16791,7 +17114,244 @@
           <w:szCs w:val="18"/>
           <w:rtl/>
         </w:rPr>
-        <w:t xml:space="preserve">شکل ۴۷ — صفحه‌ی تنظیمات</w:t>
+        <w:t xml:space="preserve">شکل ۴۷ — صفحه‌ی ساخت گزارش</w:t>
+      </w:r>
+    </w:p>
+    <w:p>
+      <w:pPr>
+        <w:pStyle w:val="ListParagraph"/>
+        <w:numPr>
+          <w:ilvl w:val="0"/>
+          <w:numId w:val="8"/>
+        </w:numPr>
+        <w:bidi/>
+        <w:spacing w:after="80"/>
+      </w:pPr>
+      <w:r>
+        <w:rPr>
+          <w:rFonts w:ascii="Segoe UI" w:cs="Tahoma" w:eastAsia="Segoe UI" w:hAnsi="Segoe UI"/>
+          <w:rtl/>
+        </w:rPr>
+        <w:t xml:space="preserve">نوع گزارش را انتخاب کنید: </w:t>
+      </w:r>
+      <w:r>
+        <w:rPr>
+          <w:rFonts w:ascii="Segoe UI" w:cs="Tahoma" w:eastAsia="Segoe UI" w:hAnsi="Segoe UI"/>
+          <w:b/>
+          <w:bCs/>
+          <w:rtl w:val="false"/>
+        </w:rPr>
+        <w:t xml:space="preserve">PDF</w:t>
+      </w:r>
+      <w:r>
+        <w:rPr>
+          <w:rFonts w:ascii="Segoe UI" w:cs="Tahoma" w:eastAsia="Segoe UI" w:hAnsi="Segoe UI"/>
+          <w:rtl/>
+        </w:rPr>
+        <w:t xml:space="preserve">، </w:t>
+      </w:r>
+      <w:r>
+        <w:rPr>
+          <w:rFonts w:ascii="Segoe UI" w:cs="Tahoma" w:eastAsia="Segoe UI" w:hAnsi="Segoe UI"/>
+          <w:b/>
+          <w:bCs/>
+          <w:rtl w:val="false"/>
+        </w:rPr>
+        <w:t xml:space="preserve">HTML</w:t>
+      </w:r>
+      <w:r>
+        <w:rPr>
+          <w:rFonts w:ascii="Segoe UI" w:cs="Tahoma" w:eastAsia="Segoe UI" w:hAnsi="Segoe UI"/>
+          <w:rtl/>
+        </w:rPr>
+        <w:t xml:space="preserve"> (با فهرست مطالب اختیاری) یا </w:t>
+      </w:r>
+      <w:r>
+        <w:rPr>
+          <w:rFonts w:ascii="Segoe UI" w:cs="Tahoma" w:eastAsia="Segoe UI" w:hAnsi="Segoe UI"/>
+          <w:b/>
+          <w:bCs/>
+          <w:rtl w:val="false"/>
+        </w:rPr>
+        <w:t xml:space="preserve">Matrix</w:t>
+      </w:r>
+      <w:r>
+        <w:rPr>
+          <w:rFonts w:ascii="Segoe UI" w:cs="Tahoma" w:eastAsia="Segoe UI" w:hAnsi="Segoe UI"/>
+          <w:rtl/>
+        </w:rPr>
+        <w:t xml:space="preserve"> (ماتریس تشخیص بر اساس تکنیک و شدت، با فیلتر تگ اختیاری).</w:t>
+      </w:r>
+    </w:p>
+    <w:p>
+      <w:pPr>
+        <w:pStyle w:val="ListParagraph"/>
+        <w:numPr>
+          <w:ilvl w:val="0"/>
+          <w:numId w:val="8"/>
+        </w:numPr>
+        <w:bidi/>
+        <w:spacing w:after="80"/>
+      </w:pPr>
+      <w:r>
+        <w:rPr>
+          <w:rFonts w:ascii="Segoe UI" w:cs="Tahoma" w:eastAsia="Segoe UI" w:hAnsi="Segoe UI"/>
+          <w:rtl/>
+        </w:rPr>
+        <w:t xml:space="preserve">عنوان گزارش را بنویسید.</w:t>
+      </w:r>
+    </w:p>
+    <w:p>
+      <w:pPr>
+        <w:pStyle w:val="ListParagraph"/>
+        <w:numPr>
+          <w:ilvl w:val="0"/>
+          <w:numId w:val="8"/>
+        </w:numPr>
+        <w:bidi/>
+        <w:spacing w:after="80"/>
+      </w:pPr>
+      <w:r>
+        <w:rPr>
+          <w:rFonts w:ascii="Segoe UI" w:cs="Tahoma" w:eastAsia="Segoe UI" w:hAnsi="Segoe UI"/>
+          <w:rtl/>
+        </w:rPr>
+        <w:t xml:space="preserve">در </w:t>
+      </w:r>
+      <w:r>
+        <w:rPr>
+          <w:rFonts w:ascii="Segoe UI" w:cs="Tahoma" w:eastAsia="Segoe UI" w:hAnsi="Segoe UI"/>
+          <w:b/>
+          <w:bCs/>
+          <w:rtl w:val="false"/>
+        </w:rPr>
+        <w:t xml:space="preserve">Knowledge pages</w:t>
+      </w:r>
+      <w:r>
+        <w:rPr>
+          <w:rFonts w:ascii="Segoe UI" w:cs="Tahoma" w:eastAsia="Segoe UI" w:hAnsi="Segoe UI"/>
+          <w:rtl/>
+        </w:rPr>
+        <w:t xml:space="preserve"> و </w:t>
+      </w:r>
+      <w:r>
+        <w:rPr>
+          <w:rFonts w:ascii="Segoe UI" w:cs="Tahoma" w:eastAsia="Segoe UI" w:hAnsi="Segoe UI"/>
+          <w:b/>
+          <w:bCs/>
+          <w:rtl w:val="false"/>
+        </w:rPr>
+        <w:t xml:space="preserve">Detection rules</w:t>
+      </w:r>
+      <w:r>
+        <w:rPr>
+          <w:rFonts w:ascii="Segoe UI" w:cs="Tahoma" w:eastAsia="Segoe UI" w:hAnsi="Segoe UI"/>
+          <w:rtl/>
+        </w:rPr>
+        <w:t xml:space="preserve"> موارد مورد نظر را انتخاب کنید. هر دو فهرست جست‌وجو و فیلتر دارند (قوانین با وضعیت، شدت و منبع). </w:t>
+      </w:r>
+      <w:r>
+        <w:rPr>
+          <w:rFonts w:ascii="Segoe UI" w:cs="Tahoma" w:eastAsia="Segoe UI" w:hAnsi="Segoe UI"/>
+          <w:b/>
+          <w:bCs/>
+          <w:rtl w:val="false"/>
+        </w:rPr>
+        <w:t xml:space="preserve">Select all N matching</w:t>
+      </w:r>
+      <w:r>
+        <w:rPr>
+          <w:rFonts w:ascii="Segoe UI" w:cs="Tahoma" w:eastAsia="Segoe UI" w:hAnsi="Segoe UI"/>
+          <w:rtl/>
+        </w:rPr>
+        <w:t xml:space="preserve"> همه‌ی موارد منطبق با فیلتر را یکجا انتخاب می‌کند و </w:t>
+      </w:r>
+      <w:r>
+        <w:rPr>
+          <w:rFonts w:ascii="Segoe UI" w:cs="Tahoma" w:eastAsia="Segoe UI" w:hAnsi="Segoe UI"/>
+          <w:b/>
+          <w:bCs/>
+          <w:rtl w:val="false"/>
+        </w:rPr>
+        <w:t xml:space="preserve">Show more</w:t>
+      </w:r>
+      <w:r>
+        <w:rPr>
+          <w:rFonts w:ascii="Segoe UI" w:cs="Tahoma" w:eastAsia="Segoe UI" w:hAnsi="Segoe UI"/>
+          <w:rtl/>
+        </w:rPr>
+        <w:t xml:space="preserve"> موارد بیشتری نشان می‌دهد.</w:t>
+      </w:r>
+    </w:p>
+    <w:p>
+      <w:pPr>
+        <w:pStyle w:val="ListParagraph"/>
+        <w:numPr>
+          <w:ilvl w:val="0"/>
+          <w:numId w:val="8"/>
+        </w:numPr>
+        <w:bidi/>
+        <w:spacing w:after="80"/>
+      </w:pPr>
+      <w:r>
+        <w:rPr>
+          <w:rFonts w:ascii="Segoe UI" w:cs="Tahoma" w:eastAsia="Segoe UI" w:hAnsi="Segoe UI"/>
+          <w:b/>
+          <w:bCs/>
+          <w:rtl w:val="false"/>
+        </w:rPr>
+        <w:t xml:space="preserve">Generate &amp; Download</w:t>
+      </w:r>
+      <w:r>
+        <w:rPr>
+          <w:rFonts w:ascii="Segoe UI" w:cs="Tahoma" w:eastAsia="Segoe UI" w:hAnsi="Segoe UI"/>
+          <w:rtl/>
+        </w:rPr>
+        <w:t xml:space="preserve"> را بزنید. گزارش ساخته و دانلود می‌شود.</w:t>
+      </w:r>
+    </w:p>
+    <w:p>
+      <w:pPr>
+        <w:bidi/>
+        <w:spacing w:after="120"/>
+        <w:jc w:val="both"/>
+      </w:pPr>
+      <w:r>
+        <w:rPr>
+          <w:rFonts w:ascii="Segoe UI" w:cs="Tahoma" w:eastAsia="Segoe UI" w:hAnsi="Segoe UI"/>
+          <w:rtl/>
+        </w:rPr>
+        <w:t xml:space="preserve">گزارش‌های ساخته‌شده در جدول </w:t>
+      </w:r>
+      <w:r>
+        <w:rPr>
+          <w:rFonts w:ascii="Segoe UI" w:cs="Tahoma" w:eastAsia="Segoe UI" w:hAnsi="Segoe UI"/>
+          <w:b/>
+          <w:bCs/>
+          <w:rtl w:val="false"/>
+        </w:rPr>
+        <w:t xml:space="preserve">Generated Documents</w:t>
+      </w:r>
+      <w:r>
+        <w:rPr>
+          <w:rFonts w:ascii="Segoe UI" w:cs="Tahoma" w:eastAsia="Segoe UI" w:hAnsi="Segoe UI"/>
+          <w:rtl/>
+        </w:rPr>
+        <w:t xml:space="preserve"> پایین صفحه می‌مانند و از آن‌جا دوباره دانلود یا حذف می‌شوند.</w:t>
+      </w:r>
+    </w:p>
+    <w:p>
+      <w:pPr>
+        <w:pStyle w:val="Heading1"/>
+        <w:pageBreakBefore/>
+        <w:bidi/>
+      </w:pPr>
+      <w:r>
+        <w:rPr>
+          <w:rFonts w:ascii="Segoe UI" w:cs="Tahoma" w:eastAsia="Segoe UI" w:hAnsi="Segoe UI"/>
+          <w:rtl/>
+        </w:rPr>
+        <w:t xml:space="preserve">فصل ۱۴ — مدیریت سامانه</w:t>
       </w:r>
     </w:p>
     <w:p>
@@ -16804,7 +17364,69 @@
           <w:rFonts w:ascii="Segoe UI" w:cs="Tahoma" w:eastAsia="Segoe UI" w:hAnsi="Segoe UI"/>
           <w:rtl/>
         </w:rPr>
-        <w:t xml:space="preserve">مدیریت کاربران (مدیر)</w:t>
+        <w:t xml:space="preserve">تنظیمات و تغییر رمز</w:t>
+      </w:r>
+    </w:p>
+    <w:p>
+      <w:pPr>
+        <w:bidi/>
+        <w:spacing w:after="120"/>
+        <w:jc w:val="both"/>
+      </w:pPr>
+      <w:r>
+        <w:rPr>
+          <w:rFonts w:ascii="Segoe UI" w:cs="Tahoma" w:eastAsia="Segoe UI" w:hAnsi="Segoe UI"/>
+          <w:rtl/>
+        </w:rPr>
+        <w:t xml:space="preserve">صفحه‌ی </w:t>
+      </w:r>
+      <w:r>
+        <w:rPr>
+          <w:rFonts w:ascii="Segoe UI" w:cs="Tahoma" w:eastAsia="Segoe UI" w:hAnsi="Segoe UI"/>
+          <w:b/>
+          <w:bCs/>
+          <w:rtl w:val="false"/>
+        </w:rPr>
+        <w:t xml:space="preserve">Settings</w:t>
+      </w:r>
+      <w:r>
+        <w:rPr>
+          <w:rFonts w:ascii="Segoe UI" w:cs="Tahoma" w:eastAsia="Segoe UI" w:hAnsi="Segoe UI"/>
+          <w:rtl/>
+        </w:rPr>
+        <w:t xml:space="preserve"> اطلاعات حساب شما را نشان می‌دهد. در بخش </w:t>
+      </w:r>
+      <w:r>
+        <w:rPr>
+          <w:rFonts w:ascii="Segoe UI" w:cs="Tahoma" w:eastAsia="Segoe UI" w:hAnsi="Segoe UI"/>
+          <w:b/>
+          <w:bCs/>
+          <w:rtl w:val="false"/>
+        </w:rPr>
+        <w:t xml:space="preserve">Change Password</w:t>
+      </w:r>
+      <w:r>
+        <w:rPr>
+          <w:rFonts w:ascii="Segoe UI" w:cs="Tahoma" w:eastAsia="Segoe UI" w:hAnsi="Segoe UI"/>
+          <w:rtl/>
+        </w:rPr>
+        <w:t xml:space="preserve"> رمز فعلی و رمز جدید را وارد کنید و ذخیره کنید. مدیر در بخش </w:t>
+      </w:r>
+      <w:r>
+        <w:rPr>
+          <w:rFonts w:ascii="Segoe UI" w:cs="Tahoma" w:eastAsia="Segoe UI" w:hAnsi="Segoe UI"/>
+          <w:b/>
+          <w:bCs/>
+          <w:rtl w:val="false"/>
+        </w:rPr>
+        <w:t xml:space="preserve">Administration</w:t>
+      </w:r>
+      <w:r>
+        <w:rPr>
+          <w:rFonts w:ascii="Segoe UI" w:cs="Tahoma" w:eastAsia="Segoe UI" w:hAnsi="Segoe UI"/>
+          <w:rtl/>
+        </w:rPr>
+        <w:t xml:space="preserve"> به مدیریت کاربران، تگ‌ها و انواع صفحه دسترسی دارد.</w:t>
       </w:r>
     </w:p>
     <w:p>
@@ -16816,7 +17438,7 @@
       <w:r>
         <w:drawing>
           <wp:inline distT="0" distB="0" distL="0" distR="0">
-            <wp:extent cx="5810250" cy="990600"/>
+            <wp:extent cx="5810250" cy="4086225"/>
             <wp:effectExtent t="0" r="0" b="0" l="0"/>
             <wp:docPr id="48" name="" descr="" title=""/>
             <wp:cNvGraphicFramePr>
@@ -16841,6 +17463,83 @@
                   <pic:spPr bwMode="auto">
                     <a:xfrm>
                       <a:off x="0" y="0"/>
+                      <a:ext cx="5810250" cy="4086225"/>
+                    </a:xfrm>
+                    <a:prstGeom prst="rect">
+                      <a:avLst/>
+                    </a:prstGeom>
+                  </pic:spPr>
+                </pic:pic>
+              </a:graphicData>
+            </a:graphic>
+          </wp:inline>
+        </w:drawing>
+      </w:r>
+    </w:p>
+    <w:p>
+      <w:pPr>
+        <w:bidi/>
+        <w:spacing w:after="220"/>
+        <w:jc w:val="center"/>
+      </w:pPr>
+      <w:r>
+        <w:rPr>
+          <w:rFonts w:ascii="Segoe UI" w:cs="Tahoma" w:eastAsia="Segoe UI" w:hAnsi="Segoe UI"/>
+          <w:color w:val="5B6878"/>
+          <w:sz w:val="18"/>
+          <w:szCs w:val="18"/>
+          <w:rtl/>
+        </w:rPr>
+        <w:t xml:space="preserve">شکل ۴۸ — صفحه‌ی تنظیمات</w:t>
+      </w:r>
+    </w:p>
+    <w:p>
+      <w:pPr>
+        <w:pStyle w:val="Heading2"/>
+        <w:bidi/>
+      </w:pPr>
+      <w:r>
+        <w:rPr>
+          <w:rFonts w:ascii="Segoe UI" w:cs="Tahoma" w:eastAsia="Segoe UI" w:hAnsi="Segoe UI"/>
+          <w:rtl/>
+        </w:rPr>
+        <w:t xml:space="preserve">مدیریت کاربران (مدیر)</w:t>
+      </w:r>
+    </w:p>
+    <w:p>
+      <w:pPr>
+        <w:keepNext/>
+        <w:spacing w:after="60" w:before="160" w:line="240" w:lineRule="auto"/>
+        <w:jc w:val="center"/>
+      </w:pPr>
+      <w:r>
+        <w:drawing>
+          <wp:inline distT="0" distB="0" distL="0" distR="0">
+            <wp:extent cx="5810250" cy="990600"/>
+            <wp:effectExtent t="0" r="0" b="0" l="0"/>
+            <wp:docPr id="49" name="" descr="" title=""/>
+            <wp:cNvGraphicFramePr>
+              <a:graphicFrameLocks xmlns:a="http://schemas.openxmlformats.org/drawingml/2006/main" noChangeAspect="1"/>
+            </wp:cNvGraphicFramePr>
+            <a:graphic xmlns:a="http://schemas.openxmlformats.org/drawingml/2006/main">
+              <a:graphicData uri="http://schemas.openxmlformats.org/drawingml/2006/picture">
+                <pic:pic xmlns:pic="http://schemas.openxmlformats.org/drawingml/2006/picture">
+                  <pic:nvPicPr>
+                    <pic:cNvPr id="0" name="" descr=""/>
+                    <pic:cNvPicPr>
+                      <a:picLocks noChangeAspect="1" noChangeArrowheads="1"/>
+                    </pic:cNvPicPr>
+                  </pic:nvPicPr>
+                  <pic:blipFill>
+                    <a:blip r:embed="rId59" cstate="none"/>
+                    <a:srcRect/>
+                    <a:stretch>
+                      <a:fillRect/>
+                    </a:stretch>
+                  </pic:blipFill>
+                  <pic:spPr bwMode="auto">
+                    <a:xfrm>
+                      <a:off x="0" y="0"/>
                       <a:ext cx="5810250" cy="990600"/>
                     </a:xfrm>
                     <a:prstGeom prst="rect">
@@ -16868,7 +17567,7 @@
           <w:szCs w:val="18"/>
           <w:rtl/>
         </w:rPr>
-        <w:t xml:space="preserve">شکل ۴۸ — فهرست کاربران</w:t>
+        <w:t xml:space="preserve">شکل ۴۹ — فهرست کاربران</w:t>
       </w:r>
     </w:p>
     <w:p>
@@ -17125,129 +17824,6 @@
           <wp:inline distT="0" distB="0" distL="0" distR="0">
             <wp:extent cx="5810250" cy="1571625"/>
             <wp:effectExtent t="0" r="0" b="0" l="0"/>
-            <wp:docPr id="49" name="" descr="" title=""/>
-            <wp:cNvGraphicFramePr>
-              <a:graphicFrameLocks xmlns:a="http://schemas.openxmlformats.org/drawingml/2006/main" noChangeAspect="1"/>
-            </wp:cNvGraphicFramePr>
-            <a:graphic xmlns:a="http://schemas.openxmlformats.org/drawingml/2006/main">
-              <a:graphicData uri="http://schemas.openxmlformats.org/drawingml/2006/picture">
-                <pic:pic xmlns:pic="http://schemas.openxmlformats.org/drawingml/2006/picture">
-                  <pic:nvPicPr>
-                    <pic:cNvPr id="0" name="" descr=""/>
-                    <pic:cNvPicPr>
-                      <a:picLocks noChangeAspect="1" noChangeArrowheads="1"/>
-                    </pic:cNvPicPr>
-                  </pic:nvPicPr>
-                  <pic:blipFill>
-                    <a:blip r:embed="rId59" cstate="none"/>
-                    <a:srcRect/>
-                    <a:stretch>
-                      <a:fillRect/>
-                    </a:stretch>
-                  </pic:blipFill>
-                  <pic:spPr bwMode="auto">
-                    <a:xfrm>
-                      <a:off x="0" y="0"/>
-                      <a:ext cx="5810250" cy="1571625"/>
-                    </a:xfrm>
-                    <a:prstGeom prst="rect">
-                      <a:avLst/>
-                    </a:prstGeom>
-                  </pic:spPr>
-                </pic:pic>
-              </a:graphicData>
-            </a:graphic>
-          </wp:inline>
-        </w:drawing>
-      </w:r>
-    </w:p>
-    <w:p>
-      <w:pPr>
-        <w:bidi/>
-        <w:spacing w:after="220"/>
-        <w:jc w:val="center"/>
-      </w:pPr>
-      <w:r>
-        <w:rPr>
-          <w:rFonts w:ascii="Segoe UI" w:cs="Tahoma" w:eastAsia="Segoe UI" w:hAnsi="Segoe UI"/>
-          <w:color w:val="5B6878"/>
-          <w:sz w:val="18"/>
-          <w:szCs w:val="18"/>
-          <w:rtl/>
-        </w:rPr>
-        <w:t xml:space="preserve">شکل ۴۹ — مدیریت تگ‌ها</w:t>
-      </w:r>
-    </w:p>
-    <w:p>
-      <w:pPr>
-        <w:pStyle w:val="Heading2"/>
-        <w:bidi/>
-      </w:pPr>
-      <w:r>
-        <w:rPr>
-          <w:rFonts w:ascii="Segoe UI" w:cs="Tahoma" w:eastAsia="Segoe UI" w:hAnsi="Segoe UI"/>
-          <w:rtl/>
-        </w:rPr>
-        <w:t xml:space="preserve">انواع صفحه (مدیر)</w:t>
-      </w:r>
-    </w:p>
-    <w:p>
-      <w:pPr>
-        <w:bidi/>
-        <w:spacing w:after="120"/>
-        <w:jc w:val="both"/>
-      </w:pPr>
-      <w:r>
-        <w:rPr>
-          <w:rFonts w:ascii="Segoe UI" w:cs="Tahoma" w:eastAsia="Segoe UI" w:hAnsi="Segoe UI"/>
-          <w:rtl/>
-        </w:rPr>
-        <w:t xml:space="preserve">غیر از پنج نوع پیش‌فرض (Concept، Data Source، Note، Rule، SPL Command)، می‌توانید نوع دلخواه بسازید، مثلاً Playbook برای روال‌های پاسخ به رخداد. در </w:t>
-      </w:r>
-      <w:r>
-        <w:rPr>
-          <w:rFonts w:ascii="Segoe UI" w:cs="Tahoma" w:eastAsia="Segoe UI" w:hAnsi="Segoe UI"/>
-          <w:b/>
-          <w:bCs/>
-          <w:rtl w:val="false"/>
-        </w:rPr>
-        <w:t xml:space="preserve">Add Custom Type</w:t>
-      </w:r>
-      <w:r>
-        <w:rPr>
-          <w:rFonts w:ascii="Segoe UI" w:cs="Tahoma" w:eastAsia="Segoe UI" w:hAnsi="Segoe UI"/>
-          <w:rtl/>
-        </w:rPr>
-        <w:t xml:space="preserve"> نام داخلی (حروف بزرگ انگلیسی)، برچسب نمایشی و رنگ را تعیین کنید و </w:t>
-      </w:r>
-      <w:r>
-        <w:rPr>
-          <w:rFonts w:ascii="Segoe UI" w:cs="Tahoma" w:eastAsia="Segoe UI" w:hAnsi="Segoe UI"/>
-          <w:b/>
-          <w:bCs/>
-          <w:rtl w:val="false"/>
-        </w:rPr>
-        <w:t xml:space="preserve">Add Type</w:t>
-      </w:r>
-      <w:r>
-        <w:rPr>
-          <w:rFonts w:ascii="Segoe UI" w:cs="Tahoma" w:eastAsia="Segoe UI" w:hAnsi="Segoe UI"/>
-          <w:rtl/>
-        </w:rPr>
-        <w:t xml:space="preserve"> را بزنید.</w:t>
-      </w:r>
-    </w:p>
-    <w:p>
-      <w:pPr>
-        <w:keepNext/>
-        <w:spacing w:after="60" w:before="160" w:line="240" w:lineRule="auto"/>
-        <w:jc w:val="center"/>
-      </w:pPr>
-      <w:r>
-        <w:drawing>
-          <wp:inline distT="0" distB="0" distL="0" distR="0">
-            <wp:extent cx="5810250" cy="4086225"/>
-            <wp:effectExtent t="0" r="0" b="0" l="0"/>
             <wp:docPr id="50" name="" descr="" title=""/>
             <wp:cNvGraphicFramePr>
               <a:graphicFrameLocks xmlns:a="http://schemas.openxmlformats.org/drawingml/2006/main" noChangeAspect="1"/>
@@ -17271,7 +17847,7 @@
                   <pic:spPr bwMode="auto">
                     <a:xfrm>
                       <a:off x="0" y="0"/>
-                      <a:ext cx="5810250" cy="4086225"/>
+                      <a:ext cx="5810250" cy="1571625"/>
                     </a:xfrm>
                     <a:prstGeom prst="rect">
                       <a:avLst/>
@@ -17298,7 +17874,7 @@
           <w:szCs w:val="18"/>
           <w:rtl/>
         </w:rPr>
-        <w:t xml:space="preserve">شکل ۵۰ — انواع صفحه</w:t>
+        <w:t xml:space="preserve">شکل ۵۰ — مدیریت تگ‌ها</w:t>
       </w:r>
     </w:p>
     <w:p>
@@ -17311,7 +17887,53 @@
           <w:rFonts w:ascii="Segoe UI" w:cs="Tahoma" w:eastAsia="Segoe UI" w:hAnsi="Segoe UI"/>
           <w:rtl/>
         </w:rPr>
-        <w:t xml:space="preserve">پشتیبان‌گیری و بازگردانی</w:t>
+        <w:t xml:space="preserve">انواع صفحه (مدیر)</w:t>
+      </w:r>
+    </w:p>
+    <w:p>
+      <w:pPr>
+        <w:bidi/>
+        <w:spacing w:after="120"/>
+        <w:jc w:val="both"/>
+      </w:pPr>
+      <w:r>
+        <w:rPr>
+          <w:rFonts w:ascii="Segoe UI" w:cs="Tahoma" w:eastAsia="Segoe UI" w:hAnsi="Segoe UI"/>
+          <w:rtl/>
+        </w:rPr>
+        <w:t xml:space="preserve">غیر از پنج نوع پیش‌فرض (Concept، Data Source، Note، Rule، SPL Command)، می‌توانید نوع دلخواه بسازید، مثلاً Playbook برای روال‌های پاسخ به رخداد. در </w:t>
+      </w:r>
+      <w:r>
+        <w:rPr>
+          <w:rFonts w:ascii="Segoe UI" w:cs="Tahoma" w:eastAsia="Segoe UI" w:hAnsi="Segoe UI"/>
+          <w:b/>
+          <w:bCs/>
+          <w:rtl w:val="false"/>
+        </w:rPr>
+        <w:t xml:space="preserve">Add Custom Type</w:t>
+      </w:r>
+      <w:r>
+        <w:rPr>
+          <w:rFonts w:ascii="Segoe UI" w:cs="Tahoma" w:eastAsia="Segoe UI" w:hAnsi="Segoe UI"/>
+          <w:rtl/>
+        </w:rPr>
+        <w:t xml:space="preserve"> نام داخلی (حروف بزرگ انگلیسی)، برچسب نمایشی و رنگ را تعیین کنید و </w:t>
+      </w:r>
+      <w:r>
+        <w:rPr>
+          <w:rFonts w:ascii="Segoe UI" w:cs="Tahoma" w:eastAsia="Segoe UI" w:hAnsi="Segoe UI"/>
+          <w:b/>
+          <w:bCs/>
+          <w:rtl w:val="false"/>
+        </w:rPr>
+        <w:t xml:space="preserve">Add Type</w:t>
+      </w:r>
+      <w:r>
+        <w:rPr>
+          <w:rFonts w:ascii="Segoe UI" w:cs="Tahoma" w:eastAsia="Segoe UI" w:hAnsi="Segoe UI"/>
+          <w:rtl/>
+        </w:rPr>
+        <w:t xml:space="preserve"> را بزنید.</w:t>
       </w:r>
     </w:p>
     <w:p>
@@ -17323,7 +17945,7 @@
       <w:r>
         <w:drawing>
           <wp:inline distT="0" distB="0" distL="0" distR="0">
-            <wp:extent cx="5810250" cy="1952625"/>
+            <wp:extent cx="5810250" cy="4086225"/>
             <wp:effectExtent t="0" r="0" b="0" l="0"/>
             <wp:docPr id="51" name="" descr="" title=""/>
             <wp:cNvGraphicFramePr>
@@ -17348,6 +17970,83 @@
                   <pic:spPr bwMode="auto">
                     <a:xfrm>
                       <a:off x="0" y="0"/>
+                      <a:ext cx="5810250" cy="4086225"/>
+                    </a:xfrm>
+                    <a:prstGeom prst="rect">
+                      <a:avLst/>
+                    </a:prstGeom>
+                  </pic:spPr>
+                </pic:pic>
+              </a:graphicData>
+            </a:graphic>
+          </wp:inline>
+        </w:drawing>
+      </w:r>
+    </w:p>
+    <w:p>
+      <w:pPr>
+        <w:bidi/>
+        <w:spacing w:after="220"/>
+        <w:jc w:val="center"/>
+      </w:pPr>
+      <w:r>
+        <w:rPr>
+          <w:rFonts w:ascii="Segoe UI" w:cs="Tahoma" w:eastAsia="Segoe UI" w:hAnsi="Segoe UI"/>
+          <w:color w:val="5B6878"/>
+          <w:sz w:val="18"/>
+          <w:szCs w:val="18"/>
+          <w:rtl/>
+        </w:rPr>
+        <w:t xml:space="preserve">شکل ۵۱ — انواع صفحه</w:t>
+      </w:r>
+    </w:p>
+    <w:p>
+      <w:pPr>
+        <w:pStyle w:val="Heading2"/>
+        <w:bidi/>
+      </w:pPr>
+      <w:r>
+        <w:rPr>
+          <w:rFonts w:ascii="Segoe UI" w:cs="Tahoma" w:eastAsia="Segoe UI" w:hAnsi="Segoe UI"/>
+          <w:rtl/>
+        </w:rPr>
+        <w:t xml:space="preserve">پشتیبان‌گیری و بازگردانی</w:t>
+      </w:r>
+    </w:p>
+    <w:p>
+      <w:pPr>
+        <w:keepNext/>
+        <w:spacing w:after="60" w:before="160" w:line="240" w:lineRule="auto"/>
+        <w:jc w:val="center"/>
+      </w:pPr>
+      <w:r>
+        <w:drawing>
+          <wp:inline distT="0" distB="0" distL="0" distR="0">
+            <wp:extent cx="5810250" cy="1952625"/>
+            <wp:effectExtent t="0" r="0" b="0" l="0"/>
+            <wp:docPr id="52" name="" descr="" title=""/>
+            <wp:cNvGraphicFramePr>
+              <a:graphicFrameLocks xmlns:a="http://schemas.openxmlformats.org/drawingml/2006/main" noChangeAspect="1"/>
+            </wp:cNvGraphicFramePr>
+            <a:graphic xmlns:a="http://schemas.openxmlformats.org/drawingml/2006/main">
+              <a:graphicData uri="http://schemas.openxmlformats.org/drawingml/2006/picture">
+                <pic:pic xmlns:pic="http://schemas.openxmlformats.org/drawingml/2006/picture">
+                  <pic:nvPicPr>
+                    <pic:cNvPr id="0" name="" descr=""/>
+                    <pic:cNvPicPr>
+                      <a:picLocks noChangeAspect="1" noChangeArrowheads="1"/>
+                    </pic:cNvPicPr>
+                  </pic:nvPicPr>
+                  <pic:blipFill>
+                    <a:blip r:embed="rId62" cstate="none"/>
+                    <a:srcRect/>
+                    <a:stretch>
+                      <a:fillRect/>
+                    </a:stretch>
+                  </pic:blipFill>
+                  <pic:spPr bwMode="auto">
+                    <a:xfrm>
+                      <a:off x="0" y="0"/>
                       <a:ext cx="5810250" cy="1952625"/>
                     </a:xfrm>
                     <a:prstGeom prst="rect">
@@ -17375,7 +18074,7 @@
           <w:szCs w:val="18"/>
           <w:rtl/>
         </w:rPr>
-        <w:t xml:space="preserve">شکل ۵۱ — صفحه‌ی پشتیبان‌گیری</w:t>
+        <w:t xml:space="preserve">شکل ۵۲ — صفحه‌ی پشتیبان‌گیری</w:t>
       </w:r>
     </w:p>
     <w:p>
@@ -17676,7 +18375,7 @@
           <w:rFonts w:ascii="Segoe UI" w:cs="Tahoma" w:eastAsia="Segoe UI" w:hAnsi="Segoe UI"/>
           <w:rtl/>
         </w:rPr>
-        <w:t xml:space="preserve">گزارش فعالیت (مدیر)</w:t>
+        <w:t xml:space="preserve">سلامت داده</w:t>
       </w:r>
     </w:p>
     <w:p>
@@ -17699,14 +18398,14 @@
           <w:bCs/>
           <w:rtl w:val="false"/>
         </w:rPr>
-        <w:t xml:space="preserve">Activity</w:t>
-      </w:r>
-      <w:r>
-        <w:rPr>
-          <w:rFonts w:ascii="Segoe UI" w:cs="Tahoma" w:eastAsia="Segoe UI" w:hAnsi="Segoe UI"/>
-          <w:rtl/>
-        </w:rPr>
-        <w:t xml:space="preserve"> فعالیت کاربران را در بازه‌ی ۷، ۱۴، ۳۰ یا ۶۰ روز گذشته نشان می‌دهد: تعداد ورودهای موفق و ناموفق، تعداد عملیات، کاربران فعال، نمودار ورود روزانه، تفکیک نوع عملیات (مثل ورود قانون و تغییر گروهی)، ورود هر کاربر و فهرست آخرین رویدادها.</w:t>
+        <w:t xml:space="preserve">Data Health</w:t>
+      </w:r>
+      <w:r>
+        <w:rPr>
+          <w:rFonts w:ascii="Segoe UI" w:cs="Tahoma" w:eastAsia="Segoe UI" w:hAnsi="Segoe UI"/>
+          <w:rtl/>
+        </w:rPr>
+        <w:t xml:space="preserve"> در بخش Tools نشان می‌دهد ارتباط‌های سامانه از کجا آمده‌اند و چه چیزی در داده‌ها نیاز به رسیدگی دارد.</w:t>
       </w:r>
     </w:p>
     <w:p>
@@ -17720,7 +18419,7 @@
           <wp:inline distT="0" distB="0" distL="0" distR="0">
             <wp:extent cx="5810250" cy="4086225"/>
             <wp:effectExtent t="0" r="0" b="0" l="0"/>
-            <wp:docPr id="52" name="" descr="" title=""/>
+            <wp:docPr id="53" name="" descr="" title=""/>
             <wp:cNvGraphicFramePr>
               <a:graphicFrameLocks xmlns:a="http://schemas.openxmlformats.org/drawingml/2006/main" noChangeAspect="1"/>
             </wp:cNvGraphicFramePr>
@@ -17734,7 +18433,7 @@
                     </pic:cNvPicPr>
                   </pic:nvPicPr>
                   <pic:blipFill>
-                    <a:blip r:embed="rId62" cstate="none"/>
+                    <a:blip r:embed="rId63" cstate="none"/>
                     <a:srcRect/>
                     <a:stretch>
                       <a:fillRect/>
@@ -17770,7 +18469,1056 @@
           <w:szCs w:val="18"/>
           <w:rtl/>
         </w:rPr>
-        <w:t xml:space="preserve">شکل ۵۲ — گزارش فعالیت کاربران</w:t>
+        <w:t xml:space="preserve">شکل ۵۳ — صفحه‌ی سلامت داده</w:t>
+      </w:r>
+    </w:p>
+    <w:p>
+      <w:pPr>
+        <w:pStyle w:val="ListParagraph"/>
+        <w:numPr>
+          <w:ilvl w:val="0"/>
+          <w:numId w:val="2"/>
+        </w:numPr>
+        <w:bidi/>
+        <w:spacing w:after="60"/>
+      </w:pPr>
+      <w:r>
+        <w:rPr>
+          <w:rFonts w:ascii="Segoe UI" w:cs="Tahoma" w:eastAsia="Segoe UI" w:hAnsi="Segoe UI"/>
+          <w:b/>
+          <w:bCs/>
+          <w:rtl w:val="false"/>
+        </w:rPr>
+        <w:t xml:space="preserve">Where the links come from:</w:t>
+      </w:r>
+      <w:r>
+        <w:rPr>
+          <w:rFonts w:ascii="Segoe UI" w:cs="Tahoma" w:eastAsia="Segoe UI" w:hAnsi="Segoe UI"/>
+          <w:rtl/>
+        </w:rPr>
+        <w:t xml:space="preserve"> سهم ارتباط‌های اعلام‌شده، استنتاجی و تطبیق متنی، برای ارتباط قانون با رویدادهای Sysmon، رویدادهای لاگ و ابزارهای مهاجم.</w:t>
+      </w:r>
+    </w:p>
+    <w:p>
+      <w:pPr>
+        <w:pStyle w:val="ListParagraph"/>
+        <w:numPr>
+          <w:ilvl w:val="0"/>
+          <w:numId w:val="2"/>
+        </w:numPr>
+        <w:bidi/>
+        <w:spacing w:after="60"/>
+      </w:pPr>
+      <w:r>
+        <w:rPr>
+          <w:rFonts w:ascii="Segoe UI" w:cs="Tahoma" w:eastAsia="Segoe UI" w:hAnsi="Segoe UI"/>
+          <w:b/>
+          <w:bCs/>
+          <w:rtl w:val="false"/>
+        </w:rPr>
+        <w:t xml:space="preserve">Checks:</w:t>
+      </w:r>
+      <w:r>
+        <w:rPr>
+          <w:rFonts w:ascii="Segoe UI" w:cs="Tahoma" w:eastAsia="Segoe UI" w:hAnsi="Segoe UI"/>
+          <w:rtl/>
+        </w:rPr>
+        <w:t xml:space="preserve"> هر بررسی تعداد موارد را نشان می‌دهد؛ با کلیک، فهرست قوانین مربوط با لینک به صفحه‌ی هر قانون باز می‌شود. تیک سبز یعنی مشکلی نیست.</w:t>
+      </w:r>
+    </w:p>
+    <w:tbl>
+      <w:tblPr>
+        <w:bidiVisual/>
+        <w:tblW w:type="dxa" w:w="9638"/>
+        <w:tblBorders>
+          <w:top w:val="single" w:color="auto" w:sz="4"/>
+          <w:left w:val="single" w:color="auto" w:sz="4"/>
+          <w:bottom w:val="single" w:color="auto" w:sz="4"/>
+          <w:right w:val="single" w:color="auto" w:sz="4"/>
+          <w:insideH w:val="single" w:color="auto" w:sz="4"/>
+          <w:insideV w:val="single" w:color="auto" w:sz="4"/>
+        </w:tblBorders>
+      </w:tblPr>
+      <w:tblGrid>
+        <w:gridCol w:w="3126"/>
+        <w:gridCol w:w="6512"/>
+      </w:tblGrid>
+      <w:tr>
+        <w:trPr>
+          <w:tblHeader/>
+        </w:trPr>
+        <w:tc>
+          <w:tcPr>
+            <w:tcW w:type="dxa" w:w="3126"/>
+            <w:tcBorders>
+              <w:top w:val="single" w:color="D5DCE4" w:sz="4"/>
+              <w:left w:val="single" w:color="D5DCE4" w:sz="4"/>
+              <w:bottom w:val="single" w:color="D5DCE4" w:sz="4"/>
+              <w:right w:val="single" w:color="D5DCE4" w:sz="4"/>
+            </w:tcBorders>
+            <w:shd w:fill="EEF2F6" w:color="auto" w:val="clear"/>
+            <w:tcMar>
+              <w:top w:type="dxa" w:w="70"/>
+              <w:left w:type="dxa" w:w="120"/>
+              <w:bottom w:type="dxa" w:w="70"/>
+              <w:right w:type="dxa" w:w="120"/>
+            </w:tcMar>
+          </w:tcPr>
+          <w:p>
+            <w:pPr>
+              <w:bidi/>
+            </w:pPr>
+            <w:r>
+              <w:rPr>
+                <w:rFonts w:ascii="Segoe UI" w:cs="Tahoma" w:eastAsia="Segoe UI" w:hAnsi="Segoe UI"/>
+                <w:b/>
+                <w:bCs/>
+                <w:sz w:val="19"/>
+                <w:szCs w:val="19"/>
+                <w:rtl/>
+              </w:rPr>
+              <w:t xml:space="preserve">بررسی</w:t>
+            </w:r>
+          </w:p>
+        </w:tc>
+        <w:tc>
+          <w:tcPr>
+            <w:tcW w:type="dxa" w:w="6512"/>
+            <w:tcBorders>
+              <w:top w:val="single" w:color="D5DCE4" w:sz="4"/>
+              <w:left w:val="single" w:color="D5DCE4" w:sz="4"/>
+              <w:bottom w:val="single" w:color="D5DCE4" w:sz="4"/>
+              <w:right w:val="single" w:color="D5DCE4" w:sz="4"/>
+            </w:tcBorders>
+            <w:shd w:fill="EEF2F6" w:color="auto" w:val="clear"/>
+            <w:tcMar>
+              <w:top w:type="dxa" w:w="70"/>
+              <w:left w:type="dxa" w:w="120"/>
+              <w:bottom w:type="dxa" w:w="70"/>
+              <w:right w:type="dxa" w:w="120"/>
+            </w:tcMar>
+          </w:tcPr>
+          <w:p>
+            <w:pPr>
+              <w:bidi/>
+            </w:pPr>
+            <w:r>
+              <w:rPr>
+                <w:rFonts w:ascii="Segoe UI" w:cs="Tahoma" w:eastAsia="Segoe UI" w:hAnsi="Segoe UI"/>
+                <w:b/>
+                <w:bCs/>
+                <w:sz w:val="19"/>
+                <w:szCs w:val="19"/>
+                <w:rtl/>
+              </w:rPr>
+              <w:t xml:space="preserve">معنی</w:t>
+            </w:r>
+          </w:p>
+        </w:tc>
+      </w:tr>
+      <w:tr>
+        <w:tc>
+          <w:tcPr>
+            <w:tcW w:type="dxa" w:w="3126"/>
+            <w:tcBorders>
+              <w:top w:val="single" w:color="D5DCE4" w:sz="4"/>
+              <w:left w:val="single" w:color="D5DCE4" w:sz="4"/>
+              <w:bottom w:val="single" w:color="D5DCE4" w:sz="4"/>
+              <w:right w:val="single" w:color="D5DCE4" w:sz="4"/>
+            </w:tcBorders>
+            <w:tcMar>
+              <w:top w:type="dxa" w:w="70"/>
+              <w:left w:type="dxa" w:w="120"/>
+              <w:bottom w:type="dxa" w:w="70"/>
+              <w:right w:type="dxa" w:w="120"/>
+            </w:tcMar>
+          </w:tcPr>
+          <w:p>
+            <w:pPr>
+              <w:bidi/>
+            </w:pPr>
+            <w:r>
+              <w:rPr>
+                <w:rFonts w:ascii="Segoe UI" w:cs="Tahoma" w:eastAsia="Segoe UI" w:hAnsi="Segoe UI"/>
+                <w:b/>
+                <w:bCs/>
+                <w:sz w:val="19"/>
+                <w:szCs w:val="19"/>
+                <w:rtl w:val="false"/>
+              </w:rPr>
+              <w:t xml:space="preserve">Unknown ATT&amp;CK IDs</w:t>
+            </w:r>
+          </w:p>
+        </w:tc>
+        <w:tc>
+          <w:tcPr>
+            <w:tcW w:type="dxa" w:w="6512"/>
+            <w:tcBorders>
+              <w:top w:val="single" w:color="D5DCE4" w:sz="4"/>
+              <w:left w:val="single" w:color="D5DCE4" w:sz="4"/>
+              <w:bottom w:val="single" w:color="D5DCE4" w:sz="4"/>
+              <w:right w:val="single" w:color="D5DCE4" w:sz="4"/>
+            </w:tcBorders>
+            <w:tcMar>
+              <w:top w:type="dxa" w:w="70"/>
+              <w:left w:type="dxa" w:w="120"/>
+              <w:bottom w:type="dxa" w:w="70"/>
+              <w:right w:type="dxa" w:w="120"/>
+            </w:tcMar>
+          </w:tcPr>
+          <w:p>
+            <w:pPr>
+              <w:bidi/>
+            </w:pPr>
+            <w:r>
+              <w:rPr>
+                <w:rFonts w:ascii="Segoe UI" w:cs="Tahoma" w:eastAsia="Segoe UI" w:hAnsi="Segoe UI"/>
+                <w:sz w:val="19"/>
+                <w:szCs w:val="19"/>
+                <w:rtl/>
+              </w:rPr>
+              <w:t xml:space="preserve">شناسه‌ی تکنیکی که در ATT&amp;CK وجود ندارد؛ معمولاً اشتباه تایپی.</w:t>
+            </w:r>
+          </w:p>
+        </w:tc>
+      </w:tr>
+      <w:tr>
+        <w:tc>
+          <w:tcPr>
+            <w:tcW w:type="dxa" w:w="3126"/>
+            <w:tcBorders>
+              <w:top w:val="single" w:color="D5DCE4" w:sz="4"/>
+              <w:left w:val="single" w:color="D5DCE4" w:sz="4"/>
+              <w:bottom w:val="single" w:color="D5DCE4" w:sz="4"/>
+              <w:right w:val="single" w:color="D5DCE4" w:sz="4"/>
+            </w:tcBorders>
+            <w:tcMar>
+              <w:top w:type="dxa" w:w="70"/>
+              <w:left w:type="dxa" w:w="120"/>
+              <w:bottom w:type="dxa" w:w="70"/>
+              <w:right w:type="dxa" w:w="120"/>
+            </w:tcMar>
+          </w:tcPr>
+          <w:p>
+            <w:pPr>
+              <w:bidi/>
+            </w:pPr>
+            <w:r>
+              <w:rPr>
+                <w:rFonts w:ascii="Segoe UI" w:cs="Tahoma" w:eastAsia="Segoe UI" w:hAnsi="Segoe UI"/>
+                <w:b/>
+                <w:bCs/>
+                <w:sz w:val="19"/>
+                <w:szCs w:val="19"/>
+                <w:rtl w:val="false"/>
+              </w:rPr>
+              <w:t xml:space="preserve">Rules without any telemetry link</w:t>
+            </w:r>
+          </w:p>
+        </w:tc>
+        <w:tc>
+          <w:tcPr>
+            <w:tcW w:type="dxa" w:w="6512"/>
+            <w:tcBorders>
+              <w:top w:val="single" w:color="D5DCE4" w:sz="4"/>
+              <w:left w:val="single" w:color="D5DCE4" w:sz="4"/>
+              <w:bottom w:val="single" w:color="D5DCE4" w:sz="4"/>
+              <w:right w:val="single" w:color="D5DCE4" w:sz="4"/>
+            </w:tcBorders>
+            <w:tcMar>
+              <w:top w:type="dxa" w:w="70"/>
+              <w:left w:type="dxa" w:w="120"/>
+              <w:bottom w:type="dxa" w:w="70"/>
+              <w:right w:type="dxa" w:w="120"/>
+            </w:tcMar>
+          </w:tcPr>
+          <w:p>
+            <w:pPr>
+              <w:bidi/>
+            </w:pPr>
+            <w:r>
+              <w:rPr>
+                <w:rFonts w:ascii="Segoe UI" w:cs="Tahoma" w:eastAsia="Segoe UI" w:hAnsi="Segoe UI"/>
+                <w:sz w:val="19"/>
+                <w:szCs w:val="19"/>
+                <w:rtl/>
+              </w:rPr>
+              <w:t xml:space="preserve">قوانینی که هیچ منبع لاگی برایشان شناخته نشده؛ در تحلیل اثر و نمودار جریان حساب نمی‌شوند.</w:t>
+            </w:r>
+          </w:p>
+        </w:tc>
+      </w:tr>
+      <w:tr>
+        <w:tc>
+          <w:tcPr>
+            <w:tcW w:type="dxa" w:w="3126"/>
+            <w:tcBorders>
+              <w:top w:val="single" w:color="D5DCE4" w:sz="4"/>
+              <w:left w:val="single" w:color="D5DCE4" w:sz="4"/>
+              <w:bottom w:val="single" w:color="D5DCE4" w:sz="4"/>
+              <w:right w:val="single" w:color="D5DCE4" w:sz="4"/>
+            </w:tcBorders>
+            <w:tcMar>
+              <w:top w:type="dxa" w:w="70"/>
+              <w:left w:type="dxa" w:w="120"/>
+              <w:bottom w:type="dxa" w:w="70"/>
+              <w:right w:type="dxa" w:w="120"/>
+            </w:tcMar>
+          </w:tcPr>
+          <w:p>
+            <w:pPr>
+              <w:bidi/>
+            </w:pPr>
+            <w:r>
+              <w:rPr>
+                <w:rFonts w:ascii="Segoe UI" w:cs="Tahoma" w:eastAsia="Segoe UI" w:hAnsi="Segoe UI"/>
+                <w:b/>
+                <w:bCs/>
+                <w:sz w:val="19"/>
+                <w:szCs w:val="19"/>
+                <w:rtl w:val="false"/>
+              </w:rPr>
+              <w:t xml:space="preserve">Tool matches outside the query</w:t>
+            </w:r>
+          </w:p>
+        </w:tc>
+        <w:tc>
+          <w:tcPr>
+            <w:tcW w:type="dxa" w:w="6512"/>
+            <w:tcBorders>
+              <w:top w:val="single" w:color="D5DCE4" w:sz="4"/>
+              <w:left w:val="single" w:color="D5DCE4" w:sz="4"/>
+              <w:bottom w:val="single" w:color="D5DCE4" w:sz="4"/>
+              <w:right w:val="single" w:color="D5DCE4" w:sz="4"/>
+            </w:tcBorders>
+            <w:tcMar>
+              <w:top w:type="dxa" w:w="70"/>
+              <w:left w:type="dxa" w:w="120"/>
+              <w:bottom w:type="dxa" w:w="70"/>
+              <w:right w:type="dxa" w:w="120"/>
+            </w:tcMar>
+          </w:tcPr>
+          <w:p>
+            <w:pPr>
+              <w:bidi/>
+            </w:pPr>
+            <w:r>
+              <w:rPr>
+                <w:rFonts w:ascii="Segoe UI" w:cs="Tahoma" w:eastAsia="Segoe UI" w:hAnsi="Segoe UI"/>
+                <w:sz w:val="19"/>
+                <w:szCs w:val="19"/>
+                <w:rtl/>
+              </w:rPr>
+              <w:t xml:space="preserve">نام ابزار فقط در عنوان یا توضیح قانون آمده، نه در کوئری؛ شاید قانون واقعاً آن را تشخیص ندهد.</w:t>
+            </w:r>
+          </w:p>
+        </w:tc>
+      </w:tr>
+      <w:tr>
+        <w:tc>
+          <w:tcPr>
+            <w:tcW w:type="dxa" w:w="3126"/>
+            <w:tcBorders>
+              <w:top w:val="single" w:color="D5DCE4" w:sz="4"/>
+              <w:left w:val="single" w:color="D5DCE4" w:sz="4"/>
+              <w:bottom w:val="single" w:color="D5DCE4" w:sz="4"/>
+              <w:right w:val="single" w:color="D5DCE4" w:sz="4"/>
+            </w:tcBorders>
+            <w:tcMar>
+              <w:top w:type="dxa" w:w="70"/>
+              <w:left w:type="dxa" w:w="120"/>
+              <w:bottom w:type="dxa" w:w="70"/>
+              <w:right w:type="dxa" w:w="120"/>
+            </w:tcMar>
+          </w:tcPr>
+          <w:p>
+            <w:pPr>
+              <w:bidi/>
+            </w:pPr>
+            <w:r>
+              <w:rPr>
+                <w:rFonts w:ascii="Segoe UI" w:cs="Tahoma" w:eastAsia="Segoe UI" w:hAnsi="Segoe UI"/>
+                <w:b/>
+                <w:bCs/>
+                <w:sz w:val="19"/>
+                <w:szCs w:val="19"/>
+                <w:rtl w:val="false"/>
+              </w:rPr>
+              <w:t xml:space="preserve">Rules without an ATT&amp;CK technique</w:t>
+            </w:r>
+          </w:p>
+        </w:tc>
+        <w:tc>
+          <w:tcPr>
+            <w:tcW w:type="dxa" w:w="6512"/>
+            <w:tcBorders>
+              <w:top w:val="single" w:color="D5DCE4" w:sz="4"/>
+              <w:left w:val="single" w:color="D5DCE4" w:sz="4"/>
+              <w:bottom w:val="single" w:color="D5DCE4" w:sz="4"/>
+              <w:right w:val="single" w:color="D5DCE4" w:sz="4"/>
+            </w:tcBorders>
+            <w:tcMar>
+              <w:top w:type="dxa" w:w="70"/>
+              <w:left w:type="dxa" w:w="120"/>
+              <w:bottom w:type="dxa" w:w="70"/>
+              <w:right w:type="dxa" w:w="120"/>
+            </w:tcMar>
+          </w:tcPr>
+          <w:p>
+            <w:pPr>
+              <w:bidi/>
+            </w:pPr>
+            <w:r>
+              <w:rPr>
+                <w:rFonts w:ascii="Segoe UI" w:cs="Tahoma" w:eastAsia="Segoe UI" w:hAnsi="Segoe UI"/>
+                <w:sz w:val="19"/>
+                <w:szCs w:val="19"/>
+                <w:rtl/>
+              </w:rPr>
+              <w:t xml:space="preserve">قوانین بدون نگاشت ATT&amp;CK؛ در پوشش حساب نمی‌شوند.</w:t>
+            </w:r>
+          </w:p>
+        </w:tc>
+      </w:tr>
+      <w:tr>
+        <w:tc>
+          <w:tcPr>
+            <w:tcW w:type="dxa" w:w="3126"/>
+            <w:tcBorders>
+              <w:top w:val="single" w:color="D5DCE4" w:sz="4"/>
+              <w:left w:val="single" w:color="D5DCE4" w:sz="4"/>
+              <w:bottom w:val="single" w:color="D5DCE4" w:sz="4"/>
+              <w:right w:val="single" w:color="D5DCE4" w:sz="4"/>
+            </w:tcBorders>
+            <w:tcMar>
+              <w:top w:type="dxa" w:w="70"/>
+              <w:left w:type="dxa" w:w="120"/>
+              <w:bottom w:type="dxa" w:w="70"/>
+              <w:right w:type="dxa" w:w="120"/>
+            </w:tcMar>
+          </w:tcPr>
+          <w:p>
+            <w:pPr>
+              <w:bidi/>
+            </w:pPr>
+            <w:r>
+              <w:rPr>
+                <w:rFonts w:ascii="Segoe UI" w:cs="Tahoma" w:eastAsia="Segoe UI" w:hAnsi="Segoe UI"/>
+                <w:b/>
+                <w:bCs/>
+                <w:sz w:val="19"/>
+                <w:szCs w:val="19"/>
+                <w:rtl w:val="false"/>
+              </w:rPr>
+              <w:t xml:space="preserve">Retired ATT&amp;CK IDs</w:t>
+            </w:r>
+          </w:p>
+        </w:tc>
+        <w:tc>
+          <w:tcPr>
+            <w:tcW w:type="dxa" w:w="6512"/>
+            <w:tcBorders>
+              <w:top w:val="single" w:color="D5DCE4" w:sz="4"/>
+              <w:left w:val="single" w:color="D5DCE4" w:sz="4"/>
+              <w:bottom w:val="single" w:color="D5DCE4" w:sz="4"/>
+              <w:right w:val="single" w:color="D5DCE4" w:sz="4"/>
+            </w:tcBorders>
+            <w:tcMar>
+              <w:top w:type="dxa" w:w="70"/>
+              <w:left w:type="dxa" w:w="120"/>
+              <w:bottom w:type="dxa" w:w="70"/>
+              <w:right w:type="dxa" w:w="120"/>
+            </w:tcMar>
+          </w:tcPr>
+          <w:p>
+            <w:pPr>
+              <w:bidi/>
+            </w:pPr>
+            <w:r>
+              <w:rPr>
+                <w:rFonts w:ascii="Segoe UI" w:cs="Tahoma" w:eastAsia="Segoe UI" w:hAnsi="Segoe UI"/>
+                <w:sz w:val="19"/>
+                <w:szCs w:val="19"/>
+                <w:rtl/>
+              </w:rPr>
+              <w:t xml:space="preserve">شناسه‌هایی که MITRE بازنشسته کرده است؛ نگاشت را به‌روز کنید.</w:t>
+            </w:r>
+          </w:p>
+        </w:tc>
+      </w:tr>
+      <w:tr>
+        <w:tc>
+          <w:tcPr>
+            <w:tcW w:type="dxa" w:w="3126"/>
+            <w:tcBorders>
+              <w:top w:val="single" w:color="D5DCE4" w:sz="4"/>
+              <w:left w:val="single" w:color="D5DCE4" w:sz="4"/>
+              <w:bottom w:val="single" w:color="D5DCE4" w:sz="4"/>
+              <w:right w:val="single" w:color="D5DCE4" w:sz="4"/>
+            </w:tcBorders>
+            <w:tcMar>
+              <w:top w:type="dxa" w:w="70"/>
+              <w:left w:type="dxa" w:w="120"/>
+              <w:bottom w:type="dxa" w:w="70"/>
+              <w:right w:type="dxa" w:w="120"/>
+            </w:tcMar>
+          </w:tcPr>
+          <w:p>
+            <w:pPr>
+              <w:bidi/>
+            </w:pPr>
+            <w:r>
+              <w:rPr>
+                <w:rFonts w:ascii="Segoe UI" w:cs="Tahoma" w:eastAsia="Segoe UI" w:hAnsi="Segoe UI"/>
+                <w:b/>
+                <w:bCs/>
+                <w:sz w:val="19"/>
+                <w:szCs w:val="19"/>
+                <w:rtl w:val="false"/>
+              </w:rPr>
+              <w:t xml:space="preserve">Telemetry only inferred</w:t>
+            </w:r>
+          </w:p>
+        </w:tc>
+        <w:tc>
+          <w:tcPr>
+            <w:tcW w:type="dxa" w:w="6512"/>
+            <w:tcBorders>
+              <w:top w:val="single" w:color="D5DCE4" w:sz="4"/>
+              <w:left w:val="single" w:color="D5DCE4" w:sz="4"/>
+              <w:bottom w:val="single" w:color="D5DCE4" w:sz="4"/>
+              <w:right w:val="single" w:color="D5DCE4" w:sz="4"/>
+            </w:tcBorders>
+            <w:tcMar>
+              <w:top w:type="dxa" w:w="70"/>
+              <w:left w:type="dxa" w:w="120"/>
+              <w:bottom w:type="dxa" w:w="70"/>
+              <w:right w:type="dxa" w:w="120"/>
+            </w:tcMar>
+          </w:tcPr>
+          <w:p>
+            <w:pPr>
+              <w:bidi/>
+            </w:pPr>
+            <w:r>
+              <w:rPr>
+                <w:rFonts w:ascii="Segoe UI" w:cs="Tahoma" w:eastAsia="Segoe UI" w:hAnsi="Segoe UI"/>
+                <w:sz w:val="19"/>
+                <w:szCs w:val="19"/>
+                <w:rtl/>
+              </w:rPr>
+              <w:t xml:space="preserve">همه‌ی منابع لاگ این قوانین استنتاجی‌اند و خود قانون هیچ‌کدام را نام نبرده است.</w:t>
+            </w:r>
+          </w:p>
+        </w:tc>
+      </w:tr>
+      <w:tr>
+        <w:tc>
+          <w:tcPr>
+            <w:tcW w:type="dxa" w:w="3126"/>
+            <w:tcBorders>
+              <w:top w:val="single" w:color="D5DCE4" w:sz="4"/>
+              <w:left w:val="single" w:color="D5DCE4" w:sz="4"/>
+              <w:bottom w:val="single" w:color="D5DCE4" w:sz="4"/>
+              <w:right w:val="single" w:color="D5DCE4" w:sz="4"/>
+            </w:tcBorders>
+            <w:tcMar>
+              <w:top w:type="dxa" w:w="70"/>
+              <w:left w:type="dxa" w:w="120"/>
+              <w:bottom w:type="dxa" w:w="70"/>
+              <w:right w:type="dxa" w:w="120"/>
+            </w:tcMar>
+          </w:tcPr>
+          <w:p>
+            <w:pPr>
+              <w:bidi/>
+            </w:pPr>
+            <w:r>
+              <w:rPr>
+                <w:rFonts w:ascii="Segoe UI" w:cs="Tahoma" w:eastAsia="Segoe UI" w:hAnsi="Segoe UI"/>
+                <w:b/>
+                <w:bCs/>
+                <w:sz w:val="19"/>
+                <w:szCs w:val="19"/>
+                <w:rtl w:val="false"/>
+              </w:rPr>
+              <w:t xml:space="preserve">Rules needing several events at once</w:t>
+            </w:r>
+          </w:p>
+        </w:tc>
+        <w:tc>
+          <w:tcPr>
+            <w:tcW w:type="dxa" w:w="6512"/>
+            <w:tcBorders>
+              <w:top w:val="single" w:color="D5DCE4" w:sz="4"/>
+              <w:left w:val="single" w:color="D5DCE4" w:sz="4"/>
+              <w:bottom w:val="single" w:color="D5DCE4" w:sz="4"/>
+              <w:right w:val="single" w:color="D5DCE4" w:sz="4"/>
+            </w:tcBorders>
+            <w:tcMar>
+              <w:top w:type="dxa" w:w="70"/>
+              <w:left w:type="dxa" w:w="120"/>
+              <w:bottom w:type="dxa" w:w="70"/>
+              <w:right w:type="dxa" w:w="120"/>
+            </w:tcMar>
+          </w:tcPr>
+          <w:p>
+            <w:pPr>
+              <w:bidi/>
+            </w:pPr>
+            <w:r>
+              <w:rPr>
+                <w:rFonts w:ascii="Segoe UI" w:cs="Tahoma" w:eastAsia="Segoe UI" w:hAnsi="Segoe UI"/>
+                <w:sz w:val="19"/>
+                <w:szCs w:val="19"/>
+                <w:rtl/>
+              </w:rPr>
+              <w:t xml:space="preserve">قوانینی که شرط AND دارند.</w:t>
+            </w:r>
+          </w:p>
+        </w:tc>
+      </w:tr>
+      <w:tr>
+        <w:tc>
+          <w:tcPr>
+            <w:tcW w:type="dxa" w:w="3126"/>
+            <w:tcBorders>
+              <w:top w:val="single" w:color="D5DCE4" w:sz="4"/>
+              <w:left w:val="single" w:color="D5DCE4" w:sz="4"/>
+              <w:bottom w:val="single" w:color="D5DCE4" w:sz="4"/>
+              <w:right w:val="single" w:color="D5DCE4" w:sz="4"/>
+            </w:tcBorders>
+            <w:tcMar>
+              <w:top w:type="dxa" w:w="70"/>
+              <w:left w:type="dxa" w:w="120"/>
+              <w:bottom w:type="dxa" w:w="70"/>
+              <w:right w:type="dxa" w:w="120"/>
+            </w:tcMar>
+          </w:tcPr>
+          <w:p>
+            <w:pPr>
+              <w:bidi/>
+            </w:pPr>
+            <w:r>
+              <w:rPr>
+                <w:rFonts w:ascii="Segoe UI" w:cs="Tahoma" w:eastAsia="Segoe UI" w:hAnsi="Segoe UI"/>
+                <w:b/>
+                <w:bCs/>
+                <w:sz w:val="19"/>
+                <w:szCs w:val="19"/>
+                <w:rtl w:val="false"/>
+              </w:rPr>
+              <w:t xml:space="preserve">Data sources DetectKB does not know</w:t>
+            </w:r>
+          </w:p>
+        </w:tc>
+        <w:tc>
+          <w:tcPr>
+            <w:tcW w:type="dxa" w:w="6512"/>
+            <w:tcBorders>
+              <w:top w:val="single" w:color="D5DCE4" w:sz="4"/>
+              <w:left w:val="single" w:color="D5DCE4" w:sz="4"/>
+              <w:bottom w:val="single" w:color="D5DCE4" w:sz="4"/>
+              <w:right w:val="single" w:color="D5DCE4" w:sz="4"/>
+            </w:tcBorders>
+            <w:tcMar>
+              <w:top w:type="dxa" w:w="70"/>
+              <w:left w:type="dxa" w:w="120"/>
+              <w:bottom w:type="dxa" w:w="70"/>
+              <w:right w:type="dxa" w:w="120"/>
+            </w:tcMar>
+          </w:tcPr>
+          <w:p>
+            <w:pPr>
+              <w:bidi/>
+            </w:pPr>
+            <w:r>
+              <w:rPr>
+                <w:rFonts w:ascii="Segoe UI" w:cs="Tahoma" w:eastAsia="Segoe UI" w:hAnsi="Segoe UI"/>
+                <w:sz w:val="19"/>
+                <w:szCs w:val="19"/>
+                <w:rtl/>
+              </w:rPr>
+              <w:t xml:space="preserve">نام‌هایی در فیلد منبع داده که سامانه نمی‌شناسد؛ این قوانین در تحلیل اثر «در خطر» حساب می‌شوند.</w:t>
+            </w:r>
+          </w:p>
+        </w:tc>
+      </w:tr>
+      <w:tr>
+        <w:tc>
+          <w:tcPr>
+            <w:tcW w:type="dxa" w:w="3126"/>
+            <w:tcBorders>
+              <w:top w:val="single" w:color="D5DCE4" w:sz="4"/>
+              <w:left w:val="single" w:color="D5DCE4" w:sz="4"/>
+              <w:bottom w:val="single" w:color="D5DCE4" w:sz="4"/>
+              <w:right w:val="single" w:color="D5DCE4" w:sz="4"/>
+            </w:tcBorders>
+            <w:tcMar>
+              <w:top w:type="dxa" w:w="70"/>
+              <w:left w:type="dxa" w:w="120"/>
+              <w:bottom w:type="dxa" w:w="70"/>
+              <w:right w:type="dxa" w:w="120"/>
+            </w:tcMar>
+          </w:tcPr>
+          <w:p>
+            <w:pPr>
+              <w:bidi/>
+            </w:pPr>
+            <w:r>
+              <w:rPr>
+                <w:rFonts w:ascii="Segoe UI" w:cs="Tahoma" w:eastAsia="Segoe UI" w:hAnsi="Segoe UI"/>
+                <w:b/>
+                <w:bCs/>
+                <w:sz w:val="19"/>
+                <w:szCs w:val="19"/>
+                <w:rtl w:val="false"/>
+              </w:rPr>
+              <w:t xml:space="preserve">Production rules without false positives</w:t>
+            </w:r>
+          </w:p>
+        </w:tc>
+        <w:tc>
+          <w:tcPr>
+            <w:tcW w:type="dxa" w:w="6512"/>
+            <w:tcBorders>
+              <w:top w:val="single" w:color="D5DCE4" w:sz="4"/>
+              <w:left w:val="single" w:color="D5DCE4" w:sz="4"/>
+              <w:bottom w:val="single" w:color="D5DCE4" w:sz="4"/>
+              <w:right w:val="single" w:color="D5DCE4" w:sz="4"/>
+            </w:tcBorders>
+            <w:tcMar>
+              <w:top w:type="dxa" w:w="70"/>
+              <w:left w:type="dxa" w:w="120"/>
+              <w:bottom w:type="dxa" w:w="70"/>
+              <w:right w:type="dxa" w:w="120"/>
+            </w:tcMar>
+          </w:tcPr>
+          <w:p>
+            <w:pPr>
+              <w:bidi/>
+            </w:pPr>
+            <w:r>
+              <w:rPr>
+                <w:rFonts w:ascii="Segoe UI" w:cs="Tahoma" w:eastAsia="Segoe UI" w:hAnsi="Segoe UI"/>
+                <w:sz w:val="19"/>
+                <w:szCs w:val="19"/>
+                <w:rtl/>
+              </w:rPr>
+              <w:t xml:space="preserve">قوانین Production که توضیح مثبت کاذب ندارند.</w:t>
+            </w:r>
+          </w:p>
+        </w:tc>
+      </w:tr>
+      <w:tr>
+        <w:tc>
+          <w:tcPr>
+            <w:tcW w:type="dxa" w:w="3126"/>
+            <w:tcBorders>
+              <w:top w:val="single" w:color="D5DCE4" w:sz="4"/>
+              <w:left w:val="single" w:color="D5DCE4" w:sz="4"/>
+              <w:bottom w:val="single" w:color="D5DCE4" w:sz="4"/>
+              <w:right w:val="single" w:color="D5DCE4" w:sz="4"/>
+            </w:tcBorders>
+            <w:tcMar>
+              <w:top w:type="dxa" w:w="70"/>
+              <w:left w:type="dxa" w:w="120"/>
+              <w:bottom w:type="dxa" w:w="70"/>
+              <w:right w:type="dxa" w:w="120"/>
+            </w:tcMar>
+          </w:tcPr>
+          <w:p>
+            <w:pPr>
+              <w:bidi/>
+            </w:pPr>
+            <w:r>
+              <w:rPr>
+                <w:rFonts w:ascii="Segoe UI" w:cs="Tahoma" w:eastAsia="Segoe UI" w:hAnsi="Segoe UI"/>
+                <w:b/>
+                <w:bCs/>
+                <w:sz w:val="19"/>
+                <w:szCs w:val="19"/>
+                <w:rtl w:val="false"/>
+              </w:rPr>
+              <w:t xml:space="preserve">Rules with the same title</w:t>
+            </w:r>
+          </w:p>
+        </w:tc>
+        <w:tc>
+          <w:tcPr>
+            <w:tcW w:type="dxa" w:w="6512"/>
+            <w:tcBorders>
+              <w:top w:val="single" w:color="D5DCE4" w:sz="4"/>
+              <w:left w:val="single" w:color="D5DCE4" w:sz="4"/>
+              <w:bottom w:val="single" w:color="D5DCE4" w:sz="4"/>
+              <w:right w:val="single" w:color="D5DCE4" w:sz="4"/>
+            </w:tcBorders>
+            <w:tcMar>
+              <w:top w:type="dxa" w:w="70"/>
+              <w:left w:type="dxa" w:w="120"/>
+              <w:bottom w:type="dxa" w:w="70"/>
+              <w:right w:type="dxa" w:w="120"/>
+            </w:tcMar>
+          </w:tcPr>
+          <w:p>
+            <w:pPr>
+              <w:bidi/>
+            </w:pPr>
+            <w:r>
+              <w:rPr>
+                <w:rFonts w:ascii="Segoe UI" w:cs="Tahoma" w:eastAsia="Segoe UI" w:hAnsi="Segoe UI"/>
+                <w:sz w:val="19"/>
+                <w:szCs w:val="19"/>
+                <w:rtl/>
+              </w:rPr>
+              <w:t xml:space="preserve">قوانین هم‌نام؛ اغلب یک قانون که از دو منبع وارد شده است.</w:t>
+            </w:r>
+          </w:p>
+        </w:tc>
+      </w:tr>
+      <w:tr>
+        <w:tc>
+          <w:tcPr>
+            <w:tcW w:type="dxa" w:w="3126"/>
+            <w:tcBorders>
+              <w:top w:val="single" w:color="D5DCE4" w:sz="4"/>
+              <w:left w:val="single" w:color="D5DCE4" w:sz="4"/>
+              <w:bottom w:val="single" w:color="D5DCE4" w:sz="4"/>
+              <w:right w:val="single" w:color="D5DCE4" w:sz="4"/>
+            </w:tcBorders>
+            <w:tcMar>
+              <w:top w:type="dxa" w:w="70"/>
+              <w:left w:type="dxa" w:w="120"/>
+              <w:bottom w:type="dxa" w:w="70"/>
+              <w:right w:type="dxa" w:w="120"/>
+            </w:tcMar>
+          </w:tcPr>
+          <w:p>
+            <w:pPr>
+              <w:bidi/>
+            </w:pPr>
+            <w:r>
+              <w:rPr>
+                <w:rFonts w:ascii="Segoe UI" w:cs="Tahoma" w:eastAsia="Segoe UI" w:hAnsi="Segoe UI"/>
+                <w:b/>
+                <w:bCs/>
+                <w:sz w:val="19"/>
+                <w:szCs w:val="19"/>
+                <w:rtl w:val="false"/>
+              </w:rPr>
+              <w:t xml:space="preserve">Analytic stories without a description</w:t>
+            </w:r>
+          </w:p>
+        </w:tc>
+        <w:tc>
+          <w:tcPr>
+            <w:tcW w:type="dxa" w:w="6512"/>
+            <w:tcBorders>
+              <w:top w:val="single" w:color="D5DCE4" w:sz="4"/>
+              <w:left w:val="single" w:color="D5DCE4" w:sz="4"/>
+              <w:bottom w:val="single" w:color="D5DCE4" w:sz="4"/>
+              <w:right w:val="single" w:color="D5DCE4" w:sz="4"/>
+            </w:tcBorders>
+            <w:tcMar>
+              <w:top w:type="dxa" w:w="70"/>
+              <w:left w:type="dxa" w:w="120"/>
+              <w:bottom w:type="dxa" w:w="70"/>
+              <w:right w:type="dxa" w:w="120"/>
+            </w:tcMar>
+          </w:tcPr>
+          <w:p>
+            <w:pPr>
+              <w:bidi/>
+            </w:pPr>
+            <w:r>
+              <w:rPr>
+                <w:rFonts w:ascii="Segoe UI" w:cs="Tahoma" w:eastAsia="Segoe UI" w:hAnsi="Segoe UI"/>
+                <w:sz w:val="19"/>
+                <w:szCs w:val="19"/>
+                <w:rtl/>
+              </w:rPr>
+              <w:t xml:space="preserve">سناریوهایی که هنوز توضیح ندارند.</w:t>
+            </w:r>
+          </w:p>
+        </w:tc>
+      </w:tr>
+      <w:tr>
+        <w:tc>
+          <w:tcPr>
+            <w:tcW w:type="dxa" w:w="3126"/>
+            <w:tcBorders>
+              <w:top w:val="single" w:color="D5DCE4" w:sz="4"/>
+              <w:left w:val="single" w:color="D5DCE4" w:sz="4"/>
+              <w:bottom w:val="single" w:color="D5DCE4" w:sz="4"/>
+              <w:right w:val="single" w:color="D5DCE4" w:sz="4"/>
+            </w:tcBorders>
+            <w:tcMar>
+              <w:top w:type="dxa" w:w="70"/>
+              <w:left w:type="dxa" w:w="120"/>
+              <w:bottom w:type="dxa" w:w="70"/>
+              <w:right w:type="dxa" w:w="120"/>
+            </w:tcMar>
+          </w:tcPr>
+          <w:p>
+            <w:pPr>
+              <w:bidi/>
+            </w:pPr>
+            <w:r>
+              <w:rPr>
+                <w:rFonts w:ascii="Segoe UI" w:cs="Tahoma" w:eastAsia="Segoe UI" w:hAnsi="Segoe UI"/>
+                <w:b/>
+                <w:bCs/>
+                <w:sz w:val="19"/>
+                <w:szCs w:val="19"/>
+                <w:rtl w:val="false"/>
+              </w:rPr>
+              <w:t xml:space="preserve">Data source pages without telemetry</w:t>
+            </w:r>
+          </w:p>
+        </w:tc>
+        <w:tc>
+          <w:tcPr>
+            <w:tcW w:type="dxa" w:w="6512"/>
+            <w:tcBorders>
+              <w:top w:val="single" w:color="D5DCE4" w:sz="4"/>
+              <w:left w:val="single" w:color="D5DCE4" w:sz="4"/>
+              <w:bottom w:val="single" w:color="D5DCE4" w:sz="4"/>
+              <w:right w:val="single" w:color="D5DCE4" w:sz="4"/>
+            </w:tcBorders>
+            <w:tcMar>
+              <w:top w:type="dxa" w:w="70"/>
+              <w:left w:type="dxa" w:w="120"/>
+              <w:bottom w:type="dxa" w:w="70"/>
+              <w:right w:type="dxa" w:w="120"/>
+            </w:tcMar>
+          </w:tcPr>
+          <w:p>
+            <w:pPr>
+              <w:bidi/>
+            </w:pPr>
+            <w:r>
+              <w:rPr>
+                <w:rFonts w:ascii="Segoe UI" w:cs="Tahoma" w:eastAsia="Segoe UI" w:hAnsi="Segoe UI"/>
+                <w:sz w:val="19"/>
+                <w:szCs w:val="19"/>
+                <w:rtl/>
+              </w:rPr>
+              <w:t xml:space="preserve">صفحه‌های منبع داده که هیچ رویدادی را نام نمی‌برند.</w:t>
+            </w:r>
+          </w:p>
+        </w:tc>
+      </w:tr>
+    </w:tbl>
+    <w:p>
+      <w:pPr>
+        <w:spacing w:after="160"/>
+      </w:pPr>
+    </w:p>
+    <w:p>
+      <w:pPr>
+        <w:pStyle w:val="Heading2"/>
+        <w:bidi/>
+      </w:pPr>
+      <w:r>
+        <w:rPr>
+          <w:rFonts w:ascii="Segoe UI" w:cs="Tahoma" w:eastAsia="Segoe UI" w:hAnsi="Segoe UI"/>
+          <w:rtl/>
+        </w:rPr>
+        <w:t xml:space="preserve">گزارش فعالیت (مدیر)</w:t>
+      </w:r>
+    </w:p>
+    <w:p>
+      <w:pPr>
+        <w:bidi/>
+        <w:spacing w:after="120"/>
+        <w:jc w:val="both"/>
+      </w:pPr>
+      <w:r>
+        <w:rPr>
+          <w:rFonts w:ascii="Segoe UI" w:cs="Tahoma" w:eastAsia="Segoe UI" w:hAnsi="Segoe UI"/>
+          <w:rtl/>
+        </w:rPr>
+        <w:t xml:space="preserve">صفحه‌ی </w:t>
+      </w:r>
+      <w:r>
+        <w:rPr>
+          <w:rFonts w:ascii="Segoe UI" w:cs="Tahoma" w:eastAsia="Segoe UI" w:hAnsi="Segoe UI"/>
+          <w:b/>
+          <w:bCs/>
+          <w:rtl w:val="false"/>
+        </w:rPr>
+        <w:t xml:space="preserve">Activity</w:t>
+      </w:r>
+      <w:r>
+        <w:rPr>
+          <w:rFonts w:ascii="Segoe UI" w:cs="Tahoma" w:eastAsia="Segoe UI" w:hAnsi="Segoe UI"/>
+          <w:rtl/>
+        </w:rPr>
+        <w:t xml:space="preserve"> فعالیت کاربران را در بازه‌ی ۷، ۱۴، ۳۰ یا ۶۰ روز گذشته نشان می‌دهد: تعداد ورودهای موفق و ناموفق، تعداد عملیات، کاربران فعال، نمودار ورود روزانه، تفکیک نوع عملیات (مثل ورود قانون و تغییر گروهی)، ورود هر کاربر و فهرست آخرین رویدادها.</w:t>
+      </w:r>
+    </w:p>
+    <w:p>
+      <w:pPr>
+        <w:keepNext/>
+        <w:spacing w:after="60" w:before="160" w:line="240" w:lineRule="auto"/>
+        <w:jc w:val="center"/>
+      </w:pPr>
+      <w:r>
+        <w:drawing>
+          <wp:inline distT="0" distB="0" distL="0" distR="0">
+            <wp:extent cx="5810250" cy="4086225"/>
+            <wp:effectExtent t="0" r="0" b="0" l="0"/>
+            <wp:docPr id="54" name="" descr="" title=""/>
+            <wp:cNvGraphicFramePr>
+              <a:graphicFrameLocks xmlns:a="http://schemas.openxmlformats.org/drawingml/2006/main" noChangeAspect="1"/>
+            </wp:cNvGraphicFramePr>
+            <a:graphic xmlns:a="http://schemas.openxmlformats.org/drawingml/2006/main">
+              <a:graphicData uri="http://schemas.openxmlformats.org/drawingml/2006/picture">
+                <pic:pic xmlns:pic="http://schemas.openxmlformats.org/drawingml/2006/picture">
+                  <pic:nvPicPr>
+                    <pic:cNvPr id="0" name="" descr=""/>
+                    <pic:cNvPicPr>
+                      <a:picLocks noChangeAspect="1" noChangeArrowheads="1"/>
+                    </pic:cNvPicPr>
+                  </pic:nvPicPr>
+                  <pic:blipFill>
+                    <a:blip r:embed="rId64" cstate="none"/>
+                    <a:srcRect/>
+                    <a:stretch>
+                      <a:fillRect/>
+                    </a:stretch>
+                  </pic:blipFill>
+                  <pic:spPr bwMode="auto">
+                    <a:xfrm>
+                      <a:off x="0" y="0"/>
+                      <a:ext cx="5810250" cy="4086225"/>
+                    </a:xfrm>
+                    <a:prstGeom prst="rect">
+                      <a:avLst/>
+                    </a:prstGeom>
+                  </pic:spPr>
+                </pic:pic>
+              </a:graphicData>
+            </a:graphic>
+          </wp:inline>
+        </w:drawing>
+      </w:r>
+    </w:p>
+    <w:p>
+      <w:pPr>
+        <w:bidi/>
+        <w:spacing w:after="220"/>
+        <w:jc w:val="center"/>
+      </w:pPr>
+      <w:r>
+        <w:rPr>
+          <w:rFonts w:ascii="Segoe UI" w:cs="Tahoma" w:eastAsia="Segoe UI" w:hAnsi="Segoe UI"/>
+          <w:color w:val="5B6878"/>
+          <w:sz w:val="18"/>
+          <w:szCs w:val="18"/>
+          <w:rtl/>
+        </w:rPr>
+        <w:t xml:space="preserve">شکل ۵۴ — گزارش فعالیت کاربران</w:t>
       </w:r>
     </w:p>
     <w:p>
@@ -18625,7 +20373,7 @@
           <wp:inline distT="0" distB="0" distL="0" distR="0">
             <wp:extent cx="3048000" cy="4857750"/>
             <wp:effectExtent t="0" r="0" b="0" l="0"/>
-            <wp:docPr id="53" name="" descr="" title=""/>
+            <wp:docPr id="55" name="" descr="" title=""/>
             <wp:cNvGraphicFramePr>
               <a:graphicFrameLocks xmlns:a="http://schemas.openxmlformats.org/drawingml/2006/main" noChangeAspect="1"/>
             </wp:cNvGraphicFramePr>
@@ -18639,7 +20387,7 @@
                     </pic:cNvPicPr>
                   </pic:nvPicPr>
                   <pic:blipFill>
-                    <a:blip r:embed="rId63" cstate="none"/>
+                    <a:blip r:embed="rId65" cstate="none"/>
                     <a:srcRect/>
                     <a:stretch>
                       <a:fillRect/>
@@ -18675,7 +20423,7 @@
           <w:szCs w:val="18"/>
           <w:rtl/>
         </w:rPr>
-        <w:t xml:space="preserve">شکل ۵۳ — پنجره‌ی راهنمای میانبرها</w:t>
+        <w:t xml:space="preserve">شکل ۵۵ — پنجره‌ی راهنمای میانبرها</w:t>
       </w:r>
     </w:p>
     <w:p>
@@ -18716,7 +20464,7 @@
           <wp:inline distT="0" distB="0" distL="0" distR="0">
             <wp:extent cx="5810250" cy="3629025"/>
             <wp:effectExtent t="0" r="0" b="0" l="0"/>
-            <wp:docPr id="54" name="" descr="" title=""/>
+            <wp:docPr id="56" name="" descr="" title=""/>
             <wp:cNvGraphicFramePr>
               <a:graphicFrameLocks xmlns:a="http://schemas.openxmlformats.org/drawingml/2006/main" noChangeAspect="1"/>
             </wp:cNvGraphicFramePr>
@@ -18730,7 +20478,7 @@
                     </pic:cNvPicPr>
                   </pic:nvPicPr>
                   <pic:blipFill>
-                    <a:blip r:embed="rId64" cstate="none"/>
+                    <a:blip r:embed="rId66" cstate="none"/>
                     <a:srcRect/>
                     <a:stretch>
                       <a:fillRect/>
@@ -18766,7 +20514,7 @@
           <w:szCs w:val="18"/>
           <w:rtl/>
         </w:rPr>
-        <w:t xml:space="preserve">شکل ۵۴ — داشبورد در حالت تاریک</w:t>
+        <w:t xml:space="preserve">شکل ۵۶ — داشبورد در حالت تاریک</w:t>
       </w:r>
     </w:p>
     <w:p>
